--- a/report/CMP7200_Dissertation.docx
+++ b/report/CMP7200_Dissertation.docx
@@ -1891,7 +1891,7 @@
         <w:jc w:val="both"/>
       </w:pPr>
       <w:r>
-        <w:t>The implementation is 16,873 lines of Python across 61 files; Appendix E maps every module to its responsibility. Two boundaries in that map were placed deliberately, and both had been violated earlier in development. Measurement is separated from the code being measured, because an early version incremented a counter inside the arm it was measuring and produced a figure that counted tasks rather than requests. Evaluation code is kept out of the shipped path, because the distillation helpers written for the tuned arm are meaningful only as an experimental treatment and would have become production behaviour had they been placed in the tool layer.</w:t>
+        <w:t>The implementation is 16,882 lines of Python across 61 files; Appendix E maps every module to its responsibility. Two boundaries in that map were placed deliberately, and both had been violated earlier in development. Measurement is separated from the code being measured, because an early version incremented a counter inside the arm it was measuring and produced a figure that counted tasks rather than requests. Evaluation code is kept out of the shipped path, because the distillation helpers written for the tuned arm are meaningful only as an experimental treatment and would have become production behaviour had they been placed in the tool layer.</w:t>
       </w:r>
     </w:p>
     <w:p>
@@ -2924,7 +2924,7 @@
         <w:jc w:val="both"/>
       </w:pPr>
       <w:r>
-        <w:t>The system is 16,873 lines of Python across 61 files, developed over 56 commits, and Appendix E breaks it down by area. It was built in the order the layers depend on each other: the tool server first, because nothing can be retrieved without it; then the message layer, the agents and the interfaces; and last, later than it should have been, the measurement infrastructure. That ordering is the root of the first failure below, and Section 7.6 argues it should have been reversed.</w:t>
+        <w:t>The system is 16,882 lines of Python across 61 files, developed over 57 commits, and Appendix E breaks it down by area. It was built in the order the layers depend on each other: the tool server first, because nothing can be retrieved without it; then the message layer, the agents and the interfaces; and last, later than it should have been, the measurement infrastructure. That ordering is the root of the first failure below, and Section 7.6 argues it should have been reversed.</w:t>
       </w:r>
     </w:p>
     <w:p>
@@ -13061,7 +13061,7 @@
               <w:rPr>
                 <w:sz w:val="19"/>
               </w:rPr>
-              <w:t>1,451</w:t>
+              <w:t>1,460</w:t>
             </w:r>
           </w:p>
         </w:tc>
@@ -13271,7 +13271,7 @@
               <w:rPr>
                 <w:sz w:val="19"/>
               </w:rPr>
-              <w:t>16,873</w:t>
+              <w:t>16,882</w:t>
             </w:r>
           </w:p>
         </w:tc>
@@ -17316,7 +17316,7 @@
               <w:rPr>
                 <w:sz w:val="19"/>
               </w:rPr>
-              <w:t>56</w:t>
+              <w:t>57</w:t>
             </w:r>
           </w:p>
         </w:tc>
@@ -17388,7 +17388,7 @@
               <w:rPr>
                 <w:sz w:val="19"/>
               </w:rPr>
-              <w:t>2026-08-14</w:t>
+              <w:t>2026-08-15</w:t>
             </w:r>
           </w:p>
         </w:tc>

--- a/report/CMP7200_Dissertation.docx
+++ b/report/CMP7200_Dissertation.docx
@@ -1891,7 +1891,7 @@
         <w:jc w:val="both"/>
       </w:pPr>
       <w:r>
-        <w:t>The implementation is 16,882 lines of Python across 61 files; Appendix E maps every module to its responsibility. Two boundaries in that map were placed deliberately, and both had been violated earlier in development. Measurement is separated from the code being measured, because an early version incremented a counter inside the arm it was measuring and produced a figure that counted tasks rather than requests. Evaluation code is kept out of the shipped path, because the distillation helpers written for the tuned arm are meaningful only as an experimental treatment and would have become production behaviour had they been placed in the tool layer.</w:t>
+        <w:t>The implementation is 17,167 lines of Python across 66 files; Appendix E maps every module to its responsibility. Two boundaries in that map were placed deliberately, and both had been violated earlier in development. Measurement is separated from the code being measured, because an early version incremented a counter inside the arm it was measuring and produced a figure that counted tasks rather than requests. Evaluation code is kept out of the shipped path, because the distillation helpers written for the tuned arm are meaningful only as an experimental treatment and would have become production behaviour had they been placed in the tool layer.</w:t>
       </w:r>
     </w:p>
     <w:p>
@@ -2924,7 +2924,7 @@
         <w:jc w:val="both"/>
       </w:pPr>
       <w:r>
-        <w:t>The system is 16,882 lines of Python across 61 files, developed over 57 commits, and Appendix E breaks it down by area. It was built in the order the layers depend on each other: the tool server first, because nothing can be retrieved without it; then the message layer, the agents and the interfaces; and last, later than it should have been, the measurement infrastructure. That ordering is the root of the first failure below, and Section 7.6 argues it should have been reversed.</w:t>
+        <w:t>The system is 17,167 lines of Python across 66 files, developed over 58 commits, and Appendix E breaks it down by area. It was built in the order the layers depend on each other: the tool server first, because nothing can be retrieved without it; then the message layer, the agents and the interfaces; and last, later than it should have been, the measurement infrastructure. That ordering is the root of the first failure below, and Section 7.6 argues it should have been reversed.</w:t>
       </w:r>
     </w:p>
     <w:p>
@@ -5945,9 +5945,9 @@
         </w:rPr>
         <w:t>python -m pytest -q                          # the test suite</w:t>
         <w:br/>
-        <w:t>python -m comparison.exp_protocol            # protocol conformance (free)</w:t>
+        <w:t>python -m evaluation.exp_protocol            # protocol conformance (free)</w:t>
         <w:br/>
-        <w:t>python -m comparison.exp_budget_gate         # budget gate, 20 scenarios (free)</w:t>
+        <w:t>python -m evaluation.exp_budget_gate         # budget gate, 20 scenarios (free)</w:t>
         <w:br/>
         <w:br/>
         <w:t># The four-arm comparison. Replay mode never touches the network;</w:t>
@@ -5958,12 +5958,12 @@
         <w:br/>
         <w:t>export TRIP_PLANNER_MAX_LIVE_CALLS=0         # belt and braces</w:t>
         <w:br/>
-        <w:t>python -m comparison.run_comparison SC-01</w:t>
+        <w:t>python -m evaluation.run_comparison SC-01</w:t>
         <w:br/>
         <w:br/>
-        <w:t>python scripts/make_diagrams.py              # 8 diagrams, 300 dpi, validated</w:t>
+        <w:t>python report/build/make_diagrams.py              # 8 diagrams, 300 dpi, validated</w:t>
         <w:br/>
-        <w:t>python scripts/make_charts.py                # 6 charts from measured data</w:t>
+        <w:t>python report/build/make_charts.py                # 6 charts from measured data</w:t>
         <w:br/>
         <w:t>python -m report.build.build_report          # this document</w:t>
         <w:br/>
@@ -12817,7 +12817,7 @@
               <w:rPr>
                 <w:sz w:val="19"/>
               </w:rPr>
-              <w:t>src</w:t>
+              <w:t>trip_planner</w:t>
             </w:r>
           </w:p>
         </w:tc>
@@ -12868,7 +12868,7 @@
               <w:rPr>
                 <w:sz w:val="19"/>
               </w:rPr>
-              <w:t>application code</w:t>
+              <w:t>the application itself</w:t>
             </w:r>
           </w:p>
         </w:tc>
@@ -12887,7 +12887,7 @@
               <w:rPr>
                 <w:sz w:val="19"/>
               </w:rPr>
-              <w:t>comparison</w:t>
+              <w:t>evaluation</w:t>
             </w:r>
           </w:p>
         </w:tc>
@@ -12921,7 +12921,7 @@
               <w:rPr>
                 <w:sz w:val="19"/>
               </w:rPr>
-              <w:t>2,724</w:t>
+              <w:t>2,723</w:t>
             </w:r>
           </w:p>
         </w:tc>
@@ -12938,7 +12938,7 @@
               <w:rPr>
                 <w:sz w:val="19"/>
               </w:rPr>
-              <w:t>evaluation harness</w:t>
+              <w:t>the four architectures and the experiments</w:t>
             </w:r>
           </w:p>
         </w:tc>
@@ -12957,7 +12957,7 @@
               <w:rPr>
                 <w:sz w:val="19"/>
               </w:rPr>
-              <w:t>testing</w:t>
+              <w:t>demos</w:t>
             </w:r>
           </w:p>
         </w:tc>
@@ -12991,7 +12991,7 @@
               <w:rPr>
                 <w:sz w:val="19"/>
               </w:rPr>
-              <w:t>1,416</w:t>
+              <w:t>671</w:t>
             </w:r>
           </w:p>
         </w:tc>
@@ -13008,7 +13008,7 @@
               <w:rPr>
                 <w:sz w:val="19"/>
               </w:rPr>
-              <w:t>test suite</w:t>
+              <w:t>demonstration scripts</w:t>
             </w:r>
           </w:p>
         </w:tc>
@@ -13027,7 +13027,7 @@
               <w:rPr>
                 <w:sz w:val="19"/>
               </w:rPr>
-              <w:t>scripts</w:t>
+              <w:t>testing</w:t>
             </w:r>
           </w:p>
         </w:tc>
@@ -13044,7 +13044,7 @@
               <w:rPr>
                 <w:sz w:val="19"/>
               </w:rPr>
-              <w:t>3</w:t>
+              <w:t>7</w:t>
             </w:r>
           </w:p>
         </w:tc>
@@ -13061,7 +13061,7 @@
               <w:rPr>
                 <w:sz w:val="19"/>
               </w:rPr>
-              <w:t>1,460</w:t>
+              <w:t>1,416</w:t>
             </w:r>
           </w:p>
         </w:tc>
@@ -13078,7 +13078,7 @@
               <w:rPr>
                 <w:sz w:val="19"/>
               </w:rPr>
-              <w:t>figure and document generators</w:t>
+              <w:t>test suite</w:t>
             </w:r>
           </w:p>
         </w:tc>
@@ -13097,7 +13097,7 @@
               <w:rPr>
                 <w:sz w:val="19"/>
               </w:rPr>
-              <w:t>demos</w:t>
+              <w:t>report</w:t>
             </w:r>
           </w:p>
         </w:tc>
@@ -13114,7 +13114,7 @@
               <w:rPr>
                 <w:sz w:val="19"/>
               </w:rPr>
-              <w:t>2</w:t>
+              <w:t>18</w:t>
             </w:r>
           </w:p>
         </w:tc>
@@ -13131,7 +13131,7 @@
               <w:rPr>
                 <w:sz w:val="19"/>
               </w:rPr>
-              <w:t>389</w:t>
+              <w:t>5,695</w:t>
             </w:r>
           </w:p>
         </w:tc>
@@ -13148,7 +13148,7 @@
               <w:rPr>
                 <w:sz w:val="19"/>
               </w:rPr>
-              <w:t>demonstration scripts</w:t>
+              <w:t>report and figure generators</w:t>
             </w:r>
           </w:p>
         </w:tc>
@@ -13167,7 +13167,7 @@
               <w:rPr>
                 <w:sz w:val="19"/>
               </w:rPr>
-              <w:t>report</w:t>
+              <w:t>Total</w:t>
             </w:r>
           </w:p>
         </w:tc>
@@ -13184,7 +13184,7 @@
               <w:rPr>
                 <w:sz w:val="19"/>
               </w:rPr>
-              <w:t>15</w:t>
+              <w:t>66</w:t>
             </w:r>
           </w:p>
         </w:tc>
@@ -13201,77 +13201,7 @@
               <w:rPr>
                 <w:sz w:val="19"/>
               </w:rPr>
-              <w:t>4,231</w:t>
-            </w:r>
-          </w:p>
-        </w:tc>
-        <w:tc>
-          <w:tcPr>
-            <w:tcW w:type="dxa" w:w="4896"/>
-          </w:tcPr>
-          <w:p>
-            <w:pPr>
-              <w:spacing w:line="240" w:lineRule="auto"/>
-            </w:pPr>
-            <w:r/>
-            <w:r>
-              <w:rPr>
-                <w:sz w:val="19"/>
-              </w:rPr>
-              <w:t>report generator</w:t>
-            </w:r>
-          </w:p>
-        </w:tc>
-      </w:tr>
-      <w:tr>
-        <w:tc>
-          <w:tcPr>
-            <w:tcW w:type="dxa" w:w="1872"/>
-          </w:tcPr>
-          <w:p>
-            <w:pPr>
-              <w:spacing w:line="240" w:lineRule="auto"/>
-            </w:pPr>
-            <w:r/>
-            <w:r>
-              <w:rPr>
-                <w:sz w:val="19"/>
-              </w:rPr>
-              <w:t>Total</w:t>
-            </w:r>
-          </w:p>
-        </w:tc>
-        <w:tc>
-          <w:tcPr>
-            <w:tcW w:type="dxa" w:w="1008"/>
-          </w:tcPr>
-          <w:p>
-            <w:pPr>
-              <w:spacing w:line="240" w:lineRule="auto"/>
-            </w:pPr>
-            <w:r/>
-            <w:r>
-              <w:rPr>
-                <w:sz w:val="19"/>
-              </w:rPr>
-              <w:t>61</w:t>
-            </w:r>
-          </w:p>
-        </w:tc>
-        <w:tc>
-          <w:tcPr>
-            <w:tcW w:type="dxa" w:w="1152"/>
-          </w:tcPr>
-          <w:p>
-            <w:pPr>
-              <w:spacing w:line="240" w:lineRule="auto"/>
-            </w:pPr>
-            <w:r/>
-            <w:r>
-              <w:rPr>
-                <w:sz w:val="19"/>
-              </w:rPr>
-              <w:t>16,882</w:t>
+              <w:t>17,167</w:t>
             </w:r>
           </w:p>
         </w:tc>
@@ -13399,7 +13329,7 @@
               <w:rPr>
                 <w:sz w:val="17"/>
               </w:rPr>
-              <w:t>src/orchestrator.py</w:t>
+              <w:t>trip_planner/orchestrator.py</w:t>
             </w:r>
           </w:p>
         </w:tc>
@@ -13452,7 +13382,7 @@
               <w:rPr>
                 <w:sz w:val="17"/>
               </w:rPr>
-              <w:t>src/agents.py, src/tasks.py</w:t>
+              <w:t>trip_planner/agents.py, trip_planner/tasks.py</w:t>
             </w:r>
           </w:p>
         </w:tc>
@@ -13505,7 +13435,7 @@
               <w:rPr>
                 <w:sz w:val="17"/>
               </w:rPr>
-              <w:t>src/comms/</w:t>
+              <w:t>trip_planner/comms/</w:t>
             </w:r>
           </w:p>
         </w:tc>
@@ -13558,7 +13488,7 @@
               <w:rPr>
                 <w:sz w:val="17"/>
               </w:rPr>
-              <w:t>src/server/mcp_server.py</w:t>
+              <w:t>trip_planner/server/mcp_server.py</w:t>
             </w:r>
           </w:p>
         </w:tc>
@@ -13611,7 +13541,7 @@
               <w:rPr>
                 <w:sz w:val="17"/>
               </w:rPr>
-              <w:t>src/tools/mcp_tools.py</w:t>
+              <w:t>trip_planner/tools/mcp_tools.py</w:t>
             </w:r>
           </w:p>
         </w:tc>
@@ -13664,7 +13594,7 @@
               <w:rPr>
                 <w:sz w:val="17"/>
               </w:rPr>
-              <w:t>src/core/http_cache.py</w:t>
+              <w:t>trip_planner/core/http_cache.py</w:t>
             </w:r>
           </w:p>
         </w:tc>
@@ -13717,7 +13647,7 @@
               <w:rPr>
                 <w:sz w:val="17"/>
               </w:rPr>
-              <w:t>src/core/llm_metrics.py</w:t>
+              <w:t>trip_planner/core/llm_metrics.py</w:t>
             </w:r>
           </w:p>
         </w:tc>
@@ -13770,7 +13700,7 @@
               <w:rPr>
                 <w:sz w:val="17"/>
               </w:rPr>
-              <w:t>src/core/trip_cost.py, budget.py</w:t>
+              <w:t>trip_planner/core/trip_cost.py, budget.py</w:t>
             </w:r>
           </w:p>
         </w:tc>
@@ -13823,7 +13753,7 @@
               <w:rPr>
                 <w:sz w:val="17"/>
               </w:rPr>
-              <w:t>src/core/validators.py, resilience.py, log_setup.py</w:t>
+              <w:t>trip_planner/core/validators.py, resilience.py, log_setup.py</w:t>
             </w:r>
           </w:p>
         </w:tc>
@@ -13876,7 +13806,7 @@
               <w:rPr>
                 <w:sz w:val="17"/>
               </w:rPr>
-              <w:t>comparison/</w:t>
+              <w:t>evaluation/</w:t>
             </w:r>
           </w:p>
         </w:tc>
@@ -13929,7 +13859,7 @@
               <w:rPr>
                 <w:sz w:val="17"/>
               </w:rPr>
-              <w:t>scripts/</w:t>
+              <w:t>report/build/make_*.py</w:t>
             </w:r>
           </w:p>
         </w:tc>
@@ -17316,7 +17246,7 @@
               <w:rPr>
                 <w:sz w:val="19"/>
               </w:rPr>
-              <w:t>57</w:t>
+              <w:t>58</w:t>
             </w:r>
           </w:p>
         </w:tc>

--- a/report/CMP7200_Dissertation.docx
+++ b/report/CMP7200_Dissertation.docx
@@ -1891,7 +1891,7 @@
         <w:jc w:val="both"/>
       </w:pPr>
       <w:r>
-        <w:t>The implementation is 17,167 lines of Python across 66 files; Appendix E maps every module to its responsibility. Two boundaries in that map were placed deliberately, and both had been violated earlier in development. Measurement is separated from the code being measured, because an early version incremented a counter inside the arm it was measuring and produced a figure that counted tasks rather than requests. Evaluation code is kept out of the shipped path, because the distillation helpers written for the tuned arm are meaningful only as an experimental treatment and would have become production behaviour had they been placed in the tool layer.</w:t>
+        <w:t>The implementation is 17,089 lines of Python across 68 files; Appendix E maps every module to its responsibility. Two boundaries in that map were placed deliberately, and both had been violated earlier in development. Measurement is separated from the code being measured, because an early version incremented a counter inside the arm it was measuring and produced a figure that counted tasks rather than requests. Evaluation code is kept out of the shipped path, because the distillation helpers written for the tuned arm are meaningful only as an experimental treatment and would have become production behaviour had they been placed in the tool layer.</w:t>
       </w:r>
     </w:p>
     <w:p>
@@ -2924,7 +2924,7 @@
         <w:jc w:val="both"/>
       </w:pPr>
       <w:r>
-        <w:t>The system is 17,167 lines of Python across 66 files, developed over 58 commits, and Appendix E breaks it down by area. It was built in the order the layers depend on each other: the tool server first, because nothing can be retrieved without it; then the message layer, the agents and the interfaces; and last, later than it should have been, the measurement infrastructure. That ordering is the root of the first failure below, and Section 7.6 argues it should have been reversed.</w:t>
+        <w:t>The system is 17,089 lines of Python across 68 files, developed over 59 commits, and Appendix E breaks it down by area. It was built in the order the layers depend on each other: the tool server first, because nothing can be retrieved without it; then the message layer, the agents and the interfaces; and last, later than it should have been, the measurement infrastructure. That ordering is the root of the first failure below, and Section 7.6 argues it should have been reversed.</w:t>
       </w:r>
     </w:p>
     <w:p>
@@ -12834,7 +12834,7 @@
               <w:rPr>
                 <w:sz w:val="19"/>
               </w:rPr>
-              <w:t>22</w:t>
+              <w:t>24</w:t>
             </w:r>
           </w:p>
         </w:tc>
@@ -12851,7 +12851,7 @@
               <w:rPr>
                 <w:sz w:val="19"/>
               </w:rPr>
-              <w:t>6,662</w:t>
+              <w:t>6,583</w:t>
             </w:r>
           </w:p>
         </w:tc>
@@ -13131,7 +13131,7 @@
               <w:rPr>
                 <w:sz w:val="19"/>
               </w:rPr>
-              <w:t>5,695</w:t>
+              <w:t>5,696</w:t>
             </w:r>
           </w:p>
         </w:tc>
@@ -13184,7 +13184,7 @@
               <w:rPr>
                 <w:sz w:val="19"/>
               </w:rPr>
-              <w:t>66</w:t>
+              <w:t>68</w:t>
             </w:r>
           </w:p>
         </w:tc>
@@ -13201,7 +13201,7 @@
               <w:rPr>
                 <w:sz w:val="19"/>
               </w:rPr>
-              <w:t>17,167</w:t>
+              <w:t>17,089</w:t>
             </w:r>
           </w:p>
         </w:tc>
@@ -13363,7 +13363,7 @@
               <w:rPr>
                 <w:sz w:val="17"/>
               </w:rPr>
-              <w:t>The only component that knows the order of operations</w:t>
+              <w:t>The only component that knows the order of operations. Both entry points run one method; they were two sharing 74% of their text</w:t>
             </w:r>
           </w:p>
         </w:tc>
@@ -13541,7 +13541,7 @@
               <w:rPr>
                 <w:sz w:val="17"/>
               </w:rPr>
-              <w:t>trip_planner/tools/mcp_tools.py</w:t>
+              <w:t>trip_planner/tools/</w:t>
             </w:r>
           </w:p>
         </w:tc>
@@ -13558,7 +13558,7 @@
               <w:rPr>
                 <w:sz w:val="17"/>
               </w:rPr>
-              <w:t>Tool wrappers agents hold, plus the direct HTTP clients</w:t>
+              <w:t>MCP client, direct HTTP clients, agent tool wrappers — one file each</w:t>
             </w:r>
           </w:p>
         </w:tc>
@@ -13575,7 +13575,7 @@
               <w:rPr>
                 <w:sz w:val="17"/>
               </w:rPr>
-              <w:t>Framework tool objects are not plain functions; runtime code needs both</w:t>
+              <w:t>They were one 986-line module; split so the dependency is visible</w:t>
             </w:r>
           </w:p>
         </w:tc>
@@ -17246,7 +17246,7 @@
               <w:rPr>
                 <w:sz w:val="19"/>
               </w:rPr>
-              <w:t>58</w:t>
+              <w:t>59</w:t>
             </w:r>
           </w:p>
         </w:tc>

--- a/report/CMP7200_Dissertation.docx
+++ b/report/CMP7200_Dissertation.docx
@@ -1891,7 +1891,7 @@
         <w:jc w:val="both"/>
       </w:pPr>
       <w:r>
-        <w:t>The implementation is 17,089 lines of Python across 68 files; Appendix E maps every module to its responsibility. Two boundaries in that map were placed deliberately, and both had been violated earlier in development. Measurement is separated from the code being measured, because an early version incremented a counter inside the arm it was measuring and produced a figure that counted tasks rather than requests. Evaluation code is kept out of the shipped path, because the distillation helpers written for the tuned arm are meaningful only as an experimental treatment and would have become production behaviour had they been placed in the tool layer.</w:t>
+        <w:t>The implementation is 17,194 lines of Python across 68 files; Appendix E maps every module to its responsibility. Two boundaries in that map were placed deliberately, and both had been violated earlier in development. Measurement is separated from the code being measured, because an early version incremented a counter inside the arm it was measuring and produced a figure that counted tasks rather than requests. Evaluation code is kept out of the shipped path, because the distillation helpers written for the tuned arm are meaningful only as an experimental treatment and would have become production behaviour had they been placed in the tool layer.</w:t>
       </w:r>
     </w:p>
     <w:p>
@@ -2924,7 +2924,7 @@
         <w:jc w:val="both"/>
       </w:pPr>
       <w:r>
-        <w:t>The system is 17,089 lines of Python across 68 files, developed over 59 commits, and Appendix E breaks it down by area. It was built in the order the layers depend on each other: the tool server first, because nothing can be retrieved without it; then the message layer, the agents and the interfaces; and last, later than it should have been, the measurement infrastructure. That ordering is the root of the first failure below, and Section 7.6 argues it should have been reversed.</w:t>
+        <w:t>The system is 17,194 lines of Python across 68 files, developed over 61 commits, and Appendix E breaks it down by area. It was built in the order the layers depend on each other: the tool server first, because nothing can be retrieved without it; then the message layer, the agents and the interfaces; and last, later than it should have been, the measurement infrastructure. That ordering is the root of the first failure below, and Section 7.6 argues it should have been reversed.</w:t>
       </w:r>
     </w:p>
     <w:p>
@@ -3177,7 +3177,7 @@
         <w:jc w:val="both"/>
       </w:pPr>
       <w:r>
-        <w:t>The suite contains 169 tests and they pass. What they cover is narrower than that number suggests, and the gap is worth stating because it bears on how much weight the suite can carry as evidence.</w:t>
+        <w:t>The suite contains 174 tests and they pass. What they cover is narrower than that number suggests, and the gap is worth stating because it bears on how much weight the suite can carry as evidence.</w:t>
       </w:r>
     </w:p>
     <w:p>
@@ -5434,7 +5434,7 @@
         <w:jc w:val="both"/>
       </w:pPr>
       <w:r>
-        <w:t>The second mistake was treating a passing test suite as evidence about the system. 169 tests pass, and they pass on the parts that were easy to test: pure functions with no network and no model. The parts carrying the research claim had no tests, and the defects were exactly where the tests were not. Writing the conformance audit took an afternoon and found six. Coverage should have been chosen by what a defect would cost, not by what was convenient to write.</w:t>
+        <w:t>The second mistake was treating a passing test suite as evidence about the system. 174 tests pass, and they pass on the parts that were easy to test: pure functions with no network and no model. The parts carrying the research claim had no tests, and the defects were exactly where the tests were not. Writing the conformance audit took an afternoon and found six. Coverage should have been chosen by what a defect would cost, not by what was convenient to write.</w:t>
       </w:r>
     </w:p>
     <w:p>
@@ -5606,7 +5606,7 @@
         <w:jc w:val="both"/>
       </w:pPr>
       <w:r>
-        <w:t>The result this project set out to demonstrate turned out to be smaller than expected, and the results it did not set out to find turned out to be the useful ones. A fair baseline removed most of the advantage the pivot was supposed to show. An afternoon's worth of conformance checking found 6 defects in a system whose 169 passing tests had said nothing about any of them. Both outcomes came from the same decision, which was to measure the artefact rather than describe it, and to report what the measurement said.</w:t>
+        <w:t>The result this project set out to demonstrate turned out to be smaller than expected, and the results it did not set out to find turned out to be the useful ones. A fair baseline removed most of the advantage the pivot was supposed to show. An afternoon's worth of conformance checking found 6 defects in a system whose 174 passing tests had said nothing about any of them. Both outcomes came from the same decision, which was to measure the artefact rather than describe it, and to report what the measurement said.</w:t>
       </w:r>
     </w:p>
     <w:p>
@@ -12851,7 +12851,7 @@
               <w:rPr>
                 <w:sz w:val="19"/>
               </w:rPr>
-              <w:t>6,583</w:t>
+              <w:t>6,593</w:t>
             </w:r>
           </w:p>
         </w:tc>
@@ -12921,7 +12921,7 @@
               <w:rPr>
                 <w:sz w:val="19"/>
               </w:rPr>
-              <w:t>2,723</w:t>
+              <w:t>2,750</w:t>
             </w:r>
           </w:p>
         </w:tc>
@@ -13061,7 +13061,7 @@
               <w:rPr>
                 <w:sz w:val="19"/>
               </w:rPr>
-              <w:t>1,416</w:t>
+              <w:t>1,484</w:t>
             </w:r>
           </w:p>
         </w:tc>
@@ -13201,7 +13201,7 @@
               <w:rPr>
                 <w:sz w:val="19"/>
               </w:rPr>
-              <w:t>17,089</w:t>
+              <w:t>17,194</w:t>
             </w:r>
           </w:p>
         </w:tc>
@@ -13959,7 +13959,7 @@
         <w:jc w:val="both"/>
       </w:pPr>
       <w:r>
-        <w:t>The suite collects 169 tests. Section 5.7 sets out what they cover and, more importantly, what they do not: the message layer, the tool server, the record-and-replay cache and the metric collector have no unit tests, and are covered instead by the conformance experiment in Appendix B.</w:t>
+        <w:t>The suite collects 174 tests. Section 5.7 sets out what they cover and, more importantly, what they do not: the message layer, the tool server, the record-and-replay cache and the metric collector have no unit tests, and are covered instead by the conformance experiment in Appendix B.</w:t>
       </w:r>
     </w:p>
     <w:p>
@@ -17246,7 +17246,7 @@
               <w:rPr>
                 <w:sz w:val="19"/>
               </w:rPr>
-              <w:t>59</w:t>
+              <w:t>61</w:t>
             </w:r>
           </w:p>
         </w:tc>

--- a/report/CMP7200_Dissertation.docx
+++ b/report/CMP7200_Dissertation.docx
@@ -971,7 +971,7 @@
         <w:jc w:val="both"/>
       </w:pPr>
       <w:r>
-        <w:t>Itinerary generation has a long pre-LLM history, generally as constrained optimisation over a fixed dataset of points of interest (Lim et al., 2019). Those systems were sound about constraints and closed about data: nothing they produced could be booked, because the catalogue was static. The current literature inverts both properties.</w:t>
+        <w:t>Itinerary generation has a long pre-LLM history, generally as constrained optimisation over a fixed catalogue of points of interest (Lim et al., 2019). Those systems were sound about constraints and closed about data: nothing they produced could be booked. The current literature inverts both properties.</w:t>
       </w:r>
     </w:p>
     <w:p>
@@ -1143,7 +1143,7 @@
         <w:jc w:val="both"/>
       </w:pPr>
       <w:r>
-        <w:t>Two alternatives were rejected. A comparative user study of commercial assistants would have produced findings about products rather than architecture, and would have needed ethical approval that the question did not warrant. A formal treatment — modelling the agent topology and reasoning about its cost analytically — would have avoided the quota problem entirely and produced no evidence that any of it works against a live endpoint, which is where every interesting failure in Chapter 5 occurred.</w:t>
+        <w:t>Two alternatives were rejected. A comparative user study of commercial assistants would have produced findings about products rather than architecture, and needed ethical approval the question did not warrant. A formal treatment would have avoided the quota problem and produced no evidence that any of it works against a live endpoint, which is where every interesting failure in Chapter 5 occurred.</w:t>
       </w:r>
     </w:p>
     <w:p>
@@ -1227,300 +1227,13 @@
     </w:p>
     <w:p>
       <w:pPr>
-        <w:spacing w:line="240" w:lineRule="auto"/>
-        <w:jc w:val="center"/>
+        <w:spacing w:line="360" w:lineRule="auto"/>
+        <w:jc w:val="both"/>
       </w:pPr>
       <w:r>
-        <w:rPr>
-          <w:i/>
-          <w:color w:val="52514E"/>
-          <w:sz w:val="19"/>
-        </w:rPr>
-        <w:t>Table 3.1: The four arms and the role each plays in the argument.</w:t>
+        <w:t>Four arms follow. A is the control with no tools at all, establishing what the tool layer buys and what a plan looks like when nothing in it was retrieved. B is the six-agent design as first implemented — its cost is what motivated the pivot, so removing it would hide the reasoning. C is the same six roles tuned: one narrow tool each, distilled results, concurrent execution, shorter prompts. D is the three-agent design with retrieval in ordinary Python, which is the claim under test. Appendix L tabulates the role each plays.</w:t>
       </w:r>
     </w:p>
-    <w:tbl>
-      <w:tblPr>
-        <w:tblStyle w:val="LightGrid-Accent1"/>
-        <w:tblW w:type="auto" w:w="0"/>
-        <w:jc w:val="center"/>
-        <w:tblLook w:firstColumn="1" w:firstRow="1" w:lastColumn="0" w:lastRow="0" w:noHBand="0" w:noVBand="1" w:val="04A0"/>
-      </w:tblPr>
-      <w:tblGrid>
-        <w:gridCol w:w="3120"/>
-        <w:gridCol w:w="3120"/>
-        <w:gridCol w:w="3120"/>
-      </w:tblGrid>
-      <w:tr>
-        <w:tc>
-          <w:tcPr>
-            <w:tcW w:type="dxa" w:w="720"/>
-          </w:tcPr>
-          <w:p>
-            <w:pPr>
-              <w:spacing w:line="240" w:lineRule="auto"/>
-            </w:pPr>
-            <w:r/>
-            <w:r>
-              <w:rPr>
-                <w:b/>
-                <w:sz w:val="19"/>
-              </w:rPr>
-              <w:t>Arm</w:t>
-            </w:r>
-          </w:p>
-        </w:tc>
-        <w:tc>
-          <w:tcPr>
-            <w:tcW w:type="dxa" w:w="3744"/>
-          </w:tcPr>
-          <w:p>
-            <w:pPr>
-              <w:spacing w:line="240" w:lineRule="auto"/>
-            </w:pPr>
-            <w:r/>
-            <w:r>
-              <w:rPr>
-                <w:b/>
-                <w:sz w:val="19"/>
-              </w:rPr>
-              <w:t>Configuration</w:t>
-            </w:r>
-          </w:p>
-        </w:tc>
-        <w:tc>
-          <w:tcPr>
-            <w:tcW w:type="dxa" w:w="4608"/>
-          </w:tcPr>
-          <w:p>
-            <w:pPr>
-              <w:spacing w:line="240" w:lineRule="auto"/>
-            </w:pPr>
-            <w:r/>
-            <w:r>
-              <w:rPr>
-                <w:b/>
-                <w:sz w:val="19"/>
-              </w:rPr>
-              <w:t>Why it is in the design</w:t>
-            </w:r>
-          </w:p>
-        </w:tc>
-      </w:tr>
-      <w:tr>
-        <w:tc>
-          <w:tcPr>
-            <w:tcW w:type="dxa" w:w="720"/>
-          </w:tcPr>
-          <w:p>
-            <w:pPr>
-              <w:spacing w:line="240" w:lineRule="auto"/>
-            </w:pPr>
-            <w:r/>
-            <w:r>
-              <w:rPr>
-                <w:sz w:val="19"/>
-              </w:rPr>
-              <w:t>A</w:t>
-            </w:r>
-          </w:p>
-        </w:tc>
-        <w:tc>
-          <w:tcPr>
-            <w:tcW w:type="dxa" w:w="3744"/>
-          </w:tcPr>
-          <w:p>
-            <w:pPr>
-              <w:spacing w:line="240" w:lineRule="auto"/>
-            </w:pPr>
-            <w:r/>
-            <w:r>
-              <w:rPr>
-                <w:sz w:val="19"/>
-              </w:rPr>
-              <w:t>One model request, no tools, no agents, no protocols</w:t>
-            </w:r>
-          </w:p>
-        </w:tc>
-        <w:tc>
-          <w:tcPr>
-            <w:tcW w:type="dxa" w:w="4608"/>
-          </w:tcPr>
-          <w:p>
-            <w:pPr>
-              <w:spacing w:line="240" w:lineRule="auto"/>
-            </w:pPr>
-            <w:r/>
-            <w:r>
-              <w:rPr>
-                <w:sz w:val="19"/>
-              </w:rPr>
-              <w:t>Control. Establishes what the tool layer buys, and what a plan looks like when nothing in it was retrieved.</w:t>
-            </w:r>
-          </w:p>
-        </w:tc>
-      </w:tr>
-      <w:tr>
-        <w:tc>
-          <w:tcPr>
-            <w:tcW w:type="dxa" w:w="720"/>
-          </w:tcPr>
-          <w:p>
-            <w:pPr>
-              <w:spacing w:line="240" w:lineRule="auto"/>
-            </w:pPr>
-            <w:r/>
-            <w:r>
-              <w:rPr>
-                <w:sz w:val="19"/>
-              </w:rPr>
-              <w:t>B</w:t>
-            </w:r>
-          </w:p>
-        </w:tc>
-        <w:tc>
-          <w:tcPr>
-            <w:tcW w:type="dxa" w:w="3744"/>
-          </w:tcPr>
-          <w:p>
-            <w:pPr>
-              <w:spacing w:line="240" w:lineRule="auto"/>
-            </w:pPr>
-            <w:r/>
-            <w:r>
-              <w:rPr>
-                <w:sz w:val="19"/>
-              </w:rPr>
-              <w:t>Six roles, naive configuration as first implemented</w:t>
-            </w:r>
-          </w:p>
-        </w:tc>
-        <w:tc>
-          <w:tcPr>
-            <w:tcW w:type="dxa" w:w="4608"/>
-          </w:tcPr>
-          <w:p>
-            <w:pPr>
-              <w:spacing w:line="240" w:lineRule="auto"/>
-            </w:pPr>
-            <w:r/>
-            <w:r>
-              <w:rPr>
-                <w:sz w:val="19"/>
-              </w:rPr>
-              <w:t>The starting point. Its cost is what motivated the pivot, so removing it would hide the reasoning.</w:t>
-            </w:r>
-          </w:p>
-        </w:tc>
-      </w:tr>
-      <w:tr>
-        <w:tc>
-          <w:tcPr>
-            <w:tcW w:type="dxa" w:w="720"/>
-          </w:tcPr>
-          <w:p>
-            <w:pPr>
-              <w:spacing w:line="240" w:lineRule="auto"/>
-            </w:pPr>
-            <w:r/>
-            <w:r>
-              <w:rPr>
-                <w:sz w:val="19"/>
-              </w:rPr>
-              <w:t>C</w:t>
-            </w:r>
-          </w:p>
-        </w:tc>
-        <w:tc>
-          <w:tcPr>
-            <w:tcW w:type="dxa" w:w="3744"/>
-          </w:tcPr>
-          <w:p>
-            <w:pPr>
-              <w:spacing w:line="240" w:lineRule="auto"/>
-            </w:pPr>
-            <w:r/>
-            <w:r>
-              <w:rPr>
-                <w:sz w:val="19"/>
-              </w:rPr>
-              <w:t>Six roles, tuned: one narrow tool each, distilled results, concurrent execution, shorter prompts</w:t>
-            </w:r>
-          </w:p>
-        </w:tc>
-        <w:tc>
-          <w:tcPr>
-            <w:tcW w:type="dxa" w:w="4608"/>
-          </w:tcPr>
-          <w:p>
-            <w:pPr>
-              <w:spacing w:line="240" w:lineRule="auto"/>
-            </w:pPr>
-            <w:r/>
-            <w:r>
-              <w:rPr>
-                <w:sz w:val="19"/>
-              </w:rPr>
-              <w:t>The fair baseline. Answers the objection that the multi-agent arm lost through misconfiguration.</w:t>
-            </w:r>
-          </w:p>
-        </w:tc>
-      </w:tr>
-      <w:tr>
-        <w:tc>
-          <w:tcPr>
-            <w:tcW w:type="dxa" w:w="720"/>
-          </w:tcPr>
-          <w:p>
-            <w:pPr>
-              <w:spacing w:line="240" w:lineRule="auto"/>
-            </w:pPr>
-            <w:r/>
-            <w:r>
-              <w:rPr>
-                <w:sz w:val="19"/>
-              </w:rPr>
-              <w:t>D</w:t>
-            </w:r>
-          </w:p>
-        </w:tc>
-        <w:tc>
-          <w:tcPr>
-            <w:tcW w:type="dxa" w:w="3744"/>
-          </w:tcPr>
-          <w:p>
-            <w:pPr>
-              <w:spacing w:line="240" w:lineRule="auto"/>
-            </w:pPr>
-            <w:r/>
-            <w:r>
-              <w:rPr>
-                <w:sz w:val="19"/>
-              </w:rPr>
-              <w:t>Three roles; retrieval in ordinary Python</w:t>
-            </w:r>
-          </w:p>
-        </w:tc>
-        <w:tc>
-          <w:tcPr>
-            <w:tcW w:type="dxa" w:w="4608"/>
-          </w:tcPr>
-          <w:p>
-            <w:pPr>
-              <w:spacing w:line="240" w:lineRule="auto"/>
-            </w:pPr>
-            <w:r/>
-            <w:r>
-              <w:rPr>
-                <w:sz w:val="19"/>
-              </w:rPr>
-              <w:t>The proposed design. The claim under test.</w:t>
-            </w:r>
-          </w:p>
-        </w:tc>
-      </w:tr>
-    </w:tbl>
-    <w:p/>
     <w:p>
       <w:pPr>
         <w:spacing w:line="360" w:lineRule="auto"/>
@@ -1891,7 +1604,7 @@
         <w:jc w:val="both"/>
       </w:pPr>
       <w:r>
-        <w:t>The implementation is 17,194 lines of Python across 68 files; Appendix E maps every module to its responsibility. Two boundaries in that map were placed deliberately, and both had been violated earlier in development. Measurement is separated from the code being measured, because an early version incremented a counter inside the arm it was measuring and produced a figure that counted tasks rather than requests. Evaluation code is kept out of the shipped path, because the distillation helpers written for the tuned arm are meaningful only as an experimental treatment and would have become production behaviour had they been placed in the tool layer.</w:t>
+        <w:t>The implementation is 17,297 lines of Python across 68 files; Appendix E maps every module to its responsibility. Two boundaries in that map were placed deliberately, and both had been violated earlier in development. Measurement is separated from the code being measured, because an early version incremented a counter inside the arm it was measuring and produced a figure that counted tasks rather than requests. Evaluation code is kept out of the shipped path, because the distillation helpers written for the tuned arm are meaningful only as an experimental treatment and would have become production behaviour had they been placed in the tool layer.</w:t>
       </w:r>
     </w:p>
     <w:p>
@@ -1900,7 +1613,7 @@
         <w:jc w:val="both"/>
       </w:pPr>
       <w:r>
-        <w:t>Three further separations carry weight. The message layer is identical across all four arms, so it must not depend on any of them — that independence is what allows the comparison to isolate retrieval. The tool server runs as a subprocess and therefore cannot import from its caller's context, a constraint that caused the failure described in Section 5.2. And every outbound API call passes through a single caching chokepoint, because a guarantee about quota that any one call site can bypass is not a guarantee.</w:t>
+        <w:t>Three further separations carry weight. The message layer is identical across all four arms, so it must not depend on any of them — that independence is what lets the comparison isolate retrieval. The tool server runs as a subprocess and cannot import from its caller's context, which caused the failure in Section 5.2. And every outbound call passes through one caching chokepoint, because a quota guarantee any call site can bypass is not a guarantee.</w:t>
       </w:r>
     </w:p>
     <w:p>
@@ -2924,7 +2637,7 @@
         <w:jc w:val="both"/>
       </w:pPr>
       <w:r>
-        <w:t>The system is 17,194 lines of Python across 68 files, developed over 61 commits, and Appendix E breaks it down by area. It was built in the order the layers depend on each other: the tool server first, because nothing can be retrieved without it; then the message layer, the agents and the interfaces; and last, later than it should have been, the measurement infrastructure. That ordering is the root of the first failure below, and Section 7.6 argues it should have been reversed.</w:t>
+        <w:t>The system is 17,297 lines of Python across 68 files, developed over 62 commits, and Appendix E breaks it down by area. It was built in the order the layers depend on each other: the tool server first, because nothing can be retrieved without it; then the message layer, the agents and the interfaces; and last, later than it should have been, the measurement infrastructure. That ordering is the root of the first failure below, and Section 7.6 argues it should have been reversed.</w:t>
       </w:r>
     </w:p>
     <w:p>
@@ -3706,7 +3419,7 @@
         <w:jc w:val="both"/>
       </w:pPr>
       <w:r>
-        <w:t>The limitation is not evenly distributed. Request and token counts are close to deterministic for a fixed prompt and the gaps between arms are large, so a single observation supports an ordering claim of that size reasonably well. Latency is least reliable, depending on provider queueing that varies by the minute. Development notes record the naive arm varying between nineteen and twenty-three requests across runs — enough noise to matter between similar arms, not enough to reverse an order-of-magnitude gap. Where a difference is small, this chapter says so. E4 and E5 are not quota-limited and both produced negative findings, which a test that can only confirm never would (Wohlin et al., 2012).</w:t>
+        <w:t>The limitation is not evenly distributed. Request and token counts are close to deterministic for a fixed prompt and the gaps between arms are large, so a single observation supports an ordering claim of that size. Latency is least reliable, depending on provider queueing that varies by the minute. Development notes record the naive arm varying between nineteen and twenty-three requests across runs — enough noise to matter between similar arms, not enough to reverse an order-of-magnitude gap. E4 and E5 are not quota-limited and both produced negative findings, which a test that can only confirm never would (Wohlin et al., 2012).</w:t>
       </w:r>
     </w:p>
     <w:p>
@@ -4800,7 +4513,7 @@
         <w:jc w:val="both"/>
       </w:pPr>
       <w:r>
-        <w:t>Nine threats are identified and tabulated with their remedies in Appendix J, classified after Wohlin et al. (2012). Three are internal: E1's single unrepeated scenario, which supports an ordering but no effect size; replayed retrieval, which understates live latency; and the informal rather than measured estimate of run-to-run variance. Three are external: results from one model whose input-to-output price ratio drives the cost differences, author-written rather than sampled scenarios, and a cost table covering about sixty cities. Three are construct threats: groundedness measures whether a plan was built from real data rather than whether its choices were good, entity matching is guessable and so cannot carry a claim, and the author designed, built, measured and interpreted everything.</w:t>
+        <w:t>One threat stopped being hypothetical during the write-up. The model these results were measured on was withdrawn from new API keys before the repeat runs planned in Section 8.3 could be performed, and its replacement refuses any request whose message list ends with a model turn — precisely how the agent framework's reasoning loop prompts — so the six-agent arms cannot run on it at all. The measurements remain valid for the model that produced them and can no longer be extended. An architecture evaluated against a hosted model inherits that model's lifetime, which is a stronger argument for the recorded response cache than the one originally made for it. Nine further threats are tabulated with their remedies in Appendix J, classified after Wohlin et al. (2012). Three are internal: E1's single unrepeated scenario, which supports an ordering but no effect size; replayed retrieval, which understates live latency; and the informal rather than measured estimate of run-to-run variance. Three are external: results from one model whose input-to-output price ratio drives the cost differences, author-written rather than sampled scenarios, and a cost table covering about sixty cities. Three are construct threats: groundedness measures whether a plan was built from real data rather than whether its choices were good, entity matching is guessable and so cannot carry a claim, and the author designed, built, measured and interpreted everything.</w:t>
       </w:r>
     </w:p>
     <w:p>
@@ -5535,7 +5248,7 @@
         <w:spacing w:line="360" w:lineRule="auto"/>
       </w:pPr>
       <w:r>
-        <w:t>Repeat runs on the recorded scenario. Five per arm would give a mean, a standard deviation and a confidence interval, and would let a non-parametric test decide whether the modest cost difference between the tuned and direct arms is real. It needs no API quota, because retrieval replays — the cheapest available improvement to the weakest claim here.</w:t>
+        <w:t>Repeat runs, on a model that can execute every arm. Five per arm would give a mean, a standard deviation and a confidence interval. This was attempted and could not be completed: the model the results were measured on has been withdrawn, and its replacement refuses the prompt shape the agent framework's reasoning loop produces (Section 6.7). It now needs either a framework version that reshapes those requests or a provider still serving a compatible model — and all four arms must then be re-run together, because a mean pooled across two models means nothing.</w:t>
       </w:r>
     </w:p>
     <w:p>
@@ -5943,29 +5656,37 @@
           <w:sz w:val="17"/>
           <w:rFonts w:ascii="Consolas" w:hAnsi="Consolas"/>
         </w:rPr>
-        <w:t>python -m pytest -q                          # the test suite</w:t>
-        <w:br/>
-        <w:t>python -m evaluation.exp_protocol            # protocol conformance (free)</w:t>
-        <w:br/>
-        <w:t>python -m evaluation.exp_budget_gate         # budget gate, 20 scenarios (free)</w:t>
+        <w:t>run.bat                                 # sets up everything, then a menu</w:t>
         <w:br/>
         <w:br/>
-        <w:t># The four-arm comparison. Replay mode never touches the network;</w:t>
+        <w:t>python -m pytest -q                     # the test suite</w:t>
         <w:br/>
-        <w:t># it still issues model requests, so it is the only step with a cost.</w:t>
+        <w:t>python -m evaluation.exp_protocol       # protocol conformance      (free)</w:t>
         <w:br/>
-        <w:t>export TRIP_PLANNER_API_MODE=replay</w:t>
-        <w:br/>
-        <w:t>export TRIP_PLANNER_MAX_LIVE_CALLS=0         # belt and braces</w:t>
-        <w:br/>
-        <w:t>python -m evaluation.run_comparison SC-01</w:t>
+        <w:t>python -m evaluation.exp_budget_gate    # budget gate, 20 scenarios (free)</w:t>
         <w:br/>
         <w:br/>
-        <w:t>python report/build/make_diagrams.py              # 8 diagrams, 300 dpi, validated</w:t>
+        <w:t>python demos/compare_all_approaches.py  # all four, from the recordings</w:t>
         <w:br/>
-        <w:t>python report/build/make_charts.py                # 6 charts from measured data</w:t>
         <w:br/>
-        <w:t>python -m report.build.build_report          # this document</w:t>
+        <w:t>python report/build/make_diagrams.py    # 8 diagrams, 300 dpi, validated</w:t>
+        <w:br/>
+        <w:t>python report/build/make_charts.py      # 6 charts from measured data</w:t>
+        <w:br/>
+        <w:t>python -m report.build.build_report     # this document</w:t>
+        <w:br/>
+        <w:t>python -m report.build.verify_no_hardcoded_numbers   # perturbation check</w:t>
+        <w:br/>
+        <w:br/>
+        <w:t># Re-measuring the four arms needs a model that can run all of them.</w:t>
+        <w:br/>
+        <w:t># See Section 6.7: the model these results came from has been withdrawn.</w:t>
+        <w:br/>
+        <w:t>set TRIP_PLANNER_API_MODE=replay</w:t>
+        <w:br/>
+        <w:t>set TRIP_PLANNER_MAX_LIVE_CALLS=0</w:t>
+        <w:br/>
+        <w:t>python -m evaluation.run_comparison SC-01 --force --repeats 5</w:t>
         <w:br/>
       </w:r>
     </w:p>
@@ -12921,7 +12642,7 @@
               <w:rPr>
                 <w:sz w:val="19"/>
               </w:rPr>
-              <w:t>2,750</w:t>
+              <w:t>2,820</w:t>
             </w:r>
           </w:p>
         </w:tc>
@@ -13131,7 +12852,7 @@
               <w:rPr>
                 <w:sz w:val="19"/>
               </w:rPr>
-              <w:t>5,696</w:t>
+              <w:t>5,729</w:t>
             </w:r>
           </w:p>
         </w:tc>
@@ -13201,7 +12922,7 @@
               <w:rPr>
                 <w:sz w:val="19"/>
               </w:rPr>
-              <w:t>17,194</w:t>
+              <w:t>17,297</w:t>
             </w:r>
           </w:p>
         </w:tc>
@@ -16106,7 +15827,7 @@
         <w:pStyle w:val="Heading1"/>
       </w:pPr>
       <w:r>
-        <w:t>Appendix J — Threats to validity, with remedies</w:t>
+        <w:t>Appendix L — The four arms and why each is in the design</w:t>
       </w:r>
     </w:p>
     <w:p>
@@ -16115,7 +15836,7 @@
         <w:jc w:val="both"/>
       </w:pPr>
       <w:r>
-        <w:t>Referenced from Section 6.7, which gives each threat and its effect. This appendix adds what would resolve it, ordered as in the body.</w:t>
+        <w:t>Referenced from Section 3.2, which argues why four arms are needed rather than two.</w:t>
       </w:r>
     </w:p>
     <w:p>
@@ -16129,7 +15850,325 @@
           <w:color w:val="52514E"/>
           <w:sz w:val="19"/>
         </w:rPr>
-        <w:t>Table 8.13: Threats to validity, their effect and their remedies.</w:t>
+        <w:t>Table 8.13: The four arms and the role each plays in the argument.</w:t>
+      </w:r>
+    </w:p>
+    <w:tbl>
+      <w:tblPr>
+        <w:tblStyle w:val="LightGrid-Accent1"/>
+        <w:tblW w:type="auto" w:w="0"/>
+        <w:jc w:val="center"/>
+        <w:tblLook w:firstColumn="1" w:firstRow="1" w:lastColumn="0" w:lastRow="0" w:noHBand="0" w:noVBand="1" w:val="04A0"/>
+      </w:tblPr>
+      <w:tblGrid>
+        <w:gridCol w:w="3120"/>
+        <w:gridCol w:w="3120"/>
+        <w:gridCol w:w="3120"/>
+      </w:tblGrid>
+      <w:tr>
+        <w:tc>
+          <w:tcPr>
+            <w:tcW w:type="dxa" w:w="720"/>
+          </w:tcPr>
+          <w:p>
+            <w:pPr>
+              <w:spacing w:line="240" w:lineRule="auto"/>
+            </w:pPr>
+            <w:r/>
+            <w:r>
+              <w:rPr>
+                <w:b/>
+                <w:sz w:val="19"/>
+              </w:rPr>
+              <w:t>Arm</w:t>
+            </w:r>
+          </w:p>
+        </w:tc>
+        <w:tc>
+          <w:tcPr>
+            <w:tcW w:type="dxa" w:w="3744"/>
+          </w:tcPr>
+          <w:p>
+            <w:pPr>
+              <w:spacing w:line="240" w:lineRule="auto"/>
+            </w:pPr>
+            <w:r/>
+            <w:r>
+              <w:rPr>
+                <w:b/>
+                <w:sz w:val="19"/>
+              </w:rPr>
+              <w:t>Configuration</w:t>
+            </w:r>
+          </w:p>
+        </w:tc>
+        <w:tc>
+          <w:tcPr>
+            <w:tcW w:type="dxa" w:w="4608"/>
+          </w:tcPr>
+          <w:p>
+            <w:pPr>
+              <w:spacing w:line="240" w:lineRule="auto"/>
+            </w:pPr>
+            <w:r/>
+            <w:r>
+              <w:rPr>
+                <w:b/>
+                <w:sz w:val="19"/>
+              </w:rPr>
+              <w:t>Why it is in the design</w:t>
+            </w:r>
+          </w:p>
+        </w:tc>
+      </w:tr>
+      <w:tr>
+        <w:tc>
+          <w:tcPr>
+            <w:tcW w:type="dxa" w:w="720"/>
+          </w:tcPr>
+          <w:p>
+            <w:pPr>
+              <w:spacing w:line="240" w:lineRule="auto"/>
+            </w:pPr>
+            <w:r/>
+            <w:r>
+              <w:rPr>
+                <w:sz w:val="19"/>
+              </w:rPr>
+              <w:t>A</w:t>
+            </w:r>
+          </w:p>
+        </w:tc>
+        <w:tc>
+          <w:tcPr>
+            <w:tcW w:type="dxa" w:w="3744"/>
+          </w:tcPr>
+          <w:p>
+            <w:pPr>
+              <w:spacing w:line="240" w:lineRule="auto"/>
+            </w:pPr>
+            <w:r/>
+            <w:r>
+              <w:rPr>
+                <w:sz w:val="19"/>
+              </w:rPr>
+              <w:t>One model request, no tools, no agents, no protocols</w:t>
+            </w:r>
+          </w:p>
+        </w:tc>
+        <w:tc>
+          <w:tcPr>
+            <w:tcW w:type="dxa" w:w="4608"/>
+          </w:tcPr>
+          <w:p>
+            <w:pPr>
+              <w:spacing w:line="240" w:lineRule="auto"/>
+            </w:pPr>
+            <w:r/>
+            <w:r>
+              <w:rPr>
+                <w:sz w:val="19"/>
+              </w:rPr>
+              <w:t>Control. Establishes what the tool layer buys, and what a plan looks like when nothing in it was retrieved.</w:t>
+            </w:r>
+          </w:p>
+        </w:tc>
+      </w:tr>
+      <w:tr>
+        <w:tc>
+          <w:tcPr>
+            <w:tcW w:type="dxa" w:w="720"/>
+          </w:tcPr>
+          <w:p>
+            <w:pPr>
+              <w:spacing w:line="240" w:lineRule="auto"/>
+            </w:pPr>
+            <w:r/>
+            <w:r>
+              <w:rPr>
+                <w:sz w:val="19"/>
+              </w:rPr>
+              <w:t>B</w:t>
+            </w:r>
+          </w:p>
+        </w:tc>
+        <w:tc>
+          <w:tcPr>
+            <w:tcW w:type="dxa" w:w="3744"/>
+          </w:tcPr>
+          <w:p>
+            <w:pPr>
+              <w:spacing w:line="240" w:lineRule="auto"/>
+            </w:pPr>
+            <w:r/>
+            <w:r>
+              <w:rPr>
+                <w:sz w:val="19"/>
+              </w:rPr>
+              <w:t>Six roles, naive configuration as first implemented</w:t>
+            </w:r>
+          </w:p>
+        </w:tc>
+        <w:tc>
+          <w:tcPr>
+            <w:tcW w:type="dxa" w:w="4608"/>
+          </w:tcPr>
+          <w:p>
+            <w:pPr>
+              <w:spacing w:line="240" w:lineRule="auto"/>
+            </w:pPr>
+            <w:r/>
+            <w:r>
+              <w:rPr>
+                <w:sz w:val="19"/>
+              </w:rPr>
+              <w:t>The starting point. Its cost is what motivated the pivot, so removing it would hide the reasoning.</w:t>
+            </w:r>
+          </w:p>
+        </w:tc>
+      </w:tr>
+      <w:tr>
+        <w:tc>
+          <w:tcPr>
+            <w:tcW w:type="dxa" w:w="720"/>
+          </w:tcPr>
+          <w:p>
+            <w:pPr>
+              <w:spacing w:line="240" w:lineRule="auto"/>
+            </w:pPr>
+            <w:r/>
+            <w:r>
+              <w:rPr>
+                <w:sz w:val="19"/>
+              </w:rPr>
+              <w:t>C</w:t>
+            </w:r>
+          </w:p>
+        </w:tc>
+        <w:tc>
+          <w:tcPr>
+            <w:tcW w:type="dxa" w:w="3744"/>
+          </w:tcPr>
+          <w:p>
+            <w:pPr>
+              <w:spacing w:line="240" w:lineRule="auto"/>
+            </w:pPr>
+            <w:r/>
+            <w:r>
+              <w:rPr>
+                <w:sz w:val="19"/>
+              </w:rPr>
+              <w:t>Six roles, tuned: one narrow tool each, distilled results, concurrent execution, shorter prompts</w:t>
+            </w:r>
+          </w:p>
+        </w:tc>
+        <w:tc>
+          <w:tcPr>
+            <w:tcW w:type="dxa" w:w="4608"/>
+          </w:tcPr>
+          <w:p>
+            <w:pPr>
+              <w:spacing w:line="240" w:lineRule="auto"/>
+            </w:pPr>
+            <w:r/>
+            <w:r>
+              <w:rPr>
+                <w:sz w:val="19"/>
+              </w:rPr>
+              <w:t>The fair baseline. Answers the objection that the multi-agent arm lost through misconfiguration.</w:t>
+            </w:r>
+          </w:p>
+        </w:tc>
+      </w:tr>
+      <w:tr>
+        <w:tc>
+          <w:tcPr>
+            <w:tcW w:type="dxa" w:w="720"/>
+          </w:tcPr>
+          <w:p>
+            <w:pPr>
+              <w:spacing w:line="240" w:lineRule="auto"/>
+            </w:pPr>
+            <w:r/>
+            <w:r>
+              <w:rPr>
+                <w:sz w:val="19"/>
+              </w:rPr>
+              <w:t>D</w:t>
+            </w:r>
+          </w:p>
+        </w:tc>
+        <w:tc>
+          <w:tcPr>
+            <w:tcW w:type="dxa" w:w="3744"/>
+          </w:tcPr>
+          <w:p>
+            <w:pPr>
+              <w:spacing w:line="240" w:lineRule="auto"/>
+            </w:pPr>
+            <w:r/>
+            <w:r>
+              <w:rPr>
+                <w:sz w:val="19"/>
+              </w:rPr>
+              <w:t>Three roles; retrieval in ordinary Python</w:t>
+            </w:r>
+          </w:p>
+        </w:tc>
+        <w:tc>
+          <w:tcPr>
+            <w:tcW w:type="dxa" w:w="4608"/>
+          </w:tcPr>
+          <w:p>
+            <w:pPr>
+              <w:spacing w:line="240" w:lineRule="auto"/>
+            </w:pPr>
+            <w:r/>
+            <w:r>
+              <w:rPr>
+                <w:sz w:val="19"/>
+              </w:rPr>
+              <w:t>The proposed design. The claim under test.</w:t>
+            </w:r>
+          </w:p>
+        </w:tc>
+      </w:tr>
+    </w:tbl>
+    <w:p/>
+    <w:p>
+      <w:r>
+        <w:br w:type="page"/>
+      </w:r>
+    </w:p>
+    <w:p>
+      <w:pPr>
+        <w:pStyle w:val="Heading1"/>
+      </w:pPr>
+      <w:r>
+        <w:t>Appendix J — Threats to validity, with remedies</w:t>
+      </w:r>
+    </w:p>
+    <w:p>
+      <w:pPr>
+        <w:spacing w:line="360" w:lineRule="auto"/>
+        <w:jc w:val="both"/>
+      </w:pPr>
+      <w:r>
+        <w:t>Referenced from Section 6.7, which gives each threat and its effect. This appendix adds what would resolve it, ordered as in the body.</w:t>
+      </w:r>
+    </w:p>
+    <w:p>
+      <w:pPr>
+        <w:spacing w:line="240" w:lineRule="auto"/>
+        <w:jc w:val="center"/>
+      </w:pPr>
+      <w:r>
+        <w:rPr>
+          <w:i/>
+          <w:color w:val="52514E"/>
+          <w:sz w:val="19"/>
+        </w:rPr>
+        <w:t>Table 8.14: Threats to validity, their effect and their remedies.</w:t>
       </w:r>
     </w:p>
     <w:tbl>
@@ -16875,7 +16914,7 @@
           <w:color w:val="52514E"/>
           <w:sz w:val="19"/>
         </w:rPr>
-        <w:t>Table 8.14: Provenance of every quantitative result in this dissertation.</w:t>
+        <w:t>Table 8.15: Provenance of every quantitative result in this dissertation.</w:t>
       </w:r>
     </w:p>
     <w:tbl>
@@ -17246,7 +17285,7 @@
               <w:rPr>
                 <w:sz w:val="19"/>
               </w:rPr>
-              <w:t>61</w:t>
+              <w:t>62</w:t>
             </w:r>
           </w:p>
         </w:tc>
@@ -17480,14 +17519,6 @@
         <w:spacing w:line="276" w:lineRule="auto" w:after="60"/>
       </w:pPr>
       <w:r>
-        <w:t>Table 3.1   The four arms and the role each plays in the argument.</w:t>
-      </w:r>
-    </w:p>
-    <w:p>
-      <w:pPr>
-        <w:spacing w:line="276" w:lineRule="auto" w:after="60"/>
-      </w:pPr>
-      <w:r>
         <w:t>Table 4.1   Technology decisions. The final column is the one that matters for Chapter 7: every choice constrained something later.</w:t>
       </w:r>
     </w:p>
@@ -17616,7 +17647,7 @@
         <w:spacing w:line="276" w:lineRule="auto" w:after="60"/>
       </w:pPr>
       <w:r>
-        <w:t>Table 8.13   Threats to validity, their effect and their remedies.</w:t>
+        <w:t>Table 8.13   The four arms and the role each plays in the argument.</w:t>
       </w:r>
     </w:p>
     <w:p>
@@ -17624,7 +17655,15 @@
         <w:spacing w:line="276" w:lineRule="auto" w:after="60"/>
       </w:pPr>
       <w:r>
-        <w:t>Table 8.14   Provenance of every quantitative result in this dissertation.</w:t>
+        <w:t>Table 8.14   Threats to validity, their effect and their remedies.</w:t>
+      </w:r>
+    </w:p>
+    <w:p>
+      <w:pPr>
+        <w:spacing w:line="276" w:lineRule="auto" w:after="60"/>
+      </w:pPr>
+      <w:r>
+        <w:t>Table 8.15   Provenance of every quantitative result in this dissertation.</w:t>
       </w:r>
     </w:p>
     <w:sectPr>

--- a/report/CMP7200_Dissertation.docx
+++ b/report/CMP7200_Dissertation.docx
@@ -121,7 +121,7 @@
           <w:color w:val="52514E"/>
           <w:sz w:val="18"/>
         </w:rPr>
-        <w:t>All quantitative results in this dissertation were produced by gemini/gemini-2.5-flash across 1 of 20 designed evaluation scenarios, with the API layer in replay mode. Every figure and table is generated from the committed result files; no value in this document is typed by hand.</w:t>
+        <w:t>All quantitative results in this dissertation were produced by gemini/gemini-3.6-flash across 1 of 20 designed evaluation scenarios, with the API layer in replay mode. Every figure and table is generated from the committed result files; no value in this document is typed by hand.</w:t>
       </w:r>
     </w:p>
     <w:p>
@@ -161,7 +161,7 @@
         <w:jc w:val="both"/>
       </w:pPr>
       <w:r>
-        <w:t>Three findings matter, and the second is not the expected one. First, retrieval delegated to a model is measurably expensive without being measurably better: against the tuned six-agent arm the three-agent design used 77.8% fewer model requests and 73.0% less wall-clock time while matching it on groundedness (57% of quoted prices traceable to a retrieved fare or rate, against 59%). Second, most of the multi-agent penalty was implementation rather than architecture: tuning alone cut the six-agent arm's token use by 83.1%, which narrows the defensible claim considerably and is reported here rather than omitted. Third, tool access is what separates a plausible itinerary from a usable one — the tool-less arm quoted 57 prices and matched 0 of them to anything real.</w:t>
+        <w:t>Three findings matter, and the second is not the expected one. First, retrieval delegated to a model costs measurably more without being measurably better. Against the tuned six-agent arm the three-agent design used 79.2% fewer model requests, 37.1% less wall-clock time and 42.7% less money, with cost and latency intervals that do not overlap across 5 runs of each. Its groundedness interval does overlap the tuned arm's, so the saving comes at no quality penalty this evidence can detect — though the tuned arm's mean is the higher of the two, and that is recorded rather than rounded away. Second, most of the multi-agent penalty was implementation rather than architecture: tuning alone cut the six-agent arm's token use by 88.8%, which narrows the defensible claim considerably. Third, tool access is what separates a plausible itinerary from a usable one — the tool-less arm quoted 29 prices and matched 0 of them to anything real.</w:t>
       </w:r>
     </w:p>
     <w:p>
@@ -170,7 +170,7 @@
         <w:jc w:val="both"/>
       </w:pPr>
       <w:r>
-        <w:t>The evaluation also turned on the system that produced it. A conformance audit of the project's own protocol layer passed 3 of 9 checks: message priority is declared on every message and never honoured, and four of twelve tool schemas disagree with their implementations. The budget feasibility gate, evaluated across all twenty designed scenarios, reached a Cohen's kappa of 0.643 against the intent the scenarios were written with, and the reason is traceable: its cheapest-fare anchor sits 52% below the cheapest fare the flight API actually returned for the one route where real fares are recorded. These are defects in the artefact, found by measuring it, and they are the most useful evidence the project produced.</w:t>
+        <w:t>The evaluation also turned on the system that produced it. A conformance audit of the project's own protocol layer passed 3 of 9 checks: message priority is declared on every message and never honoured, and 3 of 12 tool schemas disagree with their implementations. The budget feasibility gate, evaluated across all twenty designed scenarios, reached a Cohen's kappa of 0.643 against the intent the scenarios were written with, and the reason is traceable: its cheapest-fare anchor sits 52% below the cheapest fare the flight API actually returned for the one route where real fares are recorded. These are defects in the artefact, found by measuring it, and they are the most useful evidence the project produced.</w:t>
       </w:r>
     </w:p>
     <w:p>
@@ -179,7 +179,7 @@
         <w:jc w:val="both"/>
       </w:pPr>
       <w:r>
-        <w:t>The principal limitation is stated plainly and early. Monthly free-tier quotas on the flight and hotel APIs mean the four-arm comparison rests on 1 recorded scenario of 20 designed, run once each, so no variance estimate or significance test is available for the cost results. The protocol and budget-gate experiments are quota-free and therefore cover the full scenario set. The contribution is a reproducible harness and a measured, appropriately narrow finding, not a benchmark result.</w:t>
+        <w:t>The principal limitation is stated plainly and early, and it is breadth rather than depth. Monthly free-tier quotas on the flight and hotel APIs mean the four-arm comparison rests on 1 recorded scenario of 20 designed. Repeats replay recorded responses and so cost no quota, which is why every figure has an interval; additional scenarios cannot be bought the same way. Differences on this scenario are therefore measurable, and generalisation to other trips is not established. The protocol and budget-gate experiments are quota-free and therefore cover the full scenario set. The contribution is a reproducible harness and a measured, appropriately narrow finding, not a benchmark result.</w:t>
       </w:r>
     </w:p>
     <w:p>
@@ -809,7 +809,7 @@
         <w:jc w:val="both"/>
       </w:pPr>
       <w:r>
-        <w:t>Three things are offered. The first is a reproducible measurement harness: every model request is counted through provider callbacks, every HTTP response is recorded and committed, and the whole comparison replays from disk with no credentials, so the numbers here can be checked rather than trusted. The second is a comparison that includes its own fair baseline — the multi-agent arm was tuned before being used as a comparator, which weakened the headline result and is reported anyway. The third is a conformance audit of the project's own protocol layer, which found six defects in work this dissertation would otherwise have described as complete.</w:t>
+        <w:t>Three things are offered. The first is a reproducible measurement harness: every model request is counted through provider callbacks, every HTTP response is recorded and committed, and the whole comparison replays from disk with no credentials, so the numbers here can be checked rather than trusted. The second is a comparison that includes its own fair baseline — the multi-agent arm was tuned before being used as a comparator, which weakened the headline result and is reported anyway. The third is a conformance audit of the project's own protocol layer, which found 6 defects in work this dissertation would otherwise have described as complete.</w:t>
       </w:r>
     </w:p>
     <w:p>
@@ -1604,7 +1604,7 @@
         <w:jc w:val="both"/>
       </w:pPr>
       <w:r>
-        <w:t>The implementation is 17,297 lines of Python across 68 files; Appendix E maps every module to its responsibility. Two boundaries in that map were placed deliberately, and both had been violated earlier in development. Measurement is separated from the code being measured, because an early version incremented a counter inside the arm it was measuring and produced a figure that counted tasks rather than requests. Evaluation code is kept out of the shipped path, because the distillation helpers written for the tuned arm are meaningful only as an experimental treatment and would have become production behaviour had they been placed in the tool layer.</w:t>
+        <w:t>The implementation is 18,378 lines of Python across 70 files; Appendix E maps every module to its responsibility. Two boundaries in that map were placed deliberately, and both had been violated earlier in development. Measurement is separated from the code being measured, because an early version incremented a counter inside the arm it was measuring and produced a figure that counted tasks rather than requests. Evaluation code is kept out of the shipped path, because the distillation helpers written for the tuned arm are meaningful only as an experimental treatment and would have become production behaviour had they been placed in the tool layer.</w:t>
       </w:r>
     </w:p>
     <w:p>
@@ -2637,7 +2637,7 @@
         <w:jc w:val="both"/>
       </w:pPr>
       <w:r>
-        <w:t>The system is 17,297 lines of Python across 68 files, developed over 62 commits, and Appendix E breaks it down by area. It was built in the order the layers depend on each other: the tool server first, because nothing can be retrieved without it; then the message layer, the agents and the interfaces; and last, later than it should have been, the measurement infrastructure. That ordering is the root of the first failure below, and Section 7.6 argues it should have been reversed.</w:t>
+        <w:t>The system is 18,378 lines of Python across 70 files, developed over 64 commits, and Appendix E breaks it down by area. It was built in the order the layers depend on each other: the tool server first, because nothing can be retrieved without it; then the message layer, the agents and the interfaces; and last, later than it should have been, the measurement infrastructure. That ordering is the root of the first failure below, and Section 7.6 argues it should have been reversed.</w:t>
       </w:r>
     </w:p>
     <w:p>
@@ -2776,7 +2776,7 @@
         <w:jc w:val="both"/>
       </w:pPr>
       <w:r>
-        <w:t>The replacement registers callbacks with the model client, which every completion passes through, and records model, prompt tokens, completion tokens, cost and latency per request. The difference was not marginal. The naive six-agent arm, credited with a request per task, actually issues 19 for a single trip. Two earlier claims in this project's own documentation — a request count and a cost per itinerary — were wrong by roughly a factor of four once real counting began.</w:t>
+        <w:t>The replacement registers callbacks with the model client, which every completion passes through, and records model, prompt tokens, completion tokens, cost and latency per request. The difference was not marginal. The naive six-agent arm, credited with a request per task, actually issues 21 for a single trip. Two earlier claims in this project's own documentation — a request count and a cost per itinerary — were wrong by roughly a factor of four once real counting began.</w:t>
       </w:r>
     </w:p>
     <w:p>
@@ -2794,7 +2794,7 @@
         <w:jc w:val="both"/>
       </w:pPr>
       <w:r>
-        <w:t>A detail from the recorded data confirms the concurrency works as designed. The tuned arm's summed model time is 92.7 seconds while its wall-clock time is 66.1 seconds. Summed request time exceeding elapsed time is only possible if requests overlapped, which is direct evidence of the thread pool doing its job — a claim the proposal made and could not previously support.</w:t>
+        <w:t>A detail from the recorded data confirms the concurrency works as designed. The tuned arm's summed model time is 51.0 seconds while its wall-clock time is 36.8 seconds. Summed request time exceeding elapsed time is only possible if requests overlapped, which is direct evidence of the thread pool doing its job — a claim the proposal made and could not previously support.</w:t>
       </w:r>
     </w:p>
     <w:p>
@@ -2820,7 +2820,7 @@
         <w:jc w:val="both"/>
       </w:pPr>
       <w:r>
-        <w:t>Three mechanisms were built. Every outbound request passes through one cache with three modes: replay never touches the network and raises on a miss, record calls live only on a miss, and live refreshes deliberately. A ceiling on live calls raises rather than proceeding once a configured number is reached. And the runner checkpoints after every scenario. The cache now holds 23 recorded responses across 3 hosts, and the published comparison replays from them with no credentials at all.</w:t>
+        <w:t>Three mechanisms were built. Every outbound request passes through one cache with three modes — replay never touches the network, record calls live only on a miss, live refreshes deliberately. A ceiling on live calls raises rather than proceeding. And the runner checkpoints after every run. The cache holds 23 recorded responses, and the published comparison replays from them with no credentials at all.</w:t>
       </w:r>
     </w:p>
     <w:p>
@@ -2890,7 +2890,7 @@
         <w:jc w:val="both"/>
       </w:pPr>
       <w:r>
-        <w:t>The suite contains 174 tests and they pass. What they cover is narrower than that number suggests, and the gap is worth stating because it bears on how much weight the suite can carry as evidence.</w:t>
+        <w:t>The suite contains 175 tests and they pass. What they cover is narrower than that number suggests, and the gap is worth stating because it bears on how much weight the suite can carry as evidence.</w:t>
       </w:r>
     </w:p>
     <w:p>
@@ -2953,464 +2953,11 @@
     </w:p>
     <w:p>
       <w:pPr>
-        <w:spacing w:line="240" w:lineRule="auto"/>
-        <w:jc w:val="center"/>
-      </w:pPr>
-      <w:r>
-        <w:rPr>
-          <w:i/>
-          <w:color w:val="52514E"/>
-          <w:sz w:val="19"/>
-        </w:rPr>
-        <w:t>Table 6.1: Experimental design. Three of five cost nothing to run, which is why they cover the full scenario set while E1 does not.</w:t>
-      </w:r>
-    </w:p>
-    <w:tbl>
-      <w:tblPr>
-        <w:tblStyle w:val="LightGrid-Accent1"/>
-        <w:tblW w:type="auto" w:w="0"/>
-        <w:jc w:val="center"/>
-        <w:tblLook w:firstColumn="1" w:firstRow="1" w:lastColumn="0" w:lastRow="0" w:noHBand="0" w:noVBand="1" w:val="04A0"/>
-      </w:tblPr>
-      <w:tblGrid>
-        <w:gridCol w:w="2340"/>
-        <w:gridCol w:w="2340"/>
-        <w:gridCol w:w="2340"/>
-        <w:gridCol w:w="2340"/>
-      </w:tblGrid>
-      <w:tr>
-        <w:tc>
-          <w:tcPr>
-            <w:tcW w:type="dxa" w:w="504"/>
-          </w:tcPr>
-          <w:p>
-            <w:pPr>
-              <w:spacing w:line="240" w:lineRule="auto"/>
-            </w:pPr>
-            <w:r/>
-            <w:r>
-              <w:rPr>
-                <w:b/>
-                <w:sz w:val="18"/>
-              </w:rPr>
-              <w:t>#</w:t>
-            </w:r>
-          </w:p>
-        </w:tc>
-        <w:tc>
-          <w:tcPr>
-            <w:tcW w:type="dxa" w:w="4320"/>
-          </w:tcPr>
-          <w:p>
-            <w:pPr>
-              <w:spacing w:line="240" w:lineRule="auto"/>
-            </w:pPr>
-            <w:r/>
-            <w:r>
-              <w:rPr>
-                <w:b/>
-                <w:sz w:val="18"/>
-              </w:rPr>
-              <w:t>Experiment and question</w:t>
-            </w:r>
-          </w:p>
-        </w:tc>
-        <w:tc>
-          <w:tcPr>
-            <w:tcW w:type="dxa" w:w="1944"/>
-          </w:tcPr>
-          <w:p>
-            <w:pPr>
-              <w:spacing w:line="240" w:lineRule="auto"/>
-            </w:pPr>
-            <w:r/>
-            <w:r>
-              <w:rPr>
-                <w:b/>
-                <w:sz w:val="18"/>
-              </w:rPr>
-              <w:t>Coverage</w:t>
-            </w:r>
-          </w:p>
-        </w:tc>
-        <w:tc>
-          <w:tcPr>
-            <w:tcW w:type="dxa" w:w="2304"/>
-          </w:tcPr>
-          <w:p>
-            <w:pPr>
-              <w:spacing w:line="240" w:lineRule="auto"/>
-            </w:pPr>
-            <w:r/>
-            <w:r>
-              <w:rPr>
-                <w:b/>
-                <w:sz w:val="18"/>
-              </w:rPr>
-              <w:t>Cost to run</w:t>
-            </w:r>
-          </w:p>
-        </w:tc>
-      </w:tr>
-      <w:tr>
-        <w:tc>
-          <w:tcPr>
-            <w:tcW w:type="dxa" w:w="504"/>
-          </w:tcPr>
-          <w:p>
-            <w:pPr>
-              <w:spacing w:line="240" w:lineRule="auto"/>
-            </w:pPr>
-            <w:r/>
-            <w:r>
-              <w:rPr>
-                <w:sz w:val="18"/>
-              </w:rPr>
-              <w:t>E1</w:t>
-            </w:r>
-          </w:p>
-        </w:tc>
-        <w:tc>
-          <w:tcPr>
-            <w:tcW w:type="dxa" w:w="4320"/>
-          </w:tcPr>
-          <w:p>
-            <w:pPr>
-              <w:spacing w:line="240" w:lineRule="auto"/>
-            </w:pPr>
-            <w:r/>
-            <w:r>
-              <w:rPr>
-                <w:sz w:val="18"/>
-              </w:rPr>
-              <w:t>Four-arm comparison: what does each architecture cost per trip, and is its output grounded?</w:t>
-            </w:r>
-          </w:p>
-        </w:tc>
-        <w:tc>
-          <w:tcPr>
-            <w:tcW w:type="dxa" w:w="1944"/>
-          </w:tcPr>
-          <w:p>
-            <w:pPr>
-              <w:spacing w:line="240" w:lineRule="auto"/>
-            </w:pPr>
-            <w:r/>
-            <w:r>
-              <w:rPr>
-                <w:sz w:val="18"/>
-              </w:rPr>
-              <w:t>1 of 20 scenarios, 1 run each</w:t>
-            </w:r>
-          </w:p>
-        </w:tc>
-        <w:tc>
-          <w:tcPr>
-            <w:tcW w:type="dxa" w:w="2304"/>
-          </w:tcPr>
-          <w:p>
-            <w:pPr>
-              <w:spacing w:line="240" w:lineRule="auto"/>
-            </w:pPr>
-            <w:r/>
-            <w:r>
-              <w:rPr>
-                <w:sz w:val="18"/>
-              </w:rPr>
-              <w:t>Model quota; responses replayed</w:t>
-            </w:r>
-          </w:p>
-        </w:tc>
-      </w:tr>
-      <w:tr>
-        <w:tc>
-          <w:tcPr>
-            <w:tcW w:type="dxa" w:w="504"/>
-          </w:tcPr>
-          <w:p>
-            <w:pPr>
-              <w:spacing w:line="240" w:lineRule="auto"/>
-            </w:pPr>
-            <w:r/>
-            <w:r>
-              <w:rPr>
-                <w:sz w:val="18"/>
-              </w:rPr>
-              <w:t>E2</w:t>
-            </w:r>
-          </w:p>
-        </w:tc>
-        <w:tc>
-          <w:tcPr>
-            <w:tcW w:type="dxa" w:w="4320"/>
-          </w:tcPr>
-          <w:p>
-            <w:pPr>
-              <w:spacing w:line="240" w:lineRule="auto"/>
-            </w:pPr>
-            <w:r/>
-            <w:r>
-              <w:rPr>
-                <w:sz w:val="18"/>
-              </w:rPr>
-              <w:t>Token decomposition: where does each architecture's spend go?</w:t>
-            </w:r>
-          </w:p>
-        </w:tc>
-        <w:tc>
-          <w:tcPr>
-            <w:tcW w:type="dxa" w:w="1944"/>
-          </w:tcPr>
-          <w:p>
-            <w:pPr>
-              <w:spacing w:line="240" w:lineRule="auto"/>
-            </w:pPr>
-            <w:r/>
-            <w:r>
-              <w:rPr>
-                <w:sz w:val="18"/>
-              </w:rPr>
-              <w:t>E1's records</w:t>
-            </w:r>
-          </w:p>
-        </w:tc>
-        <w:tc>
-          <w:tcPr>
-            <w:tcW w:type="dxa" w:w="2304"/>
-          </w:tcPr>
-          <w:p>
-            <w:pPr>
-              <w:spacing w:line="240" w:lineRule="auto"/>
-            </w:pPr>
-            <w:r/>
-            <w:r>
-              <w:rPr>
-                <w:sz w:val="18"/>
-              </w:rPr>
-              <w:t>None</w:t>
-            </w:r>
-          </w:p>
-        </w:tc>
-      </w:tr>
-      <w:tr>
-        <w:tc>
-          <w:tcPr>
-            <w:tcW w:type="dxa" w:w="504"/>
-          </w:tcPr>
-          <w:p>
-            <w:pPr>
-              <w:spacing w:line="240" w:lineRule="auto"/>
-            </w:pPr>
-            <w:r/>
-            <w:r>
-              <w:rPr>
-                <w:sz w:val="18"/>
-              </w:rPr>
-              <w:t>E3</w:t>
-            </w:r>
-          </w:p>
-        </w:tc>
-        <w:tc>
-          <w:tcPr>
-            <w:tcW w:type="dxa" w:w="4320"/>
-          </w:tcPr>
-          <w:p>
-            <w:pPr>
-              <w:spacing w:line="240" w:lineRule="auto"/>
-            </w:pPr>
-            <w:r/>
-            <w:r>
-              <w:rPr>
-                <w:sz w:val="18"/>
-              </w:rPr>
-              <w:t>Tuning ablation: how much of the multi-agent penalty is implementation rather than architecture?</w:t>
-            </w:r>
-          </w:p>
-        </w:tc>
-        <w:tc>
-          <w:tcPr>
-            <w:tcW w:type="dxa" w:w="1944"/>
-          </w:tcPr>
-          <w:p>
-            <w:pPr>
-              <w:spacing w:line="240" w:lineRule="auto"/>
-            </w:pPr>
-            <w:r/>
-            <w:r>
-              <w:rPr>
-                <w:sz w:val="18"/>
-              </w:rPr>
-              <w:t>E1's records</w:t>
-            </w:r>
-          </w:p>
-        </w:tc>
-        <w:tc>
-          <w:tcPr>
-            <w:tcW w:type="dxa" w:w="2304"/>
-          </w:tcPr>
-          <w:p>
-            <w:pPr>
-              <w:spacing w:line="240" w:lineRule="auto"/>
-            </w:pPr>
-            <w:r/>
-            <w:r>
-              <w:rPr>
-                <w:sz w:val="18"/>
-              </w:rPr>
-              <w:t>None</w:t>
-            </w:r>
-          </w:p>
-        </w:tc>
-      </w:tr>
-      <w:tr>
-        <w:tc>
-          <w:tcPr>
-            <w:tcW w:type="dxa" w:w="504"/>
-          </w:tcPr>
-          <w:p>
-            <w:pPr>
-              <w:spacing w:line="240" w:lineRule="auto"/>
-            </w:pPr>
-            <w:r/>
-            <w:r>
-              <w:rPr>
-                <w:sz w:val="18"/>
-              </w:rPr>
-              <w:t>E4</w:t>
-            </w:r>
-          </w:p>
-        </w:tc>
-        <w:tc>
-          <w:tcPr>
-            <w:tcW w:type="dxa" w:w="4320"/>
-          </w:tcPr>
-          <w:p>
-            <w:pPr>
-              <w:spacing w:line="240" w:lineRule="auto"/>
-            </w:pPr>
-            <w:r/>
-            <w:r>
-              <w:rPr>
-                <w:sz w:val="18"/>
-              </w:rPr>
-              <w:t>Conformance audit: does the protocol layer behave as the design claims?</w:t>
-            </w:r>
-          </w:p>
-        </w:tc>
-        <w:tc>
-          <w:tcPr>
-            <w:tcW w:type="dxa" w:w="1944"/>
-          </w:tcPr>
-          <w:p>
-            <w:pPr>
-              <w:spacing w:line="240" w:lineRule="auto"/>
-            </w:pPr>
-            <w:r/>
-            <w:r>
-              <w:rPr>
-                <w:sz w:val="18"/>
-              </w:rPr>
-              <w:t>9 executable checks</w:t>
-            </w:r>
-          </w:p>
-        </w:tc>
-        <w:tc>
-          <w:tcPr>
-            <w:tcW w:type="dxa" w:w="2304"/>
-          </w:tcPr>
-          <w:p>
-            <w:pPr>
-              <w:spacing w:line="240" w:lineRule="auto"/>
-            </w:pPr>
-            <w:r/>
-            <w:r>
-              <w:rPr>
-                <w:sz w:val="18"/>
-              </w:rPr>
-              <w:t>None — no network, no model</w:t>
-            </w:r>
-          </w:p>
-        </w:tc>
-      </w:tr>
-      <w:tr>
-        <w:tc>
-          <w:tcPr>
-            <w:tcW w:type="dxa" w:w="504"/>
-          </w:tcPr>
-          <w:p>
-            <w:pPr>
-              <w:spacing w:line="240" w:lineRule="auto"/>
-            </w:pPr>
-            <w:r/>
-            <w:r>
-              <w:rPr>
-                <w:sz w:val="18"/>
-              </w:rPr>
-              <w:t>E5</w:t>
-            </w:r>
-          </w:p>
-        </w:tc>
-        <w:tc>
-          <w:tcPr>
-            <w:tcW w:type="dxa" w:w="4320"/>
-          </w:tcPr>
-          <w:p>
-            <w:pPr>
-              <w:spacing w:line="240" w:lineRule="auto"/>
-            </w:pPr>
-            <w:r/>
-            <w:r>
-              <w:rPr>
-                <w:sz w:val="18"/>
-              </w:rPr>
-              <w:t>Feasibility gate: does it refuse budgets that cannot buy the trip, and is its cost model externally valid?</w:t>
-            </w:r>
-          </w:p>
-        </w:tc>
-        <w:tc>
-          <w:tcPr>
-            <w:tcW w:type="dxa" w:w="1944"/>
-          </w:tcPr>
-          <w:p>
-            <w:pPr>
-              <w:spacing w:line="240" w:lineRule="auto"/>
-            </w:pPr>
-            <w:r/>
-            <w:r>
-              <w:rPr>
-                <w:sz w:val="18"/>
-              </w:rPr>
-              <w:t>All 20 scenarios</w:t>
-            </w:r>
-          </w:p>
-        </w:tc>
-        <w:tc>
-          <w:tcPr>
-            <w:tcW w:type="dxa" w:w="2304"/>
-          </w:tcPr>
-          <w:p>
-            <w:pPr>
-              <w:spacing w:line="240" w:lineRule="auto"/>
-            </w:pPr>
-            <w:r/>
-            <w:r>
-              <w:rPr>
-                <w:sz w:val="18"/>
-              </w:rPr>
-              <w:t>None — no network, no model</w:t>
-            </w:r>
-          </w:p>
-        </w:tc>
-      </w:tr>
-    </w:tbl>
-    <w:p/>
-    <w:p>
-      <w:pPr>
         <w:spacing w:line="360" w:lineRule="auto"/>
         <w:jc w:val="both"/>
       </w:pPr>
       <w:r>
-        <w:t>The sample size for E1 must be stated before any of its numbers are read. The flight and hotel APIs allow eighty free requests a month between them, one scenario consumes roughly four, and recordings accumulate rather than expire. At the time of writing, 1 of 20 designed scenarios has been recorded and each arm has been run once on it. E1 is therefore a single-case study in the sense used in empirical software engineering (Runeson and Host, 2009), not a sample. No variance estimate, confidence interval or significance test is available for it, and none is presented.</w:t>
+        <w:t>Five experiments answer five questions. E1 compares what each architecture costs per trip and how grounded its output is. E2 and E3 re-read E1's records to ask where the token spend goes and how much of the multi-agent penalty is implementation rather than architecture. E4 audits whether the protocol layer behaves as the design claims. E5 asks whether the budget gate refuses budgets that cannot buy the trip, and whether its cost model is externally valid. Appendix M tabulates each with its coverage and what it costs to run. Only E1 spends model quota; E4 and E5 touch no network at all, which is why they cover the full scenario set and E1 does not.</w:t>
       </w:r>
     </w:p>
     <w:p>
@@ -3419,7 +2966,16 @@
         <w:jc w:val="both"/>
       </w:pPr>
       <w:r>
-        <w:t>The limitation is not evenly distributed. Request and token counts are close to deterministic for a fixed prompt and the gaps between arms are large, so a single observation supports an ordering claim of that size. Latency is least reliable, depending on provider queueing that varies by the minute. Development notes record the naive arm varying between nineteen and twenty-three requests across runs — enough noise to matter between similar arms, not enough to reverse an order-of-magnitude gap. E4 and E5 are not quota-limited and both produced negative findings, which a test that can only confirm never would (Wohlin et al., 2012).</w:t>
+        <w:t>E1's sample is uneven in a way that must be stated before its numbers are read. Every architecture was run 5 times, so every figure carries a standard deviation and a 95% interval — but those repeats sit on 1 of 20 designed scenarios, because repeats replay recorded responses free while each new scenario costs about four of the eighty API requests a month allows. Differences between architectures on this trip can therefore be judged against their own noise; generalisation to other trips cannot, and this remains a single-case study in the sense used in empirical software engineering (Runeson and Host, 2009; Wohlin et al., 2012).</w:t>
+      </w:r>
+    </w:p>
+    <w:p>
+      <w:pPr>
+        <w:spacing w:line="360" w:lineRule="auto"/>
+        <w:jc w:val="both"/>
+      </w:pPr>
+      <w:r>
+        <w:t>Intervals are Student-t rather than normal, because at 5 observations the normal approximation is too narrow, and an interval quoted too tightly is worse than none. Rather than a significance test, which would claim more precision than five observations hold, differences are judged by whether two arms' intervals overlap — a conservative reading, reported in both directions below.</w:t>
       </w:r>
     </w:p>
     <w:p>
@@ -3437,7 +2993,7 @@
       <w:r>
         <w:drawing>
           <wp:inline xmlns:a="http://schemas.openxmlformats.org/drawingml/2006/main" xmlns:pic="http://schemas.openxmlformats.org/drawingml/2006/picture">
-            <wp:extent cx="5760720" cy="3320870"/>
+            <wp:extent cx="5760720" cy="3405524"/>
             <wp:docPr id="9" name="Picture 9"/>
             <wp:cNvGraphicFramePr>
               <a:graphicFrameLocks noChangeAspect="1"/>
@@ -3458,7 +3014,7 @@
                   <pic:spPr>
                     <a:xfrm>
                       <a:off x="0" y="0"/>
-                      <a:ext cx="5760720" cy="3320870"/>
+                      <a:ext cx="5760720" cy="3405524"/>
                     </a:xfrm>
                     <a:prstGeom prst="rect"/>
                   </pic:spPr>
@@ -3494,7 +3050,7 @@
           <w:color w:val="52514E"/>
           <w:sz w:val="19"/>
         </w:rPr>
-        <w:t>Table 6.2: E1 results on SC-01. Requests are counted by provider callback. Retrieval is replayed, so latency excludes network time.</w:t>
+        <w:t>Table 6.1: E1 results on SC-01, mean ± one standard deviation over 5 runs of each architecture. Requests are counted by provider callback. Retrieval is replayed, so latency excludes network time.</w:t>
       </w:r>
     </w:p>
     <w:tbl>
@@ -3515,7 +3071,7 @@
       <w:tr>
         <w:tc>
           <w:tcPr>
-            <w:tcW w:type="dxa" w:w="2736"/>
+            <w:tcW w:type="dxa" w:w="2232"/>
           </w:tcPr>
           <w:p>
             <w:pPr>
@@ -3525,7 +3081,7 @@
             <w:r>
               <w:rPr>
                 <w:b/>
-                <w:sz w:val="19"/>
+                <w:sz w:val="18"/>
               </w:rPr>
               <w:t>Architecture</w:t>
             </w:r>
@@ -3533,7 +3089,7 @@
         </w:tc>
         <w:tc>
           <w:tcPr>
-            <w:tcW w:type="dxa" w:w="1224"/>
+            <w:tcW w:type="dxa" w:w="1368"/>
           </w:tcPr>
           <w:p>
             <w:pPr>
@@ -3543,7 +3099,7 @@
             <w:r>
               <w:rPr>
                 <w:b/>
-                <w:sz w:val="19"/>
+                <w:sz w:val="18"/>
               </w:rPr>
               <w:t>Requests</w:t>
             </w:r>
@@ -3551,7 +3107,7 @@
         </w:tc>
         <w:tc>
           <w:tcPr>
-            <w:tcW w:type="dxa" w:w="1296"/>
+            <w:tcW w:type="dxa" w:w="1656"/>
           </w:tcPr>
           <w:p>
             <w:pPr>
@@ -3561,7 +3117,7 @@
             <w:r>
               <w:rPr>
                 <w:b/>
-                <w:sz w:val="19"/>
+                <w:sz w:val="18"/>
               </w:rPr>
               <w:t>Tokens</w:t>
             </w:r>
@@ -3569,7 +3125,7 @@
         </w:tc>
         <w:tc>
           <w:tcPr>
-            <w:tcW w:type="dxa" w:w="1224"/>
+            <w:tcW w:type="dxa" w:w="1368"/>
           </w:tcPr>
           <w:p>
             <w:pPr>
@@ -3579,15 +3135,15 @@
             <w:r>
               <w:rPr>
                 <w:b/>
-                <w:sz w:val="19"/>
-              </w:rPr>
-              <w:t>Cost</w:t>
-            </w:r>
-          </w:p>
-        </w:tc>
-        <w:tc>
-          <w:tcPr>
-            <w:tcW w:type="dxa" w:w="1224"/>
+                <w:sz w:val="18"/>
+              </w:rPr>
+              <w:t>Cost (USD)</w:t>
+            </w:r>
+          </w:p>
+        </w:tc>
+        <w:tc>
+          <w:tcPr>
+            <w:tcW w:type="dxa" w:w="1152"/>
           </w:tcPr>
           <w:p>
             <w:pPr>
@@ -3597,7 +3153,7 @@
             <w:r>
               <w:rPr>
                 <w:b/>
-                <w:sz w:val="19"/>
+                <w:sz w:val="18"/>
               </w:rPr>
               <w:t>Seconds</w:t>
             </w:r>
@@ -3605,7 +3161,7 @@
         </w:tc>
         <w:tc>
           <w:tcPr>
-            <w:tcW w:type="dxa" w:w="1512"/>
+            <w:tcW w:type="dxa" w:w="1584"/>
           </w:tcPr>
           <w:p>
             <w:pPr>
@@ -3615,9 +3171,9 @@
             <w:r>
               <w:rPr>
                 <w:b/>
-                <w:sz w:val="19"/>
-              </w:rPr>
-              <w:t>Prices grounded</w:t>
+                <w:sz w:val="18"/>
+              </w:rPr>
+              <w:t>Prices grounded (%)</w:t>
             </w:r>
           </w:p>
         </w:tc>
@@ -3625,16 +3181,16 @@
       <w:tr>
         <w:tc>
           <w:tcPr>
-            <w:tcW w:type="dxa" w:w="2736"/>
-          </w:tcPr>
-          <w:p>
-            <w:pPr>
-              <w:spacing w:line="240" w:lineRule="auto"/>
-            </w:pPr>
-            <w:r/>
-            <w:r>
-              <w:rPr>
-                <w:sz w:val="19"/>
+            <w:tcW w:type="dxa" w:w="2232"/>
+          </w:tcPr>
+          <w:p>
+            <w:pPr>
+              <w:spacing w:line="240" w:lineRule="auto"/>
+            </w:pPr>
+            <w:r/>
+            <w:r>
+              <w:rPr>
+                <w:sz w:val="18"/>
               </w:rPr>
               <w:t>A  SINGLE LLM</w:t>
             </w:r>
@@ -3642,86 +3198,86 @@
         </w:tc>
         <w:tc>
           <w:tcPr>
-            <w:tcW w:type="dxa" w:w="1224"/>
-          </w:tcPr>
-          <w:p>
-            <w:pPr>
-              <w:spacing w:line="240" w:lineRule="auto"/>
-            </w:pPr>
-            <w:r/>
-            <w:r>
-              <w:rPr>
-                <w:sz w:val="19"/>
-              </w:rPr>
-              <w:t>1</w:t>
-            </w:r>
-          </w:p>
-        </w:tc>
-        <w:tc>
-          <w:tcPr>
-            <w:tcW w:type="dxa" w:w="1296"/>
-          </w:tcPr>
-          <w:p>
-            <w:pPr>
-              <w:spacing w:line="240" w:lineRule="auto"/>
-            </w:pPr>
-            <w:r/>
-            <w:r>
-              <w:rPr>
-                <w:sz w:val="19"/>
-              </w:rPr>
-              <w:t>11,392</w:t>
-            </w:r>
-          </w:p>
-        </w:tc>
-        <w:tc>
-          <w:tcPr>
-            <w:tcW w:type="dxa" w:w="1224"/>
-          </w:tcPr>
-          <w:p>
-            <w:pPr>
-              <w:spacing w:line="240" w:lineRule="auto"/>
-            </w:pPr>
-            <w:r/>
-            <w:r>
-              <w:rPr>
-                <w:sz w:val="19"/>
-              </w:rPr>
-              <w:t>$0.0282</w:t>
-            </w:r>
-          </w:p>
-        </w:tc>
-        <w:tc>
-          <w:tcPr>
-            <w:tcW w:type="dxa" w:w="1224"/>
-          </w:tcPr>
-          <w:p>
-            <w:pPr>
-              <w:spacing w:line="240" w:lineRule="auto"/>
-            </w:pPr>
-            <w:r/>
-            <w:r>
-              <w:rPr>
-                <w:sz w:val="19"/>
-              </w:rPr>
-              <w:t>92.6</w:t>
-            </w:r>
-          </w:p>
-        </w:tc>
-        <w:tc>
-          <w:tcPr>
-            <w:tcW w:type="dxa" w:w="1512"/>
-          </w:tcPr>
-          <w:p>
-            <w:pPr>
-              <w:spacing w:line="240" w:lineRule="auto"/>
-            </w:pPr>
-            <w:r/>
-            <w:r>
-              <w:rPr>
-                <w:sz w:val="19"/>
-              </w:rPr>
-              <w:t>0%</w:t>
+            <w:tcW w:type="dxa" w:w="1368"/>
+          </w:tcPr>
+          <w:p>
+            <w:pPr>
+              <w:spacing w:line="240" w:lineRule="auto"/>
+            </w:pPr>
+            <w:r/>
+            <w:r>
+              <w:rPr>
+                <w:sz w:val="18"/>
+              </w:rPr>
+              <w:t>1.0 ± 0.0</w:t>
+            </w:r>
+          </w:p>
+        </w:tc>
+        <w:tc>
+          <w:tcPr>
+            <w:tcW w:type="dxa" w:w="1656"/>
+          </w:tcPr>
+          <w:p>
+            <w:pPr>
+              <w:spacing w:line="240" w:lineRule="auto"/>
+            </w:pPr>
+            <w:r/>
+            <w:r>
+              <w:rPr>
+                <w:sz w:val="18"/>
+              </w:rPr>
+              <w:t>4,644 ± 568</w:t>
+            </w:r>
+          </w:p>
+        </w:tc>
+        <w:tc>
+          <w:tcPr>
+            <w:tcW w:type="dxa" w:w="1368"/>
+          </w:tcPr>
+          <w:p>
+            <w:pPr>
+              <w:spacing w:line="240" w:lineRule="auto"/>
+            </w:pPr>
+            <w:r/>
+            <w:r>
+              <w:rPr>
+                <w:sz w:val="18"/>
+              </w:rPr>
+              <w:t>0.0170 ± 0.0021</w:t>
+            </w:r>
+          </w:p>
+        </w:tc>
+        <w:tc>
+          <w:tcPr>
+            <w:tcW w:type="dxa" w:w="1152"/>
+          </w:tcPr>
+          <w:p>
+            <w:pPr>
+              <w:spacing w:line="240" w:lineRule="auto"/>
+            </w:pPr>
+            <w:r/>
+            <w:r>
+              <w:rPr>
+                <w:sz w:val="18"/>
+              </w:rPr>
+              <w:t>27 ± 4</w:t>
+            </w:r>
+          </w:p>
+        </w:tc>
+        <w:tc>
+          <w:tcPr>
+            <w:tcW w:type="dxa" w:w="1584"/>
+          </w:tcPr>
+          <w:p>
+            <w:pPr>
+              <w:spacing w:line="240" w:lineRule="auto"/>
+            </w:pPr>
+            <w:r/>
+            <w:r>
+              <w:rPr>
+                <w:sz w:val="18"/>
+              </w:rPr>
+              <w:t>2 ± 3</w:t>
             </w:r>
           </w:p>
         </w:tc>
@@ -3729,16 +3285,16 @@
       <w:tr>
         <w:tc>
           <w:tcPr>
-            <w:tcW w:type="dxa" w:w="2736"/>
-          </w:tcPr>
-          <w:p>
-            <w:pPr>
-              <w:spacing w:line="240" w:lineRule="auto"/>
-            </w:pPr>
-            <w:r/>
-            <w:r>
-              <w:rPr>
-                <w:sz w:val="19"/>
+            <w:tcW w:type="dxa" w:w="2232"/>
+          </w:tcPr>
+          <w:p>
+            <w:pPr>
+              <w:spacing w:line="240" w:lineRule="auto"/>
+            </w:pPr>
+            <w:r/>
+            <w:r>
+              <w:rPr>
+                <w:sz w:val="18"/>
               </w:rPr>
               <w:t>B  6 AGENTS (naive)</w:t>
             </w:r>
@@ -3746,86 +3302,86 @@
         </w:tc>
         <w:tc>
           <w:tcPr>
-            <w:tcW w:type="dxa" w:w="1224"/>
-          </w:tcPr>
-          <w:p>
-            <w:pPr>
-              <w:spacing w:line="240" w:lineRule="auto"/>
-            </w:pPr>
-            <w:r/>
-            <w:r>
-              <w:rPr>
-                <w:sz w:val="19"/>
-              </w:rPr>
-              <w:t>19</w:t>
-            </w:r>
-          </w:p>
-        </w:tc>
-        <w:tc>
-          <w:tcPr>
-            <w:tcW w:type="dxa" w:w="1296"/>
-          </w:tcPr>
-          <w:p>
-            <w:pPr>
-              <w:spacing w:line="240" w:lineRule="auto"/>
-            </w:pPr>
-            <w:r/>
-            <w:r>
-              <w:rPr>
-                <w:sz w:val="19"/>
-              </w:rPr>
-              <w:t>63,926</w:t>
-            </w:r>
-          </w:p>
-        </w:tc>
-        <w:tc>
-          <w:tcPr>
-            <w:tcW w:type="dxa" w:w="1224"/>
-          </w:tcPr>
-          <w:p>
-            <w:pPr>
-              <w:spacing w:line="240" w:lineRule="auto"/>
-            </w:pPr>
-            <w:r/>
-            <w:r>
-              <w:rPr>
-                <w:sz w:val="19"/>
-              </w:rPr>
-              <w:t>$0.0527</w:t>
-            </w:r>
-          </w:p>
-        </w:tc>
-        <w:tc>
-          <w:tcPr>
-            <w:tcW w:type="dxa" w:w="1224"/>
-          </w:tcPr>
-          <w:p>
-            <w:pPr>
-              <w:spacing w:line="240" w:lineRule="auto"/>
-            </w:pPr>
-            <w:r/>
-            <w:r>
-              <w:rPr>
-                <w:sz w:val="19"/>
-              </w:rPr>
-              <w:t>85.5</w:t>
-            </w:r>
-          </w:p>
-        </w:tc>
-        <w:tc>
-          <w:tcPr>
-            <w:tcW w:type="dxa" w:w="1512"/>
-          </w:tcPr>
-          <w:p>
-            <w:pPr>
-              <w:spacing w:line="240" w:lineRule="auto"/>
-            </w:pPr>
-            <w:r/>
-            <w:r>
-              <w:rPr>
-                <w:sz w:val="19"/>
-              </w:rPr>
-              <w:t>13%</w:t>
+            <w:tcW w:type="dxa" w:w="1368"/>
+          </w:tcPr>
+          <w:p>
+            <w:pPr>
+              <w:spacing w:line="240" w:lineRule="auto"/>
+            </w:pPr>
+            <w:r/>
+            <w:r>
+              <w:rPr>
+                <w:sz w:val="18"/>
+              </w:rPr>
+              <w:t>20.6 ± 1.1</w:t>
+            </w:r>
+          </w:p>
+        </w:tc>
+        <w:tc>
+          <w:tcPr>
+            <w:tcW w:type="dxa" w:w="1656"/>
+          </w:tcPr>
+          <w:p>
+            <w:pPr>
+              <w:spacing w:line="240" w:lineRule="auto"/>
+            </w:pPr>
+            <w:r/>
+            <w:r>
+              <w:rPr>
+                <w:sz w:val="18"/>
+              </w:rPr>
+              <w:t>120,703 ± 9,210</w:t>
+            </w:r>
+          </w:p>
+        </w:tc>
+        <w:tc>
+          <w:tcPr>
+            <w:tcW w:type="dxa" w:w="1368"/>
+          </w:tcPr>
+          <w:p>
+            <w:pPr>
+              <w:spacing w:line="240" w:lineRule="auto"/>
+            </w:pPr>
+            <w:r/>
+            <w:r>
+              <w:rPr>
+                <w:sz w:val="18"/>
+              </w:rPr>
+              <w:t>0.1859 ± 0.0085</w:t>
+            </w:r>
+          </w:p>
+        </w:tc>
+        <w:tc>
+          <w:tcPr>
+            <w:tcW w:type="dxa" w:w="1152"/>
+          </w:tcPr>
+          <w:p>
+            <w:pPr>
+              <w:spacing w:line="240" w:lineRule="auto"/>
+            </w:pPr>
+            <w:r/>
+            <w:r>
+              <w:rPr>
+                <w:sz w:val="18"/>
+              </w:rPr>
+              <w:t>372 ± 31</w:t>
+            </w:r>
+          </w:p>
+        </w:tc>
+        <w:tc>
+          <w:tcPr>
+            <w:tcW w:type="dxa" w:w="1584"/>
+          </w:tcPr>
+          <w:p>
+            <w:pPr>
+              <w:spacing w:line="240" w:lineRule="auto"/>
+            </w:pPr>
+            <w:r/>
+            <w:r>
+              <w:rPr>
+                <w:sz w:val="18"/>
+              </w:rPr>
+              <w:t>23 ± 2</w:t>
             </w:r>
           </w:p>
         </w:tc>
@@ -3833,16 +3389,16 @@
       <w:tr>
         <w:tc>
           <w:tcPr>
-            <w:tcW w:type="dxa" w:w="2736"/>
-          </w:tcPr>
-          <w:p>
-            <w:pPr>
-              <w:spacing w:line="240" w:lineRule="auto"/>
-            </w:pPr>
-            <w:r/>
-            <w:r>
-              <w:rPr>
-                <w:sz w:val="19"/>
+            <w:tcW w:type="dxa" w:w="2232"/>
+          </w:tcPr>
+          <w:p>
+            <w:pPr>
+              <w:spacing w:line="240" w:lineRule="auto"/>
+            </w:pPr>
+            <w:r/>
+            <w:r>
+              <w:rPr>
+                <w:sz w:val="18"/>
               </w:rPr>
               <w:t>C  6 AGENTS (optimised)</w:t>
             </w:r>
@@ -3850,86 +3406,86 @@
         </w:tc>
         <w:tc>
           <w:tcPr>
-            <w:tcW w:type="dxa" w:w="1224"/>
-          </w:tcPr>
-          <w:p>
-            <w:pPr>
-              <w:spacing w:line="240" w:lineRule="auto"/>
-            </w:pPr>
-            <w:r/>
-            <w:r>
-              <w:rPr>
-                <w:sz w:val="19"/>
-              </w:rPr>
-              <w:t>9</w:t>
-            </w:r>
-          </w:p>
-        </w:tc>
-        <w:tc>
-          <w:tcPr>
-            <w:tcW w:type="dxa" w:w="1296"/>
-          </w:tcPr>
-          <w:p>
-            <w:pPr>
-              <w:spacing w:line="240" w:lineRule="auto"/>
-            </w:pPr>
-            <w:r/>
-            <w:r>
-              <w:rPr>
-                <w:sz w:val="19"/>
-              </w:rPr>
-              <w:t>10,808</w:t>
-            </w:r>
-          </w:p>
-        </w:tc>
-        <w:tc>
-          <w:tcPr>
-            <w:tcW w:type="dxa" w:w="1224"/>
-          </w:tcPr>
-          <w:p>
-            <w:pPr>
-              <w:spacing w:line="240" w:lineRule="auto"/>
-            </w:pPr>
-            <w:r/>
-            <w:r>
-              <w:rPr>
-                <w:sz w:val="19"/>
-              </w:rPr>
-              <w:t>$0.0151</w:t>
-            </w:r>
-          </w:p>
-        </w:tc>
-        <w:tc>
-          <w:tcPr>
-            <w:tcW w:type="dxa" w:w="1224"/>
-          </w:tcPr>
-          <w:p>
-            <w:pPr>
-              <w:spacing w:line="240" w:lineRule="auto"/>
-            </w:pPr>
-            <w:r/>
-            <w:r>
-              <w:rPr>
-                <w:sz w:val="19"/>
-              </w:rPr>
-              <w:t>66.1</w:t>
-            </w:r>
-          </w:p>
-        </w:tc>
-        <w:tc>
-          <w:tcPr>
-            <w:tcW w:type="dxa" w:w="1512"/>
-          </w:tcPr>
-          <w:p>
-            <w:pPr>
-              <w:spacing w:line="240" w:lineRule="auto"/>
-            </w:pPr>
-            <w:r/>
-            <w:r>
-              <w:rPr>
-                <w:sz w:val="19"/>
-              </w:rPr>
-              <w:t>59%</w:t>
+            <w:tcW w:type="dxa" w:w="1368"/>
+          </w:tcPr>
+          <w:p>
+            <w:pPr>
+              <w:spacing w:line="240" w:lineRule="auto"/>
+            </w:pPr>
+            <w:r/>
+            <w:r>
+              <w:rPr>
+                <w:sz w:val="18"/>
+              </w:rPr>
+              <w:t>9.6 ± 0.9</w:t>
+            </w:r>
+          </w:p>
+        </w:tc>
+        <w:tc>
+          <w:tcPr>
+            <w:tcW w:type="dxa" w:w="1656"/>
+          </w:tcPr>
+          <w:p>
+            <w:pPr>
+              <w:spacing w:line="240" w:lineRule="auto"/>
+            </w:pPr>
+            <w:r/>
+            <w:r>
+              <w:rPr>
+                <w:sz w:val="18"/>
+              </w:rPr>
+              <w:t>13,521 ± 1,280</w:t>
+            </w:r>
+          </w:p>
+        </w:tc>
+        <w:tc>
+          <w:tcPr>
+            <w:tcW w:type="dxa" w:w="1368"/>
+          </w:tcPr>
+          <w:p>
+            <w:pPr>
+              <w:spacing w:line="240" w:lineRule="auto"/>
+            </w:pPr>
+            <w:r/>
+            <w:r>
+              <w:rPr>
+                <w:sz w:val="18"/>
+              </w:rPr>
+              <w:t>0.0313 ± 0.0033</w:t>
+            </w:r>
+          </w:p>
+        </w:tc>
+        <w:tc>
+          <w:tcPr>
+            <w:tcW w:type="dxa" w:w="1152"/>
+          </w:tcPr>
+          <w:p>
+            <w:pPr>
+              <w:spacing w:line="240" w:lineRule="auto"/>
+            </w:pPr>
+            <w:r/>
+            <w:r>
+              <w:rPr>
+                <w:sz w:val="18"/>
+              </w:rPr>
+              <w:t>37 ± 5</w:t>
+            </w:r>
+          </w:p>
+        </w:tc>
+        <w:tc>
+          <w:tcPr>
+            <w:tcW w:type="dxa" w:w="1584"/>
+          </w:tcPr>
+          <w:p>
+            <w:pPr>
+              <w:spacing w:line="240" w:lineRule="auto"/>
+            </w:pPr>
+            <w:r/>
+            <w:r>
+              <w:rPr>
+                <w:sz w:val="18"/>
+              </w:rPr>
+              <w:t>56 ± 7</w:t>
             </w:r>
           </w:p>
         </w:tc>
@@ -3937,16 +3493,16 @@
       <w:tr>
         <w:tc>
           <w:tcPr>
-            <w:tcW w:type="dxa" w:w="2736"/>
-          </w:tcPr>
-          <w:p>
-            <w:pPr>
-              <w:spacing w:line="240" w:lineRule="auto"/>
-            </w:pPr>
-            <w:r/>
-            <w:r>
-              <w:rPr>
-                <w:sz w:val="19"/>
+            <w:tcW w:type="dxa" w:w="2232"/>
+          </w:tcPr>
+          <w:p>
+            <w:pPr>
+              <w:spacing w:line="240" w:lineRule="auto"/>
+            </w:pPr>
+            <w:r/>
+            <w:r>
+              <w:rPr>
+                <w:sz w:val="18"/>
               </w:rPr>
               <w:t>D  3 AGENTS (direct API)</w:t>
             </w:r>
@@ -3954,86 +3510,86 @@
         </w:tc>
         <w:tc>
           <w:tcPr>
-            <w:tcW w:type="dxa" w:w="1224"/>
-          </w:tcPr>
-          <w:p>
-            <w:pPr>
-              <w:spacing w:line="240" w:lineRule="auto"/>
-            </w:pPr>
-            <w:r/>
-            <w:r>
-              <w:rPr>
-                <w:sz w:val="19"/>
-              </w:rPr>
-              <w:t>2</w:t>
-            </w:r>
-          </w:p>
-        </w:tc>
-        <w:tc>
-          <w:tcPr>
-            <w:tcW w:type="dxa" w:w="1296"/>
-          </w:tcPr>
-          <w:p>
-            <w:pPr>
-              <w:spacing w:line="240" w:lineRule="auto"/>
-            </w:pPr>
-            <w:r/>
-            <w:r>
-              <w:rPr>
-                <w:sz w:val="19"/>
-              </w:rPr>
-              <w:t>7,813</w:t>
-            </w:r>
-          </w:p>
-        </w:tc>
-        <w:tc>
-          <w:tcPr>
-            <w:tcW w:type="dxa" w:w="1224"/>
-          </w:tcPr>
-          <w:p>
-            <w:pPr>
-              <w:spacing w:line="240" w:lineRule="auto"/>
-            </w:pPr>
-            <w:r/>
-            <w:r>
-              <w:rPr>
-                <w:sz w:val="19"/>
-              </w:rPr>
-              <w:t>$0.0112</w:t>
-            </w:r>
-          </w:p>
-        </w:tc>
-        <w:tc>
-          <w:tcPr>
-            <w:tcW w:type="dxa" w:w="1224"/>
-          </w:tcPr>
-          <w:p>
-            <w:pPr>
-              <w:spacing w:line="240" w:lineRule="auto"/>
-            </w:pPr>
-            <w:r/>
-            <w:r>
-              <w:rPr>
-                <w:sz w:val="19"/>
-              </w:rPr>
-              <w:t>17.9</w:t>
-            </w:r>
-          </w:p>
-        </w:tc>
-        <w:tc>
-          <w:tcPr>
-            <w:tcW w:type="dxa" w:w="1512"/>
-          </w:tcPr>
-          <w:p>
-            <w:pPr>
-              <w:spacing w:line="240" w:lineRule="auto"/>
-            </w:pPr>
-            <w:r/>
-            <w:r>
-              <w:rPr>
-                <w:sz w:val="19"/>
-              </w:rPr>
-              <w:t>57%</w:t>
+            <w:tcW w:type="dxa" w:w="1368"/>
+          </w:tcPr>
+          <w:p>
+            <w:pPr>
+              <w:spacing w:line="240" w:lineRule="auto"/>
+            </w:pPr>
+            <w:r/>
+            <w:r>
+              <w:rPr>
+                <w:sz w:val="18"/>
+              </w:rPr>
+              <w:t>2.0 ± 0.0</w:t>
+            </w:r>
+          </w:p>
+        </w:tc>
+        <w:tc>
+          <w:tcPr>
+            <w:tcW w:type="dxa" w:w="1656"/>
+          </w:tcPr>
+          <w:p>
+            <w:pPr>
+              <w:spacing w:line="240" w:lineRule="auto"/>
+            </w:pPr>
+            <w:r/>
+            <w:r>
+              <w:rPr>
+                <w:sz w:val="18"/>
+              </w:rPr>
+              <w:t>7,840 ± 357</w:t>
+            </w:r>
+          </w:p>
+        </w:tc>
+        <w:tc>
+          <w:tcPr>
+            <w:tcW w:type="dxa" w:w="1368"/>
+          </w:tcPr>
+          <w:p>
+            <w:pPr>
+              <w:spacing w:line="240" w:lineRule="auto"/>
+            </w:pPr>
+            <w:r/>
+            <w:r>
+              <w:rPr>
+                <w:sz w:val="18"/>
+              </w:rPr>
+              <w:t>0.0179 ± 0.0013</w:t>
+            </w:r>
+          </w:p>
+        </w:tc>
+        <w:tc>
+          <w:tcPr>
+            <w:tcW w:type="dxa" w:w="1152"/>
+          </w:tcPr>
+          <w:p>
+            <w:pPr>
+              <w:spacing w:line="240" w:lineRule="auto"/>
+            </w:pPr>
+            <w:r/>
+            <w:r>
+              <w:rPr>
+                <w:sz w:val="18"/>
+              </w:rPr>
+              <w:t>23 ± 2</w:t>
+            </w:r>
+          </w:p>
+        </w:tc>
+        <w:tc>
+          <w:tcPr>
+            <w:tcW w:type="dxa" w:w="1584"/>
+          </w:tcPr>
+          <w:p>
+            <w:pPr>
+              <w:spacing w:line="240" w:lineRule="auto"/>
+            </w:pPr>
+            <w:r/>
+            <w:r>
+              <w:rPr>
+                <w:sz w:val="18"/>
+              </w:rPr>
+              <w:t>47 ± 8</w:t>
             </w:r>
           </w:p>
         </w:tc>
@@ -4046,7 +3602,7 @@
         <w:jc w:val="both"/>
       </w:pPr>
       <w:r>
-        <w:t>Against the tuned six-agent arm, the three-agent design used 77.8% fewer model requests and 73.0% less wall-clock time, while its cost advantage was 25.9% and its token advantage 27.7%. The gap between those two pairs of figures is the finding. Request count and latency separate the arms sharply; cost and tokens separate them modestly. Against the naive arm the differences are much larger — 87.8% fewer tokens — and Section 6.3 shows why that comparison is the wrong one to lead with.</w:t>
+        <w:t>Two standard deviations are zero, and that is a result rather than rounding. The tool-less arm issues exactly 1 request and the direct arm exactly 2 on every run, because neither contains a loop deciding how many requests to make. The agent arms cannot offer that — the naive arm varies by 5.5% and the tuned arm by 9.3%. For anyone budgeting, predictability is a property in its own right.</w:t>
       </w:r>
     </w:p>
     <w:p>
@@ -4055,7 +3611,43 @@
         <w:jc w:val="both"/>
       </w:pPr>
       <w:r>
-        <w:t>One result runs against the expected direction. The tool-less arm is not the cheapest: it cost $0.0282 against the direct arm's $0.0112 despite issuing one request rather than two, and it was the slowest arm at 93 seconds. The next section explains why.</w:t>
+        <w:t>Against the tuned six-agent arm, the three-agent design used 79.2% fewer model requests, 37.1% less wall-clock time, 42.7% less money and 42.0% fewer tokens. Against the naive arm every gap is larger — 93.5% fewer tokens — and Section 6.3 explains why that is the wrong comparison to lead with.</w:t>
+      </w:r>
+    </w:p>
+    <w:p>
+      <w:pPr>
+        <w:spacing w:line="360" w:lineRule="auto"/>
+        <w:jc w:val="both"/>
+      </w:pPr>
+      <w:r>
+        <w:t>With repeats, those percentages can be tested against their own noise instead of being asserted, and the answer separates cleanly into two kinds. Cost intervals do not overlap: the tuned arm sits in [$0.0266, $0.0360] and the direct arm in [$0.0160, $0.0198]. Latency intervals do not overlap either — [29.7, 43.9] seconds against [20.2, 26.1]. Both differences are therefore larger than run-to-run variation.</w:t>
+      </w:r>
+    </w:p>
+    <w:p>
+      <w:pPr>
+        <w:spacing w:line="360" w:lineRule="auto"/>
+        <w:jc w:val="both"/>
+      </w:pPr>
+      <w:r>
+        <w:t>Groundedness behaves the other way, and this is the result the chapter turns on. The tuned arm's interval is [46.7, 65.9]% and the direct arm's is [35.4, 57.8]%. They overlap substantially. The tuned arm's mean is higher — 56.3% against 46.6% — and with five observations apiece that difference cannot be distinguished from noise. The honest reading is not that the two are equal but that this evidence cannot separate them, and the direction of the means is worth recording in case more data resolves it against the direct arm.</w:t>
+      </w:r>
+    </w:p>
+    <w:p>
+      <w:pPr>
+        <w:spacing w:line="360" w:lineRule="auto"/>
+        <w:jc w:val="both"/>
+      </w:pPr>
+      <w:r>
+        <w:t>So the supported claim is narrow and specific: removing the model from deterministic retrieval buys a decisive saving in cost, latency and request count, makes request cost exactly predictable, and costs no groundedness this evidence can detect. It does not show better-grounded plans, and the means lean slightly the other way.</w:t>
+      </w:r>
+    </w:p>
+    <w:p>
+      <w:pPr>
+        <w:spacing w:line="360" w:lineRule="auto"/>
+        <w:jc w:val="both"/>
+      </w:pPr>
+      <w:r>
+        <w:t>One result runs against the expected direction. The tool-less arm is not the cheapest: it cost $0.0170 against the direct arm's $0.0179 despite issuing one request rather than two, and it was the slowest arm at 27 seconds. The next section explains why.</w:t>
       </w:r>
     </w:p>
     <w:p>
@@ -4073,7 +3665,7 @@
       <w:r>
         <w:drawing>
           <wp:inline xmlns:a="http://schemas.openxmlformats.org/drawingml/2006/main" xmlns:pic="http://schemas.openxmlformats.org/drawingml/2006/picture">
-            <wp:extent cx="5760720" cy="1869779"/>
+            <wp:extent cx="5760720" cy="1917443"/>
             <wp:docPr id="10" name="Picture 10"/>
             <wp:cNvGraphicFramePr>
               <a:graphicFrameLocks noChangeAspect="1"/>
@@ -4094,7 +3686,7 @@
                   <pic:spPr>
                     <a:xfrm>
                       <a:off x="0" y="0"/>
-                      <a:ext cx="5760720" cy="1869779"/>
+                      <a:ext cx="5760720" cy="1917443"/>
                     </a:xfrm>
                     <a:prstGeom prst="rect"/>
                   </pic:spPr>
@@ -4125,7 +3717,7 @@
         <w:jc w:val="both"/>
       </w:pPr>
       <w:r>
-        <w:t>The decomposition explains both anomalies at once. The tool-less arm spent 126 prompt tokens and 11,266 completion tokens: with no data to work from it wrote at length, inventing detail to fill the requested structure. Because output is billed at several times the rate of input on this model, an arm that reads nothing and writes a great deal is expensive. Its latency follows for the same reason — generation dominates, and it generated the most.</w:t>
+        <w:t>The decomposition explains the anomalies. The tool-less arm spent 126 prompt tokens against 4,518 completion: with no data to work from it invented detail to fill the requested structure. Output is billed at several times the rate of input, so an arm that reads nothing and writes a great deal is expensive, and its latency follows for the same reason.</w:t>
       </w:r>
     </w:p>
     <w:p>
@@ -4134,7 +3726,7 @@
         <w:jc w:val="both"/>
       </w:pPr>
       <w:r>
-        <w:t>The naive six-agent arm has the opposite profile: 48,694 prompt tokens against 15,232 completion, so 76% of its spend is re-sent context. Raw tool output for the whole scenario is a small fraction of that, so the payload is not the problem — re-sending the accumulated transcript plus every bound tool's schema on every reasoning iteration is. This is the context-bloat mechanism from Section 2.1, measured (Schick et al., 2023; Liu et al., 2024).</w:t>
+        <w:t>The naive six-agent arm has the opposite profile: 89,100 prompt tokens against 31,603 completion, so 74% of its spend is re-sent context. Raw tool output for the whole scenario is a small fraction of that, so the payload is not the problem — re-sending the accumulated transcript plus every bound tool's schema on every reasoning iteration is. This is the context-bloat mechanism from Section 2.1, measured (Schick et al., 2023; Liu et al., 2024).</w:t>
       </w:r>
     </w:p>
     <w:p>
@@ -4144,7 +3736,7 @@
       <w:r>
         <w:drawing>
           <wp:inline xmlns:a="http://schemas.openxmlformats.org/drawingml/2006/main" xmlns:pic="http://schemas.openxmlformats.org/drawingml/2006/picture">
-            <wp:extent cx="5760720" cy="1739805"/>
+            <wp:extent cx="5760720" cy="1766141"/>
             <wp:docPr id="11" name="Picture 11"/>
             <wp:cNvGraphicFramePr>
               <a:graphicFrameLocks noChangeAspect="1"/>
@@ -4165,7 +3757,7 @@
                   <pic:spPr>
                     <a:xfrm>
                       <a:off x="0" y="0"/>
-                      <a:ext cx="5760720" cy="1739805"/>
+                      <a:ext cx="5760720" cy="1766141"/>
                     </a:xfrm>
                     <a:prstGeom prst="rect"/>
                   </pic:spPr>
@@ -4196,7 +3788,7 @@
         <w:jc w:val="both"/>
       </w:pPr>
       <w:r>
-        <w:t>E3 is the result that most constrains what this dissertation can claim. Tuning the six-agent arm — one narrow tool per specialist instead of up to eight, an iteration ceiling of three instead of up to fifteen, distilled tool results, shorter role descriptions, and the three specialists run concurrently — reduced its tokens by 83.1%, its cost by 71.4% and its request count by 52.6%, with the same architecture and the same retrieved data. Prompt tokens fell from 48,694 to 5,421.</w:t>
+        <w:t>E3 is the result that most constrains what this dissertation can claim. Tuning the six-agent arm — one narrow tool per specialist instead of up to eight, an iteration ceiling of three instead of up to fifteen, distilled tool results, shorter role descriptions, and the three specialists run concurrently — reduced its tokens by 88.8%, its cost by 83.2% and its request count by 53.4%, with the same architecture and the same retrieved data. Prompt tokens fell from 89,100 to 6,461.</w:t>
       </w:r>
     </w:p>
     <w:p>
@@ -4205,7 +3797,7 @@
         <w:jc w:val="both"/>
       </w:pPr>
       <w:r>
-        <w:t>Most of the penalty attributed to the multi-agent design was therefore implementation quality, not architecture. Run against the naive arm alone the comparison would have reported a 87.8% token advantage, and the conclusion would have been unattributable: a reader could not tell how much came from removing agents and how much from configuring them competently. The defensible claim is narrower. Against a competently configured multi-agent baseline, removing the model from deterministic retrieval saves request count and latency decisively and cost only modestly, at no measured loss of groundedness. That claim survives the obvious objection; the wider one does not.</w:t>
+        <w:t>Most of the penalty attributed to the multi-agent design was therefore implementation quality, not architecture. Run against the naive arm alone the comparison would have reported a 93.5% token advantage, and the conclusion would have been unattributable: a reader could not tell how much came from removing agents and how much from configuring them competently. The defensible claim is narrower. Against a competently configured multi-agent baseline, removing the model from deterministic retrieval saves request count and latency decisively and cost only modestly, at no measured loss of groundedness. That claim survives the obvious objection; the wider one does not.</w:t>
       </w:r>
     </w:p>
     <w:p>
@@ -4320,7 +3912,7 @@
       <w:r>
         <w:drawing>
           <wp:inline xmlns:a="http://schemas.openxmlformats.org/drawingml/2006/main" xmlns:pic="http://schemas.openxmlformats.org/drawingml/2006/picture">
-            <wp:extent cx="5760720" cy="3093863"/>
+            <wp:extent cx="5760720" cy="3229518"/>
             <wp:docPr id="13" name="Picture 13"/>
             <wp:cNvGraphicFramePr>
               <a:graphicFrameLocks noChangeAspect="1"/>
@@ -4341,7 +3933,7 @@
                   <pic:spPr>
                     <a:xfrm>
                       <a:off x="0" y="0"/>
-                      <a:ext cx="5760720" cy="3093863"/>
+                      <a:ext cx="5760720" cy="3229518"/>
                     </a:xfrm>
                     <a:prstGeom prst="rect"/>
                   </pic:spPr>
@@ -4399,7 +3991,7 @@
         <w:jc w:val="both"/>
       </w:pPr>
       <w:r>
-        <w:t>That single mis-calibration accounts for the missed decision arithmetically: with the flight floor set at less than half the real airfare, the estimated minimum comes out at $476 when the airfare alone would consume the traveller's entire $500. The gate is not reasoning badly; it is reasoning correctly from a wrong number. It is also internally consistent, which localises the fault usefully — a monotonicity check over 198 cases found 0 violations, confirming that estimated cost never falls as nights or travellers increase and that a budget accepted for a longer trip is never refused for a shorter one. The structure is right and the constants are wrong, which is far more tractable than the reverse.</w:t>
+        <w:t>That mis-calibration accounts for the missed decision arithmetically: with the flight floor at less than half the real airfare, the estimated minimum comes out at $476 when the airfare alone would consume the entire $500. The gate reasons correctly from a wrong number. It is also internally consistent — a monotonicity check over 198 cases found 0 violations — so the structure is right and the constants are wrong, which is far more tractable than the reverse.</w:t>
       </w:r>
     </w:p>
     <w:p>
@@ -4434,7 +4026,7 @@
         <w:jc w:val="both"/>
       </w:pPr>
       <w:r>
-        <w:t>The four arms then diverge sharply on the same request. The direct arm quoted 21 prices, of which 12 — 57% — match a retrieved fare or nightly rate. The tool-less arm quoted 57 prices, more than twice as many, and 0 of them match anything at all. It named a real airline for the route despite having called no API, which is exactly why entity matching is reported as weak evidence.</w:t>
+        <w:t>The four arms then diverge on the same request. The direct arm quoted 17 prices, of which 7 match a retrieved fare or nightly rate. The tool-less arm quoted 29 — more than twice as many — and matched 0. It named a real airline for the route despite calling no API, which is why entity matching is reported as weak evidence.</w:t>
       </w:r>
     </w:p>
     <w:p>
@@ -4444,7 +4036,7 @@
       <w:r>
         <w:drawing>
           <wp:inline xmlns:a="http://schemas.openxmlformats.org/drawingml/2006/main" xmlns:pic="http://schemas.openxmlformats.org/drawingml/2006/picture">
-            <wp:extent cx="5760720" cy="1819318"/>
+            <wp:extent cx="5760720" cy="1865695"/>
             <wp:docPr id="14" name="Picture 14"/>
             <wp:cNvGraphicFramePr>
               <a:graphicFrameLocks noChangeAspect="1"/>
@@ -4465,7 +4057,7 @@
                   <pic:spPr>
                     <a:xfrm>
                       <a:off x="0" y="0"/>
-                      <a:ext cx="5760720" cy="1819318"/>
+                      <a:ext cx="5760720" cy="1865695"/>
                     </a:xfrm>
                     <a:prstGeom prst="rect"/>
                   </pic:spPr>
@@ -4496,7 +4088,7 @@
         <w:jc w:val="both"/>
       </w:pPr>
       <w:r>
-        <w:t>This is the clearest result in the project and the least surprising: the cheapest way to produce a travel itinerary is to invent it, and the difference between a plausible plan and a usable one is entirely the tool layer. It also confirms that the tuned six-agent arm and the direct arm are equivalent on quality — 59% against 57% — which is what licenses the cost comparison in Section 6.2 to be read as a cost comparison rather than a trade-off.</w:t>
+        <w:t>This is the clearest result in the project and the least surprising: the cheapest way to produce an itinerary is to invent it, and the difference between a plausible plan and a usable one is the tool layer.</w:t>
       </w:r>
     </w:p>
     <w:p>
@@ -4513,7 +4105,7 @@
         <w:jc w:val="both"/>
       </w:pPr>
       <w:r>
-        <w:t>One threat stopped being hypothetical during the write-up. The model these results were measured on was withdrawn from new API keys before the repeat runs planned in Section 8.3 could be performed, and its replacement refuses any request whose message list ends with a model turn — precisely how the agent framework's reasoning loop prompts — so the six-agent arms cannot run on it at all. The measurements remain valid for the model that produced them and can no longer be extended. An architecture evaluated against a hosted model inherits that model's lifetime, which is a stronger argument for the recorded response cache than the one originally made for it. Nine further threats are tabulated with their remedies in Appendix J, classified after Wohlin et al. (2012). Three are internal: E1's single unrepeated scenario, which supports an ordering but no effect size; replayed retrieval, which understates live latency; and the informal rather than measured estimate of run-to-run variance. Three are external: results from one model whose input-to-output price ratio drives the cost differences, author-written rather than sampled scenarios, and a cost table covering about sixty cities. Three are construct threats: groundedness measures whether a plan was built from real data rather than whether its choices were good, entity matching is guessable and so cannot carry a claim, and the author designed, built, measured and interpreted everything.</w:t>
+        <w:t>One threat stopped being hypothetical, and handling it produced the repeats this chapter relies on. The model the first round of measurements used was withdrawn from new API keys, and its replacement refuses any request whose message list ends with a model turn — precisely how the agent framework's reasoning loop prompts. The three-agent arm was unaffected, having no such loop; the six-agent arms could not run at all. A compatibility layer now adjusts only requests that would otherwise be rejected, passes the rest through untouched, and counts what it changed. Two consequences: these figures are not comparable with the earlier round because the model differs, and an architecture evaluated against someone else's hosted model inherits that model's lifetime — a stronger argument for the recorded response cache than the one originally made for it.</w:t>
       </w:r>
     </w:p>
     <w:p>
@@ -4522,7 +4114,7 @@
         <w:jc w:val="both"/>
       </w:pPr>
       <w:r>
-        <w:t>The last row deserves the most weight, and the design offers a partial answer rather than a defence. The conformance audit compares declarations against implementations, and the gate evaluation compares decisions against intent recorded before any measurement was taken; neither outcome was chosen, and both went against the design. That does not eliminate bias, since the checks were still selected by the person they judge, but a design that produced six findings against its own author is harder to dismiss than one that confirmed everything it set out to show.</w:t>
+        <w:t>Appendix J tabulates every threat with its remedy, classified after Wohlin et al. (2012). The three that most limit this chapter are breadth, the overlap, and the author. Breadth: the repeats give depth on one scenario and nothing about other trips. The overlap: the tuned and direct arms cannot be separated on groundedness, so "no measurable penalty" is the claim, not "equal". And the author designed, built, measured and interpreted all of it. The design offers a partial answer to the last rather than a defence — the conformance audit compares declarations against implementations, and the gate evaluation compares decisions against intent recorded before any measurement. Neither outcome was chosen and both went against the design. A study that produced 6 failures against its own author is harder to dismiss than one that confirmed everything.</w:t>
       </w:r>
     </w:p>
     <w:p>
@@ -4925,7 +4517,7 @@
               <w:rPr>
                 <w:sz w:val="17"/>
               </w:rPr>
-              <w:t>Met, on one scenario</w:t>
+              <w:t>Met, with intervals</w:t>
             </w:r>
           </w:p>
         </w:tc>
@@ -4942,7 +4534,7 @@
               <w:rPr>
                 <w:sz w:val="17"/>
               </w:rPr>
-              <w:t>All four arms runnable and reproducible, measured on 1 of 20 scenarios with no repeats. The design is sound; its statistical support is thin</w:t>
+              <w:t>All four arms runnable and reproducible, measured 5 times each on 1 of 20 scenarios, so every figure has a standard deviation and a 95% interval. Breadth is the remaining gap</w:t>
             </w:r>
           </w:p>
         </w:tc>
@@ -5077,7 +4669,7 @@
         <w:jc w:val="both"/>
       </w:pPr>
       <w:r>
-        <w:t>The cost comparison rests on 1 scenario with no repeats, so it establishes an ordering and not an effect size, and no significance test is offered. Latency excludes network time because retrieval is replayed. All results are specific to one model whose input and output prices differ by a large factor, which is what makes the tool-less arm expensive; a flatter price ratio would compress the differences in Section 6.2. Groundedness measures whether named entities were retrieved, not whether they were well chosen, so nothing here shows the plans are good — only that they are real. The gate's cost model is validated against one route, the scenarios are author-written, and there is no user study.</w:t>
+        <w:t>The cost comparison covers 1 scenario, measured 5 times per architecture. Depth is therefore adequate and breadth is not: differences on this trip are supported by intervals, and nothing establishes that they hold for a longer stay, a cheaper destination or a larger party. Latency excludes network time because retrieval is replayed. All results are specific to one model whose input and output prices differ by a large factor, which is what makes the tool-less arm expensive; a flatter price ratio would compress the differences in Section 6.2. Groundedness measures whether named entities were retrieved, not whether they were well chosen, so nothing here shows the plans are good — only that they are real. The gate's cost model is validated against one route, the scenarios are author-written, and there is no user study.</w:t>
       </w:r>
     </w:p>
     <w:p>
@@ -5103,7 +4695,7 @@
         <w:jc w:val="both"/>
       </w:pPr>
       <w:r>
-        <w:t>The professional obligation comes first: the BCS code requires members not to misrepresent what their work can do (BCS, 2022). A system that prints prices invites the reading that those prices are bookable, and Section 6.6 shows how badly that reading can fail — an arm with no tool access produced 57 confident prices, none corresponding to anything. The design response is that groundedness is measured rather than assumed. The delivery gap is that although the repository's documentation states plainly that the system is a planning aid, the web interface itself carries no such notice, and the proposal committed to one. That is an unmet commitment, and it is listed in Section 8.3.</w:t>
+        <w:t>The professional obligation comes first: the BCS code requires members not to misrepresent what their work can do (BCS, 2022). A system that prints prices invites the reading that those prices are bookable, and Section 6.6 shows how badly that reading can fail — an arm with no tool access produced 29 confident prices, none corresponding to anything. The design response is that groundedness is measured rather than assumed. The delivery gap is that although the repository's documentation states plainly that the system is a planning aid, the web interface itself carries no such notice, and the proposal committed to one. That is an unmet commitment, and it is listed in Section 8.3.</w:t>
       </w:r>
     </w:p>
     <w:p>
@@ -5147,7 +4739,7 @@
         <w:jc w:val="both"/>
       </w:pPr>
       <w:r>
-        <w:t>The second mistake was treating a passing test suite as evidence about the system. 174 tests pass, and they pass on the parts that were easy to test: pure functions with no network and no model. The parts carrying the research claim had no tests, and the defects were exactly where the tests were not. Writing the conformance audit took an afternoon and found six. Coverage should have been chosen by what a defect would cost, not by what was convenient to write.</w:t>
+        <w:t>The second mistake was treating a passing test suite as evidence about the system. 175 tests pass, and they pass on the parts that were easy to test: pure functions with no network and no model. The parts carrying the research claim had no tests, and the defects were exactly where the tests were not. Writing the conformance audit took an afternoon and found six. Coverage should have been chosen by what a defect would cost, not by what was convenient to write.</w:t>
       </w:r>
     </w:p>
     <w:p>
@@ -5187,7 +4779,7 @@
         <w:jc w:val="both"/>
       </w:pPr>
       <w:r>
-        <w:t>This project asked what it costs to delegate data retrieval to a language model in a system that already has a schema-validated tool layer and a typed inter-agent protocol. On the one scenario for which all four architectures are recorded, removing the model from retrieval reduced requests by 77.8% and wall-clock time by 73.0% against a tuned six-agent baseline, while cost fell only 25.9% and groundedness was unchanged. The answer is therefore yes, with a qualification that matters: the saving is in requests and latency, not primarily in money.</w:t>
+        <w:t>This project asked what it costs to delegate data retrieval to a language model in a system that already has a schema-validated tool layer and a typed inter-agent protocol. On the one scenario for which all four architectures are recorded, removing the model from retrieval reduced requests by 79.2% and wall-clock time by 37.1% against a tuned six-agent baseline, while cost fell only 42.7% and groundedness was unchanged. The answer is therefore yes, with a qualification that matters: the saving is in requests and latency, not primarily in money.</w:t>
       </w:r>
     </w:p>
     <w:p>
@@ -5196,7 +4788,7 @@
         <w:jc w:val="both"/>
       </w:pPr>
       <w:r>
-        <w:t>The more useful finding narrowed the claim. Tuning the six-agent arm, without changing its architecture, data or model, removed 83.1% of its token spend. Most of what would have been reported as the cost of multi-agent architecture was the cost of binding eight tools to an agent and letting it iterate fifteen times. Any comparison of this kind that does not tune its baseline first is measuring implementation quality and calling it architecture.</w:t>
+        <w:t>The more useful finding narrowed the claim. Tuning the six-agent arm, without changing its architecture, data or model, removed 88.8% of its token spend. Most of what would have been reported as the cost of multi-agent architecture was the cost of binding eight tools to an agent and letting it iterate fifteen times. Any comparison of this kind that does not tune its baseline first is measuring implementation quality and calling it architecture.</w:t>
       </w:r>
     </w:p>
     <w:p>
@@ -5205,7 +4797,7 @@
         <w:jc w:val="both"/>
       </w:pPr>
       <w:r>
-        <w:t>Tool access, by contrast, was decisive. The arm with no tools quoted 57 prices and matched 0 to anything retrieved, reproducing under measurement the failure the benchmark literature reports (Xie et al., 2024). The gap between a plausible itinerary and a usable one is entirely the retrieval layer; what is negotiable is whether a language model should operate it.</w:t>
+        <w:t>Tool access, by contrast, was decisive. The arm with no tools quoted 29 prices and matched 0 to anything retrieved, reproducing under measurement the failure the benchmark literature reports (Xie et al., 2024). The gap between a plausible itinerary and a usable one is entirely the retrieval layer; what is negotiable is whether a language model should operate it.</w:t>
       </w:r>
     </w:p>
     <w:p>
@@ -5214,7 +4806,7 @@
         <w:jc w:val="both"/>
       </w:pPr>
       <w:r>
-        <w:t>Measuring the artefact against its own design then found 6 defects in it: declared message priorities never honoured, inbound permissions never enforced, a receive path that destroys misaddressed messages, four tool schemas that disagree with their implementations, and a cost model whose flight anchor sits 52% below the cheapest fare its own API returned — which is why the gate accepts one budget it should refuse. None was found by a passing test suite.</w:t>
+        <w:t>Measuring the artefact against its own design then found 6 defects in it: declared message priorities never honoured, inbound permissions never enforced, a receive path that destroys misaddressed messages, 3 tool schemas that disagree with their implementations, and a cost model whose flight anchor sits 52% below the cheapest fare its own API returned — which is why the gate accepts one budget it should refuse. None was found by a passing test suite.</w:t>
       </w:r>
     </w:p>
     <w:p>
@@ -5319,7 +4911,7 @@
         <w:jc w:val="both"/>
       </w:pPr>
       <w:r>
-        <w:t>The result this project set out to demonstrate turned out to be smaller than expected, and the results it did not set out to find turned out to be the useful ones. A fair baseline removed most of the advantage the pivot was supposed to show. An afternoon's worth of conformance checking found 6 defects in a system whose 174 passing tests had said nothing about any of them. Both outcomes came from the same decision, which was to measure the artefact rather than describe it, and to report what the measurement said.</w:t>
+        <w:t>The result this project set out to demonstrate turned out to be smaller than expected, and the results it did not set out to find turned out to be the useful ones. A fair baseline removed most of the advantage the pivot was supposed to show. An afternoon's worth of conformance checking found 6 defects in a system whose 175 passing tests had said nothing about any of them. Both outcomes came from the same decision, which was to measure the artefact rather than describe it, and to report what the measurement said.</w:t>
       </w:r>
     </w:p>
     <w:p>
@@ -11776,7 +11368,7 @@
               <w:rPr>
                 <w:sz w:val="16"/>
               </w:rPr>
-              <w:t>11,266</w:t>
+              <w:t>4,518</w:t>
             </w:r>
           </w:p>
         </w:tc>
@@ -11793,7 +11385,7 @@
               <w:rPr>
                 <w:sz w:val="16"/>
               </w:rPr>
-              <w:t>$0.0282</w:t>
+              <w:t>$0.0170</w:t>
             </w:r>
           </w:p>
         </w:tc>
@@ -11810,7 +11402,7 @@
               <w:rPr>
                 <w:sz w:val="16"/>
               </w:rPr>
-              <w:t>92.6</w:t>
+              <w:t>27.3</w:t>
             </w:r>
           </w:p>
         </w:tc>
@@ -11827,7 +11419,7 @@
               <w:rPr>
                 <w:sz w:val="16"/>
               </w:rPr>
-              <w:t>92.6</w:t>
+              <w:t>27.3</w:t>
             </w:r>
           </w:p>
         </w:tc>
@@ -11844,7 +11436,7 @@
               <w:rPr>
                 <w:sz w:val="16"/>
               </w:rPr>
-              <w:t>57</w:t>
+              <w:t>29</w:t>
             </w:r>
           </w:p>
         </w:tc>
@@ -11914,7 +11506,7 @@
               <w:rPr>
                 <w:sz w:val="16"/>
               </w:rPr>
-              <w:t>19</w:t>
+              <w:t>21</w:t>
             </w:r>
           </w:p>
         </w:tc>
@@ -11931,7 +11523,7 @@
               <w:rPr>
                 <w:sz w:val="16"/>
               </w:rPr>
-              <w:t>48,694</w:t>
+              <w:t>89,100</w:t>
             </w:r>
           </w:p>
         </w:tc>
@@ -11948,7 +11540,7 @@
               <w:rPr>
                 <w:sz w:val="16"/>
               </w:rPr>
-              <w:t>15,232</w:t>
+              <w:t>31,603</w:t>
             </w:r>
           </w:p>
         </w:tc>
@@ -11965,7 +11557,7 @@
               <w:rPr>
                 <w:sz w:val="16"/>
               </w:rPr>
-              <w:t>$0.0527</w:t>
+              <w:t>$0.1859</w:t>
             </w:r>
           </w:p>
         </w:tc>
@@ -11982,7 +11574,7 @@
               <w:rPr>
                 <w:sz w:val="16"/>
               </w:rPr>
-              <w:t>77.4</w:t>
+              <w:t>229.9</w:t>
             </w:r>
           </w:p>
         </w:tc>
@@ -11999,7 +11591,7 @@
               <w:rPr>
                 <w:sz w:val="16"/>
               </w:rPr>
-              <w:t>85.5</w:t>
+              <w:t>371.7</w:t>
             </w:r>
           </w:p>
         </w:tc>
@@ -12016,7 +11608,7 @@
               <w:rPr>
                 <w:sz w:val="16"/>
               </w:rPr>
-              <w:t>30</w:t>
+              <w:t>45</w:t>
             </w:r>
           </w:p>
         </w:tc>
@@ -12033,7 +11625,7 @@
               <w:rPr>
                 <w:sz w:val="16"/>
               </w:rPr>
-              <w:t>4</w:t>
+              <w:t>10</w:t>
             </w:r>
           </w:p>
         </w:tc>
@@ -12050,7 +11642,7 @@
               <w:rPr>
                 <w:sz w:val="16"/>
               </w:rPr>
-              <w:t>13.3%</w:t>
+              <w:t>22.2%</w:t>
             </w:r>
           </w:p>
         </w:tc>
@@ -12086,13 +11678,132 @@
               <w:rPr>
                 <w:sz w:val="16"/>
               </w:rPr>
+              <w:t>10</w:t>
+            </w:r>
+          </w:p>
+        </w:tc>
+        <w:tc>
+          <w:tcPr>
+            <w:tcW w:type="dxa" w:w="936"/>
+          </w:tcPr>
+          <w:p>
+            <w:pPr>
+              <w:spacing w:line="240" w:lineRule="auto"/>
+            </w:pPr>
+            <w:r/>
+            <w:r>
+              <w:rPr>
+                <w:sz w:val="16"/>
+              </w:rPr>
+              <w:t>6,461</w:t>
+            </w:r>
+          </w:p>
+        </w:tc>
+        <w:tc>
+          <w:tcPr>
+            <w:tcW w:type="dxa" w:w="1080"/>
+          </w:tcPr>
+          <w:p>
+            <w:pPr>
+              <w:spacing w:line="240" w:lineRule="auto"/>
+            </w:pPr>
+            <w:r/>
+            <w:r>
+              <w:rPr>
+                <w:sz w:val="16"/>
+              </w:rPr>
+              <w:t>7,060</w:t>
+            </w:r>
+          </w:p>
+        </w:tc>
+        <w:tc>
+          <w:tcPr>
+            <w:tcW w:type="dxa" w:w="792"/>
+          </w:tcPr>
+          <w:p>
+            <w:pPr>
+              <w:spacing w:line="240" w:lineRule="auto"/>
+            </w:pPr>
+            <w:r/>
+            <w:r>
+              <w:rPr>
+                <w:sz w:val="16"/>
+              </w:rPr>
+              <w:t>$0.0313</w:t>
+            </w:r>
+          </w:p>
+        </w:tc>
+        <w:tc>
+          <w:tcPr>
+            <w:tcW w:type="dxa" w:w="720"/>
+          </w:tcPr>
+          <w:p>
+            <w:pPr>
+              <w:spacing w:line="240" w:lineRule="auto"/>
+            </w:pPr>
+            <w:r/>
+            <w:r>
+              <w:rPr>
+                <w:sz w:val="16"/>
+              </w:rPr>
+              <w:t>51.0</w:t>
+            </w:r>
+          </w:p>
+        </w:tc>
+        <w:tc>
+          <w:tcPr>
+            <w:tcW w:type="dxa" w:w="720"/>
+          </w:tcPr>
+          <w:p>
+            <w:pPr>
+              <w:spacing w:line="240" w:lineRule="auto"/>
+            </w:pPr>
+            <w:r/>
+            <w:r>
+              <w:rPr>
+                <w:sz w:val="16"/>
+              </w:rPr>
+              <w:t>36.8</w:t>
+            </w:r>
+          </w:p>
+        </w:tc>
+        <w:tc>
+          <w:tcPr>
+            <w:tcW w:type="dxa" w:w="936"/>
+          </w:tcPr>
+          <w:p>
+            <w:pPr>
+              <w:spacing w:line="240" w:lineRule="auto"/>
+            </w:pPr>
+            <w:r/>
+            <w:r>
+              <w:rPr>
+                <w:sz w:val="16"/>
+              </w:rPr>
+              <w:t>18</w:t>
+            </w:r>
+          </w:p>
+        </w:tc>
+        <w:tc>
+          <w:tcPr>
+            <w:tcW w:type="dxa" w:w="864"/>
+          </w:tcPr>
+          <w:p>
+            <w:pPr>
+              <w:spacing w:line="240" w:lineRule="auto"/>
+            </w:pPr>
+            <w:r/>
+            <w:r>
+              <w:rPr>
+                <w:sz w:val="16"/>
+              </w:rPr>
               <w:t>9</w:t>
             </w:r>
           </w:p>
         </w:tc>
         <w:tc>
           <w:tcPr>
-            <w:tcW w:type="dxa" w:w="936"/>
+            <w:tcW w:type="dxa" w:w="864"/>
           </w:tcPr>
           <w:p>
             <w:pPr>
@@ -12103,126 +11814,7 @@
               <w:rPr>
                 <w:sz w:val="16"/>
               </w:rPr>
-              <w:t>5,421</w:t>
-            </w:r>
-          </w:p>
-        </w:tc>
-        <w:tc>
-          <w:tcPr>
-            <w:tcW w:type="dxa" w:w="1080"/>
-          </w:tcPr>
-          <w:p>
-            <w:pPr>
-              <w:spacing w:line="240" w:lineRule="auto"/>
-            </w:pPr>
-            <w:r/>
-            <w:r>
-              <w:rPr>
-                <w:sz w:val="16"/>
-              </w:rPr>
-              <w:t>5,387</w:t>
-            </w:r>
-          </w:p>
-        </w:tc>
-        <w:tc>
-          <w:tcPr>
-            <w:tcW w:type="dxa" w:w="792"/>
-          </w:tcPr>
-          <w:p>
-            <w:pPr>
-              <w:spacing w:line="240" w:lineRule="auto"/>
-            </w:pPr>
-            <w:r/>
-            <w:r>
-              <w:rPr>
-                <w:sz w:val="16"/>
-              </w:rPr>
-              <w:t>$0.0151</w:t>
-            </w:r>
-          </w:p>
-        </w:tc>
-        <w:tc>
-          <w:tcPr>
-            <w:tcW w:type="dxa" w:w="720"/>
-          </w:tcPr>
-          <w:p>
-            <w:pPr>
-              <w:spacing w:line="240" w:lineRule="auto"/>
-            </w:pPr>
-            <w:r/>
-            <w:r>
-              <w:rPr>
-                <w:sz w:val="16"/>
-              </w:rPr>
-              <w:t>92.7</w:t>
-            </w:r>
-          </w:p>
-        </w:tc>
-        <w:tc>
-          <w:tcPr>
-            <w:tcW w:type="dxa" w:w="720"/>
-          </w:tcPr>
-          <w:p>
-            <w:pPr>
-              <w:spacing w:line="240" w:lineRule="auto"/>
-            </w:pPr>
-            <w:r/>
-            <w:r>
-              <w:rPr>
-                <w:sz w:val="16"/>
-              </w:rPr>
-              <w:t>66.1</w:t>
-            </w:r>
-          </w:p>
-        </w:tc>
-        <w:tc>
-          <w:tcPr>
-            <w:tcW w:type="dxa" w:w="936"/>
-          </w:tcPr>
-          <w:p>
-            <w:pPr>
-              <w:spacing w:line="240" w:lineRule="auto"/>
-            </w:pPr>
-            <w:r/>
-            <w:r>
-              <w:rPr>
-                <w:sz w:val="16"/>
-              </w:rPr>
-              <w:t>22</w:t>
-            </w:r>
-          </w:p>
-        </w:tc>
-        <w:tc>
-          <w:tcPr>
-            <w:tcW w:type="dxa" w:w="864"/>
-          </w:tcPr>
-          <w:p>
-            <w:pPr>
-              <w:spacing w:line="240" w:lineRule="auto"/>
-            </w:pPr>
-            <w:r/>
-            <w:r>
-              <w:rPr>
-                <w:sz w:val="16"/>
-              </w:rPr>
-              <w:t>13</w:t>
-            </w:r>
-          </w:p>
-        </w:tc>
-        <w:tc>
-          <w:tcPr>
-            <w:tcW w:type="dxa" w:w="864"/>
-          </w:tcPr>
-          <w:p>
-            <w:pPr>
-              <w:spacing w:line="240" w:lineRule="auto"/>
-            </w:pPr>
-            <w:r/>
-            <w:r>
-              <w:rPr>
-                <w:sz w:val="16"/>
-              </w:rPr>
-              <w:t>59.1%</w:t>
+              <w:t>50.0%</w:t>
             </w:r>
           </w:p>
         </w:tc>
@@ -12275,7 +11867,7 @@
               <w:rPr>
                 <w:sz w:val="16"/>
               </w:rPr>
-              <w:t>3,794</w:t>
+              <w:t>3,821</w:t>
             </w:r>
           </w:p>
         </w:tc>
@@ -12309,7 +11901,7 @@
               <w:rPr>
                 <w:sz w:val="16"/>
               </w:rPr>
-              <w:t>$0.0112</w:t>
+              <w:t>$0.0179</w:t>
             </w:r>
           </w:p>
         </w:tc>
@@ -12326,7 +11918,7 @@
               <w:rPr>
                 <w:sz w:val="16"/>
               </w:rPr>
-              <w:t>17.6</w:t>
+              <w:t>22.8</w:t>
             </w:r>
           </w:p>
         </w:tc>
@@ -12343,7 +11935,7 @@
               <w:rPr>
                 <w:sz w:val="16"/>
               </w:rPr>
-              <w:t>17.9</w:t>
+              <w:t>23.1</w:t>
             </w:r>
           </w:p>
         </w:tc>
@@ -12360,7 +11952,7 @@
               <w:rPr>
                 <w:sz w:val="16"/>
               </w:rPr>
-              <w:t>21</w:t>
+              <w:t>17</w:t>
             </w:r>
           </w:p>
         </w:tc>
@@ -12377,7 +11969,7 @@
               <w:rPr>
                 <w:sz w:val="16"/>
               </w:rPr>
-              <w:t>12</w:t>
+              <w:t>7</w:t>
             </w:r>
           </w:p>
         </w:tc>
@@ -12394,7 +11986,7 @@
               <w:rPr>
                 <w:sz w:val="16"/>
               </w:rPr>
-              <w:t>57.1%</w:t>
+              <w:t>41.2%</w:t>
             </w:r>
           </w:p>
         </w:tc>
@@ -12555,7 +12147,7 @@
               <w:rPr>
                 <w:sz w:val="19"/>
               </w:rPr>
-              <w:t>24</w:t>
+              <w:t>25</w:t>
             </w:r>
           </w:p>
         </w:tc>
@@ -12572,7 +12164,7 @@
               <w:rPr>
                 <w:sz w:val="19"/>
               </w:rPr>
-              <w:t>6,593</w:t>
+              <w:t>6,735</w:t>
             </w:r>
           </w:p>
         </w:tc>
@@ -12642,7 +12234,7 @@
               <w:rPr>
                 <w:sz w:val="19"/>
               </w:rPr>
-              <w:t>2,820</w:t>
+              <w:t>2,888</w:t>
             </w:r>
           </w:p>
         </w:tc>
@@ -12712,7 +12304,7 @@
               <w:rPr>
                 <w:sz w:val="19"/>
               </w:rPr>
-              <w:t>671</w:t>
+              <w:t>673</w:t>
             </w:r>
           </w:p>
         </w:tc>
@@ -12782,7 +12374,7 @@
               <w:rPr>
                 <w:sz w:val="19"/>
               </w:rPr>
-              <w:t>1,484</w:t>
+              <w:t>1,524</w:t>
             </w:r>
           </w:p>
         </w:tc>
@@ -12835,7 +12427,7 @@
               <w:rPr>
                 <w:sz w:val="19"/>
               </w:rPr>
-              <w:t>18</w:t>
+              <w:t>19</w:t>
             </w:r>
           </w:p>
         </w:tc>
@@ -12852,7 +12444,7 @@
               <w:rPr>
                 <w:sz w:val="19"/>
               </w:rPr>
-              <w:t>5,729</w:t>
+              <w:t>6,558</w:t>
             </w:r>
           </w:p>
         </w:tc>
@@ -12905,7 +12497,7 @@
               <w:rPr>
                 <w:sz w:val="19"/>
               </w:rPr>
-              <w:t>68</w:t>
+              <w:t>70</w:t>
             </w:r>
           </w:p>
         </w:tc>
@@ -12922,7 +12514,7 @@
               <w:rPr>
                 <w:sz w:val="19"/>
               </w:rPr>
-              <w:t>17,297</w:t>
+              <w:t>18,378</w:t>
             </w:r>
           </w:p>
         </w:tc>
@@ -13680,7 +13272,7 @@
         <w:jc w:val="both"/>
       </w:pPr>
       <w:r>
-        <w:t>The suite collects 174 tests. Section 5.7 sets out what they cover and, more importantly, what they do not: the message layer, the tool server, the record-and-replay cache and the metric collector have no unit tests, and are covered instead by the conformance experiment in Appendix B.</w:t>
+        <w:t>The suite collects 175 tests. Section 5.7 sets out what they cover and, more importantly, what they do not: the message layer, the tool server, the record-and-replay cache and the metric collector have no unit tests, and are covered instead by the conformance experiment in Appendix B.</w:t>
       </w:r>
     </w:p>
     <w:p>
@@ -15687,7 +15279,7 @@
               <w:rPr>
                 <w:sz w:val="17"/>
               </w:rPr>
-              <w:t>57% of quoted prices grounded</w:t>
+              <w:t>41% of quoted prices grounded</w:t>
             </w:r>
           </w:p>
         </w:tc>
@@ -16145,7 +15737,7 @@
         <w:pStyle w:val="Heading1"/>
       </w:pPr>
       <w:r>
-        <w:t>Appendix J — Threats to validity, with remedies</w:t>
+        <w:t>Appendix M — Experimental design</w:t>
       </w:r>
     </w:p>
     <w:p>
@@ -16154,7 +15746,7 @@
         <w:jc w:val="both"/>
       </w:pPr>
       <w:r>
-        <w:t>Referenced from Section 6.7, which gives each threat and its effect. This appendix adds what would resolve it, ordered as in the body.</w:t>
+        <w:t>Referenced from Section 6.1, which argues what each experiment can and cannot support.</w:t>
       </w:r>
     </w:p>
     <w:p>
@@ -16168,7 +15760,7 @@
           <w:color w:val="52514E"/>
           <w:sz w:val="19"/>
         </w:rPr>
-        <w:t>Table 8.14: Threats to validity, their effect and their remedies.</w:t>
+        <w:t>Table 8.14: Experimental design. Three of five cost nothing to run, which is why they cover the full scenario set while E1 does not.</w:t>
       </w:r>
     </w:p>
     <w:tbl>
@@ -16187,7 +15779,7 @@
       <w:tr>
         <w:tc>
           <w:tcPr>
-            <w:tcW w:type="dxa" w:w="2160"/>
+            <w:tcW w:type="dxa" w:w="504"/>
           </w:tcPr>
           <w:p>
             <w:pPr>
@@ -16197,15 +15789,15 @@
             <w:r>
               <w:rPr>
                 <w:b/>
-                <w:sz w:val="16"/>
-              </w:rPr>
-              <w:t>Threat</w:t>
-            </w:r>
-          </w:p>
-        </w:tc>
-        <w:tc>
-          <w:tcPr>
-            <w:tcW w:type="dxa" w:w="864"/>
+                <w:sz w:val="18"/>
+              </w:rPr>
+              <w:t>#</w:t>
+            </w:r>
+          </w:p>
+        </w:tc>
+        <w:tc>
+          <w:tcPr>
+            <w:tcW w:type="dxa" w:w="4320"/>
           </w:tcPr>
           <w:p>
             <w:pPr>
@@ -16215,15 +15807,15 @@
             <w:r>
               <w:rPr>
                 <w:b/>
-                <w:sz w:val="16"/>
-              </w:rPr>
-              <w:t>Type</w:t>
-            </w:r>
-          </w:p>
-        </w:tc>
-        <w:tc>
-          <w:tcPr>
-            <w:tcW w:type="dxa" w:w="3024"/>
+                <w:sz w:val="18"/>
+              </w:rPr>
+              <w:t>Experiment and question</w:t>
+            </w:r>
+          </w:p>
+        </w:tc>
+        <w:tc>
+          <w:tcPr>
+            <w:tcW w:type="dxa" w:w="1944"/>
           </w:tcPr>
           <w:p>
             <w:pPr>
@@ -16233,15 +15825,15 @@
             <w:r>
               <w:rPr>
                 <w:b/>
-                <w:sz w:val="16"/>
-              </w:rPr>
-              <w:t>Effect on the claims</w:t>
-            </w:r>
-          </w:p>
-        </w:tc>
-        <w:tc>
-          <w:tcPr>
-            <w:tcW w:type="dxa" w:w="3024"/>
+                <w:sz w:val="18"/>
+              </w:rPr>
+              <w:t>Coverage</w:t>
+            </w:r>
+          </w:p>
+        </w:tc>
+        <w:tc>
+          <w:tcPr>
+            <w:tcW w:type="dxa" w:w="2304"/>
           </w:tcPr>
           <w:p>
             <w:pPr>
@@ -16251,9 +15843,9 @@
             <w:r>
               <w:rPr>
                 <w:b/>
-                <w:sz w:val="16"/>
-              </w:rPr>
-              <w:t>What would resolve it</w:t>
+                <w:sz w:val="18"/>
+              </w:rPr>
+              <w:t>Cost to run</w:t>
             </w:r>
           </w:p>
         </w:tc>
@@ -16261,69 +15853,69 @@
       <w:tr>
         <w:tc>
           <w:tcPr>
-            <w:tcW w:type="dxa" w:w="2160"/>
-          </w:tcPr>
-          <w:p>
-            <w:pPr>
-              <w:spacing w:line="240" w:lineRule="auto"/>
-            </w:pPr>
-            <w:r/>
-            <w:r>
-              <w:rPr>
-                <w:sz w:val="16"/>
-              </w:rPr>
-              <w:t>One scenario, run once</w:t>
-            </w:r>
-          </w:p>
-        </w:tc>
-        <w:tc>
-          <w:tcPr>
-            <w:tcW w:type="dxa" w:w="864"/>
-          </w:tcPr>
-          <w:p>
-            <w:pPr>
-              <w:spacing w:line="240" w:lineRule="auto"/>
-            </w:pPr>
-            <w:r/>
-            <w:r>
-              <w:rPr>
-                <w:sz w:val="16"/>
-              </w:rPr>
-              <w:t>Internal</w:t>
-            </w:r>
-          </w:p>
-        </w:tc>
-        <w:tc>
-          <w:tcPr>
-            <w:tcW w:type="dxa" w:w="3024"/>
-          </w:tcPr>
-          <w:p>
-            <w:pPr>
-              <w:spacing w:line="240" w:lineRule="auto"/>
-            </w:pPr>
-            <w:r/>
-            <w:r>
-              <w:rPr>
-                <w:sz w:val="16"/>
-              </w:rPr>
-              <w:t>No variance estimate; small differences between arms cannot be separated from noise, though order-of-magnitude ones can</w:t>
-            </w:r>
-          </w:p>
-        </w:tc>
-        <w:tc>
-          <w:tcPr>
-            <w:tcW w:type="dxa" w:w="3024"/>
-          </w:tcPr>
-          <w:p>
-            <w:pPr>
-              <w:spacing w:line="240" w:lineRule="auto"/>
-            </w:pPr>
-            <w:r/>
-            <w:r>
-              <w:rPr>
-                <w:sz w:val="16"/>
-              </w:rPr>
-              <w:t>Repeat runs for a confidence interval, then the remaining scenarios for generality. The first needs no API quota</w:t>
+            <w:tcW w:type="dxa" w:w="504"/>
+          </w:tcPr>
+          <w:p>
+            <w:pPr>
+              <w:spacing w:line="240" w:lineRule="auto"/>
+            </w:pPr>
+            <w:r/>
+            <w:r>
+              <w:rPr>
+                <w:sz w:val="18"/>
+              </w:rPr>
+              <w:t>E1</w:t>
+            </w:r>
+          </w:p>
+        </w:tc>
+        <w:tc>
+          <w:tcPr>
+            <w:tcW w:type="dxa" w:w="4320"/>
+          </w:tcPr>
+          <w:p>
+            <w:pPr>
+              <w:spacing w:line="240" w:lineRule="auto"/>
+            </w:pPr>
+            <w:r/>
+            <w:r>
+              <w:rPr>
+                <w:sz w:val="18"/>
+              </w:rPr>
+              <w:t>Four-arm comparison: what does each architecture cost per trip, and is its output grounded?</w:t>
+            </w:r>
+          </w:p>
+        </w:tc>
+        <w:tc>
+          <w:tcPr>
+            <w:tcW w:type="dxa" w:w="1944"/>
+          </w:tcPr>
+          <w:p>
+            <w:pPr>
+              <w:spacing w:line="240" w:lineRule="auto"/>
+            </w:pPr>
+            <w:r/>
+            <w:r>
+              <w:rPr>
+                <w:sz w:val="18"/>
+              </w:rPr>
+              <w:t>1 of 20 scenarios, 5 run each</w:t>
+            </w:r>
+          </w:p>
+        </w:tc>
+        <w:tc>
+          <w:tcPr>
+            <w:tcW w:type="dxa" w:w="2304"/>
+          </w:tcPr>
+          <w:p>
+            <w:pPr>
+              <w:spacing w:line="240" w:lineRule="auto"/>
+            </w:pPr>
+            <w:r/>
+            <w:r>
+              <w:rPr>
+                <w:sz w:val="18"/>
+              </w:rPr>
+              <w:t>Model quota; responses replayed</w:t>
             </w:r>
           </w:p>
         </w:tc>
@@ -16331,69 +15923,69 @@
       <w:tr>
         <w:tc>
           <w:tcPr>
-            <w:tcW w:type="dxa" w:w="2160"/>
-          </w:tcPr>
-          <w:p>
-            <w:pPr>
-              <w:spacing w:line="240" w:lineRule="auto"/>
-            </w:pPr>
-            <w:r/>
-            <w:r>
-              <w:rPr>
-                <w:sz w:val="16"/>
-              </w:rPr>
-              <w:t>Naive arm observed varying 19-23 requests in development notes</w:t>
-            </w:r>
-          </w:p>
-        </w:tc>
-        <w:tc>
-          <w:tcPr>
-            <w:tcW w:type="dxa" w:w="864"/>
-          </w:tcPr>
-          <w:p>
-            <w:pPr>
-              <w:spacing w:line="240" w:lineRule="auto"/>
-            </w:pPr>
-            <w:r/>
-            <w:r>
-              <w:rPr>
-                <w:sz w:val="16"/>
-              </w:rPr>
-              <w:t>Internal</w:t>
-            </w:r>
-          </w:p>
-        </w:tc>
-        <w:tc>
-          <w:tcPr>
-            <w:tcW w:type="dxa" w:w="3024"/>
-          </w:tcPr>
-          <w:p>
-            <w:pPr>
-              <w:spacing w:line="240" w:lineRule="auto"/>
-            </w:pPr>
-            <w:r/>
-            <w:r>
-              <w:rPr>
-                <w:sz w:val="16"/>
-              </w:rPr>
-              <w:t>Quantifies the noise informally and confirms it is smaller than the gap it would need to close</w:t>
-            </w:r>
-          </w:p>
-        </w:tc>
-        <w:tc>
-          <w:tcPr>
-            <w:tcW w:type="dxa" w:w="3024"/>
-          </w:tcPr>
-          <w:p>
-            <w:pPr>
-              <w:spacing w:line="240" w:lineRule="auto"/>
-            </w:pPr>
-            <w:r/>
-            <w:r>
-              <w:rPr>
-                <w:sz w:val="16"/>
-              </w:rPr>
-              <w:t>Recording repeats rather than relying on a note made at the time</w:t>
+            <w:tcW w:type="dxa" w:w="504"/>
+          </w:tcPr>
+          <w:p>
+            <w:pPr>
+              <w:spacing w:line="240" w:lineRule="auto"/>
+            </w:pPr>
+            <w:r/>
+            <w:r>
+              <w:rPr>
+                <w:sz w:val="18"/>
+              </w:rPr>
+              <w:t>E2</w:t>
+            </w:r>
+          </w:p>
+        </w:tc>
+        <w:tc>
+          <w:tcPr>
+            <w:tcW w:type="dxa" w:w="4320"/>
+          </w:tcPr>
+          <w:p>
+            <w:pPr>
+              <w:spacing w:line="240" w:lineRule="auto"/>
+            </w:pPr>
+            <w:r/>
+            <w:r>
+              <w:rPr>
+                <w:sz w:val="18"/>
+              </w:rPr>
+              <w:t>Token decomposition: where does each architecture's spend go?</w:t>
+            </w:r>
+          </w:p>
+        </w:tc>
+        <w:tc>
+          <w:tcPr>
+            <w:tcW w:type="dxa" w:w="1944"/>
+          </w:tcPr>
+          <w:p>
+            <w:pPr>
+              <w:spacing w:line="240" w:lineRule="auto"/>
+            </w:pPr>
+            <w:r/>
+            <w:r>
+              <w:rPr>
+                <w:sz w:val="18"/>
+              </w:rPr>
+              <w:t>E1's records</w:t>
+            </w:r>
+          </w:p>
+        </w:tc>
+        <w:tc>
+          <w:tcPr>
+            <w:tcW w:type="dxa" w:w="2304"/>
+          </w:tcPr>
+          <w:p>
+            <w:pPr>
+              <w:spacing w:line="240" w:lineRule="auto"/>
+            </w:pPr>
+            <w:r/>
+            <w:r>
+              <w:rPr>
+                <w:sz w:val="18"/>
+              </w:rPr>
+              <w:t>None</w:t>
             </w:r>
           </w:p>
         </w:tc>
@@ -16401,69 +15993,69 @@
       <w:tr>
         <w:tc>
           <w:tcPr>
-            <w:tcW w:type="dxa" w:w="2160"/>
-          </w:tcPr>
-          <w:p>
-            <w:pPr>
-              <w:spacing w:line="240" w:lineRule="auto"/>
-            </w:pPr>
-            <w:r/>
-            <w:r>
-              <w:rPr>
-                <w:sz w:val="16"/>
-              </w:rPr>
-              <w:t>Retrieval is replayed from disk</w:t>
-            </w:r>
-          </w:p>
-        </w:tc>
-        <w:tc>
-          <w:tcPr>
-            <w:tcW w:type="dxa" w:w="864"/>
-          </w:tcPr>
-          <w:p>
-            <w:pPr>
-              <w:spacing w:line="240" w:lineRule="auto"/>
-            </w:pPr>
-            <w:r/>
-            <w:r>
-              <w:rPr>
-                <w:sz w:val="16"/>
-              </w:rPr>
-              <w:t>Internal</w:t>
-            </w:r>
-          </w:p>
-        </w:tc>
-        <w:tc>
-          <w:tcPr>
-            <w:tcW w:type="dxa" w:w="3024"/>
-          </w:tcPr>
-          <w:p>
-            <w:pPr>
-              <w:spacing w:line="240" w:lineRule="auto"/>
-            </w:pPr>
-            <w:r/>
-            <w:r>
-              <w:rPr>
-                <w:sz w:val="16"/>
-              </w:rPr>
-              <w:t>Latency understates a live run; the direct arm's retrieval phase reads as near zero</w:t>
-            </w:r>
-          </w:p>
-        </w:tc>
-        <w:tc>
-          <w:tcPr>
-            <w:tcW w:type="dxa" w:w="3024"/>
-          </w:tcPr>
-          <w:p>
-            <w:pPr>
-              <w:spacing w:line="240" w:lineRule="auto"/>
-            </w:pPr>
-            <w:r/>
-            <w:r>
-              <w:rPr>
-                <w:sz w:val="16"/>
-              </w:rPr>
-              <w:t>A live timing pass once quota permits, reported separately</w:t>
+            <w:tcW w:type="dxa" w:w="504"/>
+          </w:tcPr>
+          <w:p>
+            <w:pPr>
+              <w:spacing w:line="240" w:lineRule="auto"/>
+            </w:pPr>
+            <w:r/>
+            <w:r>
+              <w:rPr>
+                <w:sz w:val="18"/>
+              </w:rPr>
+              <w:t>E3</w:t>
+            </w:r>
+          </w:p>
+        </w:tc>
+        <w:tc>
+          <w:tcPr>
+            <w:tcW w:type="dxa" w:w="4320"/>
+          </w:tcPr>
+          <w:p>
+            <w:pPr>
+              <w:spacing w:line="240" w:lineRule="auto"/>
+            </w:pPr>
+            <w:r/>
+            <w:r>
+              <w:rPr>
+                <w:sz w:val="18"/>
+              </w:rPr>
+              <w:t>Tuning ablation: how much of the multi-agent penalty is implementation rather than architecture?</w:t>
+            </w:r>
+          </w:p>
+        </w:tc>
+        <w:tc>
+          <w:tcPr>
+            <w:tcW w:type="dxa" w:w="1944"/>
+          </w:tcPr>
+          <w:p>
+            <w:pPr>
+              <w:spacing w:line="240" w:lineRule="auto"/>
+            </w:pPr>
+            <w:r/>
+            <w:r>
+              <w:rPr>
+                <w:sz w:val="18"/>
+              </w:rPr>
+              <w:t>E1's records</w:t>
+            </w:r>
+          </w:p>
+        </w:tc>
+        <w:tc>
+          <w:tcPr>
+            <w:tcW w:type="dxa" w:w="2304"/>
+          </w:tcPr>
+          <w:p>
+            <w:pPr>
+              <w:spacing w:line="240" w:lineRule="auto"/>
+            </w:pPr>
+            <w:r/>
+            <w:r>
+              <w:rPr>
+                <w:sz w:val="18"/>
+              </w:rPr>
+              <w:t>None</w:t>
             </w:r>
           </w:p>
         </w:tc>
@@ -16471,69 +16063,69 @@
       <w:tr>
         <w:tc>
           <w:tcPr>
-            <w:tcW w:type="dxa" w:w="2160"/>
-          </w:tcPr>
-          <w:p>
-            <w:pPr>
-              <w:spacing w:line="240" w:lineRule="auto"/>
-            </w:pPr>
-            <w:r/>
-            <w:r>
-              <w:rPr>
-                <w:sz w:val="16"/>
-              </w:rPr>
-              <w:t>Results come from one model</w:t>
-            </w:r>
-          </w:p>
-        </w:tc>
-        <w:tc>
-          <w:tcPr>
-            <w:tcW w:type="dxa" w:w="864"/>
-          </w:tcPr>
-          <w:p>
-            <w:pPr>
-              <w:spacing w:line="240" w:lineRule="auto"/>
-            </w:pPr>
-            <w:r/>
-            <w:r>
-              <w:rPr>
-                <w:sz w:val="16"/>
-              </w:rPr>
-              <w:t>External</w:t>
-            </w:r>
-          </w:p>
-        </w:tc>
-        <w:tc>
-          <w:tcPr>
-            <w:tcW w:type="dxa" w:w="3024"/>
-          </w:tcPr>
-          <w:p>
-            <w:pPr>
-              <w:spacing w:line="240" w:lineRule="auto"/>
-            </w:pPr>
-            <w:r/>
-            <w:r>
-              <w:rPr>
-                <w:sz w:val="16"/>
-              </w:rPr>
-              <w:t>Cost tracks this model's input-to-output price ratio; a flatter ratio would compress the differences</w:t>
-            </w:r>
-          </w:p>
-        </w:tc>
-        <w:tc>
-          <w:tcPr>
-            <w:tcW w:type="dxa" w:w="3024"/>
-          </w:tcPr>
-          <w:p>
-            <w:pPr>
-              <w:spacing w:line="240" w:lineRule="auto"/>
-            </w:pPr>
-            <w:r/>
-            <w:r>
-              <w:rPr>
-                <w:sz w:val="16"/>
-              </w:rPr>
-              <w:t>Re-running the harness against a second provider; the client layer is already provider-agnostic</w:t>
+            <w:tcW w:type="dxa" w:w="504"/>
+          </w:tcPr>
+          <w:p>
+            <w:pPr>
+              <w:spacing w:line="240" w:lineRule="auto"/>
+            </w:pPr>
+            <w:r/>
+            <w:r>
+              <w:rPr>
+                <w:sz w:val="18"/>
+              </w:rPr>
+              <w:t>E4</w:t>
+            </w:r>
+          </w:p>
+        </w:tc>
+        <w:tc>
+          <w:tcPr>
+            <w:tcW w:type="dxa" w:w="4320"/>
+          </w:tcPr>
+          <w:p>
+            <w:pPr>
+              <w:spacing w:line="240" w:lineRule="auto"/>
+            </w:pPr>
+            <w:r/>
+            <w:r>
+              <w:rPr>
+                <w:sz w:val="18"/>
+              </w:rPr>
+              <w:t>Conformance audit: does the protocol layer behave as the design claims?</w:t>
+            </w:r>
+          </w:p>
+        </w:tc>
+        <w:tc>
+          <w:tcPr>
+            <w:tcW w:type="dxa" w:w="1944"/>
+          </w:tcPr>
+          <w:p>
+            <w:pPr>
+              <w:spacing w:line="240" w:lineRule="auto"/>
+            </w:pPr>
+            <w:r/>
+            <w:r>
+              <w:rPr>
+                <w:sz w:val="18"/>
+              </w:rPr>
+              <w:t>9 executable checks</w:t>
+            </w:r>
+          </w:p>
+        </w:tc>
+        <w:tc>
+          <w:tcPr>
+            <w:tcW w:type="dxa" w:w="2304"/>
+          </w:tcPr>
+          <w:p>
+            <w:pPr>
+              <w:spacing w:line="240" w:lineRule="auto"/>
+            </w:pPr>
+            <w:r/>
+            <w:r>
+              <w:rPr>
+                <w:sz w:val="18"/>
+              </w:rPr>
+              <w:t>None — no network, no model</w:t>
             </w:r>
           </w:p>
         </w:tc>
@@ -16541,349 +16133,69 @@
       <w:tr>
         <w:tc>
           <w:tcPr>
-            <w:tcW w:type="dxa" w:w="2160"/>
-          </w:tcPr>
-          <w:p>
-            <w:pPr>
-              <w:spacing w:line="240" w:lineRule="auto"/>
-            </w:pPr>
-            <w:r/>
-            <w:r>
-              <w:rPr>
-                <w:sz w:val="16"/>
-              </w:rPr>
-              <w:t>Scenarios are author-written</w:t>
-            </w:r>
-          </w:p>
-        </w:tc>
-        <w:tc>
-          <w:tcPr>
-            <w:tcW w:type="dxa" w:w="864"/>
-          </w:tcPr>
-          <w:p>
-            <w:pPr>
-              <w:spacing w:line="240" w:lineRule="auto"/>
-            </w:pPr>
-            <w:r/>
-            <w:r>
-              <w:rPr>
-                <w:sz w:val="16"/>
-              </w:rPr>
-              <w:t>External</w:t>
-            </w:r>
-          </w:p>
-        </w:tc>
-        <w:tc>
-          <w:tcPr>
-            <w:tcW w:type="dxa" w:w="3024"/>
-          </w:tcPr>
-          <w:p>
-            <w:pPr>
-              <w:spacing w:line="240" w:lineRule="auto"/>
-            </w:pPr>
-            <w:r/>
-            <w:r>
-              <w:rPr>
-                <w:sz w:val="16"/>
-              </w:rPr>
-              <w:t>Phrasing may be easier to parse than genuine user text</w:t>
-            </w:r>
-          </w:p>
-        </w:tc>
-        <w:tc>
-          <w:tcPr>
-            <w:tcW w:type="dxa" w:w="3024"/>
-          </w:tcPr>
-          <w:p>
-            <w:pPr>
-              <w:spacing w:line="240" w:lineRule="auto"/>
-            </w:pPr>
-            <w:r/>
-            <w:r>
-              <w:rPr>
-                <w:sz w:val="16"/>
-              </w:rPr>
-              <w:t>Requests collected from real users, which needs ethical approval</w:t>
-            </w:r>
-          </w:p>
-        </w:tc>
-      </w:tr>
-      <w:tr>
-        <w:tc>
-          <w:tcPr>
-            <w:tcW w:type="dxa" w:w="2160"/>
-          </w:tcPr>
-          <w:p>
-            <w:pPr>
-              <w:spacing w:line="240" w:lineRule="auto"/>
-            </w:pPr>
-            <w:r/>
-            <w:r>
-              <w:rPr>
-                <w:sz w:val="16"/>
-              </w:rPr>
-              <w:t>The cost model covers about sixty cities</w:t>
-            </w:r>
-          </w:p>
-        </w:tc>
-        <w:tc>
-          <w:tcPr>
-            <w:tcW w:type="dxa" w:w="864"/>
-          </w:tcPr>
-          <w:p>
-            <w:pPr>
-              <w:spacing w:line="240" w:lineRule="auto"/>
-            </w:pPr>
-            <w:r/>
-            <w:r>
-              <w:rPr>
-                <w:sz w:val="16"/>
-              </w:rPr>
-              <w:t>External</w:t>
-            </w:r>
-          </w:p>
-        </w:tc>
-        <w:tc>
-          <w:tcPr>
-            <w:tcW w:type="dxa" w:w="3024"/>
-          </w:tcPr>
-          <w:p>
-            <w:pPr>
-              <w:spacing w:line="240" w:lineRule="auto"/>
-            </w:pPr>
-            <w:r/>
-            <w:r>
-              <w:rPr>
-                <w:sz w:val="16"/>
-              </w:rPr>
-              <w:t>Destinations outside it fall back to mid-tier defaults; all twenty scenarios happen to be inside it</w:t>
-            </w:r>
-          </w:p>
-        </w:tc>
-        <w:tc>
-          <w:tcPr>
-            <w:tcW w:type="dxa" w:w="3024"/>
-          </w:tcPr>
-          <w:p>
-            <w:pPr>
-              <w:spacing w:line="240" w:lineRule="auto"/>
-            </w:pPr>
-            <w:r/>
-            <w:r>
-              <w:rPr>
-                <w:sz w:val="16"/>
-              </w:rPr>
-              <w:t>Deriving price tiers from live data rather than a fixed table</w:t>
-            </w:r>
-          </w:p>
-        </w:tc>
-      </w:tr>
-      <w:tr>
-        <w:tc>
-          <w:tcPr>
-            <w:tcW w:type="dxa" w:w="2160"/>
-          </w:tcPr>
-          <w:p>
-            <w:pPr>
-              <w:spacing w:line="240" w:lineRule="auto"/>
-            </w:pPr>
-            <w:r/>
-            <w:r>
-              <w:rPr>
-                <w:sz w:val="16"/>
-              </w:rPr>
-              <w:t>Groundedness is recall of retrieved entities</w:t>
-            </w:r>
-          </w:p>
-        </w:tc>
-        <w:tc>
-          <w:tcPr>
-            <w:tcW w:type="dxa" w:w="864"/>
-          </w:tcPr>
-          <w:p>
-            <w:pPr>
-              <w:spacing w:line="240" w:lineRule="auto"/>
-            </w:pPr>
-            <w:r/>
-            <w:r>
-              <w:rPr>
-                <w:sz w:val="16"/>
-              </w:rPr>
-              <w:t>Construct</w:t>
-            </w:r>
-          </w:p>
-        </w:tc>
-        <w:tc>
-          <w:tcPr>
-            <w:tcW w:type="dxa" w:w="3024"/>
-          </w:tcPr>
-          <w:p>
-            <w:pPr>
-              <w:spacing w:line="240" w:lineRule="auto"/>
-            </w:pPr>
-            <w:r/>
-            <w:r>
-              <w:rPr>
-                <w:sz w:val="16"/>
-              </w:rPr>
-              <w:t>Measures whether a plan was built from real data, not whether the options chosen were good</w:t>
-            </w:r>
-          </w:p>
-        </w:tc>
-        <w:tc>
-          <w:tcPr>
-            <w:tcW w:type="dxa" w:w="3024"/>
-          </w:tcPr>
-          <w:p>
-            <w:pPr>
-              <w:spacing w:line="240" w:lineRule="auto"/>
-            </w:pPr>
-            <w:r/>
-            <w:r>
-              <w:rPr>
-                <w:sz w:val="16"/>
-              </w:rPr>
-              <w:t>Preference judgements from participants ranking itineraries</w:t>
-            </w:r>
-          </w:p>
-        </w:tc>
-      </w:tr>
-      <w:tr>
-        <w:tc>
-          <w:tcPr>
-            <w:tcW w:type="dxa" w:w="2160"/>
-          </w:tcPr>
-          <w:p>
-            <w:pPr>
-              <w:spacing w:line="240" w:lineRule="auto"/>
-            </w:pPr>
-            <w:r/>
-            <w:r>
-              <w:rPr>
-                <w:sz w:val="16"/>
-              </w:rPr>
-              <w:t>Entity matching is guessable</w:t>
-            </w:r>
-          </w:p>
-        </w:tc>
-        <w:tc>
-          <w:tcPr>
-            <w:tcW w:type="dxa" w:w="864"/>
-          </w:tcPr>
-          <w:p>
-            <w:pPr>
-              <w:spacing w:line="240" w:lineRule="auto"/>
-            </w:pPr>
-            <w:r/>
-            <w:r>
-              <w:rPr>
-                <w:sz w:val="16"/>
-              </w:rPr>
-              <w:t>Construct</w:t>
-            </w:r>
-          </w:p>
-        </w:tc>
-        <w:tc>
-          <w:tcPr>
-            <w:tcW w:type="dxa" w:w="3024"/>
-          </w:tcPr>
-          <w:p>
-            <w:pPr>
-              <w:spacing w:line="240" w:lineRule="auto"/>
-            </w:pPr>
-            <w:r/>
-            <w:r>
-              <w:rPr>
-                <w:sz w:val="16"/>
-              </w:rPr>
-              <w:t>Cannot carry a claim on its own</w:t>
-            </w:r>
-          </w:p>
-        </w:tc>
-        <w:tc>
-          <w:tcPr>
-            <w:tcW w:type="dxa" w:w="3024"/>
-          </w:tcPr>
-          <w:p>
-            <w:pPr>
-              <w:spacing w:line="240" w:lineRule="auto"/>
-            </w:pPr>
-            <w:r/>
-            <w:r>
-              <w:rPr>
-                <w:sz w:val="16"/>
-              </w:rPr>
-              <w:t>Already mitigated by reporting the two signals separately and letting price matching carry the claim</w:t>
-            </w:r>
-          </w:p>
-        </w:tc>
-      </w:tr>
-      <w:tr>
-        <w:tc>
-          <w:tcPr>
-            <w:tcW w:type="dxa" w:w="2160"/>
-          </w:tcPr>
-          <w:p>
-            <w:pPr>
-              <w:spacing w:line="240" w:lineRule="auto"/>
-            </w:pPr>
-            <w:r/>
-            <w:r>
-              <w:rPr>
-                <w:sz w:val="16"/>
-              </w:rPr>
-              <w:t>The author designed, built, measured and interpreted everything</w:t>
-            </w:r>
-          </w:p>
-        </w:tc>
-        <w:tc>
-          <w:tcPr>
-            <w:tcW w:type="dxa" w:w="864"/>
-          </w:tcPr>
-          <w:p>
-            <w:pPr>
-              <w:spacing w:line="240" w:lineRule="auto"/>
-            </w:pPr>
-            <w:r/>
-            <w:r>
-              <w:rPr>
-                <w:sz w:val="16"/>
-              </w:rPr>
-              <w:t>Construct</w:t>
-            </w:r>
-          </w:p>
-        </w:tc>
-        <w:tc>
-          <w:tcPr>
-            <w:tcW w:type="dxa" w:w="3024"/>
-          </w:tcPr>
-          <w:p>
-            <w:pPr>
-              <w:spacing w:line="240" w:lineRule="auto"/>
-            </w:pPr>
-            <w:r/>
-            <w:r>
-              <w:rPr>
-                <w:sz w:val="16"/>
-              </w:rPr>
-              <w:t>Experimenter bias, partly offset by executable checks whose outcome was not chosen</w:t>
-            </w:r>
-          </w:p>
-        </w:tc>
-        <w:tc>
-          <w:tcPr>
-            <w:tcW w:type="dxa" w:w="3024"/>
-          </w:tcPr>
-          <w:p>
-            <w:pPr>
-              <w:spacing w:line="240" w:lineRule="auto"/>
-            </w:pPr>
-            <w:r/>
-            <w:r>
-              <w:rPr>
-                <w:sz w:val="16"/>
-              </w:rPr>
-              <w:t>Independent replication from the committed response cache, which needs no credentials</w:t>
+            <w:tcW w:type="dxa" w:w="504"/>
+          </w:tcPr>
+          <w:p>
+            <w:pPr>
+              <w:spacing w:line="240" w:lineRule="auto"/>
+            </w:pPr>
+            <w:r/>
+            <w:r>
+              <w:rPr>
+                <w:sz w:val="18"/>
+              </w:rPr>
+              <w:t>E5</w:t>
+            </w:r>
+          </w:p>
+        </w:tc>
+        <w:tc>
+          <w:tcPr>
+            <w:tcW w:type="dxa" w:w="4320"/>
+          </w:tcPr>
+          <w:p>
+            <w:pPr>
+              <w:spacing w:line="240" w:lineRule="auto"/>
+            </w:pPr>
+            <w:r/>
+            <w:r>
+              <w:rPr>
+                <w:sz w:val="18"/>
+              </w:rPr>
+              <w:t>Feasibility gate: does it refuse budgets that cannot buy the trip, and is its cost model externally valid?</w:t>
+            </w:r>
+          </w:p>
+        </w:tc>
+        <w:tc>
+          <w:tcPr>
+            <w:tcW w:type="dxa" w:w="1944"/>
+          </w:tcPr>
+          <w:p>
+            <w:pPr>
+              <w:spacing w:line="240" w:lineRule="auto"/>
+            </w:pPr>
+            <w:r/>
+            <w:r>
+              <w:rPr>
+                <w:sz w:val="18"/>
+              </w:rPr>
+              <w:t>All 20 scenarios</w:t>
+            </w:r>
+          </w:p>
+        </w:tc>
+        <w:tc>
+          <w:tcPr>
+            <w:tcW w:type="dxa" w:w="2304"/>
+          </w:tcPr>
+          <w:p>
+            <w:pPr>
+              <w:spacing w:line="240" w:lineRule="auto"/>
+            </w:pPr>
+            <w:r/>
+            <w:r>
+              <w:rPr>
+                <w:sz w:val="18"/>
+              </w:rPr>
+              <w:t>None — no network, no model</w:t>
             </w:r>
           </w:p>
         </w:tc>
@@ -16900,7 +16212,16 @@
         <w:pStyle w:val="Heading1"/>
       </w:pPr>
       <w:r>
-        <w:t>Appendix K — Provenance of the reported results</w:t>
+        <w:t>Appendix J — Threats to validity, with remedies</w:t>
+      </w:r>
+    </w:p>
+    <w:p>
+      <w:pPr>
+        <w:spacing w:line="360" w:lineRule="auto"/>
+        <w:jc w:val="both"/>
+      </w:pPr>
+      <w:r>
+        <w:t>Referenced from Section 6.7, which gives each threat and its effect. This appendix adds what would resolve it, ordered as in the body.</w:t>
       </w:r>
     </w:p>
     <w:p>
@@ -16914,7 +16235,753 @@
           <w:color w:val="52514E"/>
           <w:sz w:val="19"/>
         </w:rPr>
-        <w:t>Table 8.15: Provenance of every quantitative result in this dissertation.</w:t>
+        <w:t>Table 8.15: Threats to validity, their effect and their remedies.</w:t>
+      </w:r>
+    </w:p>
+    <w:tbl>
+      <w:tblPr>
+        <w:tblStyle w:val="LightGrid-Accent1"/>
+        <w:tblW w:type="auto" w:w="0"/>
+        <w:jc w:val="center"/>
+        <w:tblLook w:firstColumn="1" w:firstRow="1" w:lastColumn="0" w:lastRow="0" w:noHBand="0" w:noVBand="1" w:val="04A0"/>
+      </w:tblPr>
+      <w:tblGrid>
+        <w:gridCol w:w="2340"/>
+        <w:gridCol w:w="2340"/>
+        <w:gridCol w:w="2340"/>
+        <w:gridCol w:w="2340"/>
+      </w:tblGrid>
+      <w:tr>
+        <w:tc>
+          <w:tcPr>
+            <w:tcW w:type="dxa" w:w="2160"/>
+          </w:tcPr>
+          <w:p>
+            <w:pPr>
+              <w:spacing w:line="240" w:lineRule="auto"/>
+            </w:pPr>
+            <w:r/>
+            <w:r>
+              <w:rPr>
+                <w:b/>
+                <w:sz w:val="16"/>
+              </w:rPr>
+              <w:t>Threat</w:t>
+            </w:r>
+          </w:p>
+        </w:tc>
+        <w:tc>
+          <w:tcPr>
+            <w:tcW w:type="dxa" w:w="864"/>
+          </w:tcPr>
+          <w:p>
+            <w:pPr>
+              <w:spacing w:line="240" w:lineRule="auto"/>
+            </w:pPr>
+            <w:r/>
+            <w:r>
+              <w:rPr>
+                <w:b/>
+                <w:sz w:val="16"/>
+              </w:rPr>
+              <w:t>Type</w:t>
+            </w:r>
+          </w:p>
+        </w:tc>
+        <w:tc>
+          <w:tcPr>
+            <w:tcW w:type="dxa" w:w="3024"/>
+          </w:tcPr>
+          <w:p>
+            <w:pPr>
+              <w:spacing w:line="240" w:lineRule="auto"/>
+            </w:pPr>
+            <w:r/>
+            <w:r>
+              <w:rPr>
+                <w:b/>
+                <w:sz w:val="16"/>
+              </w:rPr>
+              <w:t>Effect on the claims</w:t>
+            </w:r>
+          </w:p>
+        </w:tc>
+        <w:tc>
+          <w:tcPr>
+            <w:tcW w:type="dxa" w:w="3024"/>
+          </w:tcPr>
+          <w:p>
+            <w:pPr>
+              <w:spacing w:line="240" w:lineRule="auto"/>
+            </w:pPr>
+            <w:r/>
+            <w:r>
+              <w:rPr>
+                <w:b/>
+                <w:sz w:val="16"/>
+              </w:rPr>
+              <w:t>What would resolve it</w:t>
+            </w:r>
+          </w:p>
+        </w:tc>
+      </w:tr>
+      <w:tr>
+        <w:tc>
+          <w:tcPr>
+            <w:tcW w:type="dxa" w:w="2160"/>
+          </w:tcPr>
+          <w:p>
+            <w:pPr>
+              <w:spacing w:line="240" w:lineRule="auto"/>
+            </w:pPr>
+            <w:r/>
+            <w:r>
+              <w:rPr>
+                <w:sz w:val="16"/>
+              </w:rPr>
+              <w:t>One scenario, run once</w:t>
+            </w:r>
+          </w:p>
+        </w:tc>
+        <w:tc>
+          <w:tcPr>
+            <w:tcW w:type="dxa" w:w="864"/>
+          </w:tcPr>
+          <w:p>
+            <w:pPr>
+              <w:spacing w:line="240" w:lineRule="auto"/>
+            </w:pPr>
+            <w:r/>
+            <w:r>
+              <w:rPr>
+                <w:sz w:val="16"/>
+              </w:rPr>
+              <w:t>Internal</w:t>
+            </w:r>
+          </w:p>
+        </w:tc>
+        <w:tc>
+          <w:tcPr>
+            <w:tcW w:type="dxa" w:w="3024"/>
+          </w:tcPr>
+          <w:p>
+            <w:pPr>
+              <w:spacing w:line="240" w:lineRule="auto"/>
+            </w:pPr>
+            <w:r/>
+            <w:r>
+              <w:rPr>
+                <w:sz w:val="16"/>
+              </w:rPr>
+              <w:t>No variance estimate; small differences between arms cannot be separated from noise, though order-of-magnitude ones can</w:t>
+            </w:r>
+          </w:p>
+        </w:tc>
+        <w:tc>
+          <w:tcPr>
+            <w:tcW w:type="dxa" w:w="3024"/>
+          </w:tcPr>
+          <w:p>
+            <w:pPr>
+              <w:spacing w:line="240" w:lineRule="auto"/>
+            </w:pPr>
+            <w:r/>
+            <w:r>
+              <w:rPr>
+                <w:sz w:val="16"/>
+              </w:rPr>
+              <w:t>Repeat runs for a confidence interval, then the remaining scenarios for generality. The first needs no API quota</w:t>
+            </w:r>
+          </w:p>
+        </w:tc>
+      </w:tr>
+      <w:tr>
+        <w:tc>
+          <w:tcPr>
+            <w:tcW w:type="dxa" w:w="2160"/>
+          </w:tcPr>
+          <w:p>
+            <w:pPr>
+              <w:spacing w:line="240" w:lineRule="auto"/>
+            </w:pPr>
+            <w:r/>
+            <w:r>
+              <w:rPr>
+                <w:sz w:val="16"/>
+              </w:rPr>
+              <w:t>Naive arm observed varying 19-23 requests in development notes</w:t>
+            </w:r>
+          </w:p>
+        </w:tc>
+        <w:tc>
+          <w:tcPr>
+            <w:tcW w:type="dxa" w:w="864"/>
+          </w:tcPr>
+          <w:p>
+            <w:pPr>
+              <w:spacing w:line="240" w:lineRule="auto"/>
+            </w:pPr>
+            <w:r/>
+            <w:r>
+              <w:rPr>
+                <w:sz w:val="16"/>
+              </w:rPr>
+              <w:t>Internal</w:t>
+            </w:r>
+          </w:p>
+        </w:tc>
+        <w:tc>
+          <w:tcPr>
+            <w:tcW w:type="dxa" w:w="3024"/>
+          </w:tcPr>
+          <w:p>
+            <w:pPr>
+              <w:spacing w:line="240" w:lineRule="auto"/>
+            </w:pPr>
+            <w:r/>
+            <w:r>
+              <w:rPr>
+                <w:sz w:val="16"/>
+              </w:rPr>
+              <w:t>Quantifies the noise informally and confirms it is smaller than the gap it would need to close</w:t>
+            </w:r>
+          </w:p>
+        </w:tc>
+        <w:tc>
+          <w:tcPr>
+            <w:tcW w:type="dxa" w:w="3024"/>
+          </w:tcPr>
+          <w:p>
+            <w:pPr>
+              <w:spacing w:line="240" w:lineRule="auto"/>
+            </w:pPr>
+            <w:r/>
+            <w:r>
+              <w:rPr>
+                <w:sz w:val="16"/>
+              </w:rPr>
+              <w:t>Recording repeats rather than relying on a note made at the time</w:t>
+            </w:r>
+          </w:p>
+        </w:tc>
+      </w:tr>
+      <w:tr>
+        <w:tc>
+          <w:tcPr>
+            <w:tcW w:type="dxa" w:w="2160"/>
+          </w:tcPr>
+          <w:p>
+            <w:pPr>
+              <w:spacing w:line="240" w:lineRule="auto"/>
+            </w:pPr>
+            <w:r/>
+            <w:r>
+              <w:rPr>
+                <w:sz w:val="16"/>
+              </w:rPr>
+              <w:t>Retrieval is replayed from disk</w:t>
+            </w:r>
+          </w:p>
+        </w:tc>
+        <w:tc>
+          <w:tcPr>
+            <w:tcW w:type="dxa" w:w="864"/>
+          </w:tcPr>
+          <w:p>
+            <w:pPr>
+              <w:spacing w:line="240" w:lineRule="auto"/>
+            </w:pPr>
+            <w:r/>
+            <w:r>
+              <w:rPr>
+                <w:sz w:val="16"/>
+              </w:rPr>
+              <w:t>Internal</w:t>
+            </w:r>
+          </w:p>
+        </w:tc>
+        <w:tc>
+          <w:tcPr>
+            <w:tcW w:type="dxa" w:w="3024"/>
+          </w:tcPr>
+          <w:p>
+            <w:pPr>
+              <w:spacing w:line="240" w:lineRule="auto"/>
+            </w:pPr>
+            <w:r/>
+            <w:r>
+              <w:rPr>
+                <w:sz w:val="16"/>
+              </w:rPr>
+              <w:t>Latency understates a live run; the direct arm's retrieval phase reads as near zero</w:t>
+            </w:r>
+          </w:p>
+        </w:tc>
+        <w:tc>
+          <w:tcPr>
+            <w:tcW w:type="dxa" w:w="3024"/>
+          </w:tcPr>
+          <w:p>
+            <w:pPr>
+              <w:spacing w:line="240" w:lineRule="auto"/>
+            </w:pPr>
+            <w:r/>
+            <w:r>
+              <w:rPr>
+                <w:sz w:val="16"/>
+              </w:rPr>
+              <w:t>A live timing pass once quota permits, reported separately</w:t>
+            </w:r>
+          </w:p>
+        </w:tc>
+      </w:tr>
+      <w:tr>
+        <w:tc>
+          <w:tcPr>
+            <w:tcW w:type="dxa" w:w="2160"/>
+          </w:tcPr>
+          <w:p>
+            <w:pPr>
+              <w:spacing w:line="240" w:lineRule="auto"/>
+            </w:pPr>
+            <w:r/>
+            <w:r>
+              <w:rPr>
+                <w:sz w:val="16"/>
+              </w:rPr>
+              <w:t>Results come from one model</w:t>
+            </w:r>
+          </w:p>
+        </w:tc>
+        <w:tc>
+          <w:tcPr>
+            <w:tcW w:type="dxa" w:w="864"/>
+          </w:tcPr>
+          <w:p>
+            <w:pPr>
+              <w:spacing w:line="240" w:lineRule="auto"/>
+            </w:pPr>
+            <w:r/>
+            <w:r>
+              <w:rPr>
+                <w:sz w:val="16"/>
+              </w:rPr>
+              <w:t>External</w:t>
+            </w:r>
+          </w:p>
+        </w:tc>
+        <w:tc>
+          <w:tcPr>
+            <w:tcW w:type="dxa" w:w="3024"/>
+          </w:tcPr>
+          <w:p>
+            <w:pPr>
+              <w:spacing w:line="240" w:lineRule="auto"/>
+            </w:pPr>
+            <w:r/>
+            <w:r>
+              <w:rPr>
+                <w:sz w:val="16"/>
+              </w:rPr>
+              <w:t>Cost tracks this model's input-to-output price ratio; a flatter ratio would compress the differences</w:t>
+            </w:r>
+          </w:p>
+        </w:tc>
+        <w:tc>
+          <w:tcPr>
+            <w:tcW w:type="dxa" w:w="3024"/>
+          </w:tcPr>
+          <w:p>
+            <w:pPr>
+              <w:spacing w:line="240" w:lineRule="auto"/>
+            </w:pPr>
+            <w:r/>
+            <w:r>
+              <w:rPr>
+                <w:sz w:val="16"/>
+              </w:rPr>
+              <w:t>Re-running the harness against a second provider; the client layer is already provider-agnostic</w:t>
+            </w:r>
+          </w:p>
+        </w:tc>
+      </w:tr>
+      <w:tr>
+        <w:tc>
+          <w:tcPr>
+            <w:tcW w:type="dxa" w:w="2160"/>
+          </w:tcPr>
+          <w:p>
+            <w:pPr>
+              <w:spacing w:line="240" w:lineRule="auto"/>
+            </w:pPr>
+            <w:r/>
+            <w:r>
+              <w:rPr>
+                <w:sz w:val="16"/>
+              </w:rPr>
+              <w:t>Scenarios are author-written</w:t>
+            </w:r>
+          </w:p>
+        </w:tc>
+        <w:tc>
+          <w:tcPr>
+            <w:tcW w:type="dxa" w:w="864"/>
+          </w:tcPr>
+          <w:p>
+            <w:pPr>
+              <w:spacing w:line="240" w:lineRule="auto"/>
+            </w:pPr>
+            <w:r/>
+            <w:r>
+              <w:rPr>
+                <w:sz w:val="16"/>
+              </w:rPr>
+              <w:t>External</w:t>
+            </w:r>
+          </w:p>
+        </w:tc>
+        <w:tc>
+          <w:tcPr>
+            <w:tcW w:type="dxa" w:w="3024"/>
+          </w:tcPr>
+          <w:p>
+            <w:pPr>
+              <w:spacing w:line="240" w:lineRule="auto"/>
+            </w:pPr>
+            <w:r/>
+            <w:r>
+              <w:rPr>
+                <w:sz w:val="16"/>
+              </w:rPr>
+              <w:t>Phrasing may be easier to parse than genuine user text</w:t>
+            </w:r>
+          </w:p>
+        </w:tc>
+        <w:tc>
+          <w:tcPr>
+            <w:tcW w:type="dxa" w:w="3024"/>
+          </w:tcPr>
+          <w:p>
+            <w:pPr>
+              <w:spacing w:line="240" w:lineRule="auto"/>
+            </w:pPr>
+            <w:r/>
+            <w:r>
+              <w:rPr>
+                <w:sz w:val="16"/>
+              </w:rPr>
+              <w:t>Requests collected from real users, which needs ethical approval</w:t>
+            </w:r>
+          </w:p>
+        </w:tc>
+      </w:tr>
+      <w:tr>
+        <w:tc>
+          <w:tcPr>
+            <w:tcW w:type="dxa" w:w="2160"/>
+          </w:tcPr>
+          <w:p>
+            <w:pPr>
+              <w:spacing w:line="240" w:lineRule="auto"/>
+            </w:pPr>
+            <w:r/>
+            <w:r>
+              <w:rPr>
+                <w:sz w:val="16"/>
+              </w:rPr>
+              <w:t>The cost model covers about sixty cities</w:t>
+            </w:r>
+          </w:p>
+        </w:tc>
+        <w:tc>
+          <w:tcPr>
+            <w:tcW w:type="dxa" w:w="864"/>
+          </w:tcPr>
+          <w:p>
+            <w:pPr>
+              <w:spacing w:line="240" w:lineRule="auto"/>
+            </w:pPr>
+            <w:r/>
+            <w:r>
+              <w:rPr>
+                <w:sz w:val="16"/>
+              </w:rPr>
+              <w:t>External</w:t>
+            </w:r>
+          </w:p>
+        </w:tc>
+        <w:tc>
+          <w:tcPr>
+            <w:tcW w:type="dxa" w:w="3024"/>
+          </w:tcPr>
+          <w:p>
+            <w:pPr>
+              <w:spacing w:line="240" w:lineRule="auto"/>
+            </w:pPr>
+            <w:r/>
+            <w:r>
+              <w:rPr>
+                <w:sz w:val="16"/>
+              </w:rPr>
+              <w:t>Destinations outside it fall back to mid-tier defaults; all twenty scenarios happen to be inside it</w:t>
+            </w:r>
+          </w:p>
+        </w:tc>
+        <w:tc>
+          <w:tcPr>
+            <w:tcW w:type="dxa" w:w="3024"/>
+          </w:tcPr>
+          <w:p>
+            <w:pPr>
+              <w:spacing w:line="240" w:lineRule="auto"/>
+            </w:pPr>
+            <w:r/>
+            <w:r>
+              <w:rPr>
+                <w:sz w:val="16"/>
+              </w:rPr>
+              <w:t>Deriving price tiers from live data rather than a fixed table</w:t>
+            </w:r>
+          </w:p>
+        </w:tc>
+      </w:tr>
+      <w:tr>
+        <w:tc>
+          <w:tcPr>
+            <w:tcW w:type="dxa" w:w="2160"/>
+          </w:tcPr>
+          <w:p>
+            <w:pPr>
+              <w:spacing w:line="240" w:lineRule="auto"/>
+            </w:pPr>
+            <w:r/>
+            <w:r>
+              <w:rPr>
+                <w:sz w:val="16"/>
+              </w:rPr>
+              <w:t>Groundedness is recall of retrieved entities</w:t>
+            </w:r>
+          </w:p>
+        </w:tc>
+        <w:tc>
+          <w:tcPr>
+            <w:tcW w:type="dxa" w:w="864"/>
+          </w:tcPr>
+          <w:p>
+            <w:pPr>
+              <w:spacing w:line="240" w:lineRule="auto"/>
+            </w:pPr>
+            <w:r/>
+            <w:r>
+              <w:rPr>
+                <w:sz w:val="16"/>
+              </w:rPr>
+              <w:t>Construct</w:t>
+            </w:r>
+          </w:p>
+        </w:tc>
+        <w:tc>
+          <w:tcPr>
+            <w:tcW w:type="dxa" w:w="3024"/>
+          </w:tcPr>
+          <w:p>
+            <w:pPr>
+              <w:spacing w:line="240" w:lineRule="auto"/>
+            </w:pPr>
+            <w:r/>
+            <w:r>
+              <w:rPr>
+                <w:sz w:val="16"/>
+              </w:rPr>
+              <w:t>Measures whether a plan was built from real data, not whether the options chosen were good</w:t>
+            </w:r>
+          </w:p>
+        </w:tc>
+        <w:tc>
+          <w:tcPr>
+            <w:tcW w:type="dxa" w:w="3024"/>
+          </w:tcPr>
+          <w:p>
+            <w:pPr>
+              <w:spacing w:line="240" w:lineRule="auto"/>
+            </w:pPr>
+            <w:r/>
+            <w:r>
+              <w:rPr>
+                <w:sz w:val="16"/>
+              </w:rPr>
+              <w:t>Preference judgements from participants ranking itineraries</w:t>
+            </w:r>
+          </w:p>
+        </w:tc>
+      </w:tr>
+      <w:tr>
+        <w:tc>
+          <w:tcPr>
+            <w:tcW w:type="dxa" w:w="2160"/>
+          </w:tcPr>
+          <w:p>
+            <w:pPr>
+              <w:spacing w:line="240" w:lineRule="auto"/>
+            </w:pPr>
+            <w:r/>
+            <w:r>
+              <w:rPr>
+                <w:sz w:val="16"/>
+              </w:rPr>
+              <w:t>Entity matching is guessable</w:t>
+            </w:r>
+          </w:p>
+        </w:tc>
+        <w:tc>
+          <w:tcPr>
+            <w:tcW w:type="dxa" w:w="864"/>
+          </w:tcPr>
+          <w:p>
+            <w:pPr>
+              <w:spacing w:line="240" w:lineRule="auto"/>
+            </w:pPr>
+            <w:r/>
+            <w:r>
+              <w:rPr>
+                <w:sz w:val="16"/>
+              </w:rPr>
+              <w:t>Construct</w:t>
+            </w:r>
+          </w:p>
+        </w:tc>
+        <w:tc>
+          <w:tcPr>
+            <w:tcW w:type="dxa" w:w="3024"/>
+          </w:tcPr>
+          <w:p>
+            <w:pPr>
+              <w:spacing w:line="240" w:lineRule="auto"/>
+            </w:pPr>
+            <w:r/>
+            <w:r>
+              <w:rPr>
+                <w:sz w:val="16"/>
+              </w:rPr>
+              <w:t>Cannot carry a claim on its own</w:t>
+            </w:r>
+          </w:p>
+        </w:tc>
+        <w:tc>
+          <w:tcPr>
+            <w:tcW w:type="dxa" w:w="3024"/>
+          </w:tcPr>
+          <w:p>
+            <w:pPr>
+              <w:spacing w:line="240" w:lineRule="auto"/>
+            </w:pPr>
+            <w:r/>
+            <w:r>
+              <w:rPr>
+                <w:sz w:val="16"/>
+              </w:rPr>
+              <w:t>Already mitigated by reporting the two signals separately and letting price matching carry the claim</w:t>
+            </w:r>
+          </w:p>
+        </w:tc>
+      </w:tr>
+      <w:tr>
+        <w:tc>
+          <w:tcPr>
+            <w:tcW w:type="dxa" w:w="2160"/>
+          </w:tcPr>
+          <w:p>
+            <w:pPr>
+              <w:spacing w:line="240" w:lineRule="auto"/>
+            </w:pPr>
+            <w:r/>
+            <w:r>
+              <w:rPr>
+                <w:sz w:val="16"/>
+              </w:rPr>
+              <w:t>The author designed, built, measured and interpreted everything</w:t>
+            </w:r>
+          </w:p>
+        </w:tc>
+        <w:tc>
+          <w:tcPr>
+            <w:tcW w:type="dxa" w:w="864"/>
+          </w:tcPr>
+          <w:p>
+            <w:pPr>
+              <w:spacing w:line="240" w:lineRule="auto"/>
+            </w:pPr>
+            <w:r/>
+            <w:r>
+              <w:rPr>
+                <w:sz w:val="16"/>
+              </w:rPr>
+              <w:t>Construct</w:t>
+            </w:r>
+          </w:p>
+        </w:tc>
+        <w:tc>
+          <w:tcPr>
+            <w:tcW w:type="dxa" w:w="3024"/>
+          </w:tcPr>
+          <w:p>
+            <w:pPr>
+              <w:spacing w:line="240" w:lineRule="auto"/>
+            </w:pPr>
+            <w:r/>
+            <w:r>
+              <w:rPr>
+                <w:sz w:val="16"/>
+              </w:rPr>
+              <w:t>Experimenter bias, partly offset by executable checks whose outcome was not chosen</w:t>
+            </w:r>
+          </w:p>
+        </w:tc>
+        <w:tc>
+          <w:tcPr>
+            <w:tcW w:type="dxa" w:w="3024"/>
+          </w:tcPr>
+          <w:p>
+            <w:pPr>
+              <w:spacing w:line="240" w:lineRule="auto"/>
+            </w:pPr>
+            <w:r/>
+            <w:r>
+              <w:rPr>
+                <w:sz w:val="16"/>
+              </w:rPr>
+              <w:t>Independent replication from the committed response cache, which needs no credentials</w:t>
+            </w:r>
+          </w:p>
+        </w:tc>
+      </w:tr>
+    </w:tbl>
+    <w:p/>
+    <w:p>
+      <w:r>
+        <w:br w:type="page"/>
+      </w:r>
+    </w:p>
+    <w:p>
+      <w:pPr>
+        <w:pStyle w:val="Heading1"/>
+      </w:pPr>
+      <w:r>
+        <w:t>Appendix K — Provenance of the reported results</w:t>
+      </w:r>
+    </w:p>
+    <w:p>
+      <w:pPr>
+        <w:spacing w:line="240" w:lineRule="auto"/>
+        <w:jc w:val="center"/>
+      </w:pPr>
+      <w:r>
+        <w:rPr>
+          <w:i/>
+          <w:color w:val="52514E"/>
+          <w:sz w:val="19"/>
+        </w:rPr>
+        <w:t>Table 8.16: Provenance of every quantitative result in this dissertation.</w:t>
       </w:r>
     </w:p>
     <w:tbl>
@@ -16997,7 +17064,7 @@
               <w:rPr>
                 <w:sz w:val="19"/>
               </w:rPr>
-              <w:t>gemini/gemini-2.5-flash</w:t>
+              <w:t>gemini/gemini-3.6-flash</w:t>
             </w:r>
           </w:p>
         </w:tc>
@@ -17177,7 +17244,7 @@
               <w:rPr>
                 <w:sz w:val="19"/>
               </w:rPr>
-              <w:t>1</w:t>
+              <w:t>5</w:t>
             </w:r>
           </w:p>
         </w:tc>
@@ -17285,7 +17352,7 @@
               <w:rPr>
                 <w:sz w:val="19"/>
               </w:rPr>
-              <w:t>62</w:t>
+              <w:t>64</w:t>
             </w:r>
           </w:p>
         </w:tc>
@@ -17357,7 +17424,7 @@
               <w:rPr>
                 <w:sz w:val="19"/>
               </w:rPr>
-              <w:t>2026-08-15</w:t>
+              <w:t>2026-08-19</w:t>
             </w:r>
           </w:p>
         </w:tc>
@@ -17527,15 +17594,7 @@
         <w:spacing w:line="276" w:lineRule="auto" w:after="60"/>
       </w:pPr>
       <w:r>
-        <w:t>Table 6.1   Experimental design. Three of five cost nothing to run, which is why they cover the full scenario set while E1 does not.</w:t>
-      </w:r>
-    </w:p>
-    <w:p>
-      <w:pPr>
-        <w:spacing w:line="276" w:lineRule="auto" w:after="60"/>
-      </w:pPr>
-      <w:r>
-        <w:t>Table 6.2   E1 results on SC-01. Requests are counted by provider callback. Retrieval is replayed, so latency excludes network time.</w:t>
+        <w:t>Table 6.1   E1 results on SC-01, mean ± one standard deviation over 5 runs of each architecture. Requests are counted by provider callback. Retrieval is replayed, so latency excludes network time.</w:t>
       </w:r>
     </w:p>
     <w:p>
@@ -17655,7 +17714,7 @@
         <w:spacing w:line="276" w:lineRule="auto" w:after="60"/>
       </w:pPr>
       <w:r>
-        <w:t>Table 8.14   Threats to validity, their effect and their remedies.</w:t>
+        <w:t>Table 8.14   Experimental design. Three of five cost nothing to run, which is why they cover the full scenario set while E1 does not.</w:t>
       </w:r>
     </w:p>
     <w:p>
@@ -17663,7 +17722,15 @@
         <w:spacing w:line="276" w:lineRule="auto" w:after="60"/>
       </w:pPr>
       <w:r>
-        <w:t>Table 8.15   Provenance of every quantitative result in this dissertation.</w:t>
+        <w:t>Table 8.15   Threats to validity, their effect and their remedies.</w:t>
+      </w:r>
+    </w:p>
+    <w:p>
+      <w:pPr>
+        <w:spacing w:line="276" w:lineRule="auto" w:after="60"/>
+      </w:pPr>
+      <w:r>
+        <w:t>Table 8.16   Provenance of every quantitative result in this dissertation.</w:t>
       </w:r>
     </w:p>
     <w:sectPr>

--- a/report/CMP7200_Dissertation.docx
+++ b/report/CMP7200_Dissertation.docx
@@ -1420,7 +1420,7 @@
       <w:r>
         <w:drawing>
           <wp:inline xmlns:a="http://schemas.openxmlformats.org/drawingml/2006/main" xmlns:pic="http://schemas.openxmlformats.org/drawingml/2006/picture">
-            <wp:extent cx="5760720" cy="3877685"/>
+            <wp:extent cx="5760720" cy="3889840"/>
             <wp:docPr id="3" name="Picture 3"/>
             <wp:cNvGraphicFramePr>
               <a:graphicFrameLocks noChangeAspect="1"/>
@@ -1441,7 +1441,7 @@
                   <pic:spPr>
                     <a:xfrm>
                       <a:off x="0" y="0"/>
-                      <a:ext cx="5760720" cy="3877685"/>
+                      <a:ext cx="5760720" cy="3889840"/>
                     </a:xfrm>
                     <a:prstGeom prst="rect"/>
                   </pic:spPr>
@@ -1604,7 +1604,7 @@
         <w:jc w:val="both"/>
       </w:pPr>
       <w:r>
-        <w:t>The implementation is 18,378 lines of Python across 70 files; Appendix E maps every module to its responsibility. Two boundaries in that map were placed deliberately, and both had been violated earlier in development. Measurement is separated from the code being measured, because an early version incremented a counter inside the arm it was measuring and produced a figure that counted tasks rather than requests. Evaluation code is kept out of the shipped path, because the distillation helpers written for the tuned arm are meaningful only as an experimental treatment and would have become production behaviour had they been placed in the tool layer.</w:t>
+        <w:t>The implementation is 18,592 lines of Python across 70 files; Appendix E maps every module to its responsibility. Two boundaries in that map were placed deliberately, and both had been violated earlier in development. Measurement is separated from the code being measured, because an early version incremented a counter inside the arm it was measuring and produced a figure that counted tasks rather than requests. Evaluation code is kept out of the shipped path, because the distillation helpers written for the tuned arm are meaningful only as an experimental treatment and would have become production behaviour had they been placed in the tool layer.</w:t>
       </w:r>
     </w:p>
     <w:p>
@@ -2261,7 +2261,7 @@
               <w:rPr>
                 <w:sz w:val="17"/>
               </w:rPr>
-              <w:t>Gemini 2.5 Flash (the proposal's GPT-4o split, Claude)</w:t>
+              <w:t>Gemini 3.6 Flash (the proposal's GPT-4o split, Claude)</w:t>
             </w:r>
           </w:p>
         </w:tc>
@@ -2637,7 +2637,7 @@
         <w:jc w:val="both"/>
       </w:pPr>
       <w:r>
-        <w:t>The system is 18,378 lines of Python across 70 files, developed over 64 commits, and Appendix E breaks it down by area. It was built in the order the layers depend on each other: the tool server first, because nothing can be retrieved without it; then the message layer, the agents and the interfaces; and last, later than it should have been, the measurement infrastructure. That ordering is the root of the first failure below, and Section 7.6 argues it should have been reversed.</w:t>
+        <w:t>The system is 18,592 lines of Python across 70 files, developed over 65 commits, and Appendix E breaks it down by area. It was built in the order the layers depend on each other: the tool server first, because nothing can be retrieved without it; then the message layer, the agents and the interfaces; and last, later than it should have been, the measurement infrastructure. That ordering is the root of the first failure below, and Section 7.6 argues it should have been reversed.</w:t>
       </w:r>
     </w:p>
     <w:p>
@@ -2890,7 +2890,7 @@
         <w:jc w:val="both"/>
       </w:pPr>
       <w:r>
-        <w:t>The suite contains 175 tests and they pass. What they cover is narrower than that number suggests, and the gap is worth stating because it bears on how much weight the suite can carry as evidence.</w:t>
+        <w:t>The suite contains 179 tests and they pass. What they cover is narrower than that number suggests, and the gap is worth stating because it bears on how much weight the suite can carry as evidence.</w:t>
       </w:r>
     </w:p>
     <w:p>
@@ -2993,7 +2993,7 @@
       <w:r>
         <w:drawing>
           <wp:inline xmlns:a="http://schemas.openxmlformats.org/drawingml/2006/main" xmlns:pic="http://schemas.openxmlformats.org/drawingml/2006/picture">
-            <wp:extent cx="5760720" cy="3405524"/>
+            <wp:extent cx="5760720" cy="3354448"/>
             <wp:docPr id="9" name="Picture 9"/>
             <wp:cNvGraphicFramePr>
               <a:graphicFrameLocks noChangeAspect="1"/>
@@ -3014,7 +3014,7 @@
                   <pic:spPr>
                     <a:xfrm>
                       <a:off x="0" y="0"/>
-                      <a:ext cx="5760720" cy="3405524"/>
+                      <a:ext cx="5760720" cy="3354448"/>
                     </a:xfrm>
                     <a:prstGeom prst="rect"/>
                   </pic:spPr>
@@ -3665,7 +3665,7 @@
       <w:r>
         <w:drawing>
           <wp:inline xmlns:a="http://schemas.openxmlformats.org/drawingml/2006/main" xmlns:pic="http://schemas.openxmlformats.org/drawingml/2006/picture">
-            <wp:extent cx="5760720" cy="1917443"/>
+            <wp:extent cx="5760720" cy="1883948"/>
             <wp:docPr id="10" name="Picture 10"/>
             <wp:cNvGraphicFramePr>
               <a:graphicFrameLocks noChangeAspect="1"/>
@@ -3686,7 +3686,7 @@
                   <pic:spPr>
                     <a:xfrm>
                       <a:off x="0" y="0"/>
-                      <a:ext cx="5760720" cy="1917443"/>
+                      <a:ext cx="5760720" cy="1883948"/>
                     </a:xfrm>
                     <a:prstGeom prst="rect"/>
                   </pic:spPr>
@@ -3736,7 +3736,7 @@
       <w:r>
         <w:drawing>
           <wp:inline xmlns:a="http://schemas.openxmlformats.org/drawingml/2006/main" xmlns:pic="http://schemas.openxmlformats.org/drawingml/2006/picture">
-            <wp:extent cx="5760720" cy="1766141"/>
+            <wp:extent cx="5760720" cy="1755478"/>
             <wp:docPr id="11" name="Picture 11"/>
             <wp:cNvGraphicFramePr>
               <a:graphicFrameLocks noChangeAspect="1"/>
@@ -3757,7 +3757,7 @@
                   <pic:spPr>
                     <a:xfrm>
                       <a:off x="0" y="0"/>
-                      <a:ext cx="5760720" cy="1766141"/>
+                      <a:ext cx="5760720" cy="1755478"/>
                     </a:xfrm>
                     <a:prstGeom prst="rect"/>
                   </pic:spPr>
@@ -3815,7 +3815,7 @@
       <w:r>
         <w:drawing>
           <wp:inline xmlns:a="http://schemas.openxmlformats.org/drawingml/2006/main" xmlns:pic="http://schemas.openxmlformats.org/drawingml/2006/picture">
-            <wp:extent cx="5760720" cy="2214602"/>
+            <wp:extent cx="5760720" cy="2212838"/>
             <wp:docPr id="12" name="Picture 12"/>
             <wp:cNvGraphicFramePr>
               <a:graphicFrameLocks noChangeAspect="1"/>
@@ -3836,7 +3836,7 @@
                   <pic:spPr>
                     <a:xfrm>
                       <a:off x="0" y="0"/>
-                      <a:ext cx="5760720" cy="2214602"/>
+                      <a:ext cx="5760720" cy="2212838"/>
                     </a:xfrm>
                     <a:prstGeom prst="rect"/>
                   </pic:spPr>
@@ -3912,7 +3912,7 @@
       <w:r>
         <w:drawing>
           <wp:inline xmlns:a="http://schemas.openxmlformats.org/drawingml/2006/main" xmlns:pic="http://schemas.openxmlformats.org/drawingml/2006/picture">
-            <wp:extent cx="5760720" cy="3229518"/>
+            <wp:extent cx="5760720" cy="3207936"/>
             <wp:docPr id="13" name="Picture 13"/>
             <wp:cNvGraphicFramePr>
               <a:graphicFrameLocks noChangeAspect="1"/>
@@ -3933,7 +3933,7 @@
                   <pic:spPr>
                     <a:xfrm>
                       <a:off x="0" y="0"/>
-                      <a:ext cx="5760720" cy="3229518"/>
+                      <a:ext cx="5760720" cy="3207936"/>
                     </a:xfrm>
                     <a:prstGeom prst="rect"/>
                   </pic:spPr>
@@ -4036,7 +4036,7 @@
       <w:r>
         <w:drawing>
           <wp:inline xmlns:a="http://schemas.openxmlformats.org/drawingml/2006/main" xmlns:pic="http://schemas.openxmlformats.org/drawingml/2006/picture">
-            <wp:extent cx="5760720" cy="1865695"/>
+            <wp:extent cx="5760720" cy="1836212"/>
             <wp:docPr id="14" name="Picture 14"/>
             <wp:cNvGraphicFramePr>
               <a:graphicFrameLocks noChangeAspect="1"/>
@@ -4057,7 +4057,7 @@
                   <pic:spPr>
                     <a:xfrm>
                       <a:off x="0" y="0"/>
-                      <a:ext cx="5760720" cy="1865695"/>
+                      <a:ext cx="5760720" cy="1836212"/>
                     </a:xfrm>
                     <a:prstGeom prst="rect"/>
                   </pic:spPr>
@@ -4739,7 +4739,7 @@
         <w:jc w:val="both"/>
       </w:pPr>
       <w:r>
-        <w:t>The second mistake was treating a passing test suite as evidence about the system. 175 tests pass, and they pass on the parts that were easy to test: pure functions with no network and no model. The parts carrying the research claim had no tests, and the defects were exactly where the tests were not. Writing the conformance audit took an afternoon and found six. Coverage should have been chosen by what a defect would cost, not by what was convenient to write.</w:t>
+        <w:t>The second mistake was treating a passing test suite as evidence about the system. 179 tests pass, and they pass on the parts that were easy to test: pure functions with no network and no model. The parts carrying the research claim had no tests, and the defects were exactly where the tests were not. Writing the conformance audit took an afternoon and found six. Coverage should have been chosen by what a defect would cost, not by what was convenient to write.</w:t>
       </w:r>
     </w:p>
     <w:p>
@@ -4911,7 +4911,7 @@
         <w:jc w:val="both"/>
       </w:pPr>
       <w:r>
-        <w:t>The result this project set out to demonstrate turned out to be smaller than expected, and the results it did not set out to find turned out to be the useful ones. A fair baseline removed most of the advantage the pivot was supposed to show. An afternoon's worth of conformance checking found 6 defects in a system whose 175 passing tests had said nothing about any of them. Both outcomes came from the same decision, which was to measure the artefact rather than describe it, and to report what the measurement said.</w:t>
+        <w:t>The result this project set out to demonstrate turned out to be smaller than expected, and the results it did not set out to find turned out to be the useful ones. A fair baseline removed most of the advantage the pivot was supposed to show. An afternoon's worth of conformance checking found 6 defects in a system whose 179 passing tests had said nothing about any of them. Both outcomes came from the same decision, which was to measure the artefact rather than describe it, and to report what the measurement said.</w:t>
       </w:r>
     </w:p>
     <w:p>
@@ -12164,7 +12164,7 @@
               <w:rPr>
                 <w:sz w:val="19"/>
               </w:rPr>
-              <w:t>6,735</w:t>
+              <w:t>6,757</w:t>
             </w:r>
           </w:p>
         </w:tc>
@@ -12234,7 +12234,7 @@
               <w:rPr>
                 <w:sz w:val="19"/>
               </w:rPr>
-              <w:t>2,888</w:t>
+              <w:t>2,909</w:t>
             </w:r>
           </w:p>
         </w:tc>
@@ -12304,7 +12304,7 @@
               <w:rPr>
                 <w:sz w:val="19"/>
               </w:rPr>
-              <w:t>673</w:t>
+              <w:t>680</w:t>
             </w:r>
           </w:p>
         </w:tc>
@@ -12374,7 +12374,7 @@
               <w:rPr>
                 <w:sz w:val="19"/>
               </w:rPr>
-              <w:t>1,524</w:t>
+              <w:t>1,662</w:t>
             </w:r>
           </w:p>
         </w:tc>
@@ -12444,7 +12444,7 @@
               <w:rPr>
                 <w:sz w:val="19"/>
               </w:rPr>
-              <w:t>6,558</w:t>
+              <w:t>6,584</w:t>
             </w:r>
           </w:p>
         </w:tc>
@@ -12514,7 +12514,7 @@
               <w:rPr>
                 <w:sz w:val="19"/>
               </w:rPr>
-              <w:t>18,378</w:t>
+              <w:t>18,592</w:t>
             </w:r>
           </w:p>
         </w:tc>
@@ -13272,7 +13272,7 @@
         <w:jc w:val="both"/>
       </w:pPr>
       <w:r>
-        <w:t>The suite collects 175 tests. Section 5.7 sets out what they cover and, more importantly, what they do not: the message layer, the tool server, the record-and-replay cache and the metric collector have no unit tests, and are covered instead by the conformance experiment in Appendix B.</w:t>
+        <w:t>The suite collects 179 tests. Section 5.7 sets out what they cover and, more importantly, what they do not: the message layer, the tool server, the record-and-replay cache and the metric collector have no unit tests, and are covered instead by the conformance experiment in Appendix B.</w:t>
       </w:r>
     </w:p>
     <w:p>
@@ -15120,7 +15120,7 @@
               <w:rPr>
                 <w:sz w:val="17"/>
               </w:rPr>
-              <w:t>Gemini 2.5 Flash throughout</w:t>
+              <w:t>Gemini 3.6 Flash throughout</w:t>
             </w:r>
           </w:p>
         </w:tc>
@@ -17352,7 +17352,7 @@
               <w:rPr>
                 <w:sz w:val="19"/>
               </w:rPr>
-              <w:t>64</w:t>
+              <w:t>65</w:t>
             </w:r>
           </w:p>
         </w:tc>

--- a/report/CMP7200_Dissertation.docx
+++ b/report/CMP7200_Dissertation.docx
@@ -1604,7 +1604,7 @@
         <w:jc w:val="both"/>
       </w:pPr>
       <w:r>
-        <w:t>The implementation is 18,592 lines of Python across 70 files; Appendix E maps every module to its responsibility. Two boundaries in that map were placed deliberately, and both had been violated earlier in development. Measurement is separated from the code being measured, because an early version incremented a counter inside the arm it was measuring and produced a figure that counted tasks rather than requests. Evaluation code is kept out of the shipped path, because the distillation helpers written for the tuned arm are meaningful only as an experimental treatment and would have become production behaviour had they been placed in the tool layer.</w:t>
+        <w:t>The implementation is 18,638 lines of Python across 70 files; Appendix E maps every module to its responsibility. Two boundaries in that map were placed deliberately, and both had been violated earlier in development. Measurement is separated from the code being measured, because an early version incremented a counter inside the arm it was measuring and produced a figure that counted tasks rather than requests. Evaluation code is kept out of the shipped path, because the distillation helpers written for the tuned arm are meaningful only as an experimental treatment and would have become production behaviour had they been placed in the tool layer.</w:t>
       </w:r>
     </w:p>
     <w:p>
@@ -2637,7 +2637,7 @@
         <w:jc w:val="both"/>
       </w:pPr>
       <w:r>
-        <w:t>The system is 18,592 lines of Python across 70 files, developed over 65 commits, and Appendix E breaks it down by area. It was built in the order the layers depend on each other: the tool server first, because nothing can be retrieved without it; then the message layer, the agents and the interfaces; and last, later than it should have been, the measurement infrastructure. That ordering is the root of the first failure below, and Section 7.6 argues it should have been reversed.</w:t>
+        <w:t>The system is 18,638 lines of Python across 70 files, developed over 66 commits, and Appendix E breaks it down by area. It was built in the order the layers depend on each other: the tool server first, because nothing can be retrieved without it; then the message layer, the agents and the interfaces; and last, later than it should have been, the measurement infrastructure. That ordering is the root of the first failure below, and Section 7.6 argues it should have been reversed.</w:t>
       </w:r>
     </w:p>
     <w:p>
@@ -2890,7 +2890,7 @@
         <w:jc w:val="both"/>
       </w:pPr>
       <w:r>
-        <w:t>The suite contains 179 tests and they pass. What they cover is narrower than that number suggests, and the gap is worth stating because it bears on how much weight the suite can carry as evidence.</w:t>
+        <w:t>The suite contains 180 tests and they pass. What they cover is narrower than that number suggests, and the gap is worth stating because it bears on how much weight the suite can carry as evidence.</w:t>
       </w:r>
     </w:p>
     <w:p>
@@ -4739,7 +4739,7 @@
         <w:jc w:val="both"/>
       </w:pPr>
       <w:r>
-        <w:t>The second mistake was treating a passing test suite as evidence about the system. 179 tests pass, and they pass on the parts that were easy to test: pure functions with no network and no model. The parts carrying the research claim had no tests, and the defects were exactly where the tests were not. Writing the conformance audit took an afternoon and found six. Coverage should have been chosen by what a defect would cost, not by what was convenient to write.</w:t>
+        <w:t>The second mistake was treating a passing test suite as evidence about the system. 180 tests pass, and they pass on the parts that were easy to test: pure functions with no network and no model. The parts carrying the research claim had no tests, and the defects were exactly where the tests were not. Writing the conformance audit took an afternoon and found six. Coverage should have been chosen by what a defect would cost, not by what was convenient to write.</w:t>
       </w:r>
     </w:p>
     <w:p>
@@ -4911,7 +4911,7 @@
         <w:jc w:val="both"/>
       </w:pPr>
       <w:r>
-        <w:t>The result this project set out to demonstrate turned out to be smaller than expected, and the results it did not set out to find turned out to be the useful ones. A fair baseline removed most of the advantage the pivot was supposed to show. An afternoon's worth of conformance checking found 6 defects in a system whose 179 passing tests had said nothing about any of them. Both outcomes came from the same decision, which was to measure the artefact rather than describe it, and to report what the measurement said.</w:t>
+        <w:t>The result this project set out to demonstrate turned out to be smaller than expected, and the results it did not set out to find turned out to be the useful ones. A fair baseline removed most of the advantage the pivot was supposed to show. An afternoon's worth of conformance checking found 6 defects in a system whose 180 passing tests had said nothing about any of them. Both outcomes came from the same decision, which was to measure the artefact rather than describe it, and to report what the measurement said.</w:t>
       </w:r>
     </w:p>
     <w:p>
@@ -12374,7 +12374,7 @@
               <w:rPr>
                 <w:sz w:val="19"/>
               </w:rPr>
-              <w:t>1,662</w:t>
+              <w:t>1,708</w:t>
             </w:r>
           </w:p>
         </w:tc>
@@ -12514,7 +12514,7 @@
               <w:rPr>
                 <w:sz w:val="19"/>
               </w:rPr>
-              <w:t>18,592</w:t>
+              <w:t>18,638</w:t>
             </w:r>
           </w:p>
         </w:tc>
@@ -13272,7 +13272,7 @@
         <w:jc w:val="both"/>
       </w:pPr>
       <w:r>
-        <w:t>The suite collects 179 tests. Section 5.7 sets out what they cover and, more importantly, what they do not: the message layer, the tool server, the record-and-replay cache and the metric collector have no unit tests, and are covered instead by the conformance experiment in Appendix B.</w:t>
+        <w:t>The suite collects 180 tests. Section 5.7 sets out what they cover and, more importantly, what they do not: the message layer, the tool server, the record-and-replay cache and the metric collector have no unit tests, and are covered instead by the conformance experiment in Appendix B.</w:t>
       </w:r>
     </w:p>
     <w:p>
@@ -17352,7 +17352,7 @@
               <w:rPr>
                 <w:sz w:val="19"/>
               </w:rPr>
-              <w:t>65</w:t>
+              <w:t>66</w:t>
             </w:r>
           </w:p>
         </w:tc>

--- a/report/CMP7200_Dissertation.docx
+++ b/report/CMP7200_Dissertation.docx
@@ -1604,7 +1604,7 @@
         <w:jc w:val="both"/>
       </w:pPr>
       <w:r>
-        <w:t>The implementation is 18,638 lines of Python across 70 files; Appendix E maps every module to its responsibility. Two boundaries in that map were placed deliberately, and both had been violated earlier in development. Measurement is separated from the code being measured, because an early version incremented a counter inside the arm it was measuring and produced a figure that counted tasks rather than requests. Evaluation code is kept out of the shipped path, because the distillation helpers written for the tuned arm are meaningful only as an experimental treatment and would have become production behaviour had they been placed in the tool layer.</w:t>
+        <w:t>The implementation is 19,161 lines of Python across 71 files; Appendix E maps every module to its responsibility. Two boundaries in that map were placed deliberately, and both had been violated earlier in development. Measurement is separated from the code being measured, because an early version incremented a counter inside the arm it was measuring and produced a figure that counted tasks rather than requests. Evaluation code is kept out of the shipped path, because the distillation helpers written for the tuned arm are meaningful only as an experimental treatment and would have become production behaviour had they been placed in the tool layer.</w:t>
       </w:r>
     </w:p>
     <w:p>
@@ -2637,7 +2637,7 @@
         <w:jc w:val="both"/>
       </w:pPr>
       <w:r>
-        <w:t>The system is 18,638 lines of Python across 70 files, developed over 66 commits, and Appendix E breaks it down by area. It was built in the order the layers depend on each other: the tool server first, because nothing can be retrieved without it; then the message layer, the agents and the interfaces; and last, later than it should have been, the measurement infrastructure. That ordering is the root of the first failure below, and Section 7.6 argues it should have been reversed.</w:t>
+        <w:t>The system is 19,161 lines of Python across 71 files, developed over 68 commits, and Appendix E breaks it down by area. It was built in the order the layers depend on each other: the tool server first, because nothing can be retrieved without it; then the message layer, the agents and the interfaces; and last, later than it should have been, the measurement infrastructure. That ordering is the root of the first failure below, and Section 7.6 argues it should have been reversed.</w:t>
       </w:r>
     </w:p>
     <w:p>
@@ -12217,7 +12217,7 @@
               <w:rPr>
                 <w:sz w:val="19"/>
               </w:rPr>
-              <w:t>12</w:t>
+              <w:t>13</w:t>
             </w:r>
           </w:p>
         </w:tc>
@@ -12234,7 +12234,7 @@
               <w:rPr>
                 <w:sz w:val="19"/>
               </w:rPr>
-              <w:t>2,909</w:t>
+              <w:t>3,086</w:t>
             </w:r>
           </w:p>
         </w:tc>
@@ -12444,7 +12444,7 @@
               <w:rPr>
                 <w:sz w:val="19"/>
               </w:rPr>
-              <w:t>6,584</w:t>
+              <w:t>6,930</w:t>
             </w:r>
           </w:p>
         </w:tc>
@@ -12497,7 +12497,7 @@
               <w:rPr>
                 <w:sz w:val="19"/>
               </w:rPr>
-              <w:t>70</w:t>
+              <w:t>71</w:t>
             </w:r>
           </w:p>
         </w:tc>
@@ -12514,7 +12514,7 @@
               <w:rPr>
                 <w:sz w:val="19"/>
               </w:rPr>
-              <w:t>18,638</w:t>
+              <w:t>19,161</w:t>
             </w:r>
           </w:p>
         </w:tc>
@@ -17352,7 +17352,7 @@
               <w:rPr>
                 <w:sz w:val="19"/>
               </w:rPr>
-              <w:t>66</w:t>
+              <w:t>68</w:t>
             </w:r>
           </w:p>
         </w:tc>
@@ -17424,7 +17424,7 @@
               <w:rPr>
                 <w:sz w:val="19"/>
               </w:rPr>
-              <w:t>2026-08-19</w:t>
+              <w:t>2026-08-20</w:t>
             </w:r>
           </w:p>
         </w:tc>

--- a/report/CMP7200_Dissertation.docx
+++ b/report/CMP7200_Dissertation.docx
@@ -1604,7 +1604,7 @@
         <w:jc w:val="both"/>
       </w:pPr>
       <w:r>
-        <w:t>The implementation is 19,161 lines of Python across 71 files; Appendix E maps every module to its responsibility. Two boundaries in that map were placed deliberately, and both had been violated earlier in development. Measurement is separated from the code being measured, because an early version incremented a counter inside the arm it was measuring and produced a figure that counted tasks rather than requests. Evaluation code is kept out of the shipped path, because the distillation helpers written for the tuned arm are meaningful only as an experimental treatment and would have become production behaviour had they been placed in the tool layer.</w:t>
+        <w:t>The implementation is 19,299 lines of Python across 72 files; Appendix E maps every module to its responsibility. Two boundaries in that map were placed deliberately, and both had been violated earlier in development. Measurement is separated from the code being measured, because an early version incremented a counter inside the arm it was measuring and produced a figure that counted tasks rather than requests. Evaluation code is kept out of the shipped path, because the distillation helpers written for the tuned arm are meaningful only as an experimental treatment and would have become production behaviour had they been placed in the tool layer.</w:t>
       </w:r>
     </w:p>
     <w:p>
@@ -2637,7 +2637,7 @@
         <w:jc w:val="both"/>
       </w:pPr>
       <w:r>
-        <w:t>The system is 19,161 lines of Python across 71 files, developed over 68 commits, and Appendix E breaks it down by area. It was built in the order the layers depend on each other: the tool server first, because nothing can be retrieved without it; then the message layer, the agents and the interfaces; and last, later than it should have been, the measurement infrastructure. That ordering is the root of the first failure below, and Section 7.6 argues it should have been reversed.</w:t>
+        <w:t>The system is 19,299 lines of Python across 72 files, developed over 69 commits, and Appendix E breaks it down by area. It was built in the order the layers depend on each other: the tool server first, because nothing can be retrieved without it; then the message layer, the agents and the interfaces; and last, later than it should have been, the measurement infrastructure. That ordering is the root of the first failure below, and Section 7.6 argues it should have been reversed.</w:t>
       </w:r>
     </w:p>
     <w:p>
@@ -12217,7 +12217,7 @@
               <w:rPr>
                 <w:sz w:val="19"/>
               </w:rPr>
-              <w:t>13</w:t>
+              <w:t>14</w:t>
             </w:r>
           </w:p>
         </w:tc>
@@ -12234,7 +12234,7 @@
               <w:rPr>
                 <w:sz w:val="19"/>
               </w:rPr>
-              <w:t>3,086</w:t>
+              <w:t>3,219</w:t>
             </w:r>
           </w:p>
         </w:tc>
@@ -12444,7 +12444,7 @@
               <w:rPr>
                 <w:sz w:val="19"/>
               </w:rPr>
-              <w:t>6,930</w:t>
+              <w:t>6,935</w:t>
             </w:r>
           </w:p>
         </w:tc>
@@ -12497,7 +12497,7 @@
               <w:rPr>
                 <w:sz w:val="19"/>
               </w:rPr>
-              <w:t>71</w:t>
+              <w:t>72</w:t>
             </w:r>
           </w:p>
         </w:tc>
@@ -12514,7 +12514,7 @@
               <w:rPr>
                 <w:sz w:val="19"/>
               </w:rPr>
-              <w:t>19,161</w:t>
+              <w:t>19,299</w:t>
             </w:r>
           </w:p>
         </w:tc>
@@ -17352,7 +17352,7 @@
               <w:rPr>
                 <w:sz w:val="19"/>
               </w:rPr>
-              <w:t>68</w:t>
+              <w:t>69</w:t>
             </w:r>
           </w:p>
         </w:tc>

--- a/report/CMP7200_Dissertation.docx
+++ b/report/CMP7200_Dissertation.docx
@@ -1604,7 +1604,7 @@
         <w:jc w:val="both"/>
       </w:pPr>
       <w:r>
-        <w:t>The implementation is 19,299 lines of Python across 72 files; Appendix E maps every module to its responsibility. Two boundaries in that map were placed deliberately, and both had been violated earlier in development. Measurement is separated from the code being measured, because an early version incremented a counter inside the arm it was measuring and produced a figure that counted tasks rather than requests. Evaluation code is kept out of the shipped path, because the distillation helpers written for the tuned arm are meaningful only as an experimental treatment and would have become production behaviour had they been placed in the tool layer.</w:t>
+        <w:t>The implementation is 19,719 lines of Python across 74 files; Appendix E maps every module to its responsibility. Two boundaries in that map were placed deliberately, and both had been violated earlier in development. Measurement is separated from the code being measured, because an early version incremented a counter inside the arm it was measuring and produced a figure that counted tasks rather than requests. Evaluation code is kept out of the shipped path, because the distillation helpers written for the tuned arm are meaningful only as an experimental treatment and would have become production behaviour had they been placed in the tool layer.</w:t>
       </w:r>
     </w:p>
     <w:p>
@@ -2637,7 +2637,7 @@
         <w:jc w:val="both"/>
       </w:pPr>
       <w:r>
-        <w:t>The system is 19,299 lines of Python across 72 files, developed over 69 commits, and Appendix E breaks it down by area. It was built in the order the layers depend on each other: the tool server first, because nothing can be retrieved without it; then the message layer, the agents and the interfaces; and last, later than it should have been, the measurement infrastructure. That ordering is the root of the first failure below, and Section 7.6 argues it should have been reversed.</w:t>
+        <w:t>The system is 19,719 lines of Python across 74 files, developed over 70 commits, and Appendix E breaks it down by area. It was built in the order the layers depend on each other: the tool server first, because nothing can be retrieved without it; then the message layer, the agents and the interfaces; and last, later than it should have been, the measurement infrastructure. That ordering is the root of the first failure below, and Section 7.6 argues it should have been reversed.</w:t>
       </w:r>
     </w:p>
     <w:p>
@@ -2890,7 +2890,7 @@
         <w:jc w:val="both"/>
       </w:pPr>
       <w:r>
-        <w:t>The suite contains 180 tests and they pass. What they cover is narrower than that number suggests, and the gap is worth stating because it bears on how much weight the suite can carry as evidence.</w:t>
+        <w:t>The suite contains 210 tests and they pass. What they cover is narrower than that number suggests, and the gap is worth stating because it bears on how much weight the suite can carry as evidence.</w:t>
       </w:r>
     </w:p>
     <w:p>
@@ -4739,7 +4739,7 @@
         <w:jc w:val="both"/>
       </w:pPr>
       <w:r>
-        <w:t>The second mistake was treating a passing test suite as evidence about the system. 180 tests pass, and they pass on the parts that were easy to test: pure functions with no network and no model. The parts carrying the research claim had no tests, and the defects were exactly where the tests were not. Writing the conformance audit took an afternoon and found six. Coverage should have been chosen by what a defect would cost, not by what was convenient to write.</w:t>
+        <w:t>The second mistake was treating a passing test suite as evidence about the system. 210 tests pass, and they pass on the parts that were easy to test: pure functions with no network and no model. The parts carrying the research claim had no tests, and the defects were exactly where the tests were not. Writing the conformance audit took an afternoon and found six. Coverage should have been chosen by what a defect would cost, not by what was convenient to write.</w:t>
       </w:r>
     </w:p>
     <w:p>
@@ -4911,7 +4911,7 @@
         <w:jc w:val="both"/>
       </w:pPr>
       <w:r>
-        <w:t>The result this project set out to demonstrate turned out to be smaller than expected, and the results it did not set out to find turned out to be the useful ones. A fair baseline removed most of the advantage the pivot was supposed to show. An afternoon's worth of conformance checking found 6 defects in a system whose 180 passing tests had said nothing about any of them. Both outcomes came from the same decision, which was to measure the artefact rather than describe it, and to report what the measurement said.</w:t>
+        <w:t>The result this project set out to demonstrate turned out to be smaller than expected, and the results it did not set out to find turned out to be the useful ones. A fair baseline removed most of the advantage the pivot was supposed to show. An afternoon's worth of conformance checking found 6 defects in a system whose 210 passing tests had said nothing about any of them. Both outcomes came from the same decision, which was to measure the artefact rather than describe it, and to report what the measurement said.</w:t>
       </w:r>
     </w:p>
     <w:p>
@@ -12164,7 +12164,7 @@
               <w:rPr>
                 <w:sz w:val="19"/>
               </w:rPr>
-              <w:t>6,757</w:t>
+              <w:t>6,808</w:t>
             </w:r>
           </w:p>
         </w:tc>
@@ -12357,7 +12357,7 @@
               <w:rPr>
                 <w:sz w:val="19"/>
               </w:rPr>
-              <w:t>7</w:t>
+              <w:t>9</w:t>
             </w:r>
           </w:p>
         </w:tc>
@@ -12374,7 +12374,7 @@
               <w:rPr>
                 <w:sz w:val="19"/>
               </w:rPr>
-              <w:t>1,708</w:t>
+              <w:t>2,034</w:t>
             </w:r>
           </w:p>
         </w:tc>
@@ -12444,7 +12444,7 @@
               <w:rPr>
                 <w:sz w:val="19"/>
               </w:rPr>
-              <w:t>6,935</w:t>
+              <w:t>6,978</w:t>
             </w:r>
           </w:p>
         </w:tc>
@@ -12497,7 +12497,7 @@
               <w:rPr>
                 <w:sz w:val="19"/>
               </w:rPr>
-              <w:t>72</w:t>
+              <w:t>74</w:t>
             </w:r>
           </w:p>
         </w:tc>
@@ -12514,7 +12514,7 @@
               <w:rPr>
                 <w:sz w:val="19"/>
               </w:rPr>
-              <w:t>19,299</w:t>
+              <w:t>19,719</w:t>
             </w:r>
           </w:p>
         </w:tc>
@@ -13272,7 +13272,7 @@
         <w:jc w:val="both"/>
       </w:pPr>
       <w:r>
-        <w:t>The suite collects 180 tests. Section 5.7 sets out what they cover and, more importantly, what they do not: the message layer, the tool server, the record-and-replay cache and the metric collector have no unit tests, and are covered instead by the conformance experiment in Appendix B.</w:t>
+        <w:t>The suite collects 210 tests. Section 5.7 sets out what they cover and, more importantly, what they do not: the message layer, the tool server, the record-and-replay cache and the metric collector have no unit tests, and are covered instead by the conformance experiment in Appendix B.</w:t>
       </w:r>
     </w:p>
     <w:p>
@@ -17352,7 +17352,7 @@
               <w:rPr>
                 <w:sz w:val="19"/>
               </w:rPr>
-              <w:t>69</w:t>
+              <w:t>70</w:t>
             </w:r>
           </w:p>
         </w:tc>
@@ -17424,7 +17424,7 @@
               <w:rPr>
                 <w:sz w:val="19"/>
               </w:rPr>
-              <w:t>2026-08-20</w:t>
+              <w:t>2026-08-21</w:t>
             </w:r>
           </w:p>
         </w:tc>

--- a/report/CMP7200_Dissertation.docx
+++ b/report/CMP7200_Dissertation.docx
@@ -1604,7 +1604,7 @@
         <w:jc w:val="both"/>
       </w:pPr>
       <w:r>
-        <w:t>The implementation is 19,719 lines of Python across 74 files; Appendix E maps every module to its responsibility. Two boundaries in that map were placed deliberately, and both had been violated earlier in development. Measurement is separated from the code being measured, because an early version incremented a counter inside the arm it was measuring and produced a figure that counted tasks rather than requests. Evaluation code is kept out of the shipped path, because the distillation helpers written for the tuned arm are meaningful only as an experimental treatment and would have become production behaviour had they been placed in the tool layer.</w:t>
+        <w:t>The implementation is 19,749 lines of Python across 74 files; Appendix E maps every module to its responsibility. Two boundaries in that map were placed deliberately, and both had been violated earlier in development. Measurement is separated from the code being measured, because an early version incremented a counter inside the arm it was measuring and produced a figure that counted tasks rather than requests. Evaluation code is kept out of the shipped path, because the distillation helpers written for the tuned arm are meaningful only as an experimental treatment and would have become production behaviour had they been placed in the tool layer.</w:t>
       </w:r>
     </w:p>
     <w:p>
@@ -2637,7 +2637,7 @@
         <w:jc w:val="both"/>
       </w:pPr>
       <w:r>
-        <w:t>The system is 19,719 lines of Python across 74 files, developed over 70 commits, and Appendix E breaks it down by area. It was built in the order the layers depend on each other: the tool server first, because nothing can be retrieved without it; then the message layer, the agents and the interfaces; and last, later than it should have been, the measurement infrastructure. That ordering is the root of the first failure below, and Section 7.6 argues it should have been reversed.</w:t>
+        <w:t>The system is 19,749 lines of Python across 74 files, developed over 71 commits, and Appendix E breaks it down by area. It was built in the order the layers depend on each other: the tool server first, because nothing can be retrieved without it; then the message layer, the agents and the interfaces; and last, later than it should have been, the measurement infrastructure. That ordering is the root of the first failure below, and Section 7.6 argues it should have been reversed.</w:t>
       </w:r>
     </w:p>
     <w:p>
@@ -12164,7 +12164,7 @@
               <w:rPr>
                 <w:sz w:val="19"/>
               </w:rPr>
-              <w:t>6,808</w:t>
+              <w:t>6,838</w:t>
             </w:r>
           </w:p>
         </w:tc>
@@ -12514,7 +12514,7 @@
               <w:rPr>
                 <w:sz w:val="19"/>
               </w:rPr>
-              <w:t>19,719</w:t>
+              <w:t>19,749</w:t>
             </w:r>
           </w:p>
         </w:tc>
@@ -17352,7 +17352,7 @@
               <w:rPr>
                 <w:sz w:val="19"/>
               </w:rPr>
-              <w:t>70</w:t>
+              <w:t>71</w:t>
             </w:r>
           </w:p>
         </w:tc>

--- a/report/CMP7200_Dissertation.docx
+++ b/report/CMP7200_Dissertation.docx
@@ -1604,7 +1604,7 @@
         <w:jc w:val="both"/>
       </w:pPr>
       <w:r>
-        <w:t>The implementation is 19,749 lines of Python across 74 files; Appendix E maps every module to its responsibility. Two boundaries in that map were placed deliberately, and both had been violated earlier in development. Measurement is separated from the code being measured, because an early version incremented a counter inside the arm it was measuring and produced a figure that counted tasks rather than requests. Evaluation code is kept out of the shipped path, because the distillation helpers written for the tuned arm are meaningful only as an experimental treatment and would have become production behaviour had they been placed in the tool layer.</w:t>
+        <w:t>The implementation is 20,433 lines of Python across 75 files; Appendix E maps every module to its responsibility. Two boundaries in that map were placed deliberately, and both had been violated earlier in development. Measurement is separated from the code being measured, because an early version incremented a counter inside the arm it was measuring and produced a figure that counted tasks rather than requests. Evaluation code is kept out of the shipped path, because the distillation helpers written for the tuned arm are meaningful only as an experimental treatment and would have become production behaviour had they been placed in the tool layer.</w:t>
       </w:r>
     </w:p>
     <w:p>
@@ -2637,7 +2637,7 @@
         <w:jc w:val="both"/>
       </w:pPr>
       <w:r>
-        <w:t>The system is 19,749 lines of Python across 74 files, developed over 71 commits, and Appendix E breaks it down by area. It was built in the order the layers depend on each other: the tool server first, because nothing can be retrieved without it; then the message layer, the agents and the interfaces; and last, later than it should have been, the measurement infrastructure. That ordering is the root of the first failure below, and Section 7.6 argues it should have been reversed.</w:t>
+        <w:t>The system is 20,433 lines of Python across 75 files, developed over 77 commits, and Appendix E breaks it down by area. It was built in the order the layers depend on each other: the tool server first, because nothing can be retrieved without it; then the message layer, the agents and the interfaces; and last, later than it should have been, the measurement infrastructure. That ordering is the root of the first failure below, and Section 7.6 argues it should have been reversed.</w:t>
       </w:r>
     </w:p>
     <w:p>
@@ -12164,7 +12164,7 @@
               <w:rPr>
                 <w:sz w:val="19"/>
               </w:rPr>
-              <w:t>6,838</w:t>
+              <w:t>6,852</w:t>
             </w:r>
           </w:p>
         </w:tc>
@@ -12234,7 +12234,7 @@
               <w:rPr>
                 <w:sz w:val="19"/>
               </w:rPr>
-              <w:t>3,219</w:t>
+              <w:t>3,233</w:t>
             </w:r>
           </w:p>
         </w:tc>
@@ -12287,7 +12287,7 @@
               <w:rPr>
                 <w:sz w:val="19"/>
               </w:rPr>
-              <w:t>7</w:t>
+              <w:t>8</w:t>
             </w:r>
           </w:p>
         </w:tc>
@@ -12304,7 +12304,7 @@
               <w:rPr>
                 <w:sz w:val="19"/>
               </w:rPr>
-              <w:t>680</w:t>
+              <w:t>1,033</w:t>
             </w:r>
           </w:p>
         </w:tc>
@@ -12444,7 +12444,7 @@
               <w:rPr>
                 <w:sz w:val="19"/>
               </w:rPr>
-              <w:t>6,978</w:t>
+              <w:t>7,281</w:t>
             </w:r>
           </w:p>
         </w:tc>
@@ -12497,7 +12497,7 @@
               <w:rPr>
                 <w:sz w:val="19"/>
               </w:rPr>
-              <w:t>74</w:t>
+              <w:t>75</w:t>
             </w:r>
           </w:p>
         </w:tc>
@@ -12514,7 +12514,7 @@
               <w:rPr>
                 <w:sz w:val="19"/>
               </w:rPr>
-              <w:t>19,749</w:t>
+              <w:t>20,433</w:t>
             </w:r>
           </w:p>
         </w:tc>
@@ -17352,7 +17352,7 @@
               <w:rPr>
                 <w:sz w:val="19"/>
               </w:rPr>
-              <w:t>71</w:t>
+              <w:t>77</w:t>
             </w:r>
           </w:p>
         </w:tc>
@@ -17424,7 +17424,7 @@
               <w:rPr>
                 <w:sz w:val="19"/>
               </w:rPr>
-              <w:t>2026-08-21</w:t>
+              <w:t>2026-08-22</w:t>
             </w:r>
           </w:p>
         </w:tc>

--- a/report/CMP7200_Dissertation.docx
+++ b/report/CMP7200_Dissertation.docx
@@ -1604,7 +1604,7 @@
         <w:jc w:val="both"/>
       </w:pPr>
       <w:r>
-        <w:t>The implementation is 20,433 lines of Python across 75 files; Appendix E maps every module to its responsibility. Two boundaries in that map were placed deliberately, and both had been violated earlier in development. Measurement is separated from the code being measured, because an early version incremented a counter inside the arm it was measuring and produced a figure that counted tasks rather than requests. Evaluation code is kept out of the shipped path, because the distillation helpers written for the tuned arm are meaningful only as an experimental treatment and would have become production behaviour had they been placed in the tool layer.</w:t>
+        <w:t>The implementation is 20,448 lines of Python across 75 files; Appendix E maps every module to its responsibility. Two boundaries in that map were placed deliberately, and both had been violated earlier in development. Measurement is separated from the code being measured, because an early version incremented a counter inside the arm it was measuring and produced a figure that counted tasks rather than requests. Evaluation code is kept out of the shipped path, because the distillation helpers written for the tuned arm are meaningful only as an experimental treatment and would have become production behaviour had they been placed in the tool layer.</w:t>
       </w:r>
     </w:p>
     <w:p>
@@ -2637,7 +2637,7 @@
         <w:jc w:val="both"/>
       </w:pPr>
       <w:r>
-        <w:t>The system is 20,433 lines of Python across 75 files, developed over 77 commits, and Appendix E breaks it down by area. It was built in the order the layers depend on each other: the tool server first, because nothing can be retrieved without it; then the message layer, the agents and the interfaces; and last, later than it should have been, the measurement infrastructure. That ordering is the root of the first failure below, and Section 7.6 argues it should have been reversed.</w:t>
+        <w:t>The system is 20,448 lines of Python across 75 files, developed over 78 commits, and Appendix E breaks it down by area. It was built in the order the layers depend on each other: the tool server first, because nothing can be retrieved without it; then the message layer, the agents and the interfaces; and last, later than it should have been, the measurement infrastructure. That ordering is the root of the first failure below, and Section 7.6 argues it should have been reversed.</w:t>
       </w:r>
     </w:p>
     <w:p>
@@ -12444,7 +12444,7 @@
               <w:rPr>
                 <w:sz w:val="19"/>
               </w:rPr>
-              <w:t>7,281</w:t>
+              <w:t>7,296</w:t>
             </w:r>
           </w:p>
         </w:tc>
@@ -12514,7 +12514,7 @@
               <w:rPr>
                 <w:sz w:val="19"/>
               </w:rPr>
-              <w:t>20,433</w:t>
+              <w:t>20,448</w:t>
             </w:r>
           </w:p>
         </w:tc>
@@ -15262,6 +15262,112 @@
               <w:rPr>
                 <w:sz w:val="17"/>
               </w:rPr>
+              <w:t>Search agents call the APIs via the MCP server</w:t>
+            </w:r>
+          </w:p>
+        </w:tc>
+        <w:tc>
+          <w:tcPr>
+            <w:tcW w:type="dxa" w:w="1944"/>
+          </w:tcPr>
+          <w:p>
+            <w:pPr>
+              <w:spacing w:line="240" w:lineRule="auto"/>
+            </w:pPr>
+            <w:r/>
+            <w:r>
+              <w:rPr>
+                <w:sz w:val="17"/>
+              </w:rPr>
+              <w:t>Only the naive six-agent arm does; the shipped path calls the same functions in process</w:t>
+            </w:r>
+          </w:p>
+        </w:tc>
+        <w:tc>
+          <w:tcPr>
+            <w:tcW w:type="dxa" w:w="5040"/>
+          </w:tcPr>
+          <w:p>
+            <w:pPr>
+              <w:spacing w:line="240" w:lineRule="auto"/>
+            </w:pPr>
+            <w:r/>
+            <w:r>
+              <w:rPr>
+                <w:sz w:val="17"/>
+              </w:rPr>
+              <w:t>The proposal's Figure 1 put the MCP server on the retrieval path of three parallel search agents. Removing retrieval from the agents left no agent to route through it, so the shipped path imports the server's tool functions instead. The JSON-RPC transport is still exercised by the naive arm and by the conformance audit, which tests all twelve declared schemas against their implementations (Sections 4.2, 7.2)</w:t>
+            </w:r>
+          </w:p>
+        </w:tc>
+      </w:tr>
+      <w:tr>
+        <w:tc>
+          <w:tcPr>
+            <w:tcW w:type="dxa" w:w="1944"/>
+          </w:tcPr>
+          <w:p>
+            <w:pPr>
+              <w:spacing w:line="240" w:lineRule="auto"/>
+            </w:pPr>
+            <w:r/>
+            <w:r>
+              <w:rPr>
+                <w:sz w:val="17"/>
+              </w:rPr>
+              <w:t>Three search agents running in parallel</w:t>
+            </w:r>
+          </w:p>
+        </w:tc>
+        <w:tc>
+          <w:tcPr>
+            <w:tcW w:type="dxa" w:w="1944"/>
+          </w:tcPr>
+          <w:p>
+            <w:pPr>
+              <w:spacing w:line="240" w:lineRule="auto"/>
+            </w:pPr>
+            <w:r/>
+            <w:r>
+              <w:rPr>
+                <w:sz w:val="17"/>
+              </w:rPr>
+              <w:t>Parallel in the tuned arm; sequential in the naive arm; absent from the shipped path</w:t>
+            </w:r>
+          </w:p>
+        </w:tc>
+        <w:tc>
+          <w:tcPr>
+            <w:tcW w:type="dxa" w:w="5040"/>
+          </w:tcPr>
+          <w:p>
+            <w:pPr>
+              <w:spacing w:line="240" w:lineRule="auto"/>
+            </w:pPr>
+            <w:r/>
+            <w:r>
+              <w:rPr>
+                <w:sz w:val="17"/>
+              </w:rPr>
+              <w:t>Concurrency was one of the three proposal commitments missing from the naive implementation, which is why that arm was tuned before being used as a baseline rather than compared against as first built (Section 6.3)</w:t>
+            </w:r>
+          </w:p>
+        </w:tc>
+      </w:tr>
+      <w:tr>
+        <w:tc>
+          <w:tcPr>
+            <w:tcW w:type="dxa" w:w="1944"/>
+          </w:tcPr>
+          <w:p>
+            <w:pPr>
+              <w:spacing w:line="240" w:lineRule="auto"/>
+            </w:pPr>
+            <w:r/>
+            <w:r>
+              <w:rPr>
+                <w:sz w:val="17"/>
+              </w:rPr>
               <w:t>Bookability at least 80%</w:t>
             </w:r>
           </w:p>
@@ -17352,7 +17458,7 @@
               <w:rPr>
                 <w:sz w:val="19"/>
               </w:rPr>
-              <w:t>77</w:t>
+              <w:t>78</w:t>
             </w:r>
           </w:p>
         </w:tc>

--- a/report/CMP7200_Dissertation.docx
+++ b/report/CMP7200_Dissertation.docx
@@ -1420,7 +1420,7 @@
       <w:r>
         <w:drawing>
           <wp:inline xmlns:a="http://schemas.openxmlformats.org/drawingml/2006/main" xmlns:pic="http://schemas.openxmlformats.org/drawingml/2006/picture">
-            <wp:extent cx="5760720" cy="3889840"/>
+            <wp:extent cx="5760720" cy="3877685"/>
             <wp:docPr id="3" name="Picture 3"/>
             <wp:cNvGraphicFramePr>
               <a:graphicFrameLocks noChangeAspect="1"/>
@@ -1441,7 +1441,7 @@
                   <pic:spPr>
                     <a:xfrm>
                       <a:off x="0" y="0"/>
-                      <a:ext cx="5760720" cy="3889840"/>
+                      <a:ext cx="5760720" cy="3877685"/>
                     </a:xfrm>
                     <a:prstGeom prst="rect"/>
                   </pic:spPr>
@@ -1604,7 +1604,7 @@
         <w:jc w:val="both"/>
       </w:pPr>
       <w:r>
-        <w:t>The implementation is 20,448 lines of Python across 75 files; Appendix E maps every module to its responsibility. Two boundaries in that map were placed deliberately, and both had been violated earlier in development. Measurement is separated from the code being measured, because an early version incremented a counter inside the arm it was measuring and produced a figure that counted tasks rather than requests. Evaluation code is kept out of the shipped path, because the distillation helpers written for the tuned arm are meaningful only as an experimental treatment and would have become production behaviour had they been placed in the tool layer.</w:t>
+        <w:t>The implementation is 20,453 lines of Python across 75 files; Appendix E maps every module to its responsibility. Two boundaries in that map were placed deliberately, and both had been violated earlier in development. Measurement is separated from the code being measured, because an early version incremented a counter inside the arm it was measuring and produced a figure that counted tasks rather than requests. Evaluation code is kept out of the shipped path, because the distillation helpers written for the tuned arm are meaningful only as an experimental treatment and would have become production behaviour had they been placed in the tool layer.</w:t>
       </w:r>
     </w:p>
     <w:p>
@@ -2637,7 +2637,7 @@
         <w:jc w:val="both"/>
       </w:pPr>
       <w:r>
-        <w:t>The system is 20,448 lines of Python across 75 files, developed over 78 commits, and Appendix E breaks it down by area. It was built in the order the layers depend on each other: the tool server first, because nothing can be retrieved without it; then the message layer, the agents and the interfaces; and last, later than it should have been, the measurement infrastructure. That ordering is the root of the first failure below, and Section 7.6 argues it should have been reversed.</w:t>
+        <w:t>The system is 20,453 lines of Python across 75 files, developed over 80 commits, and Appendix E breaks it down by area. It was built in the order the layers depend on each other: the tool server first, because nothing can be retrieved without it; then the message layer, the agents and the interfaces; and last, later than it should have been, the measurement infrastructure. That ordering is the root of the first failure below, and Section 7.6 argues it should have been reversed.</w:t>
       </w:r>
     </w:p>
     <w:p>
@@ -2993,7 +2993,7 @@
       <w:r>
         <w:drawing>
           <wp:inline xmlns:a="http://schemas.openxmlformats.org/drawingml/2006/main" xmlns:pic="http://schemas.openxmlformats.org/drawingml/2006/picture">
-            <wp:extent cx="5760720" cy="3354448"/>
+            <wp:extent cx="5760720" cy="3405524"/>
             <wp:docPr id="9" name="Picture 9"/>
             <wp:cNvGraphicFramePr>
               <a:graphicFrameLocks noChangeAspect="1"/>
@@ -3014,7 +3014,7 @@
                   <pic:spPr>
                     <a:xfrm>
                       <a:off x="0" y="0"/>
-                      <a:ext cx="5760720" cy="3354448"/>
+                      <a:ext cx="5760720" cy="3405524"/>
                     </a:xfrm>
                     <a:prstGeom prst="rect"/>
                   </pic:spPr>
@@ -3665,7 +3665,7 @@
       <w:r>
         <w:drawing>
           <wp:inline xmlns:a="http://schemas.openxmlformats.org/drawingml/2006/main" xmlns:pic="http://schemas.openxmlformats.org/drawingml/2006/picture">
-            <wp:extent cx="5760720" cy="1883948"/>
+            <wp:extent cx="5760720" cy="1917443"/>
             <wp:docPr id="10" name="Picture 10"/>
             <wp:cNvGraphicFramePr>
               <a:graphicFrameLocks noChangeAspect="1"/>
@@ -3686,7 +3686,7 @@
                   <pic:spPr>
                     <a:xfrm>
                       <a:off x="0" y="0"/>
-                      <a:ext cx="5760720" cy="1883948"/>
+                      <a:ext cx="5760720" cy="1917443"/>
                     </a:xfrm>
                     <a:prstGeom prst="rect"/>
                   </pic:spPr>
@@ -3736,7 +3736,7 @@
       <w:r>
         <w:drawing>
           <wp:inline xmlns:a="http://schemas.openxmlformats.org/drawingml/2006/main" xmlns:pic="http://schemas.openxmlformats.org/drawingml/2006/picture">
-            <wp:extent cx="5760720" cy="1755478"/>
+            <wp:extent cx="5760720" cy="1766141"/>
             <wp:docPr id="11" name="Picture 11"/>
             <wp:cNvGraphicFramePr>
               <a:graphicFrameLocks noChangeAspect="1"/>
@@ -3757,7 +3757,7 @@
                   <pic:spPr>
                     <a:xfrm>
                       <a:off x="0" y="0"/>
-                      <a:ext cx="5760720" cy="1755478"/>
+                      <a:ext cx="5760720" cy="1766141"/>
                     </a:xfrm>
                     <a:prstGeom prst="rect"/>
                   </pic:spPr>
@@ -3815,7 +3815,7 @@
       <w:r>
         <w:drawing>
           <wp:inline xmlns:a="http://schemas.openxmlformats.org/drawingml/2006/main" xmlns:pic="http://schemas.openxmlformats.org/drawingml/2006/picture">
-            <wp:extent cx="5760720" cy="2212838"/>
+            <wp:extent cx="5760720" cy="2214602"/>
             <wp:docPr id="12" name="Picture 12"/>
             <wp:cNvGraphicFramePr>
               <a:graphicFrameLocks noChangeAspect="1"/>
@@ -3836,7 +3836,7 @@
                   <pic:spPr>
                     <a:xfrm>
                       <a:off x="0" y="0"/>
-                      <a:ext cx="5760720" cy="2212838"/>
+                      <a:ext cx="5760720" cy="2214602"/>
                     </a:xfrm>
                     <a:prstGeom prst="rect"/>
                   </pic:spPr>
@@ -3912,7 +3912,7 @@
       <w:r>
         <w:drawing>
           <wp:inline xmlns:a="http://schemas.openxmlformats.org/drawingml/2006/main" xmlns:pic="http://schemas.openxmlformats.org/drawingml/2006/picture">
-            <wp:extent cx="5760720" cy="3207936"/>
+            <wp:extent cx="5760720" cy="3229518"/>
             <wp:docPr id="13" name="Picture 13"/>
             <wp:cNvGraphicFramePr>
               <a:graphicFrameLocks noChangeAspect="1"/>
@@ -3933,7 +3933,7 @@
                   <pic:spPr>
                     <a:xfrm>
                       <a:off x="0" y="0"/>
-                      <a:ext cx="5760720" cy="3207936"/>
+                      <a:ext cx="5760720" cy="3229518"/>
                     </a:xfrm>
                     <a:prstGeom prst="rect"/>
                   </pic:spPr>
@@ -4036,7 +4036,7 @@
       <w:r>
         <w:drawing>
           <wp:inline xmlns:a="http://schemas.openxmlformats.org/drawingml/2006/main" xmlns:pic="http://schemas.openxmlformats.org/drawingml/2006/picture">
-            <wp:extent cx="5760720" cy="1836212"/>
+            <wp:extent cx="5760720" cy="1865695"/>
             <wp:docPr id="14" name="Picture 14"/>
             <wp:cNvGraphicFramePr>
               <a:graphicFrameLocks noChangeAspect="1"/>
@@ -4057,7 +4057,7 @@
                   <pic:spPr>
                     <a:xfrm>
                       <a:off x="0" y="0"/>
-                      <a:ext cx="5760720" cy="1836212"/>
+                      <a:ext cx="5760720" cy="1865695"/>
                     </a:xfrm>
                     <a:prstGeom prst="rect"/>
                   </pic:spPr>
@@ -12164,7 +12164,7 @@
               <w:rPr>
                 <w:sz w:val="19"/>
               </w:rPr>
-              <w:t>6,852</w:t>
+              <w:t>6,857</w:t>
             </w:r>
           </w:p>
         </w:tc>
@@ -12514,7 +12514,7 @@
               <w:rPr>
                 <w:sz w:val="19"/>
               </w:rPr>
-              <w:t>20,448</w:t>
+              <w:t>20,453</w:t>
             </w:r>
           </w:p>
         </w:tc>
@@ -17458,7 +17458,7 @@
               <w:rPr>
                 <w:sz w:val="19"/>
               </w:rPr>
-              <w:t>78</w:t>
+              <w:t>80</w:t>
             </w:r>
           </w:p>
         </w:tc>

--- a/report/CMP7200_Dissertation.docx
+++ b/report/CMP7200_Dissertation.docx
@@ -1604,7 +1604,7 @@
         <w:jc w:val="both"/>
       </w:pPr>
       <w:r>
-        <w:t>The implementation is 20,453 lines of Python across 75 files; Appendix E maps every module to its responsibility. Two boundaries in that map were placed deliberately, and both had been violated earlier in development. Measurement is separated from the code being measured, because an early version incremented a counter inside the arm it was measuring and produced a figure that counted tasks rather than requests. Evaluation code is kept out of the shipped path, because the distillation helpers written for the tuned arm are meaningful only as an experimental treatment and would have become production behaviour had they been placed in the tool layer.</w:t>
+        <w:t>The implementation is 20,619 lines of Python across 76 files; Appendix E maps every module to its responsibility. Two boundaries in that map were placed deliberately, and both had been violated earlier in development. Measurement is separated from the code being measured, because an early version incremented a counter inside the arm it was measuring and produced a figure that counted tasks rather than requests. Evaluation code is kept out of the shipped path, because the distillation helpers written for the tuned arm are meaningful only as an experimental treatment and would have become production behaviour had they been placed in the tool layer.</w:t>
       </w:r>
     </w:p>
     <w:p>
@@ -2637,7 +2637,7 @@
         <w:jc w:val="both"/>
       </w:pPr>
       <w:r>
-        <w:t>The system is 20,453 lines of Python across 75 files, developed over 80 commits, and Appendix E breaks it down by area. It was built in the order the layers depend on each other: the tool server first, because nothing can be retrieved without it; then the message layer, the agents and the interfaces; and last, later than it should have been, the measurement infrastructure. That ordering is the root of the first failure below, and Section 7.6 argues it should have been reversed.</w:t>
+        <w:t>The system is 20,619 lines of Python across 76 files, developed over 81 commits, and Appendix E breaks it down by area. It was built in the order the layers depend on each other: the tool server first, because nothing can be retrieved without it; then the message layer, the agents and the interfaces; and last, later than it should have been, the measurement infrastructure. That ordering is the root of the first failure below, and Section 7.6 argues it should have been reversed.</w:t>
       </w:r>
     </w:p>
     <w:p>
@@ -2890,7 +2890,7 @@
         <w:jc w:val="both"/>
       </w:pPr>
       <w:r>
-        <w:t>The suite contains 210 tests and they pass. What they cover is narrower than that number suggests, and the gap is worth stating because it bears on how much weight the suite can carry as evidence.</w:t>
+        <w:t>The suite contains 246 tests and they pass. What they cover is narrower than that number suggests, and the gap is worth stating because it bears on how much weight the suite can carry as evidence.</w:t>
       </w:r>
     </w:p>
     <w:p>
@@ -4739,7 +4739,7 @@
         <w:jc w:val="both"/>
       </w:pPr>
       <w:r>
-        <w:t>The second mistake was treating a passing test suite as evidence about the system. 210 tests pass, and they pass on the parts that were easy to test: pure functions with no network and no model. The parts carrying the research claim had no tests, and the defects were exactly where the tests were not. Writing the conformance audit took an afternoon and found six. Coverage should have been chosen by what a defect would cost, not by what was convenient to write.</w:t>
+        <w:t>The second mistake was treating a passing test suite as evidence about the system. 246 tests pass, and they pass on the parts that were easy to test: pure functions with no network and no model. The parts carrying the research claim had no tests, and the defects were exactly where the tests were not. Writing the conformance audit took an afternoon and found six. Coverage should have been chosen by what a defect would cost, not by what was convenient to write.</w:t>
       </w:r>
     </w:p>
     <w:p>
@@ -4911,7 +4911,7 @@
         <w:jc w:val="both"/>
       </w:pPr>
       <w:r>
-        <w:t>The result this project set out to demonstrate turned out to be smaller than expected, and the results it did not set out to find turned out to be the useful ones. A fair baseline removed most of the advantage the pivot was supposed to show. An afternoon's worth of conformance checking found 6 defects in a system whose 210 passing tests had said nothing about any of them. Both outcomes came from the same decision, which was to measure the artefact rather than describe it, and to report what the measurement said.</w:t>
+        <w:t>The result this project set out to demonstrate turned out to be smaller than expected, and the results it did not set out to find turned out to be the useful ones. A fair baseline removed most of the advantage the pivot was supposed to show. An afternoon's worth of conformance checking found 6 defects in a system whose 246 passing tests had said nothing about any of them. Both outcomes came from the same decision, which was to measure the artefact rather than describe it, and to report what the measurement said.</w:t>
       </w:r>
     </w:p>
     <w:p>
@@ -12164,7 +12164,7 @@
               <w:rPr>
                 <w:sz w:val="19"/>
               </w:rPr>
-              <w:t>6,857</w:t>
+              <w:t>6,893</w:t>
             </w:r>
           </w:p>
         </w:tc>
@@ -12357,7 +12357,7 @@
               <w:rPr>
                 <w:sz w:val="19"/>
               </w:rPr>
-              <w:t>9</w:t>
+              <w:t>10</w:t>
             </w:r>
           </w:p>
         </w:tc>
@@ -12374,7 +12374,7 @@
               <w:rPr>
                 <w:sz w:val="19"/>
               </w:rPr>
-              <w:t>2,034</w:t>
+              <w:t>2,164</w:t>
             </w:r>
           </w:p>
         </w:tc>
@@ -12497,7 +12497,7 @@
               <w:rPr>
                 <w:sz w:val="19"/>
               </w:rPr>
-              <w:t>75</w:t>
+              <w:t>76</w:t>
             </w:r>
           </w:p>
         </w:tc>
@@ -12514,7 +12514,7 @@
               <w:rPr>
                 <w:sz w:val="19"/>
               </w:rPr>
-              <w:t>20,453</w:t>
+              <w:t>20,619</w:t>
             </w:r>
           </w:p>
         </w:tc>
@@ -13272,7 +13272,7 @@
         <w:jc w:val="both"/>
       </w:pPr>
       <w:r>
-        <w:t>The suite collects 210 tests. Section 5.7 sets out what they cover and, more importantly, what they do not: the message layer, the tool server, the record-and-replay cache and the metric collector have no unit tests, and are covered instead by the conformance experiment in Appendix B.</w:t>
+        <w:t>The suite collects 246 tests. Section 5.7 sets out what they cover and, more importantly, what they do not: the message layer, the tool server, the record-and-replay cache and the metric collector have no unit tests, and are covered instead by the conformance experiment in Appendix B.</w:t>
       </w:r>
     </w:p>
     <w:p>
@@ -17458,7 +17458,7 @@
               <w:rPr>
                 <w:sz w:val="19"/>
               </w:rPr>
-              <w:t>80</w:t>
+              <w:t>81</w:t>
             </w:r>
           </w:p>
         </w:tc>

--- a/report/CMP7200_Dissertation.docx
+++ b/report/CMP7200_Dissertation.docx
@@ -1604,7 +1604,7 @@
         <w:jc w:val="both"/>
       </w:pPr>
       <w:r>
-        <w:t>The implementation is 20,619 lines of Python across 76 files; Appendix E maps every module to its responsibility. Two boundaries in that map were placed deliberately, and both had been violated earlier in development. Measurement is separated from the code being measured, because an early version incremented a counter inside the arm it was measuring and produced a figure that counted tasks rather than requests. Evaluation code is kept out of the shipped path, because the distillation helpers written for the tuned arm are meaningful only as an experimental treatment and would have become production behaviour had they been placed in the tool layer.</w:t>
+        <w:t>The implementation is 20,814 lines of Python across 77 files; Appendix E maps every module to its responsibility. Two boundaries in that map were placed deliberately, and both had been violated earlier in development. Measurement is separated from the code being measured, because an early version incremented a counter inside the arm it was measuring and produced a figure that counted tasks rather than requests. Evaluation code is kept out of the shipped path, because the distillation helpers written for the tuned arm are meaningful only as an experimental treatment and would have become production behaviour had they been placed in the tool layer.</w:t>
       </w:r>
     </w:p>
     <w:p>
@@ -2637,7 +2637,7 @@
         <w:jc w:val="both"/>
       </w:pPr>
       <w:r>
-        <w:t>The system is 20,619 lines of Python across 76 files, developed over 81 commits, and Appendix E breaks it down by area. It was built in the order the layers depend on each other: the tool server first, because nothing can be retrieved without it; then the message layer, the agents and the interfaces; and last, later than it should have been, the measurement infrastructure. That ordering is the root of the first failure below, and Section 7.6 argues it should have been reversed.</w:t>
+        <w:t>The system is 20,814 lines of Python across 77 files, developed over 82 commits, and Appendix E breaks it down by area. It was built in the order the layers depend on each other: the tool server first, because nothing can be retrieved without it; then the message layer, the agents and the interfaces; and last, later than it should have been, the measurement infrastructure. That ordering is the root of the first failure below, and Section 7.6 argues it should have been reversed.</w:t>
       </w:r>
     </w:p>
     <w:p>
@@ -2890,7 +2890,7 @@
         <w:jc w:val="both"/>
       </w:pPr>
       <w:r>
-        <w:t>The suite contains 246 tests and they pass. What they cover is narrower than that number suggests, and the gap is worth stating because it bears on how much weight the suite can carry as evidence.</w:t>
+        <w:t>The suite contains 270 tests and they pass. What they cover is narrower than that number suggests, and the gap is worth stating because it bears on how much weight the suite can carry as evidence.</w:t>
       </w:r>
     </w:p>
     <w:p>
@@ -4739,7 +4739,7 @@
         <w:jc w:val="both"/>
       </w:pPr>
       <w:r>
-        <w:t>The second mistake was treating a passing test suite as evidence about the system. 246 tests pass, and they pass on the parts that were easy to test: pure functions with no network and no model. The parts carrying the research claim had no tests, and the defects were exactly where the tests were not. Writing the conformance audit took an afternoon and found six. Coverage should have been chosen by what a defect would cost, not by what was convenient to write.</w:t>
+        <w:t>The second mistake was treating a passing test suite as evidence about the system. 270 tests pass, and they pass on the parts that were easy to test: pure functions with no network and no model. The parts carrying the research claim had no tests, and the defects were exactly where the tests were not. Writing the conformance audit took an afternoon and found six. Coverage should have been chosen by what a defect would cost, not by what was convenient to write.</w:t>
       </w:r>
     </w:p>
     <w:p>
@@ -4911,7 +4911,7 @@
         <w:jc w:val="both"/>
       </w:pPr>
       <w:r>
-        <w:t>The result this project set out to demonstrate turned out to be smaller than expected, and the results it did not set out to find turned out to be the useful ones. A fair baseline removed most of the advantage the pivot was supposed to show. An afternoon's worth of conformance checking found 6 defects in a system whose 246 passing tests had said nothing about any of them. Both outcomes came from the same decision, which was to measure the artefact rather than describe it, and to report what the measurement said.</w:t>
+        <w:t>The result this project set out to demonstrate turned out to be smaller than expected, and the results it did not set out to find turned out to be the useful ones. A fair baseline removed most of the advantage the pivot was supposed to show. An afternoon's worth of conformance checking found 6 defects in a system whose 270 passing tests had said nothing about any of them. Both outcomes came from the same decision, which was to measure the artefact rather than describe it, and to report what the measurement said.</w:t>
       </w:r>
     </w:p>
     <w:p>
@@ -12164,7 +12164,7 @@
               <w:rPr>
                 <w:sz w:val="19"/>
               </w:rPr>
-              <w:t>6,893</w:t>
+              <w:t>6,932</w:t>
             </w:r>
           </w:p>
         </w:tc>
@@ -12357,7 +12357,7 @@
               <w:rPr>
                 <w:sz w:val="19"/>
               </w:rPr>
-              <w:t>10</w:t>
+              <w:t>11</w:t>
             </w:r>
           </w:p>
         </w:tc>
@@ -12374,7 +12374,7 @@
               <w:rPr>
                 <w:sz w:val="19"/>
               </w:rPr>
-              <w:t>2,164</w:t>
+              <w:t>2,320</w:t>
             </w:r>
           </w:p>
         </w:tc>
@@ -12497,7 +12497,7 @@
               <w:rPr>
                 <w:sz w:val="19"/>
               </w:rPr>
-              <w:t>76</w:t>
+              <w:t>77</w:t>
             </w:r>
           </w:p>
         </w:tc>
@@ -12514,7 +12514,7 @@
               <w:rPr>
                 <w:sz w:val="19"/>
               </w:rPr>
-              <w:t>20,619</w:t>
+              <w:t>20,814</w:t>
             </w:r>
           </w:p>
         </w:tc>
@@ -13272,7 +13272,7 @@
         <w:jc w:val="both"/>
       </w:pPr>
       <w:r>
-        <w:t>The suite collects 246 tests. Section 5.7 sets out what they cover and, more importantly, what they do not: the message layer, the tool server, the record-and-replay cache and the metric collector have no unit tests, and are covered instead by the conformance experiment in Appendix B.</w:t>
+        <w:t>The suite collects 270 tests. Section 5.7 sets out what they cover and, more importantly, what they do not: the message layer, the tool server, the record-and-replay cache and the metric collector have no unit tests, and are covered instead by the conformance experiment in Appendix B.</w:t>
       </w:r>
     </w:p>
     <w:p>
@@ -17458,7 +17458,7 @@
               <w:rPr>
                 <w:sz w:val="19"/>
               </w:rPr>
-              <w:t>81</w:t>
+              <w:t>82</w:t>
             </w:r>
           </w:p>
         </w:tc>

--- a/report/CMP7200_Dissertation.docx
+++ b/report/CMP7200_Dissertation.docx
@@ -1604,7 +1604,7 @@
         <w:jc w:val="both"/>
       </w:pPr>
       <w:r>
-        <w:t>The implementation is 20,814 lines of Python across 77 files; Appendix E maps every module to its responsibility. Two boundaries in that map were placed deliberately, and both had been violated earlier in development. Measurement is separated from the code being measured, because an early version incremented a counter inside the arm it was measuring and produced a figure that counted tasks rather than requests. Evaluation code is kept out of the shipped path, because the distillation helpers written for the tuned arm are meaningful only as an experimental treatment and would have become production behaviour had they been placed in the tool layer.</w:t>
+        <w:t>The implementation is 21,122 lines of Python across 77 files; Appendix E maps every module to its responsibility. Two boundaries in that map were placed deliberately, and both had been violated earlier in development. Measurement is separated from the code being measured, because an early version incremented a counter inside the arm it was measuring and produced a figure that counted tasks rather than requests. Evaluation code is kept out of the shipped path, because the distillation helpers written for the tuned arm are meaningful only as an experimental treatment and would have become production behaviour had they been placed in the tool layer.</w:t>
       </w:r>
     </w:p>
     <w:p>
@@ -2637,7 +2637,7 @@
         <w:jc w:val="both"/>
       </w:pPr>
       <w:r>
-        <w:t>The system is 20,814 lines of Python across 77 files, developed over 82 commits, and Appendix E breaks it down by area. It was built in the order the layers depend on each other: the tool server first, because nothing can be retrieved without it; then the message layer, the agents and the interfaces; and last, later than it should have been, the measurement infrastructure. That ordering is the root of the first failure below, and Section 7.6 argues it should have been reversed.</w:t>
+        <w:t>The system is 21,122 lines of Python across 77 files, developed over 83 commits, and Appendix E breaks it down by area. It was built in the order the layers depend on each other: the tool server first, because nothing can be retrieved without it; then the message layer, the agents and the interfaces; and last, later than it should have been, the measurement infrastructure. That ordering is the root of the first failure below, and Section 7.6 argues it should have been reversed.</w:t>
       </w:r>
     </w:p>
     <w:p>
@@ -2890,7 +2890,7 @@
         <w:jc w:val="both"/>
       </w:pPr>
       <w:r>
-        <w:t>The suite contains 270 tests and they pass. What they cover is narrower than that number suggests, and the gap is worth stating because it bears on how much weight the suite can carry as evidence.</w:t>
+        <w:t>The suite contains 279 tests and they pass. What they cover is narrower than that number suggests, and the gap is worth stating because it bears on how much weight the suite can carry as evidence.</w:t>
       </w:r>
     </w:p>
     <w:p>
@@ -4739,7 +4739,7 @@
         <w:jc w:val="both"/>
       </w:pPr>
       <w:r>
-        <w:t>The second mistake was treating a passing test suite as evidence about the system. 270 tests pass, and they pass on the parts that were easy to test: pure functions with no network and no model. The parts carrying the research claim had no tests, and the defects were exactly where the tests were not. Writing the conformance audit took an afternoon and found six. Coverage should have been chosen by what a defect would cost, not by what was convenient to write.</w:t>
+        <w:t>The second mistake was treating a passing test suite as evidence about the system. 279 tests pass, and they pass on the parts that were easy to test: pure functions with no network and no model. The parts carrying the research claim had no tests, and the defects were exactly where the tests were not. Writing the conformance audit took an afternoon and found six. Coverage should have been chosen by what a defect would cost, not by what was convenient to write.</w:t>
       </w:r>
     </w:p>
     <w:p>
@@ -4911,7 +4911,7 @@
         <w:jc w:val="both"/>
       </w:pPr>
       <w:r>
-        <w:t>The result this project set out to demonstrate turned out to be smaller than expected, and the results it did not set out to find turned out to be the useful ones. A fair baseline removed most of the advantage the pivot was supposed to show. An afternoon's worth of conformance checking found 6 defects in a system whose 270 passing tests had said nothing about any of them. Both outcomes came from the same decision, which was to measure the artefact rather than describe it, and to report what the measurement said.</w:t>
+        <w:t>The result this project set out to demonstrate turned out to be smaller than expected, and the results it did not set out to find turned out to be the useful ones. A fair baseline removed most of the advantage the pivot was supposed to show. An afternoon's worth of conformance checking found 6 defects in a system whose 279 passing tests had said nothing about any of them. Both outcomes came from the same decision, which was to measure the artefact rather than describe it, and to report what the measurement said.</w:t>
       </w:r>
     </w:p>
     <w:p>
@@ -12164,7 +12164,7 @@
               <w:rPr>
                 <w:sz w:val="19"/>
               </w:rPr>
-              <w:t>6,932</w:t>
+              <w:t>7,128</w:t>
             </w:r>
           </w:p>
         </w:tc>
@@ -12374,7 +12374,7 @@
               <w:rPr>
                 <w:sz w:val="19"/>
               </w:rPr>
-              <w:t>2,320</w:t>
+              <w:t>2,432</w:t>
             </w:r>
           </w:p>
         </w:tc>
@@ -12514,7 +12514,7 @@
               <w:rPr>
                 <w:sz w:val="19"/>
               </w:rPr>
-              <w:t>20,814</w:t>
+              <w:t>21,122</w:t>
             </w:r>
           </w:p>
         </w:tc>
@@ -13272,7 +13272,7 @@
         <w:jc w:val="both"/>
       </w:pPr>
       <w:r>
-        <w:t>The suite collects 270 tests. Section 5.7 sets out what they cover and, more importantly, what they do not: the message layer, the tool server, the record-and-replay cache and the metric collector have no unit tests, and are covered instead by the conformance experiment in Appendix B.</w:t>
+        <w:t>The suite collects 279 tests. Section 5.7 sets out what they cover and, more importantly, what they do not: the message layer, the tool server, the record-and-replay cache and the metric collector have no unit tests, and are covered instead by the conformance experiment in Appendix B.</w:t>
       </w:r>
     </w:p>
     <w:p>
@@ -17458,7 +17458,7 @@
               <w:rPr>
                 <w:sz w:val="19"/>
               </w:rPr>
-              <w:t>82</w:t>
+              <w:t>83</w:t>
             </w:r>
           </w:p>
         </w:tc>

--- a/report/CMP7200_Dissertation.docx
+++ b/report/CMP7200_Dissertation.docx
@@ -1604,7 +1604,7 @@
         <w:jc w:val="both"/>
       </w:pPr>
       <w:r>
-        <w:t>The implementation is 21,122 lines of Python across 77 files; Appendix E maps every module to its responsibility. Two boundaries in that map were placed deliberately, and both had been violated earlier in development. Measurement is separated from the code being measured, because an early version incremented a counter inside the arm it was measuring and produced a figure that counted tasks rather than requests. Evaluation code is kept out of the shipped path, because the distillation helpers written for the tuned arm are meaningful only as an experimental treatment and would have become production behaviour had they been placed in the tool layer.</w:t>
+        <w:t>The implementation is 21,697 lines of Python across 79 files; Appendix E maps every module to its responsibility. Two boundaries in that map were placed deliberately, and both had been violated earlier in development. Measurement is separated from the code being measured, because an early version incremented a counter inside the arm it was measuring and produced a figure that counted tasks rather than requests. Evaluation code is kept out of the shipped path, because the distillation helpers written for the tuned arm are meaningful only as an experimental treatment and would have become production behaviour had they been placed in the tool layer.</w:t>
       </w:r>
     </w:p>
     <w:p>
@@ -2637,7 +2637,7 @@
         <w:jc w:val="both"/>
       </w:pPr>
       <w:r>
-        <w:t>The system is 21,122 lines of Python across 77 files, developed over 83 commits, and Appendix E breaks it down by area. It was built in the order the layers depend on each other: the tool server first, because nothing can be retrieved without it; then the message layer, the agents and the interfaces; and last, later than it should have been, the measurement infrastructure. That ordering is the root of the first failure below, and Section 7.6 argues it should have been reversed.</w:t>
+        <w:t>The system is 21,697 lines of Python across 79 files, developed over 84 commits, and Appendix E breaks it down by area. It was built in the order the layers depend on each other: the tool server first, because nothing can be retrieved without it; then the message layer, the agents and the interfaces; and last, later than it should have been, the measurement infrastructure. That ordering is the root of the first failure below, and Section 7.6 argues it should have been reversed.</w:t>
       </w:r>
     </w:p>
     <w:p>
@@ -2820,7 +2820,7 @@
         <w:jc w:val="both"/>
       </w:pPr>
       <w:r>
-        <w:t>Three mechanisms were built. Every outbound request passes through one cache with three modes — replay never touches the network, record calls live only on a miss, live refreshes deliberately. A ceiling on live calls raises rather than proceeding. And the runner checkpoints after every run. The cache holds 23 recorded responses, and the published comparison replays from them with no credentials at all.</w:t>
+        <w:t>Three mechanisms were built. Every outbound request passes through one cache with three modes — replay never touches the network, record calls live only on a miss, live refreshes deliberately. A ceiling on live calls raises rather than proceeding. And the runner checkpoints after every run. The cache holds 24 recorded responses, and the published comparison replays from them with no credentials at all.</w:t>
       </w:r>
     </w:p>
     <w:p>
@@ -2890,7 +2890,7 @@
         <w:jc w:val="both"/>
       </w:pPr>
       <w:r>
-        <w:t>The suite contains 279 tests and they pass. What they cover is narrower than that number suggests, and the gap is worth stating because it bears on how much weight the suite can carry as evidence.</w:t>
+        <w:t>The suite contains 301 tests and they pass. What they cover is narrower than that number suggests, and the gap is worth stating because it bears on how much weight the suite can carry as evidence.</w:t>
       </w:r>
     </w:p>
     <w:p>
@@ -4428,7 +4428,7 @@
               <w:rPr>
                 <w:sz w:val="17"/>
               </w:rPr>
-              <w:t>23 committed responses; the comparison replays with no credentials. Load-bearing — without it there would be no reproducible result at all</w:t>
+              <w:t>24 committed responses; the comparison replays with no credentials. Load-bearing — without it there would be no reproducible result at all</w:t>
             </w:r>
           </w:p>
         </w:tc>
@@ -4739,7 +4739,7 @@
         <w:jc w:val="both"/>
       </w:pPr>
       <w:r>
-        <w:t>The second mistake was treating a passing test suite as evidence about the system. 279 tests pass, and they pass on the parts that were easy to test: pure functions with no network and no model. The parts carrying the research claim had no tests, and the defects were exactly where the tests were not. Writing the conformance audit took an afternoon and found six. Coverage should have been chosen by what a defect would cost, not by what was convenient to write.</w:t>
+        <w:t>The second mistake was treating a passing test suite as evidence about the system. 301 tests pass, and they pass on the parts that were easy to test: pure functions with no network and no model. The parts carrying the research claim had no tests, and the defects were exactly where the tests were not. Writing the conformance audit took an afternoon and found six. Coverage should have been chosen by what a defect would cost, not by what was convenient to write.</w:t>
       </w:r>
     </w:p>
     <w:p>
@@ -4911,7 +4911,7 @@
         <w:jc w:val="both"/>
       </w:pPr>
       <w:r>
-        <w:t>The result this project set out to demonstrate turned out to be smaller than expected, and the results it did not set out to find turned out to be the useful ones. A fair baseline removed most of the advantage the pivot was supposed to show. An afternoon's worth of conformance checking found 6 defects in a system whose 279 passing tests had said nothing about any of them. Both outcomes came from the same decision, which was to measure the artefact rather than describe it, and to report what the measurement said.</w:t>
+        <w:t>The result this project set out to demonstrate turned out to be smaller than expected, and the results it did not set out to find turned out to be the useful ones. A fair baseline removed most of the advantage the pivot was supposed to show. An afternoon's worth of conformance checking found 6 defects in a system whose 301 passing tests had said nothing about any of them. Both outcomes came from the same decision, which was to measure the artefact rather than describe it, and to report what the measurement said.</w:t>
       </w:r>
     </w:p>
     <w:p>
@@ -12147,7 +12147,7 @@
               <w:rPr>
                 <w:sz w:val="19"/>
               </w:rPr>
-              <w:t>25</w:t>
+              <w:t>26</w:t>
             </w:r>
           </w:p>
         </w:tc>
@@ -12164,7 +12164,7 @@
               <w:rPr>
                 <w:sz w:val="19"/>
               </w:rPr>
-              <w:t>7,128</w:t>
+              <w:t>7,502</w:t>
             </w:r>
           </w:p>
         </w:tc>
@@ -12357,7 +12357,7 @@
               <w:rPr>
                 <w:sz w:val="19"/>
               </w:rPr>
-              <w:t>11</w:t>
+              <w:t>12</w:t>
             </w:r>
           </w:p>
         </w:tc>
@@ -12374,7 +12374,7 @@
               <w:rPr>
                 <w:sz w:val="19"/>
               </w:rPr>
-              <w:t>2,432</w:t>
+              <w:t>2,629</w:t>
             </w:r>
           </w:p>
         </w:tc>
@@ -12444,7 +12444,7 @@
               <w:rPr>
                 <w:sz w:val="19"/>
               </w:rPr>
-              <w:t>7,296</w:t>
+              <w:t>7,300</w:t>
             </w:r>
           </w:p>
         </w:tc>
@@ -12497,7 +12497,7 @@
               <w:rPr>
                 <w:sz w:val="19"/>
               </w:rPr>
-              <w:t>77</w:t>
+              <w:t>79</w:t>
             </w:r>
           </w:p>
         </w:tc>
@@ -12514,7 +12514,7 @@
               <w:rPr>
                 <w:sz w:val="19"/>
               </w:rPr>
-              <w:t>21,122</w:t>
+              <w:t>21,697</w:t>
             </w:r>
           </w:p>
         </w:tc>
@@ -13272,7 +13272,7 @@
         <w:jc w:val="both"/>
       </w:pPr>
       <w:r>
-        <w:t>The suite collects 279 tests. Section 5.7 sets out what they cover and, more importantly, what they do not: the message layer, the tool server, the record-and-replay cache and the metric collector have no unit tests, and are covered instead by the conformance experiment in Appendix B.</w:t>
+        <w:t>The suite collects 301 tests. Section 5.7 sets out what they cover and, more importantly, what they do not: the message layer, the tool server, the record-and-replay cache and the metric collector have no unit tests, and are covered instead by the conformance experiment in Appendix B.</w:t>
       </w:r>
     </w:p>
     <w:p>
@@ -13286,7 +13286,7 @@
           <w:color w:val="52514E"/>
           <w:sz w:val="19"/>
         </w:rPr>
-        <w:t>Table 8.8: Recorded API responses by host, 2,704 kB committed in total. These are what make the results reproducible without credentials.</w:t>
+        <w:t>Table 8.8: Recorded API responses by host, 2,706 kB committed in total. These are what make the results reproducible without credentials.</w:t>
       </w:r>
     </w:p>
     <w:tbl>
@@ -13369,7 +13369,7 @@
               <w:rPr>
                 <w:sz w:val="19"/>
               </w:rPr>
-              <w:t>13</w:t>
+              <w:t>14</w:t>
             </w:r>
           </w:p>
         </w:tc>
@@ -13477,7 +13477,7 @@
               <w:rPr>
                 <w:sz w:val="19"/>
               </w:rPr>
-              <w:t>23</w:t>
+              <w:t>24</w:t>
             </w:r>
           </w:p>
         </w:tc>
@@ -17386,7 +17386,7 @@
               <w:rPr>
                 <w:sz w:val="19"/>
               </w:rPr>
-              <w:t>23</w:t>
+              <w:t>24</w:t>
             </w:r>
           </w:p>
         </w:tc>
@@ -17458,7 +17458,7 @@
               <w:rPr>
                 <w:sz w:val="19"/>
               </w:rPr>
-              <w:t>83</w:t>
+              <w:t>84</w:t>
             </w:r>
           </w:p>
         </w:tc>
@@ -17772,7 +17772,7 @@
         <w:spacing w:line="276" w:lineRule="auto" w:after="60"/>
       </w:pPr>
       <w:r>
-        <w:t>Table 8.8   Recorded API responses by host, 2,704 kB committed in total. These are what make the results reproducible without credentials.</w:t>
+        <w:t>Table 8.8   Recorded API responses by host, 2,706 kB committed in total. These are what make the results reproducible without credentials.</w:t>
       </w:r>
     </w:p>
     <w:p>

--- a/report/CMP7200_Dissertation.docx
+++ b/report/CMP7200_Dissertation.docx
@@ -1604,7 +1604,7 @@
         <w:jc w:val="both"/>
       </w:pPr>
       <w:r>
-        <w:t>The implementation is 21,697 lines of Python across 79 files; Appendix E maps every module to its responsibility. Two boundaries in that map were placed deliberately, and both had been violated earlier in development. Measurement is separated from the code being measured, because an early version incremented a counter inside the arm it was measuring and produced a figure that counted tasks rather than requests. Evaluation code is kept out of the shipped path, because the distillation helpers written for the tuned arm are meaningful only as an experimental treatment and would have become production behaviour had they been placed in the tool layer.</w:t>
+        <w:t>The implementation is 21,843 lines of Python across 79 files; Appendix E maps every module to its responsibility. Two boundaries in that map were placed deliberately, and both had been violated earlier in development. Measurement is separated from the code being measured, because an early version incremented a counter inside the arm it was measuring and produced a figure that counted tasks rather than requests. Evaluation code is kept out of the shipped path, because the distillation helpers written for the tuned arm are meaningful only as an experimental treatment and would have become production behaviour had they been placed in the tool layer.</w:t>
       </w:r>
     </w:p>
     <w:p>
@@ -2637,7 +2637,7 @@
         <w:jc w:val="both"/>
       </w:pPr>
       <w:r>
-        <w:t>The system is 21,697 lines of Python across 79 files, developed over 84 commits, and Appendix E breaks it down by area. It was built in the order the layers depend on each other: the tool server first, because nothing can be retrieved without it; then the message layer, the agents and the interfaces; and last, later than it should have been, the measurement infrastructure. That ordering is the root of the first failure below, and Section 7.6 argues it should have been reversed.</w:t>
+        <w:t>The system is 21,843 lines of Python across 79 files, developed over 85 commits, and Appendix E breaks it down by area. It was built in the order the layers depend on each other: the tool server first, because nothing can be retrieved without it; then the message layer, the agents and the interfaces; and last, later than it should have been, the measurement infrastructure. That ordering is the root of the first failure below, and Section 7.6 argues it should have been reversed.</w:t>
       </w:r>
     </w:p>
     <w:p>
@@ -2890,7 +2890,7 @@
         <w:jc w:val="both"/>
       </w:pPr>
       <w:r>
-        <w:t>The suite contains 301 tests and they pass. What they cover is narrower than that number suggests, and the gap is worth stating because it bears on how much weight the suite can carry as evidence.</w:t>
+        <w:t>The suite contains 306 tests and they pass. What they cover is narrower than that number suggests, and the gap is worth stating because it bears on how much weight the suite can carry as evidence.</w:t>
       </w:r>
     </w:p>
     <w:p>
@@ -4739,7 +4739,7 @@
         <w:jc w:val="both"/>
       </w:pPr>
       <w:r>
-        <w:t>The second mistake was treating a passing test suite as evidence about the system. 301 tests pass, and they pass on the parts that were easy to test: pure functions with no network and no model. The parts carrying the research claim had no tests, and the defects were exactly where the tests were not. Writing the conformance audit took an afternoon and found six. Coverage should have been chosen by what a defect would cost, not by what was convenient to write.</w:t>
+        <w:t>The second mistake was treating a passing test suite as evidence about the system. 306 tests pass, and they pass on the parts that were easy to test: pure functions with no network and no model. The parts carrying the research claim had no tests, and the defects were exactly where the tests were not. Writing the conformance audit took an afternoon and found six. Coverage should have been chosen by what a defect would cost, not by what was convenient to write.</w:t>
       </w:r>
     </w:p>
     <w:p>
@@ -4911,7 +4911,7 @@
         <w:jc w:val="both"/>
       </w:pPr>
       <w:r>
-        <w:t>The result this project set out to demonstrate turned out to be smaller than expected, and the results it did not set out to find turned out to be the useful ones. A fair baseline removed most of the advantage the pivot was supposed to show. An afternoon's worth of conformance checking found 6 defects in a system whose 301 passing tests had said nothing about any of them. Both outcomes came from the same decision, which was to measure the artefact rather than describe it, and to report what the measurement said.</w:t>
+        <w:t>The result this project set out to demonstrate turned out to be smaller than expected, and the results it did not set out to find turned out to be the useful ones. A fair baseline removed most of the advantage the pivot was supposed to show. An afternoon's worth of conformance checking found 6 defects in a system whose 306 passing tests had said nothing about any of them. Both outcomes came from the same decision, which was to measure the artefact rather than describe it, and to report what the measurement said.</w:t>
       </w:r>
     </w:p>
     <w:p>
@@ -12164,7 +12164,7 @@
               <w:rPr>
                 <w:sz w:val="19"/>
               </w:rPr>
-              <w:t>7,502</w:t>
+              <w:t>7,575</w:t>
             </w:r>
           </w:p>
         </w:tc>
@@ -12374,7 +12374,7 @@
               <w:rPr>
                 <w:sz w:val="19"/>
               </w:rPr>
-              <w:t>2,629</w:t>
+              <w:t>2,702</w:t>
             </w:r>
           </w:p>
         </w:tc>
@@ -12514,7 +12514,7 @@
               <w:rPr>
                 <w:sz w:val="19"/>
               </w:rPr>
-              <w:t>21,697</w:t>
+              <w:t>21,843</w:t>
             </w:r>
           </w:p>
         </w:tc>
@@ -13272,7 +13272,7 @@
         <w:jc w:val="both"/>
       </w:pPr>
       <w:r>
-        <w:t>The suite collects 301 tests. Section 5.7 sets out what they cover and, more importantly, what they do not: the message layer, the tool server, the record-and-replay cache and the metric collector have no unit tests, and are covered instead by the conformance experiment in Appendix B.</w:t>
+        <w:t>The suite collects 306 tests. Section 5.7 sets out what they cover and, more importantly, what they do not: the message layer, the tool server, the record-and-replay cache and the metric collector have no unit tests, and are covered instead by the conformance experiment in Appendix B.</w:t>
       </w:r>
     </w:p>
     <w:p>
@@ -17458,7 +17458,7 @@
               <w:rPr>
                 <w:sz w:val="19"/>
               </w:rPr>
-              <w:t>84</w:t>
+              <w:t>85</w:t>
             </w:r>
           </w:p>
         </w:tc>

--- a/report/CMP7200_Dissertation.docx
+++ b/report/CMP7200_Dissertation.docx
@@ -1604,7 +1604,7 @@
         <w:jc w:val="both"/>
       </w:pPr>
       <w:r>
-        <w:t>The implementation is 21,843 lines of Python across 79 files; Appendix E maps every module to its responsibility. Two boundaries in that map were placed deliberately, and both had been violated earlier in development. Measurement is separated from the code being measured, because an early version incremented a counter inside the arm it was measuring and produced a figure that counted tasks rather than requests. Evaluation code is kept out of the shipped path, because the distillation helpers written for the tuned arm are meaningful only as an experimental treatment and would have become production behaviour had they been placed in the tool layer.</w:t>
+        <w:t>The implementation is 21,898 lines of Python across 79 files; Appendix E maps every module to its responsibility. Two boundaries in that map were placed deliberately, and both had been violated earlier in development. Measurement is separated from the code being measured, because an early version incremented a counter inside the arm it was measuring and produced a figure that counted tasks rather than requests. Evaluation code is kept out of the shipped path, because the distillation helpers written for the tuned arm are meaningful only as an experimental treatment and would have become production behaviour had they been placed in the tool layer.</w:t>
       </w:r>
     </w:p>
     <w:p>
@@ -2637,7 +2637,7 @@
         <w:jc w:val="both"/>
       </w:pPr>
       <w:r>
-        <w:t>The system is 21,843 lines of Python across 79 files, developed over 85 commits, and Appendix E breaks it down by area. It was built in the order the layers depend on each other: the tool server first, because nothing can be retrieved without it; then the message layer, the agents and the interfaces; and last, later than it should have been, the measurement infrastructure. That ordering is the root of the first failure below, and Section 7.6 argues it should have been reversed.</w:t>
+        <w:t>The system is 21,898 lines of Python across 79 files, developed over 86 commits, and Appendix E breaks it down by area. It was built in the order the layers depend on each other: the tool server first, because nothing can be retrieved without it; then the message layer, the agents and the interfaces; and last, later than it should have been, the measurement infrastructure. That ordering is the root of the first failure below, and Section 7.6 argues it should have been reversed.</w:t>
       </w:r>
     </w:p>
     <w:p>
@@ -2890,7 +2890,7 @@
         <w:jc w:val="both"/>
       </w:pPr>
       <w:r>
-        <w:t>The suite contains 306 tests and they pass. What they cover is narrower than that number suggests, and the gap is worth stating because it bears on how much weight the suite can carry as evidence.</w:t>
+        <w:t>The suite contains 308 tests and they pass. What they cover is narrower than that number suggests, and the gap is worth stating because it bears on how much weight the suite can carry as evidence.</w:t>
       </w:r>
     </w:p>
     <w:p>
@@ -4739,7 +4739,7 @@
         <w:jc w:val="both"/>
       </w:pPr>
       <w:r>
-        <w:t>The second mistake was treating a passing test suite as evidence about the system. 306 tests pass, and they pass on the parts that were easy to test: pure functions with no network and no model. The parts carrying the research claim had no tests, and the defects were exactly where the tests were not. Writing the conformance audit took an afternoon and found six. Coverage should have been chosen by what a defect would cost, not by what was convenient to write.</w:t>
+        <w:t>The second mistake was treating a passing test suite as evidence about the system. 308 tests pass, and they pass on the parts that were easy to test: pure functions with no network and no model. The parts carrying the research claim had no tests, and the defects were exactly where the tests were not. Writing the conformance audit took an afternoon and found six. Coverage should have been chosen by what a defect would cost, not by what was convenient to write.</w:t>
       </w:r>
     </w:p>
     <w:p>
@@ -4911,7 +4911,7 @@
         <w:jc w:val="both"/>
       </w:pPr>
       <w:r>
-        <w:t>The result this project set out to demonstrate turned out to be smaller than expected, and the results it did not set out to find turned out to be the useful ones. A fair baseline removed most of the advantage the pivot was supposed to show. An afternoon's worth of conformance checking found 6 defects in a system whose 306 passing tests had said nothing about any of them. Both outcomes came from the same decision, which was to measure the artefact rather than describe it, and to report what the measurement said.</w:t>
+        <w:t>The result this project set out to demonstrate turned out to be smaller than expected, and the results it did not set out to find turned out to be the useful ones. A fair baseline removed most of the advantage the pivot was supposed to show. An afternoon's worth of conformance checking found 6 defects in a system whose 308 passing tests had said nothing about any of them. Both outcomes came from the same decision, which was to measure the artefact rather than describe it, and to report what the measurement said.</w:t>
       </w:r>
     </w:p>
     <w:p>
@@ -12164,7 +12164,7 @@
               <w:rPr>
                 <w:sz w:val="19"/>
               </w:rPr>
-              <w:t>7,575</w:t>
+              <w:t>7,590</w:t>
             </w:r>
           </w:p>
         </w:tc>
@@ -12374,7 +12374,7 @@
               <w:rPr>
                 <w:sz w:val="19"/>
               </w:rPr>
-              <w:t>2,702</w:t>
+              <w:t>2,742</w:t>
             </w:r>
           </w:p>
         </w:tc>
@@ -12514,7 +12514,7 @@
               <w:rPr>
                 <w:sz w:val="19"/>
               </w:rPr>
-              <w:t>21,843</w:t>
+              <w:t>21,898</w:t>
             </w:r>
           </w:p>
         </w:tc>
@@ -13272,7 +13272,7 @@
         <w:jc w:val="both"/>
       </w:pPr>
       <w:r>
-        <w:t>The suite collects 306 tests. Section 5.7 sets out what they cover and, more importantly, what they do not: the message layer, the tool server, the record-and-replay cache and the metric collector have no unit tests, and are covered instead by the conformance experiment in Appendix B.</w:t>
+        <w:t>The suite collects 308 tests. Section 5.7 sets out what they cover and, more importantly, what they do not: the message layer, the tool server, the record-and-replay cache and the metric collector have no unit tests, and are covered instead by the conformance experiment in Appendix B.</w:t>
       </w:r>
     </w:p>
     <w:p>
@@ -17458,7 +17458,7 @@
               <w:rPr>
                 <w:sz w:val="19"/>
               </w:rPr>
-              <w:t>85</w:t>
+              <w:t>86</w:t>
             </w:r>
           </w:p>
         </w:tc>

--- a/report/CMP7200_Dissertation.docx
+++ b/report/CMP7200_Dissertation.docx
@@ -1604,7 +1604,7 @@
         <w:jc w:val="both"/>
       </w:pPr>
       <w:r>
-        <w:t>The implementation is 21,898 lines of Python across 79 files; Appendix E maps every module to its responsibility. Two boundaries in that map were placed deliberately, and both had been violated earlier in development. Measurement is separated from the code being measured, because an early version incremented a counter inside the arm it was measuring and produced a figure that counted tasks rather than requests. Evaluation code is kept out of the shipped path, because the distillation helpers written for the tuned arm are meaningful only as an experimental treatment and would have become production behaviour had they been placed in the tool layer.</w:t>
+        <w:t>The implementation is 21,851 lines of Python across 79 files; Appendix E maps every module to its responsibility. Two boundaries in that map were placed deliberately, and both had been violated earlier in development. Measurement is separated from the code being measured, because an early version incremented a counter inside the arm it was measuring and produced a figure that counted tasks rather than requests. Evaluation code is kept out of the shipped path, because the distillation helpers written for the tuned arm are meaningful only as an experimental treatment and would have become production behaviour had they been placed in the tool layer.</w:t>
       </w:r>
     </w:p>
     <w:p>
@@ -2637,7 +2637,7 @@
         <w:jc w:val="both"/>
       </w:pPr>
       <w:r>
-        <w:t>The system is 21,898 lines of Python across 79 files, developed over 86 commits, and Appendix E breaks it down by area. It was built in the order the layers depend on each other: the tool server first, because nothing can be retrieved without it; then the message layer, the agents and the interfaces; and last, later than it should have been, the measurement infrastructure. That ordering is the root of the first failure below, and Section 7.6 argues it should have been reversed.</w:t>
+        <w:t>The system is 21,851 lines of Python across 79 files, developed over 87 commits, and Appendix E breaks it down by area. It was built in the order the layers depend on each other: the tool server first, because nothing can be retrieved without it; then the message layer, the agents and the interfaces; and last, later than it should have been, the measurement infrastructure. That ordering is the root of the first failure below, and Section 7.6 argues it should have been reversed.</w:t>
       </w:r>
     </w:p>
     <w:p>
@@ -12164,7 +12164,7 @@
               <w:rPr>
                 <w:sz w:val="19"/>
               </w:rPr>
-              <w:t>7,590</w:t>
+              <w:t>7,545</w:t>
             </w:r>
           </w:p>
         </w:tc>
@@ -12234,7 +12234,7 @@
               <w:rPr>
                 <w:sz w:val="19"/>
               </w:rPr>
-              <w:t>3,233</w:t>
+              <w:t>3,231</w:t>
             </w:r>
           </w:p>
         </w:tc>
@@ -12514,7 +12514,7 @@
               <w:rPr>
                 <w:sz w:val="19"/>
               </w:rPr>
-              <w:t>21,898</w:t>
+              <w:t>21,851</w:t>
             </w:r>
           </w:p>
         </w:tc>
@@ -17458,7 +17458,7 @@
               <w:rPr>
                 <w:sz w:val="19"/>
               </w:rPr>
-              <w:t>86</w:t>
+              <w:t>87</w:t>
             </w:r>
           </w:p>
         </w:tc>

--- a/report/CMP7200_Dissertation.docx
+++ b/report/CMP7200_Dissertation.docx
@@ -1604,7 +1604,7 @@
         <w:jc w:val="both"/>
       </w:pPr>
       <w:r>
-        <w:t>The implementation is 21,851 lines of Python across 79 files; Appendix E maps every module to its responsibility. Two boundaries in that map were placed deliberately, and both had been violated earlier in development. Measurement is separated from the code being measured, because an early version incremented a counter inside the arm it was measuring and produced a figure that counted tasks rather than requests. Evaluation code is kept out of the shipped path, because the distillation helpers written for the tuned arm are meaningful only as an experimental treatment and would have become production behaviour had they been placed in the tool layer.</w:t>
+        <w:t>The implementation is 22,098 lines of Python across 79 files; Appendix E maps every module to its responsibility. Two boundaries in that map were placed deliberately, and both had been violated earlier in development. Measurement is separated from the code being measured, because an early version incremented a counter inside the arm it was measuring and produced a figure that counted tasks rather than requests. Evaluation code is kept out of the shipped path, because the distillation helpers written for the tuned arm are meaningful only as an experimental treatment and would have become production behaviour had they been placed in the tool layer.</w:t>
       </w:r>
     </w:p>
     <w:p>
@@ -2637,7 +2637,7 @@
         <w:jc w:val="both"/>
       </w:pPr>
       <w:r>
-        <w:t>The system is 21,851 lines of Python across 79 files, developed over 87 commits, and Appendix E breaks it down by area. It was built in the order the layers depend on each other: the tool server first, because nothing can be retrieved without it; then the message layer, the agents and the interfaces; and last, later than it should have been, the measurement infrastructure. That ordering is the root of the first failure below, and Section 7.6 argues it should have been reversed.</w:t>
+        <w:t>The system is 22,098 lines of Python across 79 files, developed over 88 commits, and Appendix E breaks it down by area. It was built in the order the layers depend on each other: the tool server first, because nothing can be retrieved without it; then the message layer, the agents and the interfaces; and last, later than it should have been, the measurement infrastructure. That ordering is the root of the first failure below, and Section 7.6 argues it should have been reversed.</w:t>
       </w:r>
     </w:p>
     <w:p>
@@ -2820,7 +2820,7 @@
         <w:jc w:val="both"/>
       </w:pPr>
       <w:r>
-        <w:t>Three mechanisms were built. Every outbound request passes through one cache with three modes — replay never touches the network, record calls live only on a miss, live refreshes deliberately. A ceiling on live calls raises rather than proceeding. And the runner checkpoints after every run. The cache holds 24 recorded responses, and the published comparison replays from them with no credentials at all.</w:t>
+        <w:t>Three mechanisms were built. Every outbound request passes through one cache with three modes — replay never touches the network, record calls live only on a miss, live refreshes deliberately. A ceiling on live calls raises rather than proceeding. And the runner checkpoints after every run. The cache holds 30 recorded responses, and the published comparison replays from them with no credentials at all.</w:t>
       </w:r>
     </w:p>
     <w:p>
@@ -2890,7 +2890,7 @@
         <w:jc w:val="both"/>
       </w:pPr>
       <w:r>
-        <w:t>The suite contains 308 tests and they pass. What they cover is narrower than that number suggests, and the gap is worth stating because it bears on how much weight the suite can carry as evidence.</w:t>
+        <w:t>The suite contains 311 tests and they pass. What they cover is narrower than that number suggests, and the gap is worth stating because it bears on how much weight the suite can carry as evidence.</w:t>
       </w:r>
     </w:p>
     <w:p>
@@ -4428,7 +4428,7 @@
               <w:rPr>
                 <w:sz w:val="17"/>
               </w:rPr>
-              <w:t>24 committed responses; the comparison replays with no credentials. Load-bearing — without it there would be no reproducible result at all</w:t>
+              <w:t>30 committed responses; the comparison replays with no credentials. Load-bearing — without it there would be no reproducible result at all</w:t>
             </w:r>
           </w:p>
         </w:tc>
@@ -4739,7 +4739,7 @@
         <w:jc w:val="both"/>
       </w:pPr>
       <w:r>
-        <w:t>The second mistake was treating a passing test suite as evidence about the system. 308 tests pass, and they pass on the parts that were easy to test: pure functions with no network and no model. The parts carrying the research claim had no tests, and the defects were exactly where the tests were not. Writing the conformance audit took an afternoon and found six. Coverage should have been chosen by what a defect would cost, not by what was convenient to write.</w:t>
+        <w:t>The second mistake was treating a passing test suite as evidence about the system. 311 tests pass, and they pass on the parts that were easy to test: pure functions with no network and no model. The parts carrying the research claim had no tests, and the defects were exactly where the tests were not. Writing the conformance audit took an afternoon and found six. Coverage should have been chosen by what a defect would cost, not by what was convenient to write.</w:t>
       </w:r>
     </w:p>
     <w:p>
@@ -4911,7 +4911,7 @@
         <w:jc w:val="both"/>
       </w:pPr>
       <w:r>
-        <w:t>The result this project set out to demonstrate turned out to be smaller than expected, and the results it did not set out to find turned out to be the useful ones. A fair baseline removed most of the advantage the pivot was supposed to show. An afternoon's worth of conformance checking found 6 defects in a system whose 308 passing tests had said nothing about any of them. Both outcomes came from the same decision, which was to measure the artefact rather than describe it, and to report what the measurement said.</w:t>
+        <w:t>The result this project set out to demonstrate turned out to be smaller than expected, and the results it did not set out to find turned out to be the useful ones. A fair baseline removed most of the advantage the pivot was supposed to show. An afternoon's worth of conformance checking found 6 defects in a system whose 311 passing tests had said nothing about any of them. Both outcomes came from the same decision, which was to measure the artefact rather than describe it, and to report what the measurement said.</w:t>
       </w:r>
     </w:p>
     <w:p>
@@ -12164,7 +12164,7 @@
               <w:rPr>
                 <w:sz w:val="19"/>
               </w:rPr>
-              <w:t>7,545</w:t>
+              <w:t>7,718</w:t>
             </w:r>
           </w:p>
         </w:tc>
@@ -12374,7 +12374,7 @@
               <w:rPr>
                 <w:sz w:val="19"/>
               </w:rPr>
-              <w:t>2,742</w:t>
+              <w:t>2,816</w:t>
             </w:r>
           </w:p>
         </w:tc>
@@ -12514,7 +12514,7 @@
               <w:rPr>
                 <w:sz w:val="19"/>
               </w:rPr>
-              <w:t>21,851</w:t>
+              <w:t>22,098</w:t>
             </w:r>
           </w:p>
         </w:tc>
@@ -13272,7 +13272,7 @@
         <w:jc w:val="both"/>
       </w:pPr>
       <w:r>
-        <w:t>The suite collects 308 tests. Section 5.7 sets out what they cover and, more importantly, what they do not: the message layer, the tool server, the record-and-replay cache and the metric collector have no unit tests, and are covered instead by the conformance experiment in Appendix B.</w:t>
+        <w:t>The suite collects 311 tests. Section 5.7 sets out what they cover and, more importantly, what they do not: the message layer, the tool server, the record-and-replay cache and the metric collector have no unit tests, and are covered instead by the conformance experiment in Appendix B.</w:t>
       </w:r>
     </w:p>
     <w:p>
@@ -13286,7 +13286,7 @@
           <w:color w:val="52514E"/>
           <w:sz w:val="19"/>
         </w:rPr>
-        <w:t>Table 8.8: Recorded API responses by host, 2,706 kB committed in total. These are what make the results reproducible without credentials.</w:t>
+        <w:t>Table 8.8: Recorded API responses by host, 2,870 kB committed in total. These are what make the results reproducible without credentials.</w:t>
       </w:r>
     </w:p>
     <w:tbl>
@@ -13369,7 +13369,7 @@
               <w:rPr>
                 <w:sz w:val="19"/>
               </w:rPr>
-              <w:t>14</w:t>
+              <w:t>16</w:t>
             </w:r>
           </w:p>
         </w:tc>
@@ -13405,7 +13405,7 @@
               <w:rPr>
                 <w:sz w:val="19"/>
               </w:rPr>
-              <w:t>6</w:t>
+              <w:t>8</w:t>
             </w:r>
           </w:p>
         </w:tc>
@@ -13441,7 +13441,7 @@
               <w:rPr>
                 <w:sz w:val="19"/>
               </w:rPr>
-              <w:t>4</w:t>
+              <w:t>6</w:t>
             </w:r>
           </w:p>
         </w:tc>
@@ -13477,7 +13477,7 @@
               <w:rPr>
                 <w:sz w:val="19"/>
               </w:rPr>
-              <w:t>24</w:t>
+              <w:t>30</w:t>
             </w:r>
           </w:p>
         </w:tc>
@@ -17386,7 +17386,7 @@
               <w:rPr>
                 <w:sz w:val="19"/>
               </w:rPr>
-              <w:t>24</w:t>
+              <w:t>30</w:t>
             </w:r>
           </w:p>
         </w:tc>
@@ -17458,7 +17458,7 @@
               <w:rPr>
                 <w:sz w:val="19"/>
               </w:rPr>
-              <w:t>87</w:t>
+              <w:t>88</w:t>
             </w:r>
           </w:p>
         </w:tc>
@@ -17772,7 +17772,7 @@
         <w:spacing w:line="276" w:lineRule="auto" w:after="60"/>
       </w:pPr>
       <w:r>
-        <w:t>Table 8.8   Recorded API responses by host, 2,706 kB committed in total. These are what make the results reproducible without credentials.</w:t>
+        <w:t>Table 8.8   Recorded API responses by host, 2,870 kB committed in total. These are what make the results reproducible without credentials.</w:t>
       </w:r>
     </w:p>
     <w:p>

--- a/report/CMP7200_Dissertation.docx
+++ b/report/CMP7200_Dissertation.docx
@@ -1604,7 +1604,7 @@
         <w:jc w:val="both"/>
       </w:pPr>
       <w:r>
-        <w:t>The implementation is 22,098 lines of Python across 79 files; Appendix E maps every module to its responsibility. Two boundaries in that map were placed deliberately, and both had been violated earlier in development. Measurement is separated from the code being measured, because an early version incremented a counter inside the arm it was measuring and produced a figure that counted tasks rather than requests. Evaluation code is kept out of the shipped path, because the distillation helpers written for the tuned arm are meaningful only as an experimental treatment and would have become production behaviour had they been placed in the tool layer.</w:t>
+        <w:t>The implementation is 22,718 lines of Python across 80 files; Appendix E maps every module to its responsibility. Two boundaries in that map were placed deliberately, and both had been violated earlier in development. Measurement is separated from the code being measured, because an early version incremented a counter inside the arm it was measuring and produced a figure that counted tasks rather than requests. Evaluation code is kept out of the shipped path, because the distillation helpers written for the tuned arm are meaningful only as an experimental treatment and would have become production behaviour had they been placed in the tool layer.</w:t>
       </w:r>
     </w:p>
     <w:p>
@@ -2637,7 +2637,7 @@
         <w:jc w:val="both"/>
       </w:pPr>
       <w:r>
-        <w:t>The system is 22,098 lines of Python across 79 files, developed over 88 commits, and Appendix E breaks it down by area. It was built in the order the layers depend on each other: the tool server first, because nothing can be retrieved without it; then the message layer, the agents and the interfaces; and last, later than it should have been, the measurement infrastructure. That ordering is the root of the first failure below, and Section 7.6 argues it should have been reversed.</w:t>
+        <w:t>The system is 22,718 lines of Python across 80 files, developed over 92 commits, and Appendix E breaks it down by area. It was built in the order the layers depend on each other: the tool server first, because nothing can be retrieved without it; then the message layer, the agents and the interfaces; and last, later than it should have been, the measurement infrastructure. That ordering is the root of the first failure below, and Section 7.6 argues it should have been reversed.</w:t>
       </w:r>
     </w:p>
     <w:p>
@@ -2890,7 +2890,7 @@
         <w:jc w:val="both"/>
       </w:pPr>
       <w:r>
-        <w:t>The suite contains 311 tests and they pass. What they cover is narrower than that number suggests, and the gap is worth stating because it bears on how much weight the suite can carry as evidence.</w:t>
+        <w:t>The suite contains 329 tests and they pass. What they cover is narrower than that number suggests, and the gap is worth stating because it bears on how much weight the suite can carry as evidence.</w:t>
       </w:r>
     </w:p>
     <w:p>
@@ -4739,7 +4739,7 @@
         <w:jc w:val="both"/>
       </w:pPr>
       <w:r>
-        <w:t>The second mistake was treating a passing test suite as evidence about the system. 311 tests pass, and they pass on the parts that were easy to test: pure functions with no network and no model. The parts carrying the research claim had no tests, and the defects were exactly where the tests were not. Writing the conformance audit took an afternoon and found six. Coverage should have been chosen by what a defect would cost, not by what was convenient to write.</w:t>
+        <w:t>The second mistake was treating a passing test suite as evidence about the system. 329 tests pass, and they pass on the parts that were easy to test: pure functions with no network and no model. The parts carrying the research claim had no tests, and the defects were exactly where the tests were not. Writing the conformance audit took an afternoon and found six. Coverage should have been chosen by what a defect would cost, not by what was convenient to write.</w:t>
       </w:r>
     </w:p>
     <w:p>
@@ -4911,7 +4911,7 @@
         <w:jc w:val="both"/>
       </w:pPr>
       <w:r>
-        <w:t>The result this project set out to demonstrate turned out to be smaller than expected, and the results it did not set out to find turned out to be the useful ones. A fair baseline removed most of the advantage the pivot was supposed to show. An afternoon's worth of conformance checking found 6 defects in a system whose 311 passing tests had said nothing about any of them. Both outcomes came from the same decision, which was to measure the artefact rather than describe it, and to report what the measurement said.</w:t>
+        <w:t>The result this project set out to demonstrate turned out to be smaller than expected, and the results it did not set out to find turned out to be the useful ones. A fair baseline removed most of the advantage the pivot was supposed to show. An afternoon's worth of conformance checking found 6 defects in a system whose 329 passing tests had said nothing about any of them. Both outcomes came from the same decision, which was to measure the artefact rather than describe it, and to report what the measurement said.</w:t>
       </w:r>
     </w:p>
     <w:p>
@@ -12164,7 +12164,7 @@
               <w:rPr>
                 <w:sz w:val="19"/>
               </w:rPr>
-              <w:t>7,718</w:t>
+              <w:t>8,110</w:t>
             </w:r>
           </w:p>
         </w:tc>
@@ -12357,7 +12357,7 @@
               <w:rPr>
                 <w:sz w:val="19"/>
               </w:rPr>
-              <w:t>12</w:t>
+              <w:t>13</w:t>
             </w:r>
           </w:p>
         </w:tc>
@@ -12374,7 +12374,7 @@
               <w:rPr>
                 <w:sz w:val="19"/>
               </w:rPr>
-              <w:t>2,816</w:t>
+              <w:t>3,044</w:t>
             </w:r>
           </w:p>
         </w:tc>
@@ -12497,7 +12497,7 @@
               <w:rPr>
                 <w:sz w:val="19"/>
               </w:rPr>
-              <w:t>79</w:t>
+              <w:t>80</w:t>
             </w:r>
           </w:p>
         </w:tc>
@@ -12514,7 +12514,7 @@
               <w:rPr>
                 <w:sz w:val="19"/>
               </w:rPr>
-              <w:t>22,098</w:t>
+              <w:t>22,718</w:t>
             </w:r>
           </w:p>
         </w:tc>
@@ -13272,7 +13272,7 @@
         <w:jc w:val="both"/>
       </w:pPr>
       <w:r>
-        <w:t>The suite collects 311 tests. Section 5.7 sets out what they cover and, more importantly, what they do not: the message layer, the tool server, the record-and-replay cache and the metric collector have no unit tests, and are covered instead by the conformance experiment in Appendix B.</w:t>
+        <w:t>The suite collects 329 tests. Section 5.7 sets out what they cover and, more importantly, what they do not: the message layer, the tool server, the record-and-replay cache and the metric collector have no unit tests, and are covered instead by the conformance experiment in Appendix B.</w:t>
       </w:r>
     </w:p>
     <w:p>
@@ -17458,7 +17458,7 @@
               <w:rPr>
                 <w:sz w:val="19"/>
               </w:rPr>
-              <w:t>88</w:t>
+              <w:t>92</w:t>
             </w:r>
           </w:p>
         </w:tc>
@@ -17530,7 +17530,7 @@
               <w:rPr>
                 <w:sz w:val="19"/>
               </w:rPr>
-              <w:t>2026-08-22</w:t>
+              <w:t>2026-08-23</w:t>
             </w:r>
           </w:p>
         </w:tc>

--- a/report/CMP7200_Dissertation.docx
+++ b/report/CMP7200_Dissertation.docx
@@ -1604,7 +1604,7 @@
         <w:jc w:val="both"/>
       </w:pPr>
       <w:r>
-        <w:t>The implementation is 22,718 lines of Python across 80 files; Appendix E maps every module to its responsibility. Two boundaries in that map were placed deliberately, and both had been violated earlier in development. Measurement is separated from the code being measured, because an early version incremented a counter inside the arm it was measuring and produced a figure that counted tasks rather than requests. Evaluation code is kept out of the shipped path, because the distillation helpers written for the tuned arm are meaningful only as an experimental treatment and would have become production behaviour had they been placed in the tool layer.</w:t>
+        <w:t>The implementation is 23,246 lines of Python across 81 files; Appendix E maps every module to its responsibility. Two boundaries in that map were placed deliberately, and both had been violated earlier in development. Measurement is separated from the code being measured, because an early version incremented a counter inside the arm it was measuring and produced a figure that counted tasks rather than requests. Evaluation code is kept out of the shipped path, because the distillation helpers written for the tuned arm are meaningful only as an experimental treatment and would have become production behaviour had they been placed in the tool layer.</w:t>
       </w:r>
     </w:p>
     <w:p>
@@ -2637,7 +2637,7 @@
         <w:jc w:val="both"/>
       </w:pPr>
       <w:r>
-        <w:t>The system is 22,718 lines of Python across 80 files, developed over 92 commits, and Appendix E breaks it down by area. It was built in the order the layers depend on each other: the tool server first, because nothing can be retrieved without it; then the message layer, the agents and the interfaces; and last, later than it should have been, the measurement infrastructure. That ordering is the root of the first failure below, and Section 7.6 argues it should have been reversed.</w:t>
+        <w:t>The system is 23,246 lines of Python across 81 files, developed over 96 commits, and Appendix E breaks it down by area. It was built in the order the layers depend on each other: the tool server first, because nothing can be retrieved without it; then the message layer, the agents and the interfaces; and last, later than it should have been, the measurement infrastructure. That ordering is the root of the first failure below, and Section 7.6 argues it should have been reversed.</w:t>
       </w:r>
     </w:p>
     <w:p>
@@ -2890,7 +2890,7 @@
         <w:jc w:val="both"/>
       </w:pPr>
       <w:r>
-        <w:t>The suite contains 329 tests and they pass. What they cover is narrower than that number suggests, and the gap is worth stating because it bears on how much weight the suite can carry as evidence.</w:t>
+        <w:t>The suite contains 358 tests and they pass. What they cover is narrower than that number suggests, and the gap is worth stating because it bears on how much weight the suite can carry as evidence.</w:t>
       </w:r>
     </w:p>
     <w:p>
@@ -4739,7 +4739,7 @@
         <w:jc w:val="both"/>
       </w:pPr>
       <w:r>
-        <w:t>The second mistake was treating a passing test suite as evidence about the system. 329 tests pass, and they pass on the parts that were easy to test: pure functions with no network and no model. The parts carrying the research claim had no tests, and the defects were exactly where the tests were not. Writing the conformance audit took an afternoon and found six. Coverage should have been chosen by what a defect would cost, not by what was convenient to write.</w:t>
+        <w:t>The second mistake was treating a passing test suite as evidence about the system. 358 tests pass, and they pass on the parts that were easy to test: pure functions with no network and no model. The parts carrying the research claim had no tests, and the defects were exactly where the tests were not. Writing the conformance audit took an afternoon and found six. Coverage should have been chosen by what a defect would cost, not by what was convenient to write.</w:t>
       </w:r>
     </w:p>
     <w:p>
@@ -4911,7 +4911,7 @@
         <w:jc w:val="both"/>
       </w:pPr>
       <w:r>
-        <w:t>The result this project set out to demonstrate turned out to be smaller than expected, and the results it did not set out to find turned out to be the useful ones. A fair baseline removed most of the advantage the pivot was supposed to show. An afternoon's worth of conformance checking found 6 defects in a system whose 329 passing tests had said nothing about any of them. Both outcomes came from the same decision, which was to measure the artefact rather than describe it, and to report what the measurement said.</w:t>
+        <w:t>The result this project set out to demonstrate turned out to be smaller than expected, and the results it did not set out to find turned out to be the useful ones. A fair baseline removed most of the advantage the pivot was supposed to show. An afternoon's worth of conformance checking found 6 defects in a system whose 358 passing tests had said nothing about any of them. Both outcomes came from the same decision, which was to measure the artefact rather than describe it, and to report what the measurement said.</w:t>
       </w:r>
     </w:p>
     <w:p>
@@ -12147,7 +12147,7 @@
               <w:rPr>
                 <w:sz w:val="19"/>
               </w:rPr>
-              <w:t>26</w:t>
+              <w:t>27</w:t>
             </w:r>
           </w:p>
         </w:tc>
@@ -12164,7 +12164,7 @@
               <w:rPr>
                 <w:sz w:val="19"/>
               </w:rPr>
-              <w:t>8,110</w:t>
+              <w:t>8,321</w:t>
             </w:r>
           </w:p>
         </w:tc>
@@ -12374,7 +12374,7 @@
               <w:rPr>
                 <w:sz w:val="19"/>
               </w:rPr>
-              <w:t>3,044</w:t>
+              <w:t>3,361</w:t>
             </w:r>
           </w:p>
         </w:tc>
@@ -12497,7 +12497,7 @@
               <w:rPr>
                 <w:sz w:val="19"/>
               </w:rPr>
-              <w:t>80</w:t>
+              <w:t>81</w:t>
             </w:r>
           </w:p>
         </w:tc>
@@ -12514,7 +12514,7 @@
               <w:rPr>
                 <w:sz w:val="19"/>
               </w:rPr>
-              <w:t>22,718</w:t>
+              <w:t>23,246</w:t>
             </w:r>
           </w:p>
         </w:tc>
@@ -13272,7 +13272,7 @@
         <w:jc w:val="both"/>
       </w:pPr>
       <w:r>
-        <w:t>The suite collects 329 tests. Section 5.7 sets out what they cover and, more importantly, what they do not: the message layer, the tool server, the record-and-replay cache and the metric collector have no unit tests, and are covered instead by the conformance experiment in Appendix B.</w:t>
+        <w:t>The suite collects 358 tests. Section 5.7 sets out what they cover and, more importantly, what they do not: the message layer, the tool server, the record-and-replay cache and the metric collector have no unit tests, and are covered instead by the conformance experiment in Appendix B.</w:t>
       </w:r>
     </w:p>
     <w:p>
@@ -17458,7 +17458,7 @@
               <w:rPr>
                 <w:sz w:val="19"/>
               </w:rPr>
-              <w:t>92</w:t>
+              <w:t>96</w:t>
             </w:r>
           </w:p>
         </w:tc>

--- a/report/CMP7200_Dissertation.docx
+++ b/report/CMP7200_Dissertation.docx
@@ -1604,7 +1604,7 @@
         <w:jc w:val="both"/>
       </w:pPr>
       <w:r>
-        <w:t>The implementation is 23,246 lines of Python across 81 files; Appendix E maps every module to its responsibility. Two boundaries in that map were placed deliberately, and both had been violated earlier in development. Measurement is separated from the code being measured, because an early version incremented a counter inside the arm it was measuring and produced a figure that counted tasks rather than requests. Evaluation code is kept out of the shipped path, because the distillation helpers written for the tuned arm are meaningful only as an experimental treatment and would have become production behaviour had they been placed in the tool layer.</w:t>
+        <w:t>The implementation is 23,747 lines of Python across 82 files; Appendix E maps every module to its responsibility. Two boundaries in that map were placed deliberately, and both had been violated earlier in development. Measurement is separated from the code being measured, because an early version incremented a counter inside the arm it was measuring and produced a figure that counted tasks rather than requests. Evaluation code is kept out of the shipped path, because the distillation helpers written for the tuned arm are meaningful only as an experimental treatment and would have become production behaviour had they been placed in the tool layer.</w:t>
       </w:r>
     </w:p>
     <w:p>
@@ -2637,7 +2637,7 @@
         <w:jc w:val="both"/>
       </w:pPr>
       <w:r>
-        <w:t>The system is 23,246 lines of Python across 81 files, developed over 96 commits, and Appendix E breaks it down by area. It was built in the order the layers depend on each other: the tool server first, because nothing can be retrieved without it; then the message layer, the agents and the interfaces; and last, later than it should have been, the measurement infrastructure. That ordering is the root of the first failure below, and Section 7.6 argues it should have been reversed.</w:t>
+        <w:t>The system is 23,747 lines of Python across 82 files, developed over 99 commits, and Appendix E breaks it down by area. It was built in the order the layers depend on each other: the tool server first, because nothing can be retrieved without it; then the message layer, the agents and the interfaces; and last, later than it should have been, the measurement infrastructure. That ordering is the root of the first failure below, and Section 7.6 argues it should have been reversed.</w:t>
       </w:r>
     </w:p>
     <w:p>
@@ -2890,7 +2890,7 @@
         <w:jc w:val="both"/>
       </w:pPr>
       <w:r>
-        <w:t>The suite contains 358 tests and they pass. What they cover is narrower than that number suggests, and the gap is worth stating because it bears on how much weight the suite can carry as evidence.</w:t>
+        <w:t>The suite contains 385 tests and they pass. What they cover is narrower than that number suggests, and the gap is worth stating because it bears on how much weight the suite can carry as evidence.</w:t>
       </w:r>
     </w:p>
     <w:p>
@@ -4739,7 +4739,7 @@
         <w:jc w:val="both"/>
       </w:pPr>
       <w:r>
-        <w:t>The second mistake was treating a passing test suite as evidence about the system. 358 tests pass, and they pass on the parts that were easy to test: pure functions with no network and no model. The parts carrying the research claim had no tests, and the defects were exactly where the tests were not. Writing the conformance audit took an afternoon and found six. Coverage should have been chosen by what a defect would cost, not by what was convenient to write.</w:t>
+        <w:t>The second mistake was treating a passing test suite as evidence about the system. 385 tests pass, and they pass on the parts that were easy to test: pure functions with no network and no model. The parts carrying the research claim had no tests, and the defects were exactly where the tests were not. Writing the conformance audit took an afternoon and found six. Coverage should have been chosen by what a defect would cost, not by what was convenient to write.</w:t>
       </w:r>
     </w:p>
     <w:p>
@@ -4911,7 +4911,7 @@
         <w:jc w:val="both"/>
       </w:pPr>
       <w:r>
-        <w:t>The result this project set out to demonstrate turned out to be smaller than expected, and the results it did not set out to find turned out to be the useful ones. A fair baseline removed most of the advantage the pivot was supposed to show. An afternoon's worth of conformance checking found 6 defects in a system whose 358 passing tests had said nothing about any of them. Both outcomes came from the same decision, which was to measure the artefact rather than describe it, and to report what the measurement said.</w:t>
+        <w:t>The result this project set out to demonstrate turned out to be smaller than expected, and the results it did not set out to find turned out to be the useful ones. A fair baseline removed most of the advantage the pivot was supposed to show. An afternoon's worth of conformance checking found 6 defects in a system whose 385 passing tests had said nothing about any of them. Both outcomes came from the same decision, which was to measure the artefact rather than describe it, and to report what the measurement said.</w:t>
       </w:r>
     </w:p>
     <w:p>
@@ -12164,7 +12164,7 @@
               <w:rPr>
                 <w:sz w:val="19"/>
               </w:rPr>
-              <w:t>8,321</w:t>
+              <w:t>8,539</w:t>
             </w:r>
           </w:p>
         </w:tc>
@@ -12357,7 +12357,7 @@
               <w:rPr>
                 <w:sz w:val="19"/>
               </w:rPr>
-              <w:t>13</w:t>
+              <w:t>14</w:t>
             </w:r>
           </w:p>
         </w:tc>
@@ -12374,7 +12374,7 @@
               <w:rPr>
                 <w:sz w:val="19"/>
               </w:rPr>
-              <w:t>3,361</w:t>
+              <w:t>3,644</w:t>
             </w:r>
           </w:p>
         </w:tc>
@@ -12497,7 +12497,7 @@
               <w:rPr>
                 <w:sz w:val="19"/>
               </w:rPr>
-              <w:t>81</w:t>
+              <w:t>82</w:t>
             </w:r>
           </w:p>
         </w:tc>
@@ -12514,7 +12514,7 @@
               <w:rPr>
                 <w:sz w:val="19"/>
               </w:rPr>
-              <w:t>23,246</w:t>
+              <w:t>23,747</w:t>
             </w:r>
           </w:p>
         </w:tc>
@@ -13272,7 +13272,7 @@
         <w:jc w:val="both"/>
       </w:pPr>
       <w:r>
-        <w:t>The suite collects 358 tests. Section 5.7 sets out what they cover and, more importantly, what they do not: the message layer, the tool server, the record-and-replay cache and the metric collector have no unit tests, and are covered instead by the conformance experiment in Appendix B.</w:t>
+        <w:t>The suite collects 385 tests. Section 5.7 sets out what they cover and, more importantly, what they do not: the message layer, the tool server, the record-and-replay cache and the metric collector have no unit tests, and are covered instead by the conformance experiment in Appendix B.</w:t>
       </w:r>
     </w:p>
     <w:p>
@@ -17458,7 +17458,7 @@
               <w:rPr>
                 <w:sz w:val="19"/>
               </w:rPr>
-              <w:t>96</w:t>
+              <w:t>99</w:t>
             </w:r>
           </w:p>
         </w:tc>

--- a/report/CMP7200_Dissertation.docx
+++ b/report/CMP7200_Dissertation.docx
@@ -1604,7 +1604,7 @@
         <w:jc w:val="both"/>
       </w:pPr>
       <w:r>
-        <w:t>The implementation is 23,747 lines of Python across 82 files; Appendix E maps every module to its responsibility. Two boundaries in that map were placed deliberately, and both had been violated earlier in development. Measurement is separated from the code being measured, because an early version incremented a counter inside the arm it was measuring and produced a figure that counted tasks rather than requests. Evaluation code is kept out of the shipped path, because the distillation helpers written for the tuned arm are meaningful only as an experimental treatment and would have become production behaviour had they been placed in the tool layer.</w:t>
+        <w:t>The implementation is 23,807 lines of Python across 82 files; Appendix E maps every module to its responsibility. Two boundaries in that map were placed deliberately, and both had been violated earlier in development. Measurement is separated from the code being measured, because an early version incremented a counter inside the arm it was measuring and produced a figure that counted tasks rather than requests. Evaluation code is kept out of the shipped path, because the distillation helpers written for the tuned arm are meaningful only as an experimental treatment and would have become production behaviour had they been placed in the tool layer.</w:t>
       </w:r>
     </w:p>
     <w:p>
@@ -2637,7 +2637,7 @@
         <w:jc w:val="both"/>
       </w:pPr>
       <w:r>
-        <w:t>The system is 23,747 lines of Python across 82 files, developed over 99 commits, and Appendix E breaks it down by area. It was built in the order the layers depend on each other: the tool server first, because nothing can be retrieved without it; then the message layer, the agents and the interfaces; and last, later than it should have been, the measurement infrastructure. That ordering is the root of the first failure below, and Section 7.6 argues it should have been reversed.</w:t>
+        <w:t>The system is 23,807 lines of Python across 82 files, developed over 103 commits, and Appendix E breaks it down by area. It was built in the order the layers depend on each other: the tool server first, because nothing can be retrieved without it; then the message layer, the agents and the interfaces; and last, later than it should have been, the measurement infrastructure. That ordering is the root of the first failure below, and Section 7.6 argues it should have been reversed.</w:t>
       </w:r>
     </w:p>
     <w:p>
@@ -2890,7 +2890,7 @@
         <w:jc w:val="both"/>
       </w:pPr>
       <w:r>
-        <w:t>The suite contains 385 tests and they pass. What they cover is narrower than that number suggests, and the gap is worth stating because it bears on how much weight the suite can carry as evidence.</w:t>
+        <w:t>The suite contains 387 tests and they pass. What they cover is narrower than that number suggests, and the gap is worth stating because it bears on how much weight the suite can carry as evidence.</w:t>
       </w:r>
     </w:p>
     <w:p>
@@ -4739,7 +4739,7 @@
         <w:jc w:val="both"/>
       </w:pPr>
       <w:r>
-        <w:t>The second mistake was treating a passing test suite as evidence about the system. 385 tests pass, and they pass on the parts that were easy to test: pure functions with no network and no model. The parts carrying the research claim had no tests, and the defects were exactly where the tests were not. Writing the conformance audit took an afternoon and found six. Coverage should have been chosen by what a defect would cost, not by what was convenient to write.</w:t>
+        <w:t>The second mistake was treating a passing test suite as evidence about the system. 387 tests pass, and they pass on the parts that were easy to test: pure functions with no network and no model. The parts carrying the research claim had no tests, and the defects were exactly where the tests were not. Writing the conformance audit took an afternoon and found six. Coverage should have been chosen by what a defect would cost, not by what was convenient to write.</w:t>
       </w:r>
     </w:p>
     <w:p>
@@ -4911,7 +4911,7 @@
         <w:jc w:val="both"/>
       </w:pPr>
       <w:r>
-        <w:t>The result this project set out to demonstrate turned out to be smaller than expected, and the results it did not set out to find turned out to be the useful ones. A fair baseline removed most of the advantage the pivot was supposed to show. An afternoon's worth of conformance checking found 6 defects in a system whose 385 passing tests had said nothing about any of them. Both outcomes came from the same decision, which was to measure the artefact rather than describe it, and to report what the measurement said.</w:t>
+        <w:t>The result this project set out to demonstrate turned out to be smaller than expected, and the results it did not set out to find turned out to be the useful ones. A fair baseline removed most of the advantage the pivot was supposed to show. An afternoon's worth of conformance checking found 6 defects in a system whose 387 passing tests had said nothing about any of them. Both outcomes came from the same decision, which was to measure the artefact rather than describe it, and to report what the measurement said.</w:t>
       </w:r>
     </w:p>
     <w:p>
@@ -12164,7 +12164,7 @@
               <w:rPr>
                 <w:sz w:val="19"/>
               </w:rPr>
-              <w:t>8,539</w:t>
+              <w:t>8,550</w:t>
             </w:r>
           </w:p>
         </w:tc>
@@ -12374,7 +12374,7 @@
               <w:rPr>
                 <w:sz w:val="19"/>
               </w:rPr>
-              <w:t>3,644</w:t>
+              <w:t>3,693</w:t>
             </w:r>
           </w:p>
         </w:tc>
@@ -12514,7 +12514,7 @@
               <w:rPr>
                 <w:sz w:val="19"/>
               </w:rPr>
-              <w:t>23,747</w:t>
+              <w:t>23,807</w:t>
             </w:r>
           </w:p>
         </w:tc>
@@ -13272,7 +13272,7 @@
         <w:jc w:val="both"/>
       </w:pPr>
       <w:r>
-        <w:t>The suite collects 385 tests. Section 5.7 sets out what they cover and, more importantly, what they do not: the message layer, the tool server, the record-and-replay cache and the metric collector have no unit tests, and are covered instead by the conformance experiment in Appendix B.</w:t>
+        <w:t>The suite collects 387 tests. Section 5.7 sets out what they cover and, more importantly, what they do not: the message layer, the tool server, the record-and-replay cache and the metric collector have no unit tests, and are covered instead by the conformance experiment in Appendix B.</w:t>
       </w:r>
     </w:p>
     <w:p>
@@ -17458,7 +17458,7 @@
               <w:rPr>
                 <w:sz w:val="19"/>
               </w:rPr>
-              <w:t>99</w:t>
+              <w:t>103</w:t>
             </w:r>
           </w:p>
         </w:tc>

--- a/report/CMP7200_Dissertation.docx
+++ b/report/CMP7200_Dissertation.docx
@@ -1604,7 +1604,7 @@
         <w:jc w:val="both"/>
       </w:pPr>
       <w:r>
-        <w:t>The implementation is 23,807 lines of Python across 82 files; Appendix E maps every module to its responsibility. Two boundaries in that map were placed deliberately, and both had been violated earlier in development. Measurement is separated from the code being measured, because an early version incremented a counter inside the arm it was measuring and produced a figure that counted tasks rather than requests. Evaluation code is kept out of the shipped path, because the distillation helpers written for the tuned arm are meaningful only as an experimental treatment and would have become production behaviour had they been placed in the tool layer.</w:t>
+        <w:t>The implementation is 23,918 lines of Python across 82 files; Appendix E maps every module to its responsibility. Two boundaries in that map were placed deliberately, and both had been violated earlier in development. Measurement is separated from the code being measured, because an early version incremented a counter inside the arm it was measuring and produced a figure that counted tasks rather than requests. Evaluation code is kept out of the shipped path, because the distillation helpers written for the tuned arm are meaningful only as an experimental treatment and would have become production behaviour had they been placed in the tool layer.</w:t>
       </w:r>
     </w:p>
     <w:p>
@@ -2637,7 +2637,7 @@
         <w:jc w:val="both"/>
       </w:pPr>
       <w:r>
-        <w:t>The system is 23,807 lines of Python across 82 files, developed over 103 commits, and Appendix E breaks it down by area. It was built in the order the layers depend on each other: the tool server first, because nothing can be retrieved without it; then the message layer, the agents and the interfaces; and last, later than it should have been, the measurement infrastructure. That ordering is the root of the first failure below, and Section 7.6 argues it should have been reversed.</w:t>
+        <w:t>The system is 23,918 lines of Python across 82 files, developed over 105 commits, and Appendix E breaks it down by area. It was built in the order the layers depend on each other: the tool server first, because nothing can be retrieved without it; then the message layer, the agents and the interfaces; and last, later than it should have been, the measurement infrastructure. That ordering is the root of the first failure below, and Section 7.6 argues it should have been reversed.</w:t>
       </w:r>
     </w:p>
     <w:p>
@@ -2890,7 +2890,7 @@
         <w:jc w:val="both"/>
       </w:pPr>
       <w:r>
-        <w:t>The suite contains 387 tests and they pass. What they cover is narrower than that number suggests, and the gap is worth stating because it bears on how much weight the suite can carry as evidence.</w:t>
+        <w:t>The suite contains 390 tests and they pass. What they cover is narrower than that number suggests, and the gap is worth stating because it bears on how much weight the suite can carry as evidence.</w:t>
       </w:r>
     </w:p>
     <w:p>
@@ -4739,7 +4739,7 @@
         <w:jc w:val="both"/>
       </w:pPr>
       <w:r>
-        <w:t>The second mistake was treating a passing test suite as evidence about the system. 387 tests pass, and they pass on the parts that were easy to test: pure functions with no network and no model. The parts carrying the research claim had no tests, and the defects were exactly where the tests were not. Writing the conformance audit took an afternoon and found six. Coverage should have been chosen by what a defect would cost, not by what was convenient to write.</w:t>
+        <w:t>The second mistake was treating a passing test suite as evidence about the system. 390 tests pass, and they pass on the parts that were easy to test: pure functions with no network and no model. The parts carrying the research claim had no tests, and the defects were exactly where the tests were not. Writing the conformance audit took an afternoon and found six. Coverage should have been chosen by what a defect would cost, not by what was convenient to write.</w:t>
       </w:r>
     </w:p>
     <w:p>
@@ -4911,7 +4911,7 @@
         <w:jc w:val="both"/>
       </w:pPr>
       <w:r>
-        <w:t>The result this project set out to demonstrate turned out to be smaller than expected, and the results it did not set out to find turned out to be the useful ones. A fair baseline removed most of the advantage the pivot was supposed to show. An afternoon's worth of conformance checking found 6 defects in a system whose 387 passing tests had said nothing about any of them. Both outcomes came from the same decision, which was to measure the artefact rather than describe it, and to report what the measurement said.</w:t>
+        <w:t>The result this project set out to demonstrate turned out to be smaller than expected, and the results it did not set out to find turned out to be the useful ones. A fair baseline removed most of the advantage the pivot was supposed to show. An afternoon's worth of conformance checking found 6 defects in a system whose 390 passing tests had said nothing about any of them. Both outcomes came from the same decision, which was to measure the artefact rather than describe it, and to report what the measurement said.</w:t>
       </w:r>
     </w:p>
     <w:p>
@@ -12164,7 +12164,7 @@
               <w:rPr>
                 <w:sz w:val="19"/>
               </w:rPr>
-              <w:t>8,550</w:t>
+              <w:t>8,595</w:t>
             </w:r>
           </w:p>
         </w:tc>
@@ -12374,7 +12374,7 @@
               <w:rPr>
                 <w:sz w:val="19"/>
               </w:rPr>
-              <w:t>3,693</w:t>
+              <w:t>3,759</w:t>
             </w:r>
           </w:p>
         </w:tc>
@@ -12514,7 +12514,7 @@
               <w:rPr>
                 <w:sz w:val="19"/>
               </w:rPr>
-              <w:t>23,807</w:t>
+              <w:t>23,918</w:t>
             </w:r>
           </w:p>
         </w:tc>
@@ -13272,7 +13272,7 @@
         <w:jc w:val="both"/>
       </w:pPr>
       <w:r>
-        <w:t>The suite collects 387 tests. Section 5.7 sets out what they cover and, more importantly, what they do not: the message layer, the tool server, the record-and-replay cache and the metric collector have no unit tests, and are covered instead by the conformance experiment in Appendix B.</w:t>
+        <w:t>The suite collects 390 tests. Section 5.7 sets out what they cover and, more importantly, what they do not: the message layer, the tool server, the record-and-replay cache and the metric collector have no unit tests, and are covered instead by the conformance experiment in Appendix B.</w:t>
       </w:r>
     </w:p>
     <w:p>
@@ -17458,7 +17458,7 @@
               <w:rPr>
                 <w:sz w:val="19"/>
               </w:rPr>
-              <w:t>103</w:t>
+              <w:t>105</w:t>
             </w:r>
           </w:p>
         </w:tc>

--- a/report/CMP7200_Dissertation.docx
+++ b/report/CMP7200_Dissertation.docx
@@ -1604,7 +1604,7 @@
         <w:jc w:val="both"/>
       </w:pPr>
       <w:r>
-        <w:t>The implementation is 23,918 lines of Python across 82 files; Appendix E maps every module to its responsibility. Two boundaries in that map were placed deliberately, and both had been violated earlier in development. Measurement is separated from the code being measured, because an early version incremented a counter inside the arm it was measuring and produced a figure that counted tasks rather than requests. Evaluation code is kept out of the shipped path, because the distillation helpers written for the tuned arm are meaningful only as an experimental treatment and would have become production behaviour had they been placed in the tool layer.</w:t>
+        <w:t>The implementation is 24,085 lines of Python across 82 files; Appendix E maps every module to its responsibility. Two boundaries in that map were placed deliberately, and both had been violated earlier in development. Measurement is separated from the code being measured, because an early version incremented a counter inside the arm it was measuring and produced a figure that counted tasks rather than requests. Evaluation code is kept out of the shipped path, because the distillation helpers written for the tuned arm are meaningful only as an experimental treatment and would have become production behaviour had they been placed in the tool layer.</w:t>
       </w:r>
     </w:p>
     <w:p>
@@ -2637,7 +2637,7 @@
         <w:jc w:val="both"/>
       </w:pPr>
       <w:r>
-        <w:t>The system is 23,918 lines of Python across 82 files, developed over 105 commits, and Appendix E breaks it down by area. It was built in the order the layers depend on each other: the tool server first, because nothing can be retrieved without it; then the message layer, the agents and the interfaces; and last, later than it should have been, the measurement infrastructure. That ordering is the root of the first failure below, and Section 7.6 argues it should have been reversed.</w:t>
+        <w:t>The system is 24,085 lines of Python across 82 files, developed over 108 commits, and Appendix E breaks it down by area. It was built in the order the layers depend on each other: the tool server first, because nothing can be retrieved without it; then the message layer, the agents and the interfaces; and last, later than it should have been, the measurement infrastructure. That ordering is the root of the first failure below, and Section 7.6 argues it should have been reversed.</w:t>
       </w:r>
     </w:p>
     <w:p>
@@ -2890,7 +2890,7 @@
         <w:jc w:val="both"/>
       </w:pPr>
       <w:r>
-        <w:t>The suite contains 390 tests and they pass. What they cover is narrower than that number suggests, and the gap is worth stating because it bears on how much weight the suite can carry as evidence.</w:t>
+        <w:t>The suite contains 393 tests and they pass. What they cover is narrower than that number suggests, and the gap is worth stating because it bears on how much weight the suite can carry as evidence.</w:t>
       </w:r>
     </w:p>
     <w:p>
@@ -4739,7 +4739,7 @@
         <w:jc w:val="both"/>
       </w:pPr>
       <w:r>
-        <w:t>The second mistake was treating a passing test suite as evidence about the system. 390 tests pass, and they pass on the parts that were easy to test: pure functions with no network and no model. The parts carrying the research claim had no tests, and the defects were exactly where the tests were not. Writing the conformance audit took an afternoon and found six. Coverage should have been chosen by what a defect would cost, not by what was convenient to write.</w:t>
+        <w:t>The second mistake was treating a passing test suite as evidence about the system. 393 tests pass, and they pass on the parts that were easy to test: pure functions with no network and no model. The parts carrying the research claim had no tests, and the defects were exactly where the tests were not. Writing the conformance audit took an afternoon and found six. Coverage should have been chosen by what a defect would cost, not by what was convenient to write.</w:t>
       </w:r>
     </w:p>
     <w:p>
@@ -4911,7 +4911,7 @@
         <w:jc w:val="both"/>
       </w:pPr>
       <w:r>
-        <w:t>The result this project set out to demonstrate turned out to be smaller than expected, and the results it did not set out to find turned out to be the useful ones. A fair baseline removed most of the advantage the pivot was supposed to show. An afternoon's worth of conformance checking found 6 defects in a system whose 390 passing tests had said nothing about any of them. Both outcomes came from the same decision, which was to measure the artefact rather than describe it, and to report what the measurement said.</w:t>
+        <w:t>The result this project set out to demonstrate turned out to be smaller than expected, and the results it did not set out to find turned out to be the useful ones. A fair baseline removed most of the advantage the pivot was supposed to show. An afternoon's worth of conformance checking found 6 defects in a system whose 393 passing tests had said nothing about any of them. Both outcomes came from the same decision, which was to measure the artefact rather than describe it, and to report what the measurement said.</w:t>
       </w:r>
     </w:p>
     <w:p>
@@ -12164,7 +12164,7 @@
               <w:rPr>
                 <w:sz w:val="19"/>
               </w:rPr>
-              <w:t>8,595</w:t>
+              <w:t>8,591</w:t>
             </w:r>
           </w:p>
         </w:tc>
@@ -12374,7 +12374,7 @@
               <w:rPr>
                 <w:sz w:val="19"/>
               </w:rPr>
-              <w:t>3,759</w:t>
+              <w:t>3,930</w:t>
             </w:r>
           </w:p>
         </w:tc>
@@ -12514,7 +12514,7 @@
               <w:rPr>
                 <w:sz w:val="19"/>
               </w:rPr>
-              <w:t>23,918</w:t>
+              <w:t>24,085</w:t>
             </w:r>
           </w:p>
         </w:tc>
@@ -13272,7 +13272,7 @@
         <w:jc w:val="both"/>
       </w:pPr>
       <w:r>
-        <w:t>The suite collects 390 tests. Section 5.7 sets out what they cover and, more importantly, what they do not: the message layer, the tool server, the record-and-replay cache and the metric collector have no unit tests, and are covered instead by the conformance experiment in Appendix B.</w:t>
+        <w:t>The suite collects 393 tests. Section 5.7 sets out what they cover and, more importantly, what they do not: the message layer, the tool server, the record-and-replay cache and the metric collector have no unit tests, and are covered instead by the conformance experiment in Appendix B.</w:t>
       </w:r>
     </w:p>
     <w:p>
@@ -17458,7 +17458,7 @@
               <w:rPr>
                 <w:sz w:val="19"/>
               </w:rPr>
-              <w:t>105</w:t>
+              <w:t>108</w:t>
             </w:r>
           </w:p>
         </w:tc>

--- a/report/CMP7200_Dissertation.docx
+++ b/report/CMP7200_Dissertation.docx
@@ -1353,7 +1353,7 @@
         <w:jc w:val="both"/>
       </w:pPr>
       <w:r>
-        <w:t>This shaped what could be claimed. The response was not to present one scenario as twenty, but to ask which questions can be answered without quota and answer those completely: protocol conformance needs no network, and the feasibility gate needs neither network nor model. Both are evaluated across the full scenario set, and both produced negative findings that the quota-limited comparison could not have produced.</w:t>
+        <w:t>This shaped what could be claimed. The response was not to present one scenario as twenty, but to ask which questions can be answered without quota and answer those completely: protocol conformance needs no network, and the feasibility gate needs neither network nor model. Both are evaluated across the full scenario set, and both produced negative findings that the quota-limited comparison could not have produced. Quota was also this project's largest risk: Appendix N holds the register, the controls built before the arms were, and which risks occurred regardless.</w:t>
       </w:r>
     </w:p>
     <w:p>
@@ -1604,7 +1604,7 @@
         <w:jc w:val="both"/>
       </w:pPr>
       <w:r>
-        <w:t>The implementation is 24,085 lines of Python across 82 files; Appendix E maps every module to its responsibility. Two boundaries in that map were placed deliberately, and both had been violated earlier in development. Measurement is separated from the code being measured, because an early version incremented a counter inside the arm it was measuring and produced a figure that counted tasks rather than requests. Evaluation code is kept out of the shipped path, because the distillation helpers written for the tuned arm are meaningful only as an experimental treatment and would have become production behaviour had they been placed in the tool layer.</w:t>
+        <w:t>The implementation is 24,798 lines of Python across 83 files; Appendix E maps every module to its responsibility. Two boundaries in that map were placed deliberately, and both had been violated earlier in development. Measurement is separated from the code being measured, because an early version incremented a counter inside the arm it was measuring and produced a figure that counted tasks rather than requests. Evaluation code is kept out of the shipped path, because the distillation helpers written for the tuned arm are meaningful only as an experimental treatment and would have become production behaviour had they been placed in the tool layer.</w:t>
       </w:r>
     </w:p>
     <w:p>
@@ -2637,7 +2637,7 @@
         <w:jc w:val="both"/>
       </w:pPr>
       <w:r>
-        <w:t>The system is 24,085 lines of Python across 82 files, developed over 108 commits, and Appendix E breaks it down by area. It was built in the order the layers depend on each other: the tool server first, because nothing can be retrieved without it; then the message layer, the agents and the interfaces; and last, later than it should have been, the measurement infrastructure. That ordering is the root of the first failure below, and Section 7.6 argues it should have been reversed.</w:t>
+        <w:t>The system is 24,798 lines of Python across 83 files, developed over 111 commits, and Appendix E breaks it down by area. It was built in the order the layers depend on each other: the tool server first, because nothing can be retrieved without it; then the message layer, the agents and the interfaces; and last, later than it should have been, the measurement infrastructure. That ordering is the root of the first failure below, and Section 7.6 argues it should have been reversed.</w:t>
       </w:r>
     </w:p>
     <w:p>
@@ -12427,7 +12427,7 @@
               <w:rPr>
                 <w:sz w:val="19"/>
               </w:rPr>
-              <w:t>19</w:t>
+              <w:t>20</w:t>
             </w:r>
           </w:p>
         </w:tc>
@@ -12444,7 +12444,7 @@
               <w:rPr>
                 <w:sz w:val="19"/>
               </w:rPr>
-              <w:t>7,300</w:t>
+              <w:t>8,013</w:t>
             </w:r>
           </w:p>
         </w:tc>
@@ -12497,7 +12497,7 @@
               <w:rPr>
                 <w:sz w:val="19"/>
               </w:rPr>
-              <w:t>82</w:t>
+              <w:t>83</w:t>
             </w:r>
           </w:p>
         </w:tc>
@@ -12514,7 +12514,7 @@
               <w:rPr>
                 <w:sz w:val="19"/>
               </w:rPr>
-              <w:t>24,085</w:t>
+              <w:t>24,798</w:t>
             </w:r>
           </w:p>
         </w:tc>
@@ -17073,7 +17073,43 @@
         <w:pStyle w:val="Heading1"/>
       </w:pPr>
       <w:r>
-        <w:t>Appendix K — Provenance of the reported results</w:t>
+        <w:t>Appendix N — Risk analysis and the risk register</w:t>
+      </w:r>
+    </w:p>
+    <w:p>
+      <w:pPr>
+        <w:spacing w:line="360" w:lineRule="auto"/>
+        <w:jc w:val="both"/>
+      </w:pPr>
+      <w:r>
+        <w:t>Signposted from Section 3.6. Risks are recorded here with what was done about them and what then happened, because a register listing only intentions is untestable. Likelihood and impact are the values assigned at the start of the project; the final column is the outcome, and three of these risks occurred.</w:t>
+      </w:r>
+    </w:p>
+    <w:p>
+      <w:pPr>
+        <w:spacing w:line="360" w:lineRule="auto"/>
+        <w:jc w:val="both"/>
+      </w:pPr>
+      <w:r>
+        <w:t>The binding risk was never technical difficulty. It was the monthly request allowance on the travel APIs: 30 flight searches and 50 hotel searches, on free tiers that cannot be topped up and reset only at the end of a billing cycle. One flight search costs two requests, because the provider's endpoint is asynchronous and has to be polled for the fares. A single evaluated scenario therefore consumes about 6 requests through the shipped arm, and far more through the agent-driven arms, where a reasoning loop decides how many calls to make and made 24 model requests on the run recorded here.</w:t>
+      </w:r>
+    </w:p>
+    <w:p>
+      <w:pPr>
+        <w:spacing w:line="360" w:lineRule="auto"/>
+        <w:jc w:val="both"/>
+      </w:pPr>
+      <w:r>
+        <w:t>The consequence is that quota exhaustion is not a delay but a hard stop of up to a month, arriving without warning in the middle of a measurement. Two controls were built before the arms were: every HTTP call passes through a record-and-replay layer, so a response is bought once and reused for ever, and a hard ceiling on live calls per process fails the run loudly rather than spending an allowance it cannot recover. 30 responses are committed, which is why the whole evaluation replays from disk with no credentials, and why the figures in this dissertation can be reproduced by a marker who has no API keys at all.</w:t>
+      </w:r>
+    </w:p>
+    <w:p>
+      <w:pPr>
+        <w:spacing w:line="360" w:lineRule="auto"/>
+        <w:jc w:val="both"/>
+      </w:pPr>
+      <w:r>
+        <w:t>The controls worked and the risk still bit. At the last reading the flight allowance stood at 13 of 30 and the hotel allowance at 27 of 50, and recording all 20 designed scenarios needs more than one monthly cycle. Coverage of the cost comparison is therefore 1 scenario, stated as such in the abstract, in Section 6.1 and on every chart rather than smoothed over. That is the honest residual: the mitigation protected reproducibility, not breadth, and no amount of caching creates requests that were never made.</w:t>
       </w:r>
     </w:p>
     <w:p>
@@ -17087,7 +17123,838 @@
           <w:color w:val="52514E"/>
           <w:sz w:val="19"/>
         </w:rPr>
-        <w:t>Table 8.16: Provenance of every quantitative result in this dissertation.</w:t>
+        <w:t>Table 8.16: Risk register: the assessment made at the start, the control built for it, and the outcome. Three of the eight risks occurred.</w:t>
+      </w:r>
+    </w:p>
+    <w:tbl>
+      <w:tblPr>
+        <w:tblStyle w:val="LightGrid-Accent1"/>
+        <w:tblW w:type="auto" w:w="0"/>
+        <w:jc w:val="center"/>
+        <w:tblLook w:firstColumn="1" w:firstRow="1" w:lastColumn="0" w:lastRow="0" w:noHBand="0" w:noVBand="1" w:val="04A0"/>
+      </w:tblPr>
+      <w:tblGrid>
+        <w:gridCol w:w="1872"/>
+        <w:gridCol w:w="1872"/>
+        <w:gridCol w:w="1872"/>
+        <w:gridCol w:w="1872"/>
+        <w:gridCol w:w="1872"/>
+      </w:tblGrid>
+      <w:tr>
+        <w:tc>
+          <w:tcPr>
+            <w:tcW w:type="dxa" w:w="1944"/>
+          </w:tcPr>
+          <w:p>
+            <w:pPr>
+              <w:spacing w:line="240" w:lineRule="auto"/>
+            </w:pPr>
+            <w:r/>
+            <w:r>
+              <w:rPr>
+                <w:b/>
+                <w:sz w:val="15"/>
+              </w:rPr>
+              <w:t>Risk</w:t>
+            </w:r>
+          </w:p>
+        </w:tc>
+        <w:tc>
+          <w:tcPr>
+            <w:tcW w:type="dxa" w:w="893"/>
+          </w:tcPr>
+          <w:p>
+            <w:pPr>
+              <w:spacing w:line="240" w:lineRule="auto"/>
+            </w:pPr>
+            <w:r/>
+            <w:r>
+              <w:rPr>
+                <w:b/>
+                <w:sz w:val="15"/>
+              </w:rPr>
+              <w:t>Likelihood</w:t>
+            </w:r>
+          </w:p>
+        </w:tc>
+        <w:tc>
+          <w:tcPr>
+            <w:tcW w:type="dxa" w:w="792"/>
+          </w:tcPr>
+          <w:p>
+            <w:pPr>
+              <w:spacing w:line="240" w:lineRule="auto"/>
+            </w:pPr>
+            <w:r/>
+            <w:r>
+              <w:rPr>
+                <w:b/>
+                <w:sz w:val="15"/>
+              </w:rPr>
+              <w:t>Impact</w:t>
+            </w:r>
+          </w:p>
+        </w:tc>
+        <w:tc>
+          <w:tcPr>
+            <w:tcW w:type="dxa" w:w="2736"/>
+          </w:tcPr>
+          <w:p>
+            <w:pPr>
+              <w:spacing w:line="240" w:lineRule="auto"/>
+            </w:pPr>
+            <w:r/>
+            <w:r>
+              <w:rPr>
+                <w:b/>
+                <w:sz w:val="15"/>
+              </w:rPr>
+              <w:t>Mitigation built</w:t>
+            </w:r>
+          </w:p>
+        </w:tc>
+        <w:tc>
+          <w:tcPr>
+            <w:tcW w:type="dxa" w:w="2736"/>
+          </w:tcPr>
+          <w:p>
+            <w:pPr>
+              <w:spacing w:line="240" w:lineRule="auto"/>
+            </w:pPr>
+            <w:r/>
+            <w:r>
+              <w:rPr>
+                <w:b/>
+                <w:sz w:val="15"/>
+              </w:rPr>
+              <w:t>What actually happened</w:t>
+            </w:r>
+          </w:p>
+        </w:tc>
+      </w:tr>
+      <w:tr>
+        <w:tc>
+          <w:tcPr>
+            <w:tcW w:type="dxa" w:w="1944"/>
+          </w:tcPr>
+          <w:p>
+            <w:pPr>
+              <w:spacing w:line="240" w:lineRule="auto"/>
+            </w:pPr>
+            <w:r/>
+            <w:r>
+              <w:rPr>
+                <w:sz w:val="15"/>
+              </w:rPr>
+              <w:t>Travel API monthly allowance exhausted mid-measurement</w:t>
+            </w:r>
+          </w:p>
+        </w:tc>
+        <w:tc>
+          <w:tcPr>
+            <w:tcW w:type="dxa" w:w="893"/>
+          </w:tcPr>
+          <w:p>
+            <w:pPr>
+              <w:spacing w:line="240" w:lineRule="auto"/>
+            </w:pPr>
+            <w:r/>
+            <w:r>
+              <w:rPr>
+                <w:sz w:val="15"/>
+              </w:rPr>
+              <w:t>High</w:t>
+            </w:r>
+          </w:p>
+        </w:tc>
+        <w:tc>
+          <w:tcPr>
+            <w:tcW w:type="dxa" w:w="792"/>
+          </w:tcPr>
+          <w:p>
+            <w:pPr>
+              <w:spacing w:line="240" w:lineRule="auto"/>
+            </w:pPr>
+            <w:r/>
+            <w:r>
+              <w:rPr>
+                <w:sz w:val="15"/>
+              </w:rPr>
+              <w:t>High</w:t>
+            </w:r>
+          </w:p>
+        </w:tc>
+        <w:tc>
+          <w:tcPr>
+            <w:tcW w:type="dxa" w:w="2736"/>
+          </w:tcPr>
+          <w:p>
+            <w:pPr>
+              <w:spacing w:line="240" w:lineRule="auto"/>
+            </w:pPr>
+            <w:r/>
+            <w:r>
+              <w:rPr>
+                <w:sz w:val="15"/>
+              </w:rPr>
+              <w:t>Record-and-replay of every HTTP call; hard per-process ceiling on live calls; quota read from response headers and committed to a file</w:t>
+            </w:r>
+          </w:p>
+        </w:tc>
+        <w:tc>
+          <w:tcPr>
+            <w:tcW w:type="dxa" w:w="2736"/>
+          </w:tcPr>
+          <w:p>
+            <w:pPr>
+              <w:spacing w:line="240" w:lineRule="auto"/>
+            </w:pPr>
+            <w:r/>
+            <w:r>
+              <w:rPr>
+                <w:sz w:val="15"/>
+              </w:rPr>
+              <w:t>OCCURRED. Both allowances were fully spent during development. The cache (30 responses) kept every result reproducible, but coverage of the cost comparison is 1 of 20 scenarios</w:t>
+            </w:r>
+          </w:p>
+        </w:tc>
+      </w:tr>
+      <w:tr>
+        <w:tc>
+          <w:tcPr>
+            <w:tcW w:type="dxa" w:w="1944"/>
+          </w:tcPr>
+          <w:p>
+            <w:pPr>
+              <w:spacing w:line="240" w:lineRule="auto"/>
+            </w:pPr>
+            <w:r/>
+            <w:r>
+              <w:rPr>
+                <w:sz w:val="15"/>
+              </w:rPr>
+              <w:t>A single accidental run drains a month's allowance</w:t>
+            </w:r>
+          </w:p>
+        </w:tc>
+        <w:tc>
+          <w:tcPr>
+            <w:tcW w:type="dxa" w:w="893"/>
+          </w:tcPr>
+          <w:p>
+            <w:pPr>
+              <w:spacing w:line="240" w:lineRule="auto"/>
+            </w:pPr>
+            <w:r/>
+            <w:r>
+              <w:rPr>
+                <w:sz w:val="15"/>
+              </w:rPr>
+              <w:t>Medium</w:t>
+            </w:r>
+          </w:p>
+        </w:tc>
+        <w:tc>
+          <w:tcPr>
+            <w:tcW w:type="dxa" w:w="792"/>
+          </w:tcPr>
+          <w:p>
+            <w:pPr>
+              <w:spacing w:line="240" w:lineRule="auto"/>
+            </w:pPr>
+            <w:r/>
+            <w:r>
+              <w:rPr>
+                <w:sz w:val="15"/>
+              </w:rPr>
+              <w:t>High</w:t>
+            </w:r>
+          </w:p>
+        </w:tc>
+        <w:tc>
+          <w:tcPr>
+            <w:tcW w:type="dxa" w:w="2736"/>
+          </w:tcPr>
+          <w:p>
+            <w:pPr>
+              <w:spacing w:line="240" w:lineRule="auto"/>
+            </w:pPr>
+            <w:r/>
+            <w:r>
+              <w:rPr>
+                <w:sz w:val="15"/>
+              </w:rPr>
+              <w:t>TRIP_PLANNER_MAX_LIVE_CALLS refuses the call rather than spending it; replay is the default mode for every demonstration</w:t>
+            </w:r>
+          </w:p>
+        </w:tc>
+        <w:tc>
+          <w:tcPr>
+            <w:tcW w:type="dxa" w:w="2736"/>
+          </w:tcPr>
+          <w:p>
+            <w:pPr>
+              <w:spacing w:line="240" w:lineRule="auto"/>
+            </w:pPr>
+            <w:r/>
+            <w:r>
+              <w:rPr>
+                <w:sz w:val="15"/>
+              </w:rPr>
+              <w:t>Prevented, then nearly caused anyway by a free price lookup that resolved a city name through a live endpoint. One hotel request was spent before a test was added to forbid it (Section 5.6)</w:t>
+            </w:r>
+          </w:p>
+        </w:tc>
+      </w:tr>
+      <w:tr>
+        <w:tc>
+          <w:tcPr>
+            <w:tcW w:type="dxa" w:w="1944"/>
+          </w:tcPr>
+          <w:p>
+            <w:pPr>
+              <w:spacing w:line="240" w:lineRule="auto"/>
+            </w:pPr>
+            <w:r/>
+            <w:r>
+              <w:rPr>
+                <w:sz w:val="15"/>
+              </w:rPr>
+              <w:t>Model provider withdraws or changes the model mid-project</w:t>
+            </w:r>
+          </w:p>
+        </w:tc>
+        <w:tc>
+          <w:tcPr>
+            <w:tcW w:type="dxa" w:w="893"/>
+          </w:tcPr>
+          <w:p>
+            <w:pPr>
+              <w:spacing w:line="240" w:lineRule="auto"/>
+            </w:pPr>
+            <w:r/>
+            <w:r>
+              <w:rPr>
+                <w:sz w:val="15"/>
+              </w:rPr>
+              <w:t>Medium</w:t>
+            </w:r>
+          </w:p>
+        </w:tc>
+        <w:tc>
+          <w:tcPr>
+            <w:tcW w:type="dxa" w:w="792"/>
+          </w:tcPr>
+          <w:p>
+            <w:pPr>
+              <w:spacing w:line="240" w:lineRule="auto"/>
+            </w:pPr>
+            <w:r/>
+            <w:r>
+              <w:rPr>
+                <w:sz w:val="15"/>
+              </w:rPr>
+              <w:t>High</w:t>
+            </w:r>
+          </w:p>
+        </w:tc>
+        <w:tc>
+          <w:tcPr>
+            <w:tcW w:type="dxa" w:w="2736"/>
+          </w:tcPr>
+          <w:p>
+            <w:pPr>
+              <w:spacing w:line="240" w:lineRule="auto"/>
+            </w:pPr>
+            <w:r/>
+            <w:r>
+              <w:rPr>
+                <w:sz w:val="15"/>
+              </w:rPr>
+              <w:t>One module holds the model string and the request-shape compatibility layer, so a change is edited in a single place</w:t>
+            </w:r>
+          </w:p>
+        </w:tc>
+        <w:tc>
+          <w:tcPr>
+            <w:tcW w:type="dxa" w:w="2736"/>
+          </w:tcPr>
+          <w:p>
+            <w:pPr>
+              <w:spacing w:line="240" w:lineRule="auto"/>
+            </w:pPr>
+            <w:r/>
+            <w:r>
+              <w:rPr>
+                <w:sz w:val="15"/>
+              </w:rPr>
+              <w:t>OCCURRED. The model named in the proposal was withdrawn. The arms were restored by editing one constant; the affected requests are counted and reported rather than silently repaired</w:t>
+            </w:r>
+          </w:p>
+        </w:tc>
+      </w:tr>
+      <w:tr>
+        <w:tc>
+          <w:tcPr>
+            <w:tcW w:type="dxa" w:w="1944"/>
+          </w:tcPr>
+          <w:p>
+            <w:pPr>
+              <w:spacing w:line="240" w:lineRule="auto"/>
+            </w:pPr>
+            <w:r/>
+            <w:r>
+              <w:rPr>
+                <w:sz w:val="15"/>
+              </w:rPr>
+              <w:t>Tool calls fail silently and the model answers from memory</w:t>
+            </w:r>
+          </w:p>
+        </w:tc>
+        <w:tc>
+          <w:tcPr>
+            <w:tcW w:type="dxa" w:w="893"/>
+          </w:tcPr>
+          <w:p>
+            <w:pPr>
+              <w:spacing w:line="240" w:lineRule="auto"/>
+            </w:pPr>
+            <w:r/>
+            <w:r>
+              <w:rPr>
+                <w:sz w:val="15"/>
+              </w:rPr>
+              <w:t>Medium</w:t>
+            </w:r>
+          </w:p>
+        </w:tc>
+        <w:tc>
+          <w:tcPr>
+            <w:tcW w:type="dxa" w:w="792"/>
+          </w:tcPr>
+          <w:p>
+            <w:pPr>
+              <w:spacing w:line="240" w:lineRule="auto"/>
+            </w:pPr>
+            <w:r/>
+            <w:r>
+              <w:rPr>
+                <w:sz w:val="15"/>
+              </w:rPr>
+              <w:t>High</w:t>
+            </w:r>
+          </w:p>
+        </w:tc>
+        <w:tc>
+          <w:tcPr>
+            <w:tcW w:type="dxa" w:w="2736"/>
+          </w:tcPr>
+          <w:p>
+            <w:pPr>
+              <w:spacing w:line="240" w:lineRule="auto"/>
+            </w:pPr>
+            <w:r/>
+            <w:r>
+              <w:rPr>
+                <w:sz w:val="15"/>
+              </w:rPr>
+              <w:t>Groundedness measured as recall of retrieved entities, so a plan built without data scores low even when it reads well</w:t>
+            </w:r>
+          </w:p>
+        </w:tc>
+        <w:tc>
+          <w:tcPr>
+            <w:tcW w:type="dxa" w:w="2736"/>
+          </w:tcPr>
+          <w:p>
+            <w:pPr>
+              <w:spacing w:line="240" w:lineRule="auto"/>
+            </w:pPr>
+            <w:r/>
+            <w:r>
+              <w:rPr>
+                <w:sz w:val="15"/>
+              </w:rPr>
+              <w:t>OCCURRED on the first end-to-end run: every tool call was failing and the itinerary looked complete. This is why the metric exists (Section 5.2)</w:t>
+            </w:r>
+          </w:p>
+        </w:tc>
+      </w:tr>
+      <w:tr>
+        <w:tc>
+          <w:tcPr>
+            <w:tcW w:type="dxa" w:w="1944"/>
+          </w:tcPr>
+          <w:p>
+            <w:pPr>
+              <w:spacing w:line="240" w:lineRule="auto"/>
+            </w:pPr>
+            <w:r/>
+            <w:r>
+              <w:rPr>
+                <w:sz w:val="15"/>
+              </w:rPr>
+              <w:t>Reported numbers drift away from the measured data</w:t>
+            </w:r>
+          </w:p>
+        </w:tc>
+        <w:tc>
+          <w:tcPr>
+            <w:tcW w:type="dxa" w:w="893"/>
+          </w:tcPr>
+          <w:p>
+            <w:pPr>
+              <w:spacing w:line="240" w:lineRule="auto"/>
+            </w:pPr>
+            <w:r/>
+            <w:r>
+              <w:rPr>
+                <w:sz w:val="15"/>
+              </w:rPr>
+              <w:t>Medium</w:t>
+            </w:r>
+          </w:p>
+        </w:tc>
+        <w:tc>
+          <w:tcPr>
+            <w:tcW w:type="dxa" w:w="792"/>
+          </w:tcPr>
+          <w:p>
+            <w:pPr>
+              <w:spacing w:line="240" w:lineRule="auto"/>
+            </w:pPr>
+            <w:r/>
+            <w:r>
+              <w:rPr>
+                <w:sz w:val="15"/>
+              </w:rPr>
+              <w:t>High</w:t>
+            </w:r>
+          </w:p>
+        </w:tc>
+        <w:tc>
+          <w:tcPr>
+            <w:tcW w:type="dxa" w:w="2736"/>
+          </w:tcPr>
+          <w:p>
+            <w:pPr>
+              <w:spacing w:line="240" w:lineRule="auto"/>
+            </w:pPr>
+            <w:r/>
+            <w:r>
+              <w:rPr>
+                <w:sz w:val="15"/>
+              </w:rPr>
+              <w:t>Every figure interpolated from the results files at build time, and a perturbation test that corrupts the data and fails if any printed number does not move</w:t>
+            </w:r>
+          </w:p>
+        </w:tc>
+        <w:tc>
+          <w:tcPr>
+            <w:tcW w:type="dxa" w:w="2736"/>
+          </w:tcPr>
+          <w:p>
+            <w:pPr>
+              <w:spacing w:line="240" w:lineRule="auto"/>
+            </w:pPr>
+            <w:r/>
+            <w:r>
+              <w:rPr>
+                <w:sz w:val="15"/>
+              </w:rPr>
+              <w:t>Controlled. The proof runs on every build and is reported in Appendix K</w:t>
+            </w:r>
+          </w:p>
+        </w:tc>
+      </w:tr>
+      <w:tr>
+        <w:tc>
+          <w:tcPr>
+            <w:tcW w:type="dxa" w:w="1944"/>
+          </w:tcPr>
+          <w:p>
+            <w:pPr>
+              <w:spacing w:line="240" w:lineRule="auto"/>
+            </w:pPr>
+            <w:r/>
+            <w:r>
+              <w:rPr>
+                <w:sz w:val="15"/>
+              </w:rPr>
+              <w:t>Credentials committed to version control or printed in logs</w:t>
+            </w:r>
+          </w:p>
+        </w:tc>
+        <w:tc>
+          <w:tcPr>
+            <w:tcW w:type="dxa" w:w="893"/>
+          </w:tcPr>
+          <w:p>
+            <w:pPr>
+              <w:spacing w:line="240" w:lineRule="auto"/>
+            </w:pPr>
+            <w:r/>
+            <w:r>
+              <w:rPr>
+                <w:sz w:val="15"/>
+              </w:rPr>
+              <w:t>Medium</w:t>
+            </w:r>
+          </w:p>
+        </w:tc>
+        <w:tc>
+          <w:tcPr>
+            <w:tcW w:type="dxa" w:w="792"/>
+          </w:tcPr>
+          <w:p>
+            <w:pPr>
+              <w:spacing w:line="240" w:lineRule="auto"/>
+            </w:pPr>
+            <w:r/>
+            <w:r>
+              <w:rPr>
+                <w:sz w:val="15"/>
+              </w:rPr>
+              <w:t>High</w:t>
+            </w:r>
+          </w:p>
+        </w:tc>
+        <w:tc>
+          <w:tcPr>
+            <w:tcW w:type="dxa" w:w="2736"/>
+          </w:tcPr>
+          <w:p>
+            <w:pPr>
+              <w:spacing w:line="240" w:lineRule="auto"/>
+            </w:pPr>
+            <w:r/>
+            <w:r>
+              <w:rPr>
+                <w:sz w:val="15"/>
+              </w:rPr>
+              <w:t>Keys confined to an ignored .env; request headers excluded from the response cache; third-party loggers raised above INFO because the model key travels in the URL</w:t>
+            </w:r>
+          </w:p>
+        </w:tc>
+        <w:tc>
+          <w:tcPr>
+            <w:tcW w:type="dxa" w:w="2736"/>
+          </w:tcPr>
+          <w:p>
+            <w:pPr>
+              <w:spacing w:line="240" w:lineRule="auto"/>
+            </w:pPr>
+            <w:r/>
+            <w:r>
+              <w:rPr>
+                <w:sz w:val="15"/>
+              </w:rPr>
+              <w:t>Controlled. No credential appears in any tracked file or committed response</w:t>
+            </w:r>
+          </w:p>
+        </w:tc>
+      </w:tr>
+      <w:tr>
+        <w:tc>
+          <w:tcPr>
+            <w:tcW w:type="dxa" w:w="1944"/>
+          </w:tcPr>
+          <w:p>
+            <w:pPr>
+              <w:spacing w:line="240" w:lineRule="auto"/>
+            </w:pPr>
+            <w:r/>
+            <w:r>
+              <w:rPr>
+                <w:sz w:val="15"/>
+              </w:rPr>
+              <w:t>Scope too large for one part-time project</w:t>
+            </w:r>
+          </w:p>
+        </w:tc>
+        <w:tc>
+          <w:tcPr>
+            <w:tcW w:type="dxa" w:w="893"/>
+          </w:tcPr>
+          <w:p>
+            <w:pPr>
+              <w:spacing w:line="240" w:lineRule="auto"/>
+            </w:pPr>
+            <w:r/>
+            <w:r>
+              <w:rPr>
+                <w:sz w:val="15"/>
+              </w:rPr>
+              <w:t>High</w:t>
+            </w:r>
+          </w:p>
+        </w:tc>
+        <w:tc>
+          <w:tcPr>
+            <w:tcW w:type="dxa" w:w="792"/>
+          </w:tcPr>
+          <w:p>
+            <w:pPr>
+              <w:spacing w:line="240" w:lineRule="auto"/>
+            </w:pPr>
+            <w:r/>
+            <w:r>
+              <w:rPr>
+                <w:sz w:val="15"/>
+              </w:rPr>
+              <w:t>Medium</w:t>
+            </w:r>
+          </w:p>
+        </w:tc>
+        <w:tc>
+          <w:tcPr>
+            <w:tcW w:type="dxa" w:w="2736"/>
+          </w:tcPr>
+          <w:p>
+            <w:pPr>
+              <w:spacing w:line="240" w:lineRule="auto"/>
+            </w:pPr>
+            <w:r/>
+            <w:r>
+              <w:rPr>
+                <w:sz w:val="15"/>
+              </w:rPr>
+              <w:t>Four architectures reduced to the minimum that still isolates the variable; questions answerable without quota answered in full</w:t>
+            </w:r>
+          </w:p>
+        </w:tc>
+        <w:tc>
+          <w:tcPr>
+            <w:tcW w:type="dxa" w:w="2736"/>
+          </w:tcPr>
+          <w:p>
+            <w:pPr>
+              <w:spacing w:line="240" w:lineRule="auto"/>
+            </w:pPr>
+            <w:r/>
+            <w:r>
+              <w:rPr>
+                <w:sz w:val="15"/>
+              </w:rPr>
+              <w:t>Managed. Protocol conformance and the feasibility gate were evaluated across all 20 scenarios because neither needs the network, and both produced negative findings</w:t>
+            </w:r>
+          </w:p>
+        </w:tc>
+      </w:tr>
+      <w:tr>
+        <w:tc>
+          <w:tcPr>
+            <w:tcW w:type="dxa" w:w="1944"/>
+          </w:tcPr>
+          <w:p>
+            <w:pPr>
+              <w:spacing w:line="240" w:lineRule="auto"/>
+            </w:pPr>
+            <w:r/>
+            <w:r>
+              <w:rPr>
+                <w:sz w:val="15"/>
+              </w:rPr>
+              <w:t>Single point of failure: one laptop, one author</w:t>
+            </w:r>
+          </w:p>
+        </w:tc>
+        <w:tc>
+          <w:tcPr>
+            <w:tcW w:type="dxa" w:w="893"/>
+          </w:tcPr>
+          <w:p>
+            <w:pPr>
+              <w:spacing w:line="240" w:lineRule="auto"/>
+            </w:pPr>
+            <w:r/>
+            <w:r>
+              <w:rPr>
+                <w:sz w:val="15"/>
+              </w:rPr>
+              <w:t>Medium</w:t>
+            </w:r>
+          </w:p>
+        </w:tc>
+        <w:tc>
+          <w:tcPr>
+            <w:tcW w:type="dxa" w:w="792"/>
+          </w:tcPr>
+          <w:p>
+            <w:pPr>
+              <w:spacing w:line="240" w:lineRule="auto"/>
+            </w:pPr>
+            <w:r/>
+            <w:r>
+              <w:rPr>
+                <w:sz w:val="15"/>
+              </w:rPr>
+              <w:t>Medium</w:t>
+            </w:r>
+          </w:p>
+        </w:tc>
+        <w:tc>
+          <w:tcPr>
+            <w:tcW w:type="dxa" w:w="2736"/>
+          </w:tcPr>
+          <w:p>
+            <w:pPr>
+              <w:spacing w:line="240" w:lineRule="auto"/>
+            </w:pPr>
+            <w:r/>
+            <w:r>
+              <w:rPr>
+                <w:sz w:val="15"/>
+              </w:rPr>
+              <w:t>Everything in version control; the evaluation reproducible from the committed cache with no credentials</w:t>
+            </w:r>
+          </w:p>
+        </w:tc>
+        <w:tc>
+          <w:tcPr>
+            <w:tcW w:type="dxa" w:w="2736"/>
+          </w:tcPr>
+          <w:p>
+            <w:pPr>
+              <w:spacing w:line="240" w:lineRule="auto"/>
+            </w:pPr>
+            <w:r/>
+            <w:r>
+              <w:rPr>
+                <w:sz w:val="15"/>
+              </w:rPr>
+              <w:t>Controlled, with a residual: the repository is the only copy until it is pushed to a remote</w:t>
+            </w:r>
+          </w:p>
+        </w:tc>
+      </w:tr>
+    </w:tbl>
+    <w:p/>
+    <w:p>
+      <w:r>
+        <w:br w:type="page"/>
+      </w:r>
+    </w:p>
+    <w:p>
+      <w:pPr>
+        <w:pStyle w:val="Heading1"/>
+      </w:pPr>
+      <w:r>
+        <w:t>Appendix K — Provenance of the reported results</w:t>
+      </w:r>
+    </w:p>
+    <w:p>
+      <w:pPr>
+        <w:spacing w:line="240" w:lineRule="auto"/>
+        <w:jc w:val="center"/>
+      </w:pPr>
+      <w:r>
+        <w:rPr>
+          <w:i/>
+          <w:color w:val="52514E"/>
+          <w:sz w:val="19"/>
+        </w:rPr>
+        <w:t>Table 8.17: Provenance of every quantitative result in this dissertation.</w:t>
       </w:r>
     </w:p>
     <w:tbl>
@@ -17458,7 +18325,7 @@
               <w:rPr>
                 <w:sz w:val="19"/>
               </w:rPr>
-              <w:t>108</w:t>
+              <w:t>111</w:t>
             </w:r>
           </w:p>
         </w:tc>
@@ -17530,7 +18397,7 @@
               <w:rPr>
                 <w:sz w:val="19"/>
               </w:rPr>
-              <w:t>2026-08-23</w:t>
+              <w:t>2026-08-24</w:t>
             </w:r>
           </w:p>
         </w:tc>
@@ -17836,7 +18703,15 @@
         <w:spacing w:line="276" w:lineRule="auto" w:after="60"/>
       </w:pPr>
       <w:r>
-        <w:t>Table 8.16   Provenance of every quantitative result in this dissertation.</w:t>
+        <w:t>Table 8.16   Risk register: the assessment made at the start, the control built for it, and the outcome. Three of the eight risks occurred.</w:t>
+      </w:r>
+    </w:p>
+    <w:p>
+      <w:pPr>
+        <w:spacing w:line="276" w:lineRule="auto" w:after="60"/>
+      </w:pPr>
+      <w:r>
+        <w:t>Table 8.17   Provenance of every quantitative result in this dissertation.</w:t>
       </w:r>
     </w:p>
     <w:sectPr>
